--- a/新泰週報20260607[2623]B4F.docx
+++ b/新泰週報20260607[2623]B4F.docx
@@ -1,6 +1,6 @@
 
 <file path=word/document.xml><?xml version="1.0" encoding="utf-8"?>
-<w:document xmlns:wpc="http://schemas.microsoft.com/office/word/2010/wordprocessingCanvas" xmlns:mc="http://schemas.openxmlformats.org/markup-compatibility/2006" xmlns:o="urn:schemas-microsoft-com:office:office" xmlns:r="http://schemas.openxmlformats.org/officeDocument/2006/relationships" xmlns:m="http://schemas.openxmlformats.org/officeDocument/2006/math" xmlns:v="urn:schemas-microsoft-com:vml" xmlns:wp14="http://schemas.microsoft.com/office/word/2010/wordprocessingDrawing" xmlns:wp="http://schemas.openxmlformats.org/drawingml/2006/wordprocessingDrawing" xmlns:w10="urn:schemas-microsoft-com:office:word" xmlns:w="http://schemas.openxmlformats.org/wordprocessingml/2006/main" xmlns:w14="http://schemas.microsoft.com/office/word/2010/wordml" xmlns:w15="http://schemas.microsoft.com/office/word/2012/wordml" xmlns:wpg="http://schemas.microsoft.com/office/word/2010/wordprocessingGroup" xmlns:wpi="http://schemas.microsoft.com/office/word/2010/wordprocessingInk" xmlns:wne="http://schemas.microsoft.com/office/word/2006/wordml" xmlns:wps="http://schemas.microsoft.com/office/word/2010/wordprocessingShape" mc:Ignorable="w14 w15 wp14">
+<w:document xmlns:wpc="http://schemas.microsoft.com/office/word/2010/wordprocessingCanvas" xmlns:cx="http://schemas.microsoft.com/office/drawing/2014/chartex" xmlns:cx1="http://schemas.microsoft.com/office/drawing/2015/9/8/chartex" xmlns:cx2="http://schemas.microsoft.com/office/drawing/2015/10/21/chartex" xmlns:cx3="http://schemas.microsoft.com/office/drawing/2016/5/9/chartex" xmlns:cx4="http://schemas.microsoft.com/office/drawing/2016/5/10/chartex" xmlns:cx5="http://schemas.microsoft.com/office/drawing/2016/5/11/chartex" xmlns:cx6="http://schemas.microsoft.com/office/drawing/2016/5/12/chartex" xmlns:cx7="http://schemas.microsoft.com/office/drawing/2016/5/13/chartex" xmlns:cx8="http://schemas.microsoft.com/office/drawing/2016/5/14/chartex" xmlns:mc="http://schemas.openxmlformats.org/markup-compatibility/2006" xmlns:aink="http://schemas.microsoft.com/office/drawing/2016/ink" xmlns:am3d="http://schemas.microsoft.com/office/drawing/2017/model3d" xmlns:o="urn:schemas-microsoft-com:office:office" xmlns:oel="http://schemas.microsoft.com/office/2019/extlst" xmlns:r="http://schemas.openxmlformats.org/officeDocument/2006/relationships" xmlns:m="http://schemas.openxmlformats.org/officeDocument/2006/math" xmlns:v="urn:schemas-microsoft-com:vml" xmlns:wp14="http://schemas.microsoft.com/office/word/2010/wordprocessingDrawing" xmlns:wp="http://schemas.openxmlformats.org/drawingml/2006/wordprocessingDrawing" xmlns:w10="urn:schemas-microsoft-com:office:word" xmlns:w="http://schemas.openxmlformats.org/wordprocessingml/2006/main" xmlns:w14="http://schemas.microsoft.com/office/word/2010/wordml" xmlns:w15="http://schemas.microsoft.com/office/word/2012/wordml" xmlns:w16cex="http://schemas.microsoft.com/office/word/2018/wordml/cex" xmlns:w16cid="http://schemas.microsoft.com/office/word/2016/wordml/cid" xmlns:w16="http://schemas.microsoft.com/office/word/2018/wordml" xmlns:w16sdtdh="http://schemas.microsoft.com/office/word/2020/wordml/sdtdatahash" xmlns:w16se="http://schemas.microsoft.com/office/word/2015/wordml/symex" xmlns:wpg="http://schemas.microsoft.com/office/word/2010/wordprocessingGroup" xmlns:wpi="http://schemas.microsoft.com/office/word/2010/wordprocessingInk" xmlns:wne="http://schemas.microsoft.com/office/word/2006/wordml" xmlns:wps="http://schemas.microsoft.com/office/word/2010/wordprocessingShape" mc:Ignorable="w14 w15 w16se w16cid w16 w16cex w16sdtdh wp14">
   <w:body>
     <w:p>
       <w:pPr>
@@ -3326,9 +3326,14 @@
     </w:p>
     <w:p>
       <w:pPr>
+        <w:pStyle w:val="a8"/>
+        <w:numPr>
+          <w:ilvl w:val="0"/>
+          <w:numId w:val="19"/>
+        </w:numPr>
         <w:snapToGrid w:val="0"/>
         <w:spacing w:line="300" w:lineRule="exact"/>
-        <w:ind w:leftChars="-59" w:left="-142"/>
+        <w:ind w:leftChars="0"/>
         <w:rPr>
           <w:rFonts w:asciiTheme="majorBidi" w:eastAsia="標楷體" w:hAnsiTheme="majorBidi" w:cstheme="majorBidi"/>
           <w:bCs/>
@@ -3345,14 +3350,15 @@
           <w:sz w:val="26"/>
           <w:szCs w:val="26"/>
         </w:rPr>
-        <w:t>全能上帝，我活命的主宰，</w:t>
+        <w:t>主耶和華至尊至大</w:t>
       </w:r>
     </w:p>
     <w:p>
       <w:pPr>
+        <w:pStyle w:val="a8"/>
         <w:snapToGrid w:val="0"/>
         <w:spacing w:line="300" w:lineRule="exact"/>
-        <w:ind w:leftChars="-59" w:left="-142"/>
+        <w:ind w:leftChars="0" w:left="218"/>
         <w:rPr>
           <w:rFonts w:asciiTheme="majorBidi" w:eastAsia="標楷體" w:hAnsiTheme="majorBidi" w:cstheme="majorBidi"/>
           <w:bCs/>
@@ -3369,14 +3375,37 @@
           <w:sz w:val="26"/>
           <w:szCs w:val="26"/>
         </w:rPr>
-        <w:t>祢施行公義慈愛。</w:t>
+        <w:t>當</w:t>
+      </w:r>
+      <w:proofErr w:type="gramStart"/>
+      <w:r>
+        <w:rPr>
+          <w:rFonts w:asciiTheme="majorBidi" w:eastAsia="標楷體" w:hAnsiTheme="majorBidi" w:cstheme="majorBidi" w:hint="eastAsia"/>
+          <w:bCs/>
+          <w:w w:val="80"/>
+          <w:sz w:val="26"/>
+          <w:szCs w:val="26"/>
+        </w:rPr>
+        <w:t>謳咾祂</w:t>
+      </w:r>
+      <w:proofErr w:type="gramEnd"/>
+      <w:r>
+        <w:rPr>
+          <w:rFonts w:asciiTheme="majorBidi" w:eastAsia="標楷體" w:hAnsiTheme="majorBidi" w:cstheme="majorBidi" w:hint="eastAsia"/>
+          <w:bCs/>
+          <w:w w:val="80"/>
+          <w:sz w:val="26"/>
+          <w:szCs w:val="26"/>
+        </w:rPr>
+        <w:t>的名</w:t>
       </w:r>
     </w:p>
     <w:p>
       <w:pPr>
+        <w:pStyle w:val="a8"/>
         <w:snapToGrid w:val="0"/>
         <w:spacing w:line="300" w:lineRule="exact"/>
-        <w:ind w:leftChars="-59" w:left="-142"/>
+        <w:ind w:leftChars="0" w:left="218"/>
         <w:rPr>
           <w:rFonts w:asciiTheme="majorBidi" w:eastAsia="標楷體" w:hAnsiTheme="majorBidi" w:cstheme="majorBidi"/>
           <w:bCs/>
@@ -3393,14 +3422,15 @@
           <w:sz w:val="26"/>
           <w:szCs w:val="26"/>
         </w:rPr>
-        <w:t>在於祢無一項難成的事，</w:t>
+        <w:t>宇宙萬物以及人類</w:t>
       </w:r>
     </w:p>
     <w:p>
       <w:pPr>
+        <w:pStyle w:val="a8"/>
         <w:snapToGrid w:val="0"/>
         <w:spacing w:line="300" w:lineRule="exact"/>
-        <w:ind w:leftChars="-59" w:left="-142"/>
+        <w:ind w:leftChars="0" w:left="218"/>
         <w:rPr>
           <w:rFonts w:asciiTheme="majorBidi" w:eastAsia="標楷體" w:hAnsiTheme="majorBidi" w:cstheme="majorBidi"/>
           <w:bCs/>
@@ -3417,14 +3447,41 @@
           <w:sz w:val="26"/>
           <w:szCs w:val="26"/>
         </w:rPr>
-        <w:t>我信靠祢。</w:t>
+        <w:t>都是由</w:t>
+      </w:r>
+      <w:proofErr w:type="gramStart"/>
+      <w:r>
+        <w:rPr>
+          <w:rFonts w:asciiTheme="majorBidi" w:eastAsia="標楷體" w:hAnsiTheme="majorBidi" w:cstheme="majorBidi" w:hint="eastAsia"/>
+          <w:bCs/>
+          <w:w w:val="80"/>
+          <w:sz w:val="26"/>
+          <w:szCs w:val="26"/>
+        </w:rPr>
+        <w:t>祂</w:t>
+      </w:r>
+      <w:proofErr w:type="gramEnd"/>
+      <w:r>
+        <w:rPr>
+          <w:rFonts w:asciiTheme="majorBidi" w:eastAsia="標楷體" w:hAnsiTheme="majorBidi" w:cstheme="majorBidi" w:hint="eastAsia"/>
+          <w:bCs/>
+          <w:w w:val="80"/>
+          <w:sz w:val="26"/>
+          <w:szCs w:val="26"/>
+        </w:rPr>
+        <w:t>造成</w:t>
       </w:r>
     </w:p>
     <w:p>
       <w:pPr>
+        <w:pStyle w:val="a8"/>
+        <w:numPr>
+          <w:ilvl w:val="0"/>
+          <w:numId w:val="19"/>
+        </w:numPr>
         <w:snapToGrid w:val="0"/>
         <w:spacing w:line="300" w:lineRule="exact"/>
-        <w:ind w:leftChars="-59" w:left="-142"/>
+        <w:ind w:leftChars="0"/>
         <w:rPr>
           <w:rFonts w:asciiTheme="majorBidi" w:eastAsia="標楷體" w:hAnsiTheme="majorBidi" w:cstheme="majorBidi"/>
           <w:bCs/>
@@ -3441,9 +3498,23 @@
           <w:sz w:val="26"/>
           <w:szCs w:val="26"/>
         </w:rPr>
-        <w:t>有時黑暗親像</w:t>
-      </w:r>
-      <w:proofErr w:type="gramStart"/>
+        <w:t>主的律法極其完全</w:t>
+      </w:r>
+    </w:p>
+    <w:p>
+      <w:pPr>
+        <w:pStyle w:val="a8"/>
+        <w:snapToGrid w:val="0"/>
+        <w:spacing w:line="300" w:lineRule="exact"/>
+        <w:ind w:leftChars="0" w:left="218"/>
+        <w:rPr>
+          <w:rFonts w:asciiTheme="majorBidi" w:eastAsia="標楷體" w:hAnsiTheme="majorBidi" w:cstheme="majorBidi"/>
+          <w:bCs/>
+          <w:w w:val="80"/>
+          <w:sz w:val="26"/>
+          <w:szCs w:val="26"/>
+        </w:rPr>
+      </w:pPr>
       <w:r>
         <w:rPr>
           <w:rFonts w:asciiTheme="majorBidi" w:eastAsia="標楷體" w:hAnsiTheme="majorBidi" w:cstheme="majorBidi" w:hint="eastAsia"/>
@@ -3452,9 +3523,9 @@
           <w:sz w:val="26"/>
           <w:szCs w:val="26"/>
         </w:rPr>
-        <w:t>較贏光明</w:t>
-      </w:r>
-      <w:proofErr w:type="gramEnd"/>
+        <w:t>當降服順趁</w:t>
+      </w:r>
+      <w:proofErr w:type="gramStart"/>
       <w:r>
         <w:rPr>
           <w:rFonts w:asciiTheme="majorBidi" w:eastAsia="標楷體" w:hAnsiTheme="majorBidi" w:cstheme="majorBidi" w:hint="eastAsia"/>
@@ -3463,14 +3534,16 @@
           <w:sz w:val="26"/>
           <w:szCs w:val="26"/>
         </w:rPr>
-        <w:t>，</w:t>
-      </w:r>
+        <w:t>祂</w:t>
+      </w:r>
+      <w:proofErr w:type="gramEnd"/>
     </w:p>
     <w:p>
       <w:pPr>
+        <w:pStyle w:val="a8"/>
         <w:snapToGrid w:val="0"/>
         <w:spacing w:line="300" w:lineRule="exact"/>
-        <w:ind w:leftChars="-59" w:left="-142"/>
+        <w:ind w:leftChars="0" w:left="218"/>
         <w:rPr>
           <w:rFonts w:asciiTheme="majorBidi" w:eastAsia="標楷體" w:hAnsiTheme="majorBidi" w:cstheme="majorBidi"/>
           <w:bCs/>
@@ -3487,14 +3560,37 @@
           <w:sz w:val="26"/>
           <w:szCs w:val="26"/>
         </w:rPr>
-        <w:t>我無力改變逆境。</w:t>
+        <w:t>世間賢人愚</w:t>
+      </w:r>
+      <w:proofErr w:type="gramStart"/>
+      <w:r>
+        <w:rPr>
+          <w:rFonts w:asciiTheme="majorBidi" w:eastAsia="標楷體" w:hAnsiTheme="majorBidi" w:cstheme="majorBidi" w:hint="eastAsia"/>
+          <w:bCs/>
+          <w:w w:val="80"/>
+          <w:sz w:val="26"/>
+          <w:szCs w:val="26"/>
+        </w:rPr>
+        <w:t>戇</w:t>
+      </w:r>
+      <w:proofErr w:type="gramEnd"/>
+      <w:r>
+        <w:rPr>
+          <w:rFonts w:asciiTheme="majorBidi" w:eastAsia="標楷體" w:hAnsiTheme="majorBidi" w:cstheme="majorBidi" w:hint="eastAsia"/>
+          <w:bCs/>
+          <w:w w:val="80"/>
+          <w:sz w:val="26"/>
+          <w:szCs w:val="26"/>
+        </w:rPr>
+        <w:t>自專</w:t>
       </w:r>
     </w:p>
     <w:p>
       <w:pPr>
+        <w:pStyle w:val="a8"/>
         <w:snapToGrid w:val="0"/>
         <w:spacing w:line="300" w:lineRule="exact"/>
-        <w:ind w:leftChars="-59" w:left="-142"/>
+        <w:ind w:leftChars="0" w:left="218"/>
         <w:rPr>
           <w:rFonts w:asciiTheme="majorBidi" w:eastAsia="標楷體" w:hAnsiTheme="majorBidi" w:cstheme="majorBidi"/>
           <w:bCs/>
@@ -3511,14 +3607,19 @@
           <w:sz w:val="26"/>
           <w:szCs w:val="26"/>
         </w:rPr>
-        <w:t>總是我知祢萬事攏會，</w:t>
+        <w:t>驕傲去行不義</w:t>
       </w:r>
     </w:p>
     <w:p>
       <w:pPr>
+        <w:pStyle w:val="a8"/>
+        <w:numPr>
+          <w:ilvl w:val="0"/>
+          <w:numId w:val="19"/>
+        </w:numPr>
         <w:snapToGrid w:val="0"/>
         <w:spacing w:line="300" w:lineRule="exact"/>
-        <w:ind w:leftChars="-59" w:left="-142"/>
+        <w:ind w:leftChars="0"/>
         <w:rPr>
           <w:rFonts w:asciiTheme="majorBidi" w:eastAsia="標楷體" w:hAnsiTheme="majorBidi" w:cstheme="majorBidi"/>
           <w:bCs/>
@@ -3535,14 +3636,15 @@
           <w:sz w:val="26"/>
           <w:szCs w:val="26"/>
         </w:rPr>
-        <w:t>我信靠祢。</w:t>
+        <w:t>主耶和華慈悲仁愛</w:t>
       </w:r>
     </w:p>
     <w:p>
       <w:pPr>
+        <w:pStyle w:val="a8"/>
         <w:snapToGrid w:val="0"/>
         <w:spacing w:line="300" w:lineRule="exact"/>
-        <w:ind w:leftChars="-59" w:left="-142"/>
+        <w:ind w:leftChars="0" w:left="218"/>
         <w:rPr>
           <w:rFonts w:asciiTheme="majorBidi" w:eastAsia="標楷體" w:hAnsiTheme="majorBidi" w:cstheme="majorBidi"/>
           <w:bCs/>
@@ -3559,14 +3661,15 @@
           <w:sz w:val="26"/>
           <w:szCs w:val="26"/>
         </w:rPr>
-        <w:t>全知全能慈愛上帝，</w:t>
+        <w:t>親像父母愛子</w:t>
       </w:r>
     </w:p>
     <w:p>
       <w:pPr>
+        <w:pStyle w:val="a8"/>
         <w:snapToGrid w:val="0"/>
         <w:spacing w:line="300" w:lineRule="exact"/>
-        <w:ind w:leftChars="-59" w:left="-142"/>
+        <w:ind w:leftChars="0" w:left="218"/>
         <w:rPr>
           <w:rFonts w:asciiTheme="majorBidi" w:eastAsia="標楷體" w:hAnsiTheme="majorBidi" w:cstheme="majorBidi"/>
           <w:bCs/>
@@ -3583,14 +3686,37 @@
           <w:sz w:val="26"/>
           <w:szCs w:val="26"/>
         </w:rPr>
-        <w:t>祢的信實到萬世。</w:t>
+        <w:t>主的</w:t>
+      </w:r>
+      <w:proofErr w:type="gramStart"/>
+      <w:r>
+        <w:rPr>
+          <w:rFonts w:asciiTheme="majorBidi" w:eastAsia="標楷體" w:hAnsiTheme="majorBidi" w:cstheme="majorBidi" w:hint="eastAsia"/>
+          <w:bCs/>
+          <w:w w:val="80"/>
+          <w:sz w:val="26"/>
+          <w:szCs w:val="26"/>
+        </w:rPr>
+        <w:t>愛疼直到</w:t>
+      </w:r>
+      <w:proofErr w:type="gramEnd"/>
+      <w:r>
+        <w:rPr>
+          <w:rFonts w:asciiTheme="majorBidi" w:eastAsia="標楷體" w:hAnsiTheme="majorBidi" w:cstheme="majorBidi" w:hint="eastAsia"/>
+          <w:bCs/>
+          <w:w w:val="80"/>
+          <w:sz w:val="26"/>
+          <w:szCs w:val="26"/>
+        </w:rPr>
+        <w:t>萬代</w:t>
       </w:r>
     </w:p>
     <w:p>
       <w:pPr>
+        <w:pStyle w:val="a8"/>
         <w:snapToGrid w:val="0"/>
         <w:spacing w:line="300" w:lineRule="exact"/>
-        <w:ind w:leftChars="-59" w:left="-142"/>
+        <w:ind w:leftChars="0" w:left="218"/>
         <w:rPr>
           <w:rFonts w:asciiTheme="majorBidi" w:eastAsia="標楷體" w:hAnsiTheme="majorBidi" w:cstheme="majorBidi"/>
           <w:bCs/>
@@ -3607,14 +3733,19 @@
           <w:sz w:val="26"/>
           <w:szCs w:val="26"/>
         </w:rPr>
-        <w:t>喔，祢的右手有大權能，</w:t>
+        <w:t>所應允都必成</w:t>
       </w:r>
     </w:p>
     <w:p>
       <w:pPr>
+        <w:pStyle w:val="a8"/>
+        <w:numPr>
+          <w:ilvl w:val="0"/>
+          <w:numId w:val="19"/>
+        </w:numPr>
         <w:snapToGrid w:val="0"/>
         <w:spacing w:line="300" w:lineRule="exact"/>
-        <w:ind w:leftChars="-59" w:left="-142"/>
+        <w:ind w:leftChars="0"/>
         <w:rPr>
           <w:rFonts w:asciiTheme="majorBidi" w:eastAsia="標楷體" w:hAnsiTheme="majorBidi" w:cstheme="majorBidi"/>
           <w:bCs/>
@@ -3631,14 +3762,15 @@
           <w:sz w:val="26"/>
           <w:szCs w:val="26"/>
         </w:rPr>
-        <w:t>祢的判斷公正。</w:t>
+        <w:t>主的道理永遠存在</w:t>
       </w:r>
     </w:p>
     <w:p>
       <w:pPr>
+        <w:pStyle w:val="a8"/>
         <w:snapToGrid w:val="0"/>
         <w:spacing w:line="300" w:lineRule="exact"/>
-        <w:ind w:leftChars="-59" w:left="-142"/>
+        <w:ind w:leftChars="0" w:left="218"/>
         <w:rPr>
           <w:rFonts w:asciiTheme="majorBidi" w:eastAsia="標楷體" w:hAnsiTheme="majorBidi" w:cstheme="majorBidi"/>
           <w:bCs/>
@@ -3647,6 +3779,7 @@
           <w:szCs w:val="26"/>
         </w:rPr>
       </w:pPr>
+      <w:proofErr w:type="gramStart"/>
       <w:r>
         <w:rPr>
           <w:rFonts w:asciiTheme="majorBidi" w:eastAsia="標楷體" w:hAnsiTheme="majorBidi" w:cstheme="majorBidi" w:hint="eastAsia"/>
@@ -3655,14 +3788,16 @@
           <w:sz w:val="26"/>
           <w:szCs w:val="26"/>
         </w:rPr>
-        <w:t>全能上帝，我活命的主宰，</w:t>
-      </w:r>
+        <w:t>至尊至貴無比</w:t>
+      </w:r>
+      <w:proofErr w:type="gramEnd"/>
     </w:p>
     <w:p>
       <w:pPr>
+        <w:pStyle w:val="a8"/>
         <w:snapToGrid w:val="0"/>
         <w:spacing w:line="300" w:lineRule="exact"/>
-        <w:ind w:leftChars="-59" w:left="-142"/>
+        <w:ind w:leftChars="0" w:left="218"/>
         <w:rPr>
           <w:rFonts w:asciiTheme="majorBidi" w:eastAsia="標楷體" w:hAnsiTheme="majorBidi" w:cstheme="majorBidi"/>
           <w:bCs/>
@@ -3679,14 +3814,15 @@
           <w:sz w:val="26"/>
           <w:szCs w:val="26"/>
         </w:rPr>
-        <w:t>祢施行公義慈愛。</w:t>
+        <w:t>主的審判公明正大</w:t>
       </w:r>
     </w:p>
     <w:p>
       <w:pPr>
+        <w:pStyle w:val="a8"/>
         <w:snapToGrid w:val="0"/>
         <w:spacing w:line="300" w:lineRule="exact"/>
-        <w:ind w:leftChars="-59" w:left="-142"/>
+        <w:ind w:leftChars="0" w:left="218"/>
         <w:rPr>
           <w:rFonts w:asciiTheme="majorBidi" w:eastAsia="標楷體" w:hAnsiTheme="majorBidi" w:cstheme="majorBidi"/>
           <w:bCs/>
@@ -3695,6 +3831,7 @@
           <w:szCs w:val="26"/>
         </w:rPr>
       </w:pPr>
+      <w:proofErr w:type="gramStart"/>
       <w:r>
         <w:rPr>
           <w:rFonts w:asciiTheme="majorBidi" w:eastAsia="標楷體" w:hAnsiTheme="majorBidi" w:cstheme="majorBidi" w:hint="eastAsia"/>
@@ -3703,14 +3840,30 @@
           <w:sz w:val="26"/>
           <w:szCs w:val="26"/>
         </w:rPr>
-        <w:t>在於祢無一項難成的事，</w:t>
+        <w:t>咱倘安心</w:t>
+      </w:r>
+      <w:proofErr w:type="gramEnd"/>
+      <w:r>
+        <w:rPr>
+          <w:rFonts w:asciiTheme="majorBidi" w:eastAsia="標楷體" w:hAnsiTheme="majorBidi" w:cstheme="majorBidi" w:hint="eastAsia"/>
+          <w:bCs/>
+          <w:w w:val="80"/>
+          <w:sz w:val="26"/>
+          <w:szCs w:val="26"/>
+        </w:rPr>
+        <w:t>歡喜</w:t>
       </w:r>
     </w:p>
     <w:p>
       <w:pPr>
+        <w:pStyle w:val="a8"/>
+        <w:numPr>
+          <w:ilvl w:val="0"/>
+          <w:numId w:val="19"/>
+        </w:numPr>
         <w:snapToGrid w:val="0"/>
         <w:spacing w:line="300" w:lineRule="exact"/>
-        <w:ind w:leftChars="-59" w:left="-142"/>
+        <w:ind w:leftChars="0"/>
         <w:rPr>
           <w:rFonts w:asciiTheme="majorBidi" w:eastAsia="標楷體" w:hAnsiTheme="majorBidi" w:cstheme="majorBidi"/>
           <w:bCs/>
@@ -3727,14 +3880,15 @@
           <w:sz w:val="26"/>
           <w:szCs w:val="26"/>
         </w:rPr>
-        <w:t>我信靠祢。</w:t>
+        <w:t>主的聖神無所不在</w:t>
       </w:r>
     </w:p>
     <w:p>
       <w:pPr>
+        <w:pStyle w:val="a8"/>
         <w:snapToGrid w:val="0"/>
         <w:spacing w:line="300" w:lineRule="exact"/>
-        <w:ind w:leftChars="-59" w:left="-142"/>
+        <w:ind w:leftChars="0" w:left="218"/>
         <w:rPr>
           <w:rFonts w:asciiTheme="majorBidi" w:eastAsia="標楷體" w:hAnsiTheme="majorBidi" w:cstheme="majorBidi"/>
           <w:bCs/>
@@ -3751,9 +3905,23 @@
           <w:sz w:val="26"/>
           <w:szCs w:val="26"/>
         </w:rPr>
-        <w:t>在列</w:t>
-      </w:r>
-      <w:proofErr w:type="gramStart"/>
+        <w:t>感化人反悔罪</w:t>
+      </w:r>
+    </w:p>
+    <w:p>
+      <w:pPr>
+        <w:pStyle w:val="a8"/>
+        <w:snapToGrid w:val="0"/>
+        <w:spacing w:line="300" w:lineRule="exact"/>
+        <w:ind w:leftChars="0" w:left="218"/>
+        <w:rPr>
+          <w:rFonts w:asciiTheme="majorBidi" w:eastAsia="標楷體" w:hAnsiTheme="majorBidi" w:cstheme="majorBidi"/>
+          <w:bCs/>
+          <w:w w:val="80"/>
+          <w:sz w:val="26"/>
+          <w:szCs w:val="26"/>
+        </w:rPr>
+      </w:pPr>
       <w:r>
         <w:rPr>
           <w:rFonts w:asciiTheme="majorBidi" w:eastAsia="標楷體" w:hAnsiTheme="majorBidi" w:cstheme="majorBidi" w:hint="eastAsia"/>
@@ -3762,9 +3930,9 @@
           <w:sz w:val="26"/>
           <w:szCs w:val="26"/>
         </w:rPr>
-        <w:t>邦</w:t>
-      </w:r>
-      <w:proofErr w:type="gramEnd"/>
+        <w:t>棄</w:t>
+      </w:r>
+      <w:proofErr w:type="gramStart"/>
       <w:r>
         <w:rPr>
           <w:rFonts w:asciiTheme="majorBidi" w:eastAsia="標楷體" w:hAnsiTheme="majorBidi" w:cstheme="majorBidi" w:hint="eastAsia"/>
@@ -3773,14 +3941,26 @@
           <w:sz w:val="26"/>
           <w:szCs w:val="26"/>
         </w:rPr>
-        <w:t>中我要讚美祢的作為，</w:t>
+        <w:t>惡歸善</w:t>
+      </w:r>
+      <w:proofErr w:type="gramEnd"/>
+      <w:r>
+        <w:rPr>
+          <w:rFonts w:asciiTheme="majorBidi" w:eastAsia="標楷體" w:hAnsiTheme="majorBidi" w:cstheme="majorBidi" w:hint="eastAsia"/>
+          <w:bCs/>
+          <w:w w:val="80"/>
+          <w:sz w:val="26"/>
+          <w:szCs w:val="26"/>
+        </w:rPr>
+        <w:t>誠心服事</w:t>
       </w:r>
     </w:p>
     <w:p>
       <w:pPr>
+        <w:pStyle w:val="a8"/>
         <w:snapToGrid w:val="0"/>
         <w:spacing w:line="300" w:lineRule="exact"/>
-        <w:ind w:leftChars="-59" w:left="-142"/>
+        <w:ind w:leftChars="0" w:left="218"/>
         <w:rPr>
           <w:rFonts w:asciiTheme="majorBidi" w:eastAsia="標楷體" w:hAnsiTheme="majorBidi" w:cstheme="majorBidi"/>
           <w:bCs/>
@@ -3797,22 +3977,9 @@
           <w:sz w:val="26"/>
           <w:szCs w:val="26"/>
         </w:rPr>
-        <w:t>我宣揚祢一切恩惠。</w:t>
-      </w:r>
-    </w:p>
-    <w:p>
-      <w:pPr>
-        <w:snapToGrid w:val="0"/>
-        <w:spacing w:line="300" w:lineRule="exact"/>
-        <w:ind w:leftChars="-59" w:left="-142"/>
-        <w:rPr>
-          <w:rFonts w:asciiTheme="majorBidi" w:eastAsia="標楷體" w:hAnsiTheme="majorBidi" w:cstheme="majorBidi"/>
-          <w:bCs/>
-          <w:w w:val="80"/>
-          <w:sz w:val="26"/>
-          <w:szCs w:val="26"/>
-        </w:rPr>
-      </w:pPr>
+        <w:t>歡喜</w:t>
+      </w:r>
+      <w:proofErr w:type="gramStart"/>
       <w:r>
         <w:rPr>
           <w:rFonts w:asciiTheme="majorBidi" w:eastAsia="標楷體" w:hAnsiTheme="majorBidi" w:cstheme="majorBidi" w:hint="eastAsia"/>
@@ -3821,22 +3988,9 @@
           <w:sz w:val="26"/>
           <w:szCs w:val="26"/>
         </w:rPr>
-        <w:t>祢用好物滿足我的心靈，</w:t>
-      </w:r>
-    </w:p>
-    <w:p>
-      <w:pPr>
-        <w:snapToGrid w:val="0"/>
-        <w:spacing w:line="300" w:lineRule="exact"/>
-        <w:ind w:leftChars="-59" w:left="-142"/>
-        <w:rPr>
-          <w:rFonts w:asciiTheme="majorBidi" w:eastAsia="標楷體" w:hAnsiTheme="majorBidi" w:cstheme="majorBidi"/>
-          <w:bCs/>
-          <w:w w:val="80"/>
-          <w:sz w:val="26"/>
-          <w:szCs w:val="26"/>
-        </w:rPr>
-      </w:pPr>
+        <w:t>屬主聖</w:t>
+      </w:r>
+      <w:proofErr w:type="gramEnd"/>
       <w:r>
         <w:rPr>
           <w:rFonts w:asciiTheme="majorBidi" w:eastAsia="標楷體" w:hAnsiTheme="majorBidi" w:cstheme="majorBidi" w:hint="eastAsia"/>
@@ -3845,221 +3999,7 @@
           <w:sz w:val="26"/>
           <w:szCs w:val="26"/>
         </w:rPr>
-        <w:t>我讚美祢。</w:t>
-      </w:r>
-    </w:p>
-    <w:p>
-      <w:pPr>
-        <w:snapToGrid w:val="0"/>
-        <w:spacing w:line="300" w:lineRule="exact"/>
-        <w:ind w:leftChars="-59" w:left="-142"/>
-        <w:rPr>
-          <w:rFonts w:asciiTheme="majorBidi" w:eastAsia="標楷體" w:hAnsiTheme="majorBidi" w:cstheme="majorBidi"/>
-          <w:bCs/>
-          <w:w w:val="80"/>
-          <w:sz w:val="26"/>
-          <w:szCs w:val="26"/>
-        </w:rPr>
-      </w:pPr>
-      <w:r>
-        <w:rPr>
-          <w:rFonts w:asciiTheme="majorBidi" w:eastAsia="標楷體" w:hAnsiTheme="majorBidi" w:cstheme="majorBidi" w:hint="eastAsia"/>
-          <w:bCs/>
-          <w:w w:val="80"/>
-          <w:sz w:val="26"/>
-          <w:szCs w:val="26"/>
-        </w:rPr>
-        <w:t>全知全能慈愛上帝，</w:t>
-      </w:r>
-    </w:p>
-    <w:p>
-      <w:pPr>
-        <w:snapToGrid w:val="0"/>
-        <w:spacing w:line="300" w:lineRule="exact"/>
-        <w:ind w:leftChars="-59" w:left="-142"/>
-        <w:rPr>
-          <w:rFonts w:asciiTheme="majorBidi" w:eastAsia="標楷體" w:hAnsiTheme="majorBidi" w:cstheme="majorBidi"/>
-          <w:bCs/>
-          <w:w w:val="80"/>
-          <w:sz w:val="26"/>
-          <w:szCs w:val="26"/>
-        </w:rPr>
-      </w:pPr>
-      <w:r>
-        <w:rPr>
-          <w:rFonts w:asciiTheme="majorBidi" w:eastAsia="標楷體" w:hAnsiTheme="majorBidi" w:cstheme="majorBidi" w:hint="eastAsia"/>
-          <w:bCs/>
-          <w:w w:val="80"/>
-          <w:sz w:val="26"/>
-          <w:szCs w:val="26"/>
-        </w:rPr>
-        <w:t>祢的信實到萬世。</w:t>
-      </w:r>
-    </w:p>
-    <w:p>
-      <w:pPr>
-        <w:snapToGrid w:val="0"/>
-        <w:spacing w:line="300" w:lineRule="exact"/>
-        <w:ind w:leftChars="-59" w:left="-142"/>
-        <w:rPr>
-          <w:rFonts w:asciiTheme="majorBidi" w:eastAsia="標楷體" w:hAnsiTheme="majorBidi" w:cstheme="majorBidi"/>
-          <w:bCs/>
-          <w:w w:val="80"/>
-          <w:sz w:val="26"/>
-          <w:szCs w:val="26"/>
-        </w:rPr>
-      </w:pPr>
-      <w:r>
-        <w:rPr>
-          <w:rFonts w:asciiTheme="majorBidi" w:eastAsia="標楷體" w:hAnsiTheme="majorBidi" w:cstheme="majorBidi" w:hint="eastAsia"/>
-          <w:bCs/>
-          <w:w w:val="80"/>
-          <w:sz w:val="26"/>
-          <w:szCs w:val="26"/>
-        </w:rPr>
-        <w:t>喔，我要倚靠祢無搖拙，</w:t>
-      </w:r>
-    </w:p>
-    <w:p>
-      <w:pPr>
-        <w:snapToGrid w:val="0"/>
-        <w:spacing w:line="300" w:lineRule="exact"/>
-        <w:ind w:leftChars="-59" w:left="-142"/>
-        <w:rPr>
-          <w:rFonts w:asciiTheme="majorBidi" w:eastAsia="標楷體" w:hAnsiTheme="majorBidi" w:cstheme="majorBidi"/>
-          <w:bCs/>
-          <w:w w:val="80"/>
-          <w:sz w:val="26"/>
-          <w:szCs w:val="26"/>
-        </w:rPr>
-      </w:pPr>
-      <w:r>
-        <w:rPr>
-          <w:rFonts w:asciiTheme="majorBidi" w:eastAsia="標楷體" w:hAnsiTheme="majorBidi" w:cstheme="majorBidi" w:hint="eastAsia"/>
-          <w:bCs/>
-          <w:w w:val="80"/>
-          <w:sz w:val="26"/>
-          <w:szCs w:val="26"/>
-        </w:rPr>
-        <w:t>我</w:t>
-      </w:r>
-      <w:proofErr w:type="gramStart"/>
-      <w:r>
-        <w:rPr>
-          <w:rFonts w:asciiTheme="majorBidi" w:eastAsia="標楷體" w:hAnsiTheme="majorBidi" w:cstheme="majorBidi" w:hint="eastAsia"/>
-          <w:bCs/>
-          <w:w w:val="80"/>
-          <w:sz w:val="26"/>
-          <w:szCs w:val="26"/>
-        </w:rPr>
-        <w:t>遵</w:t>
-      </w:r>
-      <w:proofErr w:type="gramEnd"/>
-      <w:r>
-        <w:rPr>
-          <w:rFonts w:asciiTheme="majorBidi" w:eastAsia="標楷體" w:hAnsiTheme="majorBidi" w:cstheme="majorBidi" w:hint="eastAsia"/>
-          <w:bCs/>
-          <w:w w:val="80"/>
-          <w:sz w:val="26"/>
-          <w:szCs w:val="26"/>
-        </w:rPr>
-        <w:t>趁祢的引導。</w:t>
-      </w:r>
-    </w:p>
-    <w:p>
-      <w:pPr>
-        <w:snapToGrid w:val="0"/>
-        <w:spacing w:line="300" w:lineRule="exact"/>
-        <w:ind w:leftChars="-59" w:left="-142"/>
-        <w:rPr>
-          <w:rFonts w:asciiTheme="majorBidi" w:eastAsia="標楷體" w:hAnsiTheme="majorBidi" w:cstheme="majorBidi"/>
-          <w:bCs/>
-          <w:w w:val="80"/>
-          <w:sz w:val="26"/>
-          <w:szCs w:val="26"/>
-        </w:rPr>
-      </w:pPr>
-      <w:r>
-        <w:rPr>
-          <w:rFonts w:asciiTheme="majorBidi" w:eastAsia="標楷體" w:hAnsiTheme="majorBidi" w:cstheme="majorBidi" w:hint="eastAsia"/>
-          <w:bCs/>
-          <w:w w:val="80"/>
-          <w:sz w:val="26"/>
-          <w:szCs w:val="26"/>
-        </w:rPr>
-        <w:t>全能上帝，我活命的主宰，</w:t>
-      </w:r>
-    </w:p>
-    <w:p>
-      <w:pPr>
-        <w:snapToGrid w:val="0"/>
-        <w:spacing w:line="300" w:lineRule="exact"/>
-        <w:ind w:leftChars="-59" w:left="-142"/>
-        <w:rPr>
-          <w:rFonts w:asciiTheme="majorBidi" w:eastAsia="標楷體" w:hAnsiTheme="majorBidi" w:cstheme="majorBidi"/>
-          <w:bCs/>
-          <w:w w:val="80"/>
-          <w:sz w:val="26"/>
-          <w:szCs w:val="26"/>
-        </w:rPr>
-      </w:pPr>
-      <w:r>
-        <w:rPr>
-          <w:rFonts w:asciiTheme="majorBidi" w:eastAsia="標楷體" w:hAnsiTheme="majorBidi" w:cstheme="majorBidi" w:hint="eastAsia"/>
-          <w:bCs/>
-          <w:w w:val="80"/>
-          <w:sz w:val="26"/>
-          <w:szCs w:val="26"/>
-        </w:rPr>
-        <w:t>祢施行公義慈愛。</w:t>
-      </w:r>
-    </w:p>
-    <w:p>
-      <w:pPr>
-        <w:snapToGrid w:val="0"/>
-        <w:spacing w:line="300" w:lineRule="exact"/>
-        <w:ind w:leftChars="-59" w:left="-142"/>
-        <w:rPr>
-          <w:rFonts w:asciiTheme="majorBidi" w:eastAsia="標楷體" w:hAnsiTheme="majorBidi" w:cstheme="majorBidi"/>
-          <w:bCs/>
-          <w:w w:val="80"/>
-          <w:sz w:val="26"/>
-          <w:szCs w:val="26"/>
-        </w:rPr>
-      </w:pPr>
-      <w:r>
-        <w:rPr>
-          <w:rFonts w:asciiTheme="majorBidi" w:eastAsia="標楷體" w:hAnsiTheme="majorBidi" w:cstheme="majorBidi" w:hint="eastAsia"/>
-          <w:bCs/>
-          <w:w w:val="80"/>
-          <w:sz w:val="26"/>
-          <w:szCs w:val="26"/>
-        </w:rPr>
-        <w:t>祢的救恩臨到，旨意得成，</w:t>
-      </w:r>
-    </w:p>
-    <w:p>
-      <w:pPr>
-        <w:snapToGrid w:val="0"/>
-        <w:spacing w:line="300" w:lineRule="exact"/>
-        <w:ind w:leftChars="-59" w:left="-142"/>
-        <w:rPr>
-          <w:rFonts w:asciiTheme="majorBidi" w:eastAsia="標楷體" w:hAnsiTheme="majorBidi" w:cstheme="majorBidi"/>
-          <w:bCs/>
-          <w:w w:val="80"/>
-          <w:sz w:val="26"/>
-          <w:szCs w:val="26"/>
-        </w:rPr>
-      </w:pPr>
-      <w:r>
-        <w:rPr>
-          <w:rFonts w:asciiTheme="majorBidi" w:eastAsia="標楷體" w:hAnsiTheme="majorBidi" w:cstheme="majorBidi" w:hint="eastAsia"/>
-          <w:bCs/>
-          <w:w w:val="80"/>
-          <w:sz w:val="26"/>
-          <w:szCs w:val="26"/>
-        </w:rPr>
-        <w:t>我讚美祢聖名。</w:t>
+        <w:t>會</w:t>
       </w:r>
     </w:p>
     <w:p>
@@ -4305,7 +4245,7 @@
           </mc:Choice>
           <mc:Fallback>
             <w:pict>
-              <v:group w14:anchorId="789743EB" id="群組 21" o:spid="_x0000_s1026" style="position:absolute;margin-left:538.15pt;margin-top:28.9pt;width:134.65pt;height:261.65pt;z-index:251664384;mso-position-horizontal-relative:page;mso-position-vertical-relative:page;mso-width-relative:margin;mso-height-relative:margin" coordsize="17094,33223" o:gfxdata="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">
+              <v:group w14:anchorId="789743EB" id="群組 21" o:spid="_x0000_s1026" style="position:absolute;margin-left:538.15pt;margin-top:28.9pt;width:134.65pt;height:261.65pt;z-index:251664384;mso-position-horizontal-relative:page;mso-position-vertical-relative:page;mso-width-relative:margin;mso-height-relative:margin" coordsize="17094,33223" o:gfxdata="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">
                 <v:shapetype id="_x0000_t75" coordsize="21600,21600" o:spt="75" o:preferrelative="t" path="m@4@5l@4@11@9@11@9@5xe" filled="f" stroked="f">
                   <v:stroke joinstyle="miter"/>
                   <v:formulas>
@@ -4325,11 +4265,10 @@
                   <v:path o:extrusionok="f" gradientshapeok="t" o:connecttype="rect"/>
                   <o:lock v:ext="edit" aspectratio="t"/>
                 </v:shapetype>
-                <v:shape id="圖片 18" o:spid="_x0000_s1027" type="#_x0000_t75" style="position:absolute;left:-8065;top:8065;width:33223;height:17094;rotation:90;visibility:visible;mso-wrap-style:square" o:gfxdata="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">
+                <v:shape id="圖片 18" o:spid="_x0000_s1027" type="#_x0000_t75" style="position:absolute;left:-8065;top:8065;width:33223;height:17094;rotation:90;visibility:visible;mso-wrap-style:square" o:gfxdata="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">
                   <v:imagedata r:id="rId9" o:title=""/>
-                  <v:path arrowok="t"/>
                 </v:shape>
-                <v:roundrect id="圓角矩形 7" o:spid="_x0000_s1028" style="position:absolute;left:1666;top:2875;width:14086;height:28296;visibility:visible;mso-wrap-style:square;v-text-anchor:top" arcsize="3131f" o:gfxdata="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" filled="f" stroked="f" strokeweight="2.5pt">
+                <v:roundrect id="圓角矩形 7" o:spid="_x0000_s1028" style="position:absolute;left:1666;top:2875;width:14086;height:28296;visibility:visible;mso-wrap-style:square;v-text-anchor:top" arcsize="3131f" o:gfxdata="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" filled="f" stroked="f" strokeweight="2.5pt">
                   <v:stroke joinstyle="miter"/>
                   <v:textbox style="layout-flow:vertical-ideographic" inset="1mm,1mm,1mm,1mm">
                     <w:txbxContent>
@@ -4431,7 +4370,7 @@
           <w:noProof/>
         </w:rPr>
         <w:drawing>
-          <wp:anchor distT="0" distB="0" distL="114300" distR="114300" simplePos="0" relativeHeight="251660288" behindDoc="0" locked="0" layoutInCell="1" allowOverlap="1" wp14:anchorId="0030E694" wp14:editId="5D6EA4C2">
+          <wp:anchor distT="0" distB="0" distL="114300" distR="114300" simplePos="0" relativeHeight="251660288" behindDoc="0" locked="0" layoutInCell="1" allowOverlap="1" wp14:anchorId="0030E694" wp14:editId="591EEEAE">
             <wp:simplePos x="0" y="0"/>
             <wp:positionH relativeFrom="column">
               <wp:posOffset>2160905</wp:posOffset>
@@ -6381,12 +6320,12 @@
           </mc:Choice>
           <mc:Fallback>
             <w:pict>
-              <v:group w14:anchorId="5DF93223" id="群組 24" o:spid="_x0000_s1029" style="position:absolute;margin-left:533.85pt;margin-top:298.55pt;width:140.3pt;height:259.35pt;z-index:251662336;mso-position-horizontal-relative:page;mso-position-vertical-relative:page;mso-width-relative:margin;mso-height-relative:margin" coordsize="17818,32941" o:gfxdata="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">
+              <v:group w14:anchorId="5DF93223" id="群組 24" o:spid="_x0000_s1029" style="position:absolute;margin-left:533.85pt;margin-top:298.55pt;width:140.3pt;height:259.35pt;z-index:251662336;mso-position-horizontal-relative:page;mso-position-vertical-relative:page;mso-width-relative:margin;mso-height-relative:margin" coordsize="17818,32941" o:gfxdata="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">
                 <v:shapetype id="_x0000_t202" coordsize="21600,21600" o:spt="202" path="m,l,21600r21600,l21600,xe">
                   <v:stroke joinstyle="miter"/>
                   <v:path gradientshapeok="t" o:connecttype="rect"/>
                 </v:shapetype>
-                <v:shape id="_x0000_s1030" type="#_x0000_t202" style="position:absolute;left:351;top:293;width:17279;height:32590;visibility:visible;mso-wrap-style:square;v-text-anchor:top" o:gfxdata="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" stroked="f">
+                <v:shape id="_x0000_s1030" type="#_x0000_t202" style="position:absolute;left:351;top:293;width:17279;height:32590;visibility:visible;mso-wrap-style:square;v-text-anchor:top" o:gfxdata="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" stroked="f">
                   <v:textbox inset="0,0,0,0">
                     <w:txbxContent>
                       <w:p>
@@ -8084,7 +8023,7 @@
                     </w:txbxContent>
                   </v:textbox>
                 </v:shape>
-                <v:roundrect id="圓角矩形 5" o:spid="_x0000_s1031" style="position:absolute;width:17818;height:32941;visibility:visible;mso-wrap-style:square;v-text-anchor:middle" arcsize="2169f" o:gfxdata="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" filled="f" strokecolor="#5a5a5a [2109]" strokeweight="2.5pt">
+                <v:roundrect id="圓角矩形 5" o:spid="_x0000_s1031" style="position:absolute;width:17818;height:32941;visibility:visible;mso-wrap-style:square;v-text-anchor:middle" arcsize="2169f" o:gfxdata="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" filled="f" strokecolor="#5a5a5a [2109]" strokeweight="2.5pt">
                   <v:stroke joinstyle="miter"/>
                 </v:roundrect>
                 <w10:wrap anchorx="page" anchory="page"/>
@@ -8790,7 +8729,7 @@
                                         <w:sz w:val="26"/>
                                         <w:szCs w:val="26"/>
                                       </w:rPr>
-                                      <w:t>提多書</w:t>
+                                      <w:t>多</w:t>
                                     </w:r>
                                     <w:r>
                                       <w:rPr>
@@ -9096,8 +9035,6 @@
                                       </w:rPr>
                                       <w:t>51,313,215,514</w:t>
                                     </w:r>
-                                    <w:bookmarkStart w:id="6" w:name="_GoBack"/>
-                                    <w:bookmarkEnd w:id="6"/>
                                   </w:p>
                                 </w:tc>
                               </w:tr>
@@ -9169,8 +9106,8 @@
           </mc:Choice>
           <mc:Fallback>
             <w:pict>
-              <v:group w14:anchorId="0AB0FEB2" id="群組 19" o:spid="_x0000_s1032" style="position:absolute;left:0;text-align:left;margin-left:534.4pt;margin-top:567.3pt;width:140.6pt;height:130.1pt;z-index:251651072;mso-position-horizontal-relative:page;mso-position-vertical-relative:page;mso-width-relative:margin;mso-height-relative:margin" coordorigin="108" coordsize="17868,16510" o:gfxdata="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">
-                <v:shape id="_x0000_s1033" type="#_x0000_t202" style="position:absolute;left:317;top:444;width:17634;height:15621;visibility:visible;mso-wrap-style:square;v-text-anchor:top" o:gfxdata="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" stroked="f">
+              <v:group w14:anchorId="0AB0FEB2" id="群組 19" o:spid="_x0000_s1032" style="position:absolute;left:0;text-align:left;margin-left:534.4pt;margin-top:567.3pt;width:140.6pt;height:130.1pt;z-index:251651072;mso-position-horizontal-relative:page;mso-position-vertical-relative:page;mso-width-relative:margin;mso-height-relative:margin" coordorigin="108" coordsize="17868,16510" o:gfxdata="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">
+                <v:shape id="_x0000_s1033" type="#_x0000_t202" style="position:absolute;left:317;top:444;width:17634;height:15621;visibility:visible;mso-wrap-style:square;v-text-anchor:top" o:gfxdata="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" stroked="f">
                   <v:textbox inset="0,0,0,0">
                     <w:txbxContent>
                       <w:p>
@@ -9768,7 +9705,7 @@
                                   <w:sz w:val="26"/>
                                   <w:szCs w:val="26"/>
                                 </w:rPr>
-                                <w:t>提多書</w:t>
+                                <w:t>多</w:t>
                               </w:r>
                               <w:r>
                                 <w:rPr>
@@ -10074,8 +10011,6 @@
                                 </w:rPr>
                                 <w:t>51,313,215,514</w:t>
                               </w:r>
-                              <w:bookmarkStart w:id="7" w:name="_GoBack"/>
-                              <w:bookmarkEnd w:id="7"/>
                             </w:p>
                           </w:tc>
                         </w:tr>
@@ -10084,7 +10019,7 @@
                     </w:txbxContent>
                   </v:textbox>
                 </v:shape>
-                <v:roundrect id="圓角矩形 25" o:spid="_x0000_s1034" style="position:absolute;left:108;width:17869;height:16510;visibility:visible;mso-wrap-style:square;v-text-anchor:middle" arcsize="4542f" o:gfxdata="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" filled="f" strokecolor="#5a5a5a [2109]" strokeweight="2.5pt">
+                <v:roundrect id="圓角矩形 25" o:spid="_x0000_s1034" style="position:absolute;left:108;width:17869;height:16510;visibility:visible;mso-wrap-style:square;v-text-anchor:middle" arcsize="4542f" o:gfxdata="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" filled="f" strokecolor="#5a5a5a [2109]" strokeweight="2.5pt">
                   <v:stroke joinstyle="miter"/>
                 </v:roundrect>
                 <w10:wrap anchorx="page" anchory="page"/>
@@ -10252,7 +10187,7 @@
           </mc:Choice>
           <mc:Fallback>
             <w:pict>
-              <v:shape w14:anchorId="76BD7DFF" id="文字方塊 2" o:spid="_x0000_s1035" type="#_x0000_t202" style="position:absolute;margin-left:31.4pt;margin-top:-54.1pt;width:109.8pt;height:110.6pt;z-index:251667456;visibility:visible;mso-wrap-style:square;mso-width-percent:0;mso-height-percent:200;mso-wrap-distance-left:9pt;mso-wrap-distance-top:3.6pt;mso-wrap-distance-right:9pt;mso-wrap-distance-bottom:3.6pt;mso-position-horizontal:absolute;mso-position-horizontal-relative:text;mso-position-vertical:absolute;mso-position-vertical-relative:text;mso-width-percent:0;mso-height-percent:200;mso-width-relative:margin;mso-height-relative:margin;v-text-anchor:top" o:gfxdata="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" filled="f" stroked="f">
+              <v:shape w14:anchorId="76BD7DFF" id="文字方塊 2" o:spid="_x0000_s1035" type="#_x0000_t202" style="position:absolute;margin-left:31.4pt;margin-top:-54.1pt;width:109.8pt;height:110.6pt;z-index:251667456;visibility:visible;mso-wrap-style:square;mso-width-percent:0;mso-height-percent:200;mso-wrap-distance-left:9pt;mso-wrap-distance-top:3.6pt;mso-wrap-distance-right:9pt;mso-wrap-distance-bottom:3.6pt;mso-position-horizontal:absolute;mso-position-horizontal-relative:text;mso-position-vertical:absolute;mso-position-vertical-relative:text;mso-width-percent:0;mso-height-percent:200;mso-width-relative:margin;mso-height-relative:margin;v-text-anchor:top" o:gfxdata="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" filled="f" stroked="f">
                 <v:textbox style="mso-fit-shape-to-text:t" inset="1mm,1mm,1mm,1mm">
                   <w:txbxContent>
                     <w:p>
@@ -10451,7 +10386,7 @@
           </mc:Choice>
           <mc:Fallback>
             <w:pict>
-              <v:roundrect w14:anchorId="4775AEF3" id="圓角矩形 12" o:spid="_x0000_s1036" style="position:absolute;margin-left:-.9pt;margin-top:16.35pt;width:49.3pt;height:15.45pt;z-index:251646976;visibility:visible;mso-wrap-style:square;mso-width-percent:0;mso-height-percent:0;mso-wrap-distance-left:9pt;mso-wrap-distance-top:0;mso-wrap-distance-right:9pt;mso-wrap-distance-bottom:0;mso-position-horizontal:absolute;mso-position-horizontal-relative:text;mso-position-vertical:absolute;mso-position-vertical-relative:text;mso-width-percent:0;mso-height-percent:0;mso-width-relative:margin;mso-height-relative:margin;v-text-anchor:middle" arcsize="10923f" o:gfxdata="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" fillcolor="#5a5a5a [2109]" stroked="f" strokeweight="1pt">
+              <v:roundrect w14:anchorId="4775AEF3" id="圓角矩形 12" o:spid="_x0000_s1036" style="position:absolute;margin-left:-.9pt;margin-top:16.35pt;width:49.3pt;height:15.45pt;z-index:251646976;visibility:visible;mso-wrap-style:square;mso-width-percent:0;mso-height-percent:0;mso-wrap-distance-left:9pt;mso-wrap-distance-top:0;mso-wrap-distance-right:9pt;mso-wrap-distance-bottom:0;mso-position-horizontal:absolute;mso-position-horizontal-relative:text;mso-position-vertical:absolute;mso-position-vertical-relative:text;mso-width-percent:0;mso-height-percent:0;mso-width-relative:margin;mso-height-relative:margin;v-text-anchor:middle" arcsize="10923f" o:gfxdata="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" fillcolor="#5a5a5a [2109]" stroked="f" strokeweight="1pt">
                 <v:stroke joinstyle="miter"/>
                 <v:textbox inset=".5mm,0,.5mm,0">
                   <w:txbxContent>
@@ -10591,7 +10526,7 @@
           </mc:Choice>
           <mc:Fallback>
             <w:pict>
-              <v:roundrect w14:anchorId="196DC3BF" id="圓角矩形 14" o:spid="_x0000_s1037" style="position:absolute;margin-left:-1.25pt;margin-top:16.7pt;width:83.6pt;height:15.3pt;z-index:251648000;visibility:visible;mso-wrap-style:square;mso-width-percent:0;mso-height-percent:0;mso-wrap-distance-left:9pt;mso-wrap-distance-top:0;mso-wrap-distance-right:9pt;mso-wrap-distance-bottom:0;mso-position-horizontal:absolute;mso-position-horizontal-relative:text;mso-position-vertical:absolute;mso-position-vertical-relative:text;mso-width-percent:0;mso-height-percent:0;mso-width-relative:margin;mso-height-relative:margin;v-text-anchor:middle" arcsize="10923f" o:gfxdata="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" fillcolor="#5a5a5a [2109]" stroked="f" strokeweight="1pt">
+              <v:roundrect w14:anchorId="196DC3BF" id="圓角矩形 14" o:spid="_x0000_s1037" style="position:absolute;margin-left:-1.25pt;margin-top:16.7pt;width:83.6pt;height:15.3pt;z-index:251648000;visibility:visible;mso-wrap-style:square;mso-width-percent:0;mso-height-percent:0;mso-wrap-distance-left:9pt;mso-wrap-distance-top:0;mso-wrap-distance-right:9pt;mso-wrap-distance-bottom:0;mso-position-horizontal:absolute;mso-position-horizontal-relative:text;mso-position-vertical:absolute;mso-position-vertical-relative:text;mso-width-percent:0;mso-height-percent:0;mso-width-relative:margin;mso-height-relative:margin;v-text-anchor:middle" arcsize="10923f" o:gfxdata="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" fillcolor="#5a5a5a [2109]" stroked="f" strokeweight="1pt">
                 <v:stroke joinstyle="miter"/>
                 <v:textbox inset=".5mm,0,.5mm,0">
                   <w:txbxContent>
@@ -10787,7 +10722,7 @@
           </mc:Choice>
           <mc:Fallback>
             <w:pict>
-              <v:roundrect w14:anchorId="1A4DC044" id="圓角矩形 9" o:spid="_x0000_s1038" style="position:absolute;margin-left:-.6pt;margin-top:16.6pt;width:30.35pt;height:15.3pt;z-index:251649024;visibility:visible;mso-wrap-style:square;mso-width-percent:0;mso-height-percent:0;mso-wrap-distance-left:9pt;mso-wrap-distance-top:0;mso-wrap-distance-right:9pt;mso-wrap-distance-bottom:0;mso-position-horizontal:absolute;mso-position-horizontal-relative:text;mso-position-vertical:absolute;mso-position-vertical-relative:text;mso-width-percent:0;mso-height-percent:0;mso-width-relative:margin;mso-height-relative:margin;v-text-anchor:middle" arcsize="10923f" o:gfxdata="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" fillcolor="#5a5a5a [2109]" stroked="f" strokeweight="1pt">
+              <v:roundrect w14:anchorId="1A4DC044" id="圓角矩形 9" o:spid="_x0000_s1038" style="position:absolute;margin-left:-.6pt;margin-top:16.6pt;width:30.35pt;height:15.3pt;z-index:251649024;visibility:visible;mso-wrap-style:square;mso-width-percent:0;mso-height-percent:0;mso-wrap-distance-left:9pt;mso-wrap-distance-top:0;mso-wrap-distance-right:9pt;mso-wrap-distance-bottom:0;mso-position-horizontal:absolute;mso-position-horizontal-relative:text;mso-position-vertical:absolute;mso-position-vertical-relative:text;mso-width-percent:0;mso-height-percent:0;mso-width-relative:margin;mso-height-relative:margin;v-text-anchor:middle" arcsize="10923f" o:gfxdata="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" fillcolor="#5a5a5a [2109]" stroked="f" strokeweight="1pt">
                 <v:stroke joinstyle="miter"/>
                 <v:textbox inset=".5mm,0,.5mm,0">
                   <w:txbxContent>
@@ -11051,7 +10986,7 @@
           </mc:Choice>
           <mc:Fallback>
             <w:pict>
-              <v:roundrect w14:anchorId="03BFD3A3" id="圓角矩形 13" o:spid="_x0000_s1039" style="position:absolute;margin-left:-.4pt;margin-top:16.65pt;width:49.3pt;height:15.3pt;z-index:251650048;visibility:visible;mso-wrap-style:square;mso-width-percent:0;mso-height-percent:0;mso-wrap-distance-left:9pt;mso-wrap-distance-top:0;mso-wrap-distance-right:9pt;mso-wrap-distance-bottom:0;mso-position-horizontal:absolute;mso-position-horizontal-relative:text;mso-position-vertical:absolute;mso-position-vertical-relative:text;mso-width-percent:0;mso-height-percent:0;mso-width-relative:margin;mso-height-relative:margin;v-text-anchor:middle" arcsize="10923f" o:gfxdata="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" fillcolor="#5a5a5a [2109]" stroked="f" strokeweight="1pt">
+              <v:roundrect w14:anchorId="03BFD3A3" id="圓角矩形 13" o:spid="_x0000_s1039" style="position:absolute;margin-left:-.4pt;margin-top:16.65pt;width:49.3pt;height:15.3pt;z-index:251650048;visibility:visible;mso-wrap-style:square;mso-width-percent:0;mso-height-percent:0;mso-wrap-distance-left:9pt;mso-wrap-distance-top:0;mso-wrap-distance-right:9pt;mso-wrap-distance-bottom:0;mso-position-horizontal:absolute;mso-position-horizontal-relative:text;mso-position-vertical:absolute;mso-position-vertical-relative:text;mso-width-percent:0;mso-height-percent:0;mso-width-relative:margin;mso-height-relative:margin;v-text-anchor:middle" arcsize="10923f" o:gfxdata="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" fillcolor="#5a5a5a [2109]" stroked="f" strokeweight="1pt">
                 <v:stroke joinstyle="miter"/>
                 <v:textbox inset=".5mm,0,.5mm,0">
                   <w:txbxContent>
@@ -11291,7 +11226,7 @@
           </mc:Choice>
           <mc:Fallback>
             <w:pict>
-              <v:shape w14:anchorId="77C1E33A" id="_x0000_s1040" type="#_x0000_t202" style="position:absolute;margin-left:107.25pt;margin-top:6.2pt;width:125.55pt;height:16.3pt;z-index:251666432;visibility:visible;mso-wrap-style:square;mso-width-percent:0;mso-height-percent:0;mso-wrap-distance-left:9pt;mso-wrap-distance-top:3.6pt;mso-wrap-distance-right:9pt;mso-wrap-distance-bottom:3.6pt;mso-position-horizontal:absolute;mso-position-horizontal-relative:text;mso-position-vertical:absolute;mso-position-vertical-relative:text;mso-width-percent:0;mso-height-percent:0;mso-width-relative:margin;mso-height-relative:margin;v-text-anchor:top" o:gfxdata="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" filled="f" stroked="f">
+              <v:shape w14:anchorId="77C1E33A" id="_x0000_s1040" type="#_x0000_t202" style="position:absolute;margin-left:107.25pt;margin-top:6.2pt;width:125.55pt;height:16.3pt;z-index:251666432;visibility:visible;mso-wrap-style:square;mso-width-percent:0;mso-height-percent:0;mso-wrap-distance-left:9pt;mso-wrap-distance-top:3.6pt;mso-wrap-distance-right:9pt;mso-wrap-distance-bottom:3.6pt;mso-position-horizontal:absolute;mso-position-horizontal-relative:text;mso-position-vertical:absolute;mso-position-vertical-relative:text;mso-width-percent:0;mso-height-percent:0;mso-width-relative:margin;mso-height-relative:margin;v-text-anchor:top" o:gfxdata="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" filled="f" stroked="f">
                 <v:textbox inset="0,0,0,0">
                   <w:txbxContent>
                     <w:p>
@@ -11368,19 +11303,8 @@
           <w:sz w:val="28"/>
           <w:szCs w:val="28"/>
         </w:rPr>
-        <w:t xml:space="preserve"> </w:t>
-      </w:r>
-      <w:proofErr w:type="gramStart"/>
-      <w:r>
-        <w:rPr>
-          <w:rFonts w:ascii="Old English Text MT" w:hAnsi="Old English Text MT"/>
-          <w:color w:val="404040" w:themeColor="text1" w:themeTint="BF"/>
-          <w:sz w:val="28"/>
-          <w:szCs w:val="28"/>
-        </w:rPr>
-        <w:t>Weekly</w:t>
-      </w:r>
-      <w:proofErr w:type="gramEnd"/>
+        <w:t xml:space="preserve"> Weekly</w:t>
+      </w:r>
     </w:p>
     <w:p>
       <w:pPr>
@@ -12268,7 +12192,7 @@
                 </mc:Choice>
                 <mc:Fallback>
                   <w:pict>
-                    <v:rect w14:anchorId="343BC9BA" id="矩形 8" o:spid="_x0000_s1041" style="position:absolute;left:0;text-align:left;margin-left:-.7pt;margin-top:2.7pt;width:18.75pt;height:92.3pt;z-index:251663360;visibility:visible;mso-wrap-style:square;mso-width-percent:0;mso-height-percent:0;mso-wrap-distance-left:9pt;mso-wrap-distance-top:0;mso-wrap-distance-right:9pt;mso-wrap-distance-bottom:0;mso-position-horizontal:absolute;mso-position-horizontal-relative:text;mso-position-vertical:absolute;mso-position-vertical-relative:text;mso-width-percent:0;mso-height-percent:0;mso-width-relative:margin;mso-height-relative:margin;v-text-anchor:middle" o:gfxdata="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" fillcolor="#5a5a5a [2109]" stroked="f" strokeweight="1pt">
+                    <v:rect w14:anchorId="343BC9BA" id="矩形 8" o:spid="_x0000_s1041" style="position:absolute;left:0;text-align:left;margin-left:-.7pt;margin-top:2.7pt;width:18.75pt;height:92.3pt;z-index:251663360;visibility:visible;mso-wrap-style:square;mso-width-percent:0;mso-height-percent:0;mso-wrap-distance-left:9pt;mso-wrap-distance-top:0;mso-wrap-distance-right:9pt;mso-wrap-distance-bottom:0;mso-position-horizontal:absolute;mso-position-horizontal-relative:text;mso-position-vertical:absolute;mso-position-vertical-relative:text;mso-width-percent:0;mso-height-percent:0;mso-width-relative:margin;mso-height-relative:margin;v-text-anchor:middle" o:gfxdata="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" fillcolor="#5a5a5a [2109]" stroked="f" strokeweight="1pt">
                       <v:textbox style="layout-flow:vertical-ideographic" inset="1mm,1mm,1mm,1mm">
                         <w:txbxContent>
                           <w:p>
@@ -13344,7 +13268,7 @@
                 </mc:Choice>
                 <mc:Fallback>
                   <w:pict>
-                    <v:rect w14:anchorId="363672F5" id="矩形 10" o:spid="_x0000_s1042" style="position:absolute;left:0;text-align:left;margin-left:-.7pt;margin-top:12.9pt;width:19.25pt;height:42.9pt;z-index:251659264;visibility:visible;mso-wrap-style:square;mso-width-percent:0;mso-height-percent:0;mso-wrap-distance-left:9pt;mso-wrap-distance-top:0;mso-wrap-distance-right:9pt;mso-wrap-distance-bottom:0;mso-position-horizontal:absolute;mso-position-horizontal-relative:text;mso-position-vertical:absolute;mso-position-vertical-relative:text;mso-width-percent:0;mso-height-percent:0;mso-width-relative:margin;mso-height-relative:margin;v-text-anchor:middle" o:gfxdata="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" fillcolor="#5a5a5a [2109]" stroked="f" strokeweight="1pt">
+                    <v:rect w14:anchorId="363672F5" id="矩形 10" o:spid="_x0000_s1042" style="position:absolute;left:0;text-align:left;margin-left:-.7pt;margin-top:12.9pt;width:19.25pt;height:42.9pt;z-index:251659264;visibility:visible;mso-wrap-style:square;mso-width-percent:0;mso-height-percent:0;mso-wrap-distance-left:9pt;mso-wrap-distance-top:0;mso-wrap-distance-right:9pt;mso-wrap-distance-bottom:0;mso-position-horizontal:absolute;mso-position-horizontal-relative:text;mso-position-vertical:absolute;mso-position-vertical-relative:text;mso-width-percent:0;mso-height-percent:0;mso-width-relative:margin;mso-height-relative:margin;v-text-anchor:middle" o:gfxdata="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" fillcolor="#5a5a5a [2109]" stroked="f" strokeweight="1pt">
                       <v:textbox style="layout-flow:vertical-ideographic" inset="1mm,1mm,1mm,1mm">
                         <w:txbxContent>
                           <w:p>
@@ -14168,7 +14092,7 @@
                 </mc:Choice>
                 <mc:Fallback>
                   <w:pict>
-                    <v:rect w14:anchorId="4D37C684" id="矩形 11" o:spid="_x0000_s1043" style="position:absolute;left:0;text-align:left;margin-left:-.7pt;margin-top:1.65pt;width:19.25pt;height:111.25pt;z-index:251656192;visibility:visible;mso-wrap-style:square;mso-width-percent:0;mso-height-percent:0;mso-wrap-distance-left:9pt;mso-wrap-distance-top:0;mso-wrap-distance-right:9pt;mso-wrap-distance-bottom:0;mso-position-horizontal:absolute;mso-position-horizontal-relative:text;mso-position-vertical:absolute;mso-position-vertical-relative:text;mso-width-percent:0;mso-height-percent:0;mso-width-relative:margin;mso-height-relative:margin;v-text-anchor:middle" o:gfxdata="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" fillcolor="#5a5a5a [2109]" stroked="f" strokeweight="1pt">
+                    <v:rect w14:anchorId="4D37C684" id="矩形 11" o:spid="_x0000_s1043" style="position:absolute;left:0;text-align:left;margin-left:-.7pt;margin-top:1.65pt;width:19.25pt;height:111.25pt;z-index:251656192;visibility:visible;mso-wrap-style:square;mso-width-percent:0;mso-height-percent:0;mso-wrap-distance-left:9pt;mso-wrap-distance-top:0;mso-wrap-distance-right:9pt;mso-wrap-distance-bottom:0;mso-position-horizontal:absolute;mso-position-horizontal-relative:text;mso-position-vertical:absolute;mso-position-vertical-relative:text;mso-width-percent:0;mso-height-percent:0;mso-width-relative:margin;mso-height-relative:margin;v-text-anchor:middle" o:gfxdata="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" fillcolor="#5a5a5a [2109]" stroked="f" strokeweight="1pt">
                       <v:textbox style="layout-flow:vertical-ideographic" inset="1mm,1mm,1mm,1mm">
                         <w:txbxContent>
                           <w:p>
@@ -15932,7 +15856,7 @@
           </mc:Choice>
           <mc:Fallback>
             <w:pict>
-              <v:line w14:anchorId="5114A950" id="直線接點 2" o:spid="_x0000_s1026" style="position:absolute;z-index:251653120;visibility:visible;mso-wrap-style:square;mso-height-percent:0;mso-wrap-distance-left:9pt;mso-wrap-distance-top:0;mso-wrap-distance-right:9pt;mso-wrap-distance-bottom:0;mso-position-horizontal:absolute;mso-position-horizontal-relative:page;mso-position-vertical:absolute;mso-position-vertical-relative:page;mso-height-percent:0;mso-height-relative:margin" from="687.75pt,19.85pt" to="687.75pt,709.8pt" o:gfxdata="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" strokecolor="black [3213]" strokeweight=".5pt">
+              <v:line w14:anchorId="27986DB4" id="直線接點 2" o:spid="_x0000_s1026" style="position:absolute;z-index:251653120;visibility:visible;mso-wrap-style:square;mso-height-percent:0;mso-wrap-distance-left:9pt;mso-wrap-distance-top:0;mso-wrap-distance-right:9pt;mso-wrap-distance-bottom:0;mso-position-horizontal:absolute;mso-position-horizontal-relative:page;mso-position-vertical:absolute;mso-position-vertical-relative:page;mso-height-percent:0;mso-height-relative:margin" from="687.75pt,19.85pt" to="687.75pt,709.8pt" o:gfxdata="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" strokecolor="black [3213]" strokeweight=".5pt">
                 <v:stroke dashstyle="3 1" joinstyle="miter"/>
                 <w10:wrap anchorx="page" anchory="page"/>
               </v:line>
@@ -16085,7 +16009,7 @@
           <w:sz w:val="26"/>
           <w:szCs w:val="26"/>
         </w:rPr>
-        <w:t>給許</w:t>
+        <w:t>我知，也</w:t>
       </w:r>
       <w:proofErr w:type="gramStart"/>
       <w:r>
@@ -16095,7 +16019,7 @@
           <w:sz w:val="26"/>
           <w:szCs w:val="26"/>
         </w:rPr>
-        <w:t>個</w:t>
+        <w:t>佇</w:t>
       </w:r>
       <w:proofErr w:type="gramEnd"/>
       <w:r>
@@ -16105,7 +16029,7 @@
           <w:sz w:val="26"/>
           <w:szCs w:val="26"/>
         </w:rPr>
-        <w:t>審判官講：「謹慎</w:t>
+        <w:t>主耶穌深信，物本無一項是粗俗；獨獨</w:t>
       </w:r>
       <w:proofErr w:type="gramStart"/>
       <w:r>
@@ -16115,7 +16039,7 @@
           <w:sz w:val="26"/>
           <w:szCs w:val="26"/>
         </w:rPr>
-        <w:t>恁</w:t>
+        <w:t>人若掠甚麼</w:t>
       </w:r>
       <w:proofErr w:type="gramEnd"/>
       <w:r>
@@ -16125,7 +16049,7 @@
           <w:sz w:val="26"/>
           <w:szCs w:val="26"/>
         </w:rPr>
-        <w:t>的所做；因為</w:t>
+        <w:t>做粗俗，</w:t>
       </w:r>
       <w:proofErr w:type="gramStart"/>
       <w:r>
@@ -16135,7 +16059,7 @@
           <w:sz w:val="26"/>
           <w:szCs w:val="26"/>
         </w:rPr>
-        <w:t>恁</w:t>
+        <w:t>就彼項物佇彼人</w:t>
       </w:r>
       <w:proofErr w:type="gramEnd"/>
       <w:r>
@@ -16145,107 +16069,7 @@
           <w:sz w:val="26"/>
           <w:szCs w:val="26"/>
         </w:rPr>
-        <w:t>審判</w:t>
-      </w:r>
-      <w:proofErr w:type="gramStart"/>
-      <w:r>
-        <w:rPr>
-          <w:rFonts w:ascii="標楷體" w:eastAsia="標楷體" w:hAnsi="標楷體" w:cs="Arial" w:hint="eastAsia"/>
-          <w:w w:val="80"/>
-          <w:sz w:val="26"/>
-          <w:szCs w:val="26"/>
-        </w:rPr>
-        <w:t>呣</w:t>
-      </w:r>
-      <w:proofErr w:type="gramEnd"/>
-      <w:r>
-        <w:rPr>
-          <w:rFonts w:ascii="標楷體" w:eastAsia="標楷體" w:hAnsi="標楷體" w:cs="Arial" w:hint="eastAsia"/>
-          <w:w w:val="80"/>
-          <w:sz w:val="26"/>
-          <w:szCs w:val="26"/>
-        </w:rPr>
-        <w:t>是</w:t>
-      </w:r>
-      <w:proofErr w:type="gramStart"/>
-      <w:r>
-        <w:rPr>
-          <w:rFonts w:ascii="標楷體" w:eastAsia="標楷體" w:hAnsi="標楷體" w:cs="Arial" w:hint="eastAsia"/>
-          <w:w w:val="80"/>
-          <w:sz w:val="26"/>
-          <w:szCs w:val="26"/>
-        </w:rPr>
-        <w:t>為著</w:t>
-      </w:r>
-      <w:proofErr w:type="gramEnd"/>
-      <w:r>
-        <w:rPr>
-          <w:rFonts w:ascii="標楷體" w:eastAsia="標楷體" w:hAnsi="標楷體" w:cs="Arial" w:hint="eastAsia"/>
-          <w:w w:val="80"/>
-          <w:sz w:val="26"/>
-          <w:szCs w:val="26"/>
-        </w:rPr>
-        <w:t>人，是</w:t>
-      </w:r>
-      <w:proofErr w:type="gramStart"/>
-      <w:r>
-        <w:rPr>
-          <w:rFonts w:ascii="標楷體" w:eastAsia="標楷體" w:hAnsi="標楷體" w:cs="Arial" w:hint="eastAsia"/>
-          <w:w w:val="80"/>
-          <w:sz w:val="26"/>
-          <w:szCs w:val="26"/>
-        </w:rPr>
-        <w:t>為著</w:t>
-      </w:r>
-      <w:proofErr w:type="gramEnd"/>
-      <w:r>
-        <w:rPr>
-          <w:rFonts w:ascii="標楷體" w:eastAsia="標楷體" w:hAnsi="標楷體" w:cs="Arial" w:hint="eastAsia"/>
-          <w:w w:val="80"/>
-          <w:sz w:val="26"/>
-          <w:szCs w:val="26"/>
-        </w:rPr>
-        <w:t>耶和華。</w:t>
-      </w:r>
-      <w:proofErr w:type="gramStart"/>
-      <w:r>
-        <w:rPr>
-          <w:rFonts w:ascii="標楷體" w:eastAsia="標楷體" w:hAnsi="標楷體" w:cs="Arial" w:hint="eastAsia"/>
-          <w:w w:val="80"/>
-          <w:sz w:val="26"/>
-          <w:szCs w:val="26"/>
-        </w:rPr>
-        <w:t>恁</w:t>
-      </w:r>
-      <w:proofErr w:type="gramEnd"/>
-      <w:r>
-        <w:rPr>
-          <w:rFonts w:ascii="標楷體" w:eastAsia="標楷體" w:hAnsi="標楷體" w:cs="Arial" w:hint="eastAsia"/>
-          <w:w w:val="80"/>
-          <w:sz w:val="26"/>
-          <w:szCs w:val="26"/>
-        </w:rPr>
-        <w:t>審判的時，伊及</w:t>
-      </w:r>
-      <w:proofErr w:type="gramStart"/>
-      <w:r>
-        <w:rPr>
-          <w:rFonts w:ascii="標楷體" w:eastAsia="標楷體" w:hAnsi="標楷體" w:cs="Arial" w:hint="eastAsia"/>
-          <w:w w:val="80"/>
-          <w:sz w:val="26"/>
-          <w:szCs w:val="26"/>
-        </w:rPr>
-        <w:t>恁佇</w:t>
-      </w:r>
-      <w:proofErr w:type="gramEnd"/>
-      <w:r>
-        <w:rPr>
-          <w:rFonts w:ascii="標楷體" w:eastAsia="標楷體" w:hAnsi="標楷體" w:cs="Arial" w:hint="eastAsia"/>
-          <w:w w:val="80"/>
-          <w:sz w:val="26"/>
-          <w:szCs w:val="26"/>
-        </w:rPr>
-        <w:t>啲</w:t>
+        <w:t>是做粗俗</w:t>
       </w:r>
       <w:r>
         <w:rPr>
@@ -16335,7 +16159,7 @@
           <w:sz w:val="26"/>
           <w:szCs w:val="26"/>
         </w:rPr>
-        <w:t>對他們說、你們辦事應當謹慎．因為你們判斷不是為人、乃是為耶和華．判斷的時候、他必與你們同在</w:t>
+        <w:t>我憑著主耶穌確知深信、凡物本來沒有不潔淨的．惟獨人以為不潔淨的、在他就不潔淨了</w:t>
       </w:r>
       <w:r>
         <w:rPr>
@@ -17108,7 +16932,7 @@
                 <w:sz w:val="28"/>
                 <w:szCs w:val="28"/>
               </w:rPr>
-              <w:t>黃阿絹、黃聖耀</w:t>
+              <w:t>黃明憲、林淑雲</w:t>
             </w:r>
           </w:p>
         </w:tc>
@@ -18868,18 +18692,8 @@
                 <w:szCs w:val="24"/>
                 <w:lang w:eastAsia="zh-HK"/>
               </w:rPr>
-              <w:t>孫翠</w:t>
-            </w:r>
-            <w:proofErr w:type="gramStart"/>
-            <w:r>
-              <w:rPr>
-                <w:rFonts w:ascii="標楷體" w:eastAsia="標楷體" w:hAnsi="標楷體" w:cstheme="majorBidi" w:hint="eastAsia"/>
-                <w:szCs w:val="24"/>
-                <w:lang w:eastAsia="zh-HK"/>
-              </w:rPr>
-              <w:t>璘</w:t>
-            </w:r>
-            <w:proofErr w:type="gramEnd"/>
+              <w:t>孫翠璘</w:t>
+            </w:r>
           </w:p>
         </w:tc>
         <w:tc>
@@ -19270,7 +19084,7 @@
                 <w:kern w:val="0"/>
                 <w:sz w:val="22"/>
               </w:rPr>
-              <w:t>黃明憲、林淑雲</w:t>
+              <w:t>林美惠、劉奕樑</w:t>
             </w:r>
           </w:p>
         </w:tc>
@@ -22171,11 +21985,11 @@
             </w:r>
             <w:r>
               <w:rPr>
-                <w:rFonts w:ascii="Barlow Condensed Medium" w:eastAsia="華康中黑體" w:hAnsi="Barlow Condensed Medium" w:cs="Times New Roman"/>
+                <w:rFonts w:ascii="Barlow Condensed Medium" w:eastAsia="華康中黑體" w:hAnsi="Barlow Condensed Medium" w:cs="Times New Roman" w:hint="eastAsia"/>
                 <w:w w:val="80"/>
                 <w:szCs w:val="24"/>
               </w:rPr>
-              <w:t>5</w:t>
+              <w:t>8</w:t>
             </w:r>
             <w:r>
               <w:rPr>
@@ -22309,11 +22123,19 @@
             </w:pPr>
             <w:r>
               <w:rPr>
+                <w:rFonts w:ascii="Barlow Condensed Medium" w:eastAsia="標楷體" w:hAnsi="Barlow Condensed Medium" w:cstheme="minorHAnsi" w:hint="eastAsia"/>
+                <w:w w:val="80"/>
+                <w:szCs w:val="24"/>
+              </w:rPr>
+              <w:t>3</w:t>
+            </w:r>
+            <w:r>
+              <w:rPr>
                 <w:rFonts w:ascii="Barlow Condensed Medium" w:eastAsia="標楷體" w:hAnsi="Barlow Condensed Medium" w:cstheme="minorHAnsi"/>
                 <w:w w:val="80"/>
                 <w:szCs w:val="24"/>
               </w:rPr>
-              <w:t>50</w:t>
+              <w:t>0</w:t>
             </w:r>
             <w:r>
               <w:rPr>
@@ -22347,48 +22169,56 @@
             </w:pPr>
             <w:r>
               <w:rPr>
+                <w:rFonts w:ascii="Barlow Condensed Medium" w:eastAsia="標楷體" w:hAnsi="Barlow Condensed Medium" w:cstheme="minorHAnsi" w:hint="eastAsia"/>
+                <w:w w:val="80"/>
+                <w:szCs w:val="24"/>
+              </w:rPr>
+              <w:t>2</w:t>
+            </w:r>
+            <w:r>
+              <w:rPr>
                 <w:rFonts w:ascii="Barlow Condensed Medium" w:eastAsia="標楷體" w:hAnsi="Barlow Condensed Medium" w:cstheme="minorHAnsi"/>
                 <w:w w:val="80"/>
                 <w:szCs w:val="24"/>
               </w:rPr>
-              <w:t>4</w:t>
-            </w:r>
-            <w:r>
+              <w:t>,000</w:t>
+            </w:r>
+          </w:p>
+        </w:tc>
+        <w:tc>
+          <w:tcPr>
+            <w:tcW w:w="686" w:type="dxa"/>
+            <w:tcMar>
+              <w:left w:w="28" w:type="dxa"/>
+              <w:right w:w="28" w:type="dxa"/>
+            </w:tcMar>
+            <w:vAlign w:val="center"/>
+          </w:tcPr>
+          <w:p>
+            <w:pPr>
+              <w:snapToGrid w:val="0"/>
+              <w:jc w:val="right"/>
               <w:rPr>
                 <w:rFonts w:ascii="Barlow Condensed Medium" w:eastAsia="標楷體" w:hAnsi="Barlow Condensed Medium" w:cstheme="minorHAnsi"/>
                 <w:w w:val="80"/>
                 <w:szCs w:val="24"/>
               </w:rPr>
-              <w:t>,000</w:t>
-            </w:r>
-          </w:p>
-        </w:tc>
-        <w:tc>
-          <w:tcPr>
-            <w:tcW w:w="686" w:type="dxa"/>
-            <w:tcMar>
-              <w:left w:w="28" w:type="dxa"/>
-              <w:right w:w="28" w:type="dxa"/>
-            </w:tcMar>
-            <w:vAlign w:val="center"/>
-          </w:tcPr>
-          <w:p>
-            <w:pPr>
-              <w:snapToGrid w:val="0"/>
-              <w:jc w:val="right"/>
+            </w:pPr>
+            <w:r>
               <w:rPr>
                 <w:rFonts w:ascii="Barlow Condensed Medium" w:eastAsia="標楷體" w:hAnsi="Barlow Condensed Medium" w:cstheme="minorHAnsi"/>
                 <w:w w:val="80"/>
                 <w:szCs w:val="24"/>
               </w:rPr>
-            </w:pPr>
-            <w:r>
-              <w:rPr>
-                <w:rFonts w:ascii="Barlow Condensed Medium" w:eastAsia="標楷體" w:hAnsi="Barlow Condensed Medium" w:cstheme="minorHAnsi"/>
+              <w:t>3</w:t>
+            </w:r>
+            <w:r>
+              <w:rPr>
+                <w:rFonts w:ascii="Barlow Condensed Medium" w:eastAsia="標楷體" w:hAnsi="Barlow Condensed Medium" w:cstheme="minorHAnsi" w:hint="eastAsia"/>
                 <w:w w:val="80"/>
                 <w:szCs w:val="24"/>
               </w:rPr>
-              <w:t>33</w:t>
+              <w:t>0-1</w:t>
             </w:r>
             <w:r>
               <w:rPr>
@@ -22458,26 +22288,67 @@
                 <w:szCs w:val="24"/>
               </w:rPr>
             </w:pPr>
-          </w:p>
-        </w:tc>
-        <w:tc>
-          <w:tcPr>
-            <w:tcW w:w="683" w:type="dxa"/>
-            <w:tcMar>
-              <w:left w:w="113" w:type="dxa"/>
-              <w:right w:w="28" w:type="dxa"/>
-            </w:tcMar>
-            <w:vAlign w:val="center"/>
-          </w:tcPr>
-          <w:p>
-            <w:pPr>
-              <w:snapToGrid w:val="0"/>
+            <w:r>
               <w:rPr>
                 <w:rFonts w:ascii="Barlow Condensed Medium" w:eastAsia="標楷體" w:hAnsi="Barlow Condensed Medium" w:cstheme="minorHAnsi"/>
                 <w:w w:val="80"/>
                 <w:szCs w:val="24"/>
               </w:rPr>
-            </w:pPr>
+              <w:t>3</w:t>
+            </w:r>
+            <w:r>
+              <w:rPr>
+                <w:rFonts w:ascii="Barlow Condensed Medium" w:eastAsia="標楷體" w:hAnsi="Barlow Condensed Medium" w:cstheme="minorHAnsi" w:hint="eastAsia"/>
+                <w:w w:val="80"/>
+                <w:szCs w:val="24"/>
+              </w:rPr>
+              <w:t>0-2</w:t>
+            </w:r>
+            <w:r>
+              <w:rPr>
+                <w:rFonts w:ascii="Barlow Condensed Medium" w:eastAsia="標楷體" w:hAnsi="Barlow Condensed Medium" w:cstheme="minorHAnsi" w:hint="eastAsia"/>
+                <w:w w:val="80"/>
+                <w:szCs w:val="24"/>
+                <w:lang w:eastAsia="zh-HK"/>
+              </w:rPr>
+              <w:t>號</w:t>
+            </w:r>
+          </w:p>
+        </w:tc>
+        <w:tc>
+          <w:tcPr>
+            <w:tcW w:w="683" w:type="dxa"/>
+            <w:tcMar>
+              <w:left w:w="113" w:type="dxa"/>
+              <w:right w:w="28" w:type="dxa"/>
+            </w:tcMar>
+            <w:vAlign w:val="center"/>
+          </w:tcPr>
+          <w:p>
+            <w:pPr>
+              <w:snapToGrid w:val="0"/>
+              <w:rPr>
+                <w:rFonts w:ascii="Barlow Condensed Medium" w:eastAsia="標楷體" w:hAnsi="Barlow Condensed Medium" w:cstheme="minorHAnsi"/>
+                <w:w w:val="80"/>
+                <w:szCs w:val="24"/>
+              </w:rPr>
+            </w:pPr>
+            <w:r>
+              <w:rPr>
+                <w:rFonts w:ascii="Barlow Condensed Medium" w:eastAsia="標楷體" w:hAnsi="Barlow Condensed Medium" w:cstheme="minorHAnsi"/>
+                <w:w w:val="80"/>
+                <w:szCs w:val="24"/>
+              </w:rPr>
+              <w:t>1</w:t>
+            </w:r>
+            <w:r>
+              <w:rPr>
+                <w:rFonts w:ascii="Barlow Condensed Medium" w:eastAsia="標楷體" w:hAnsi="Barlow Condensed Medium" w:cstheme="minorHAnsi"/>
+                <w:w w:val="80"/>
+                <w:szCs w:val="24"/>
+              </w:rPr>
+              <w:t>,000</w:t>
+            </w:r>
           </w:p>
         </w:tc>
       </w:tr>
@@ -22524,6 +22395,23 @@
                 <w:szCs w:val="24"/>
               </w:rPr>
             </w:pPr>
+            <w:r>
+              <w:rPr>
+                <w:rFonts w:ascii="Barlow Condensed Medium" w:eastAsia="標楷體" w:hAnsi="Barlow Condensed Medium" w:cstheme="minorHAnsi" w:hint="eastAsia"/>
+                <w:w w:val="80"/>
+                <w:szCs w:val="24"/>
+              </w:rPr>
+              <w:t>18</w:t>
+            </w:r>
+            <w:r>
+              <w:rPr>
+                <w:rFonts w:ascii="Barlow Condensed Medium" w:eastAsia="標楷體" w:hAnsi="Barlow Condensed Medium" w:cstheme="minorHAnsi" w:hint="eastAsia"/>
+                <w:w w:val="80"/>
+                <w:szCs w:val="24"/>
+                <w:lang w:eastAsia="zh-HK"/>
+              </w:rPr>
+              <w:t>號</w:t>
+            </w:r>
           </w:p>
         </w:tc>
         <w:tc>
@@ -22545,6 +22433,22 @@
                 <w:szCs w:val="24"/>
               </w:rPr>
             </w:pPr>
+            <w:r>
+              <w:rPr>
+                <w:rFonts w:ascii="Barlow Condensed Medium" w:eastAsia="標楷體" w:hAnsi="Barlow Condensed Medium" w:cstheme="minorHAnsi" w:hint="eastAsia"/>
+                <w:w w:val="80"/>
+                <w:szCs w:val="24"/>
+              </w:rPr>
+              <w:t>5</w:t>
+            </w:r>
+            <w:r>
+              <w:rPr>
+                <w:rFonts w:ascii="Barlow Condensed Medium" w:eastAsia="標楷體" w:hAnsi="Barlow Condensed Medium" w:cstheme="minorHAnsi"/>
+                <w:w w:val="80"/>
+                <w:szCs w:val="24"/>
+              </w:rPr>
+              <w:t>,000</w:t>
+            </w:r>
           </w:p>
         </w:tc>
         <w:tc>
@@ -22654,39 +22558,6 @@
                 <w:szCs w:val="24"/>
               </w:rPr>
             </w:pPr>
-            <w:r>
-              <w:rPr>
-                <w:rFonts w:ascii="Barlow Condensed Medium" w:eastAsia="華康中黑體" w:hAnsi="Barlow Condensed Medium" w:cstheme="minorHAnsi"/>
-                <w:w w:val="80"/>
-                <w:szCs w:val="24"/>
-              </w:rPr>
-              <w:sym w:font="Wingdings 2" w:char="F0AE"/>
-            </w:r>
-            <w:r>
-              <w:rPr>
-                <w:rFonts w:ascii="Barlow Condensed Medium" w:eastAsia="華康中黑體" w:hAnsi="Barlow Condensed Medium" w:cstheme="minorHAnsi" w:hint="eastAsia"/>
-                <w:w w:val="80"/>
-                <w:szCs w:val="24"/>
-                <w:lang w:eastAsia="zh-HK"/>
-              </w:rPr>
-              <w:t>感恩</w:t>
-            </w:r>
-            <w:r>
-              <w:rPr>
-                <w:rFonts w:ascii="Barlow Condensed Medium" w:eastAsia="華康中黑體" w:hAnsi="Barlow Condensed Medium" w:cstheme="minorHAnsi"/>
-                <w:w w:val="80"/>
-                <w:szCs w:val="24"/>
-              </w:rPr>
-              <w:t>奉獻</w:t>
-            </w:r>
-            <w:r>
-              <w:rPr>
-                <w:rFonts w:ascii="Barlow Condensed Medium" w:eastAsia="華康中黑體" w:hAnsi="Barlow Condensed Medium" w:cstheme="minorHAnsi"/>
-                <w:w w:val="80"/>
-                <w:szCs w:val="24"/>
-              </w:rPr>
-              <w:t>:</w:t>
-            </w:r>
           </w:p>
         </w:tc>
         <w:tc>
@@ -22708,30 +22579,34 @@
                 <w:szCs w:val="24"/>
               </w:rPr>
             </w:pPr>
-            <w:r>
+          </w:p>
+        </w:tc>
+        <w:tc>
+          <w:tcPr>
+            <w:tcW w:w="685" w:type="dxa"/>
+            <w:tcMar>
+              <w:left w:w="113" w:type="dxa"/>
+              <w:right w:w="28" w:type="dxa"/>
+            </w:tcMar>
+            <w:vAlign w:val="center"/>
+          </w:tcPr>
+          <w:p>
+            <w:pPr>
+              <w:snapToGrid w:val="0"/>
+              <w:ind w:leftChars="-2" w:left="-5" w:rightChars="-3" w:right="-7"/>
               <w:rPr>
                 <w:rFonts w:ascii="Barlow Condensed Medium" w:eastAsia="標楷體" w:hAnsi="Barlow Condensed Medium" w:cstheme="minorHAnsi"/>
                 <w:w w:val="80"/>
                 <w:szCs w:val="24"/>
               </w:rPr>
-              <w:t>33</w:t>
-            </w:r>
-            <w:r>
-              <w:rPr>
-                <w:rFonts w:ascii="Barlow Condensed Medium" w:eastAsia="標楷體" w:hAnsi="Barlow Condensed Medium" w:cstheme="minorHAnsi" w:hint="eastAsia"/>
-                <w:w w:val="80"/>
-                <w:szCs w:val="24"/>
-                <w:lang w:eastAsia="zh-HK"/>
-              </w:rPr>
-              <w:t>號</w:t>
-            </w:r>
-          </w:p>
-        </w:tc>
-        <w:tc>
-          <w:tcPr>
-            <w:tcW w:w="685" w:type="dxa"/>
-            <w:tcMar>
-              <w:left w:w="113" w:type="dxa"/>
+            </w:pPr>
+          </w:p>
+        </w:tc>
+        <w:tc>
+          <w:tcPr>
+            <w:tcW w:w="686" w:type="dxa"/>
+            <w:tcMar>
+              <w:left w:w="28" w:type="dxa"/>
               <w:right w:w="28" w:type="dxa"/>
             </w:tcMar>
             <w:vAlign w:val="center"/>
@@ -22739,36 +22614,63 @@
           <w:p>
             <w:pPr>
               <w:snapToGrid w:val="0"/>
-              <w:ind w:leftChars="-2" w:left="-5" w:rightChars="-3" w:right="-7"/>
+              <w:jc w:val="right"/>
               <w:rPr>
                 <w:rFonts w:ascii="Barlow Condensed Medium" w:eastAsia="標楷體" w:hAnsi="Barlow Condensed Medium" w:cstheme="minorHAnsi"/>
                 <w:w w:val="80"/>
                 <w:szCs w:val="24"/>
               </w:rPr>
             </w:pPr>
-            <w:r>
+          </w:p>
+        </w:tc>
+        <w:tc>
+          <w:tcPr>
+            <w:tcW w:w="682" w:type="dxa"/>
+            <w:gridSpan w:val="2"/>
+            <w:tcMar>
+              <w:left w:w="113" w:type="dxa"/>
+              <w:right w:w="28" w:type="dxa"/>
+            </w:tcMar>
+            <w:vAlign w:val="center"/>
+          </w:tcPr>
+          <w:p>
+            <w:pPr>
+              <w:snapToGrid w:val="0"/>
               <w:rPr>
                 <w:rFonts w:ascii="Barlow Condensed Medium" w:eastAsia="標楷體" w:hAnsi="Barlow Condensed Medium" w:cstheme="minorHAnsi"/>
                 <w:w w:val="80"/>
                 <w:szCs w:val="24"/>
               </w:rPr>
-              <w:t>1</w:t>
-            </w:r>
-            <w:r>
+            </w:pPr>
+          </w:p>
+        </w:tc>
+        <w:tc>
+          <w:tcPr>
+            <w:tcW w:w="683" w:type="dxa"/>
+            <w:gridSpan w:val="2"/>
+            <w:tcMar>
+              <w:left w:w="28" w:type="dxa"/>
+              <w:right w:w="28" w:type="dxa"/>
+            </w:tcMar>
+            <w:vAlign w:val="center"/>
+          </w:tcPr>
+          <w:p>
+            <w:pPr>
+              <w:snapToGrid w:val="0"/>
+              <w:jc w:val="right"/>
               <w:rPr>
                 <w:rFonts w:ascii="Barlow Condensed Medium" w:eastAsia="標楷體" w:hAnsi="Barlow Condensed Medium" w:cstheme="minorHAnsi"/>
                 <w:w w:val="80"/>
                 <w:szCs w:val="24"/>
               </w:rPr>
-              <w:t>,000</w:t>
-            </w:r>
-          </w:p>
-        </w:tc>
-        <w:tc>
-          <w:tcPr>
-            <w:tcW w:w="686" w:type="dxa"/>
-            <w:tcMar>
-              <w:left w:w="28" w:type="dxa"/>
+            </w:pPr>
+          </w:p>
+        </w:tc>
+        <w:tc>
+          <w:tcPr>
+            <w:tcW w:w="683" w:type="dxa"/>
+            <w:tcMar>
+              <w:left w:w="113" w:type="dxa"/>
               <w:right w:w="28" w:type="dxa"/>
             </w:tcMar>
             <w:vAlign w:val="center"/>
@@ -22776,144 +22678,12 @@
           <w:p>
             <w:pPr>
               <w:snapToGrid w:val="0"/>
-              <w:jc w:val="right"/>
               <w:rPr>
                 <w:rFonts w:ascii="Barlow Condensed Medium" w:eastAsia="標楷體" w:hAnsi="Barlow Condensed Medium" w:cstheme="minorHAnsi"/>
                 <w:w w:val="80"/>
                 <w:szCs w:val="24"/>
               </w:rPr>
             </w:pPr>
-            <w:r>
-              <w:rPr>
-                <w:rFonts w:ascii="Barlow Condensed Medium" w:eastAsia="標楷體" w:hAnsi="Barlow Condensed Medium" w:cstheme="minorHAnsi"/>
-                <w:w w:val="80"/>
-                <w:szCs w:val="24"/>
-              </w:rPr>
-              <w:t>47</w:t>
-            </w:r>
-            <w:r>
-              <w:rPr>
-                <w:rFonts w:ascii="Barlow Condensed Medium" w:eastAsia="標楷體" w:hAnsi="Barlow Condensed Medium" w:cstheme="minorHAnsi" w:hint="eastAsia"/>
-                <w:w w:val="80"/>
-                <w:szCs w:val="24"/>
-                <w:lang w:eastAsia="zh-HK"/>
-              </w:rPr>
-              <w:t>號</w:t>
-            </w:r>
-          </w:p>
-        </w:tc>
-        <w:tc>
-          <w:tcPr>
-            <w:tcW w:w="682" w:type="dxa"/>
-            <w:gridSpan w:val="2"/>
-            <w:tcMar>
-              <w:left w:w="113" w:type="dxa"/>
-              <w:right w:w="28" w:type="dxa"/>
-            </w:tcMar>
-            <w:vAlign w:val="center"/>
-          </w:tcPr>
-          <w:p>
-            <w:pPr>
-              <w:snapToGrid w:val="0"/>
-              <w:rPr>
-                <w:rFonts w:ascii="Barlow Condensed Medium" w:eastAsia="標楷體" w:hAnsi="Barlow Condensed Medium" w:cstheme="minorHAnsi"/>
-                <w:w w:val="80"/>
-                <w:szCs w:val="24"/>
-              </w:rPr>
-            </w:pPr>
-            <w:r>
-              <w:rPr>
-                <w:rFonts w:ascii="Barlow Condensed Medium" w:eastAsia="標楷體" w:hAnsi="Barlow Condensed Medium" w:cstheme="minorHAnsi"/>
-                <w:w w:val="80"/>
-                <w:szCs w:val="24"/>
-              </w:rPr>
-              <w:t>1</w:t>
-            </w:r>
-            <w:r>
-              <w:rPr>
-                <w:rFonts w:ascii="Barlow Condensed Medium" w:eastAsia="標楷體" w:hAnsi="Barlow Condensed Medium" w:cstheme="minorHAnsi"/>
-                <w:w w:val="80"/>
-                <w:szCs w:val="24"/>
-              </w:rPr>
-              <w:t>,000</w:t>
-            </w:r>
-          </w:p>
-        </w:tc>
-        <w:tc>
-          <w:tcPr>
-            <w:tcW w:w="683" w:type="dxa"/>
-            <w:gridSpan w:val="2"/>
-            <w:tcMar>
-              <w:left w:w="28" w:type="dxa"/>
-              <w:right w:w="28" w:type="dxa"/>
-            </w:tcMar>
-            <w:vAlign w:val="center"/>
-          </w:tcPr>
-          <w:p>
-            <w:pPr>
-              <w:snapToGrid w:val="0"/>
-              <w:jc w:val="right"/>
-              <w:rPr>
-                <w:rFonts w:ascii="Barlow Condensed Medium" w:eastAsia="標楷體" w:hAnsi="Barlow Condensed Medium" w:cstheme="minorHAnsi"/>
-                <w:w w:val="80"/>
-                <w:szCs w:val="24"/>
-              </w:rPr>
-            </w:pPr>
-            <w:r>
-              <w:rPr>
-                <w:rFonts w:ascii="Barlow Condensed Medium" w:eastAsia="標楷體" w:hAnsi="Barlow Condensed Medium" w:cstheme="minorHAnsi" w:hint="eastAsia"/>
-                <w:w w:val="80"/>
-                <w:szCs w:val="24"/>
-                <w:lang w:eastAsia="zh-HK"/>
-              </w:rPr>
-              <w:t>有志</w:t>
-            </w:r>
-            <w:r>
-              <w:rPr>
-                <w:rFonts w:ascii="Barlow Condensed Medium" w:eastAsia="標楷體" w:hAnsi="Barlow Condensed Medium" w:cstheme="minorHAnsi" w:hint="eastAsia"/>
-                <w:w w:val="80"/>
-                <w:szCs w:val="24"/>
-                <w:lang w:eastAsia="zh-HK"/>
-              </w:rPr>
-              <w:t>*2</w:t>
-            </w:r>
-          </w:p>
-        </w:tc>
-        <w:tc>
-          <w:tcPr>
-            <w:tcW w:w="683" w:type="dxa"/>
-            <w:tcMar>
-              <w:left w:w="113" w:type="dxa"/>
-              <w:right w:w="28" w:type="dxa"/>
-            </w:tcMar>
-            <w:vAlign w:val="center"/>
-          </w:tcPr>
-          <w:p>
-            <w:pPr>
-              <w:snapToGrid w:val="0"/>
-              <w:rPr>
-                <w:rFonts w:ascii="Barlow Condensed Medium" w:eastAsia="標楷體" w:hAnsi="Barlow Condensed Medium" w:cstheme="minorHAnsi"/>
-                <w:w w:val="80"/>
-                <w:szCs w:val="24"/>
-              </w:rPr>
-            </w:pPr>
-            <w:r>
-              <w:rPr>
-                <w:rFonts w:ascii="Barlow Condensed Medium" w:eastAsia="標楷體" w:hAnsi="Barlow Condensed Medium" w:cstheme="minorHAnsi" w:hint="eastAsia"/>
-                <w:w w:val="80"/>
-                <w:szCs w:val="24"/>
-              </w:rPr>
-              <w:t>185</w:t>
-            </w:r>
-            <w:r>
-              <w:rPr>
-                <w:rFonts w:ascii="Barlow Condensed Medium" w:eastAsia="標楷體" w:hAnsi="Barlow Condensed Medium" w:cstheme="minorHAnsi"/>
-                <w:w w:val="80"/>
-                <w:sz w:val="18"/>
-                <w:szCs w:val="18"/>
-              </w:rPr>
-              <w:t>(5/17)</w:t>
-            </w:r>
           </w:p>
         </w:tc>
       </w:tr>
@@ -22939,6 +22709,306 @@
                 <w:szCs w:val="24"/>
               </w:rPr>
             </w:pPr>
+            <w:r>
+              <w:rPr>
+                <w:rFonts w:ascii="Barlow Condensed Medium" w:eastAsia="華康中黑體" w:hAnsi="Barlow Condensed Medium" w:cstheme="minorHAnsi"/>
+                <w:w w:val="80"/>
+                <w:szCs w:val="24"/>
+              </w:rPr>
+              <w:sym w:font="Wingdings 2" w:char="F0AE"/>
+            </w:r>
+            <w:r>
+              <w:rPr>
+                <w:rFonts w:ascii="Barlow Condensed Medium" w:eastAsia="華康中黑體" w:hAnsi="Barlow Condensed Medium" w:cstheme="minorHAnsi" w:hint="eastAsia"/>
+                <w:w w:val="80"/>
+                <w:szCs w:val="24"/>
+                <w:lang w:eastAsia="zh-HK"/>
+              </w:rPr>
+              <w:t>感恩</w:t>
+            </w:r>
+            <w:r>
+              <w:rPr>
+                <w:rFonts w:ascii="Barlow Condensed Medium" w:eastAsia="華康中黑體" w:hAnsi="Barlow Condensed Medium" w:cstheme="minorHAnsi"/>
+                <w:w w:val="80"/>
+                <w:szCs w:val="24"/>
+              </w:rPr>
+              <w:t>奉獻</w:t>
+            </w:r>
+            <w:r>
+              <w:rPr>
+                <w:rFonts w:ascii="Barlow Condensed Medium" w:eastAsia="華康中黑體" w:hAnsi="Barlow Condensed Medium" w:cstheme="minorHAnsi"/>
+                <w:w w:val="80"/>
+                <w:szCs w:val="24"/>
+              </w:rPr>
+              <w:t>:</w:t>
+            </w:r>
+          </w:p>
+        </w:tc>
+        <w:tc>
+          <w:tcPr>
+            <w:tcW w:w="685" w:type="dxa"/>
+            <w:tcMar>
+              <w:left w:w="28" w:type="dxa"/>
+              <w:right w:w="28" w:type="dxa"/>
+            </w:tcMar>
+            <w:vAlign w:val="center"/>
+          </w:tcPr>
+          <w:p>
+            <w:pPr>
+              <w:snapToGrid w:val="0"/>
+              <w:jc w:val="right"/>
+              <w:rPr>
+                <w:rFonts w:ascii="Barlow Condensed Medium" w:eastAsia="標楷體" w:hAnsi="Barlow Condensed Medium" w:cstheme="minorHAnsi"/>
+                <w:w w:val="80"/>
+                <w:szCs w:val="24"/>
+              </w:rPr>
+            </w:pPr>
+            <w:r>
+              <w:rPr>
+                <w:rFonts w:ascii="Barlow Condensed Medium" w:eastAsia="標楷體" w:hAnsi="Barlow Condensed Medium" w:cstheme="minorHAnsi" w:hint="eastAsia"/>
+                <w:w w:val="80"/>
+                <w:szCs w:val="24"/>
+              </w:rPr>
+              <w:t>1-2</w:t>
+            </w:r>
+            <w:r>
+              <w:rPr>
+                <w:rFonts w:ascii="Barlow Condensed Medium" w:eastAsia="標楷體" w:hAnsi="Barlow Condensed Medium" w:cstheme="minorHAnsi" w:hint="eastAsia"/>
+                <w:w w:val="80"/>
+                <w:szCs w:val="24"/>
+                <w:lang w:eastAsia="zh-HK"/>
+              </w:rPr>
+              <w:t>號</w:t>
+            </w:r>
+          </w:p>
+        </w:tc>
+        <w:tc>
+          <w:tcPr>
+            <w:tcW w:w="685" w:type="dxa"/>
+            <w:tcMar>
+              <w:left w:w="113" w:type="dxa"/>
+              <w:right w:w="28" w:type="dxa"/>
+            </w:tcMar>
+            <w:vAlign w:val="center"/>
+          </w:tcPr>
+          <w:p>
+            <w:pPr>
+              <w:snapToGrid w:val="0"/>
+              <w:ind w:leftChars="-2" w:left="-5" w:rightChars="-3" w:right="-7"/>
+              <w:rPr>
+                <w:rFonts w:ascii="Barlow Condensed Medium" w:eastAsia="標楷體" w:hAnsi="Barlow Condensed Medium" w:cstheme="minorHAnsi"/>
+                <w:w w:val="80"/>
+                <w:szCs w:val="24"/>
+              </w:rPr>
+            </w:pPr>
+            <w:r>
+              <w:rPr>
+                <w:rFonts w:ascii="Barlow Condensed Medium" w:eastAsia="標楷體" w:hAnsi="Barlow Condensed Medium" w:cstheme="minorHAnsi" w:hint="eastAsia"/>
+                <w:w w:val="80"/>
+                <w:szCs w:val="24"/>
+              </w:rPr>
+              <w:t>2</w:t>
+            </w:r>
+            <w:r>
+              <w:rPr>
+                <w:rFonts w:ascii="Barlow Condensed Medium" w:eastAsia="標楷體" w:hAnsi="Barlow Condensed Medium" w:cstheme="minorHAnsi"/>
+                <w:w w:val="80"/>
+                <w:szCs w:val="24"/>
+              </w:rPr>
+              <w:t>,</w:t>
+            </w:r>
+            <w:r>
+              <w:rPr>
+                <w:rFonts w:ascii="Barlow Condensed Medium" w:eastAsia="標楷體" w:hAnsi="Barlow Condensed Medium" w:cstheme="minorHAnsi" w:hint="eastAsia"/>
+                <w:w w:val="80"/>
+                <w:szCs w:val="24"/>
+              </w:rPr>
+              <w:t>5</w:t>
+            </w:r>
+            <w:r>
+              <w:rPr>
+                <w:rFonts w:ascii="Barlow Condensed Medium" w:eastAsia="標楷體" w:hAnsi="Barlow Condensed Medium" w:cstheme="minorHAnsi"/>
+                <w:w w:val="80"/>
+                <w:szCs w:val="24"/>
+              </w:rPr>
+              <w:t>00</w:t>
+            </w:r>
+          </w:p>
+        </w:tc>
+        <w:tc>
+          <w:tcPr>
+            <w:tcW w:w="686" w:type="dxa"/>
+            <w:tcMar>
+              <w:left w:w="28" w:type="dxa"/>
+              <w:right w:w="28" w:type="dxa"/>
+            </w:tcMar>
+            <w:vAlign w:val="center"/>
+          </w:tcPr>
+          <w:p>
+            <w:pPr>
+              <w:snapToGrid w:val="0"/>
+              <w:jc w:val="right"/>
+              <w:rPr>
+                <w:rFonts w:ascii="Barlow Condensed Medium" w:eastAsia="標楷體" w:hAnsi="Barlow Condensed Medium" w:cstheme="minorHAnsi"/>
+                <w:w w:val="80"/>
+                <w:szCs w:val="24"/>
+              </w:rPr>
+            </w:pPr>
+            <w:r>
+              <w:rPr>
+                <w:rFonts w:ascii="Barlow Condensed Medium" w:eastAsia="標楷體" w:hAnsi="Barlow Condensed Medium" w:cstheme="minorHAnsi" w:hint="eastAsia"/>
+                <w:w w:val="80"/>
+                <w:szCs w:val="24"/>
+              </w:rPr>
+              <w:t>7-2</w:t>
+            </w:r>
+            <w:r>
+              <w:rPr>
+                <w:rFonts w:ascii="Barlow Condensed Medium" w:eastAsia="標楷體" w:hAnsi="Barlow Condensed Medium" w:cstheme="minorHAnsi" w:hint="eastAsia"/>
+                <w:w w:val="80"/>
+                <w:szCs w:val="24"/>
+                <w:lang w:eastAsia="zh-HK"/>
+              </w:rPr>
+              <w:t>號</w:t>
+            </w:r>
+          </w:p>
+        </w:tc>
+        <w:tc>
+          <w:tcPr>
+            <w:tcW w:w="682" w:type="dxa"/>
+            <w:gridSpan w:val="2"/>
+            <w:tcMar>
+              <w:left w:w="113" w:type="dxa"/>
+              <w:right w:w="28" w:type="dxa"/>
+            </w:tcMar>
+            <w:vAlign w:val="center"/>
+          </w:tcPr>
+          <w:p>
+            <w:pPr>
+              <w:snapToGrid w:val="0"/>
+              <w:rPr>
+                <w:rFonts w:ascii="Barlow Condensed Medium" w:eastAsia="標楷體" w:hAnsi="Barlow Condensed Medium" w:cstheme="minorHAnsi"/>
+                <w:w w:val="80"/>
+                <w:szCs w:val="24"/>
+              </w:rPr>
+            </w:pPr>
+            <w:r>
+              <w:rPr>
+                <w:rFonts w:ascii="Barlow Condensed Medium" w:eastAsia="標楷體" w:hAnsi="Barlow Condensed Medium" w:cstheme="minorHAnsi" w:hint="eastAsia"/>
+                <w:w w:val="80"/>
+                <w:szCs w:val="24"/>
+              </w:rPr>
+              <w:t>4</w:t>
+            </w:r>
+            <w:r>
+              <w:rPr>
+                <w:rFonts w:ascii="Barlow Condensed Medium" w:eastAsia="標楷體" w:hAnsi="Barlow Condensed Medium" w:cstheme="minorHAnsi"/>
+                <w:w w:val="80"/>
+                <w:szCs w:val="24"/>
+              </w:rPr>
+              <w:t>,000</w:t>
+            </w:r>
+          </w:p>
+        </w:tc>
+        <w:tc>
+          <w:tcPr>
+            <w:tcW w:w="683" w:type="dxa"/>
+            <w:gridSpan w:val="2"/>
+            <w:tcMar>
+              <w:left w:w="28" w:type="dxa"/>
+              <w:right w:w="28" w:type="dxa"/>
+            </w:tcMar>
+            <w:vAlign w:val="center"/>
+          </w:tcPr>
+          <w:p>
+            <w:pPr>
+              <w:snapToGrid w:val="0"/>
+              <w:jc w:val="right"/>
+              <w:rPr>
+                <w:rFonts w:ascii="Barlow Condensed Medium" w:eastAsia="標楷體" w:hAnsi="Barlow Condensed Medium" w:cstheme="minorHAnsi"/>
+                <w:w w:val="80"/>
+                <w:szCs w:val="24"/>
+              </w:rPr>
+            </w:pPr>
+            <w:r>
+              <w:rPr>
+                <w:rFonts w:ascii="Barlow Condensed Medium" w:eastAsia="標楷體" w:hAnsi="Barlow Condensed Medium" w:cstheme="minorHAnsi" w:hint="eastAsia"/>
+                <w:w w:val="80"/>
+                <w:szCs w:val="24"/>
+                <w:lang w:eastAsia="zh-HK"/>
+              </w:rPr>
+              <w:t>有志</w:t>
+            </w:r>
+            <w:r>
+              <w:rPr>
+                <w:rFonts w:ascii="Barlow Condensed Medium" w:eastAsia="標楷體" w:hAnsi="Barlow Condensed Medium" w:cstheme="minorHAnsi" w:hint="eastAsia"/>
+                <w:w w:val="80"/>
+                <w:szCs w:val="24"/>
+                <w:lang w:eastAsia="zh-HK"/>
+              </w:rPr>
+              <w:t>*</w:t>
+            </w:r>
+            <w:r>
+              <w:rPr>
+                <w:rFonts w:ascii="Barlow Condensed Medium" w:eastAsia="標楷體" w:hAnsi="Barlow Condensed Medium" w:cstheme="minorHAnsi" w:hint="eastAsia"/>
+                <w:w w:val="80"/>
+                <w:szCs w:val="24"/>
+              </w:rPr>
+              <w:t>4</w:t>
+            </w:r>
+          </w:p>
+        </w:tc>
+        <w:tc>
+          <w:tcPr>
+            <w:tcW w:w="683" w:type="dxa"/>
+            <w:tcMar>
+              <w:left w:w="113" w:type="dxa"/>
+              <w:right w:w="28" w:type="dxa"/>
+            </w:tcMar>
+            <w:vAlign w:val="center"/>
+          </w:tcPr>
+          <w:p>
+            <w:pPr>
+              <w:snapToGrid w:val="0"/>
+              <w:rPr>
+                <w:rFonts w:ascii="Barlow Condensed Medium" w:eastAsia="標楷體" w:hAnsi="Barlow Condensed Medium" w:cstheme="minorHAnsi"/>
+                <w:w w:val="80"/>
+                <w:szCs w:val="24"/>
+              </w:rPr>
+            </w:pPr>
+            <w:r>
+              <w:rPr>
+                <w:rFonts w:ascii="Barlow Condensed Medium" w:eastAsia="標楷體" w:hAnsi="Barlow Condensed Medium" w:cstheme="minorHAnsi" w:hint="eastAsia"/>
+                <w:w w:val="80"/>
+                <w:szCs w:val="24"/>
+              </w:rPr>
+              <w:t>340</w:t>
+            </w:r>
+          </w:p>
+        </w:tc>
+      </w:tr>
+      <w:tr>
+        <w:trPr>
+          <w:trHeight w:hRule="exact" w:val="340"/>
+        </w:trPr>
+        <w:tc>
+          <w:tcPr>
+            <w:tcW w:w="1622" w:type="dxa"/>
+            <w:tcMar>
+              <w:left w:w="28" w:type="dxa"/>
+              <w:right w:w="28" w:type="dxa"/>
+            </w:tcMar>
+            <w:vAlign w:val="center"/>
+          </w:tcPr>
+          <w:p>
+            <w:pPr>
+              <w:snapToGrid w:val="0"/>
+              <w:rPr>
+                <w:rFonts w:ascii="Barlow Condensed Medium" w:eastAsia="華康中黑體" w:hAnsi="Barlow Condensed Medium" w:cstheme="minorHAnsi"/>
+                <w:w w:val="80"/>
+                <w:szCs w:val="24"/>
+              </w:rPr>
+            </w:pPr>
           </w:p>
         </w:tc>
         <w:tc>
@@ -22962,6 +23032,23 @@
                 <w:lang w:eastAsia="zh-HK"/>
               </w:rPr>
             </w:pPr>
+            <w:r>
+              <w:rPr>
+                <w:rFonts w:ascii="Barlow Condensed Medium" w:eastAsia="標楷體" w:hAnsi="Barlow Condensed Medium" w:cstheme="minorHAnsi" w:hint="eastAsia"/>
+                <w:w w:val="80"/>
+                <w:szCs w:val="24"/>
+              </w:rPr>
+              <w:t>54-3</w:t>
+            </w:r>
+            <w:r>
+              <w:rPr>
+                <w:rFonts w:ascii="Barlow Condensed Medium" w:eastAsia="標楷體" w:hAnsi="Barlow Condensed Medium" w:cstheme="minorHAnsi" w:hint="eastAsia"/>
+                <w:w w:val="80"/>
+                <w:szCs w:val="24"/>
+                <w:lang w:eastAsia="zh-HK"/>
+              </w:rPr>
+              <w:t>號</w:t>
+            </w:r>
           </w:p>
         </w:tc>
         <w:tc>
@@ -22984,48 +23071,129 @@
                 <w:highlight w:val="yellow"/>
               </w:rPr>
             </w:pPr>
-          </w:p>
-        </w:tc>
-        <w:tc>
-          <w:tcPr>
-            <w:tcW w:w="686" w:type="dxa"/>
-            <w:tcMar>
-              <w:left w:w="28" w:type="dxa"/>
-              <w:right w:w="28" w:type="dxa"/>
-            </w:tcMar>
-            <w:vAlign w:val="center"/>
-          </w:tcPr>
-          <w:p>
-            <w:pPr>
-              <w:snapToGrid w:val="0"/>
-              <w:jc w:val="right"/>
+            <w:r>
+              <w:rPr>
+                <w:rFonts w:ascii="Barlow Condensed Medium" w:eastAsia="標楷體" w:hAnsi="Barlow Condensed Medium" w:cstheme="minorHAnsi" w:hint="eastAsia"/>
+                <w:w w:val="80"/>
+                <w:szCs w:val="24"/>
+              </w:rPr>
+              <w:t>1</w:t>
+            </w:r>
+            <w:r>
               <w:rPr>
                 <w:rFonts w:ascii="Barlow Condensed Medium" w:eastAsia="標楷體" w:hAnsi="Barlow Condensed Medium" w:cstheme="minorHAnsi"/>
                 <w:w w:val="80"/>
                 <w:szCs w:val="24"/>
               </w:rPr>
-            </w:pPr>
-          </w:p>
-        </w:tc>
-        <w:tc>
-          <w:tcPr>
-            <w:tcW w:w="682" w:type="dxa"/>
-            <w:gridSpan w:val="2"/>
-            <w:tcMar>
-              <w:left w:w="113" w:type="dxa"/>
-              <w:right w:w="28" w:type="dxa"/>
-            </w:tcMar>
-            <w:vAlign w:val="center"/>
-          </w:tcPr>
-          <w:p>
-            <w:pPr>
-              <w:snapToGrid w:val="0"/>
+              <w:t>,</w:t>
+            </w:r>
+            <w:r>
+              <w:rPr>
+                <w:rFonts w:ascii="Barlow Condensed Medium" w:eastAsia="標楷體" w:hAnsi="Barlow Condensed Medium" w:cstheme="minorHAnsi" w:hint="eastAsia"/>
+                <w:w w:val="80"/>
+                <w:szCs w:val="24"/>
+              </w:rPr>
+              <w:t>5</w:t>
+            </w:r>
+            <w:r>
               <w:rPr>
                 <w:rFonts w:ascii="Barlow Condensed Medium" w:eastAsia="標楷體" w:hAnsi="Barlow Condensed Medium" w:cstheme="minorHAnsi"/>
                 <w:w w:val="80"/>
                 <w:szCs w:val="24"/>
               </w:rPr>
-            </w:pPr>
+              <w:t>00</w:t>
+            </w:r>
+          </w:p>
+        </w:tc>
+        <w:tc>
+          <w:tcPr>
+            <w:tcW w:w="686" w:type="dxa"/>
+            <w:tcMar>
+              <w:left w:w="28" w:type="dxa"/>
+              <w:right w:w="28" w:type="dxa"/>
+            </w:tcMar>
+            <w:vAlign w:val="center"/>
+          </w:tcPr>
+          <w:p>
+            <w:pPr>
+              <w:snapToGrid w:val="0"/>
+              <w:jc w:val="right"/>
+              <w:rPr>
+                <w:rFonts w:ascii="Barlow Condensed Medium" w:eastAsia="標楷體" w:hAnsi="Barlow Condensed Medium" w:cstheme="minorHAnsi"/>
+                <w:w w:val="80"/>
+                <w:szCs w:val="24"/>
+              </w:rPr>
+            </w:pPr>
+            <w:r>
+              <w:rPr>
+                <w:rFonts w:ascii="Barlow Condensed Medium" w:eastAsia="標楷體" w:hAnsi="Barlow Condensed Medium" w:cstheme="minorHAnsi" w:hint="eastAsia"/>
+                <w:w w:val="80"/>
+                <w:szCs w:val="24"/>
+              </w:rPr>
+              <w:t>54-4</w:t>
+            </w:r>
+            <w:r>
+              <w:rPr>
+                <w:rFonts w:ascii="Barlow Condensed Medium" w:eastAsia="標楷體" w:hAnsi="Barlow Condensed Medium" w:cstheme="minorHAnsi" w:hint="eastAsia"/>
+                <w:w w:val="80"/>
+                <w:szCs w:val="24"/>
+                <w:lang w:eastAsia="zh-HK"/>
+              </w:rPr>
+              <w:t>號</w:t>
+            </w:r>
+          </w:p>
+        </w:tc>
+        <w:tc>
+          <w:tcPr>
+            <w:tcW w:w="682" w:type="dxa"/>
+            <w:gridSpan w:val="2"/>
+            <w:tcMar>
+              <w:left w:w="113" w:type="dxa"/>
+              <w:right w:w="28" w:type="dxa"/>
+            </w:tcMar>
+            <w:vAlign w:val="center"/>
+          </w:tcPr>
+          <w:p>
+            <w:pPr>
+              <w:snapToGrid w:val="0"/>
+              <w:rPr>
+                <w:rFonts w:ascii="Barlow Condensed Medium" w:eastAsia="標楷體" w:hAnsi="Barlow Condensed Medium" w:cstheme="minorHAnsi"/>
+                <w:w w:val="80"/>
+                <w:szCs w:val="24"/>
+              </w:rPr>
+            </w:pPr>
+            <w:r>
+              <w:rPr>
+                <w:rFonts w:ascii="Barlow Condensed Medium" w:eastAsia="標楷體" w:hAnsi="Barlow Condensed Medium" w:cstheme="minorHAnsi" w:hint="eastAsia"/>
+                <w:w w:val="80"/>
+                <w:szCs w:val="24"/>
+              </w:rPr>
+              <w:t>1</w:t>
+            </w:r>
+            <w:r>
+              <w:rPr>
+                <w:rFonts w:ascii="Barlow Condensed Medium" w:eastAsia="標楷體" w:hAnsi="Barlow Condensed Medium" w:cstheme="minorHAnsi"/>
+                <w:w w:val="80"/>
+                <w:szCs w:val="24"/>
+              </w:rPr>
+              <w:t>,</w:t>
+            </w:r>
+            <w:r>
+              <w:rPr>
+                <w:rFonts w:ascii="Barlow Condensed Medium" w:eastAsia="標楷體" w:hAnsi="Barlow Condensed Medium" w:cstheme="minorHAnsi" w:hint="eastAsia"/>
+                <w:w w:val="80"/>
+                <w:szCs w:val="24"/>
+              </w:rPr>
+              <w:t>5</w:t>
+            </w:r>
+            <w:r>
+              <w:rPr>
+                <w:rFonts w:ascii="Barlow Condensed Medium" w:eastAsia="標楷體" w:hAnsi="Barlow Condensed Medium" w:cstheme="minorHAnsi"/>
+                <w:w w:val="80"/>
+                <w:szCs w:val="24"/>
+              </w:rPr>
+              <w:t>00</w:t>
+            </w:r>
           </w:p>
         </w:tc>
         <w:tc>
@@ -23084,1007 +23252,6 @@
             </w:tcMar>
             <w:vAlign w:val="center"/>
           </w:tcPr>
-          <w:tbl>
-            <w:tblPr>
-              <w:tblStyle w:val="a3"/>
-              <w:tblW w:w="5726" w:type="dxa"/>
-              <w:tblBorders>
-                <w:top w:val="none" w:sz="0" w:space="0" w:color="auto"/>
-                <w:left w:val="none" w:sz="0" w:space="0" w:color="auto"/>
-                <w:bottom w:val="none" w:sz="0" w:space="0" w:color="auto"/>
-                <w:right w:val="none" w:sz="0" w:space="0" w:color="auto"/>
-                <w:insideH w:val="none" w:sz="0" w:space="0" w:color="auto"/>
-                <w:insideV w:val="none" w:sz="0" w:space="0" w:color="auto"/>
-              </w:tblBorders>
-              <w:tblLayout w:type="fixed"/>
-              <w:tblLook w:val="04A0" w:firstRow="1" w:lastRow="0" w:firstColumn="1" w:lastColumn="0" w:noHBand="0" w:noVBand="1"/>
-            </w:tblPr>
-            <w:tblGrid>
-              <w:gridCol w:w="1622"/>
-              <w:gridCol w:w="685"/>
-              <w:gridCol w:w="685"/>
-              <w:gridCol w:w="686"/>
-              <w:gridCol w:w="682"/>
-              <w:gridCol w:w="683"/>
-              <w:gridCol w:w="683"/>
-            </w:tblGrid>
-            <w:tr>
-              <w:trPr>
-                <w:trHeight w:hRule="exact" w:val="340"/>
-              </w:trPr>
-              <w:tc>
-                <w:tcPr>
-                  <w:tcW w:w="1622" w:type="dxa"/>
-                  <w:tcMar>
-                    <w:left w:w="28" w:type="dxa"/>
-                    <w:right w:w="28" w:type="dxa"/>
-                  </w:tcMar>
-                  <w:vAlign w:val="center"/>
-                </w:tcPr>
-                <w:p>
-                  <w:pPr>
-                    <w:snapToGrid w:val="0"/>
-                    <w:rPr>
-                      <w:rFonts w:ascii="Barlow Condensed Medium" w:eastAsia="華康中黑體" w:hAnsi="Barlow Condensed Medium" w:cstheme="minorHAnsi"/>
-                      <w:w w:val="80"/>
-                      <w:szCs w:val="24"/>
-                    </w:rPr>
-                  </w:pPr>
-                  <w:r>
-                    <w:rPr>
-                      <w:rFonts w:ascii="Barlow Condensed Medium" w:eastAsia="華康中黑體" w:hAnsi="Barlow Condensed Medium" w:cstheme="minorHAnsi"/>
-                      <w:w w:val="80"/>
-                      <w:szCs w:val="24"/>
-                    </w:rPr>
-                    <w:sym w:font="Wingdings 2" w:char="F0AE"/>
-                  </w:r>
-                  <w:r>
-                    <w:rPr>
-                      <w:rFonts w:ascii="Barlow Condensed Medium" w:eastAsia="華康中黑體" w:hAnsi="Barlow Condensed Medium" w:cstheme="minorHAnsi" w:hint="eastAsia"/>
-                      <w:w w:val="80"/>
-                      <w:szCs w:val="24"/>
-                      <w:lang w:eastAsia="zh-HK"/>
-                    </w:rPr>
-                    <w:t>為</w:t>
-                  </w:r>
-                  <w:r>
-                    <w:rPr>
-                      <w:rFonts w:ascii="Barlow Condensed Medium" w:eastAsia="華康中黑體" w:hAnsi="Barlow Condensed Medium" w:cstheme="minorHAnsi" w:hint="eastAsia"/>
-                      <w:w w:val="80"/>
-                      <w:szCs w:val="24"/>
-                      <w:lang w:eastAsia="zh-HK"/>
-                    </w:rPr>
-                    <w:t>聖歌隊</w:t>
-                  </w:r>
-                  <w:r>
-                    <w:rPr>
-                      <w:rFonts w:ascii="Barlow Condensed Medium" w:eastAsia="華康中黑體" w:hAnsi="Barlow Condensed Medium" w:cstheme="minorHAnsi" w:hint="eastAsia"/>
-                      <w:w w:val="80"/>
-                      <w:szCs w:val="24"/>
-                      <w:lang w:eastAsia="zh-HK"/>
-                    </w:rPr>
-                    <w:t>奉</w:t>
-                  </w:r>
-                  <w:r>
-                    <w:rPr>
-                      <w:rFonts w:ascii="Barlow Condensed Medium" w:eastAsia="華康中黑體" w:hAnsi="Barlow Condensed Medium" w:cstheme="minorHAnsi"/>
-                      <w:w w:val="80"/>
-                      <w:szCs w:val="24"/>
-                    </w:rPr>
-                    <w:t>獻</w:t>
-                  </w:r>
-                  <w:r>
-                    <w:rPr>
-                      <w:rFonts w:ascii="Barlow Condensed Medium" w:eastAsia="華康中黑體" w:hAnsi="Barlow Condensed Medium" w:cstheme="minorHAnsi"/>
-                      <w:w w:val="80"/>
-                      <w:szCs w:val="24"/>
-                    </w:rPr>
-                    <w:t>:</w:t>
-                  </w:r>
-                </w:p>
-              </w:tc>
-              <w:tc>
-                <w:tcPr>
-                  <w:tcW w:w="685" w:type="dxa"/>
-                  <w:tcMar>
-                    <w:left w:w="28" w:type="dxa"/>
-                    <w:right w:w="28" w:type="dxa"/>
-                  </w:tcMar>
-                  <w:vAlign w:val="center"/>
-                </w:tcPr>
-                <w:p>
-                  <w:pPr>
-                    <w:snapToGrid w:val="0"/>
-                    <w:jc w:val="right"/>
-                    <w:rPr>
-                      <w:rFonts w:ascii="Barlow Condensed Medium" w:eastAsia="標楷體" w:hAnsi="Barlow Condensed Medium" w:cstheme="minorHAnsi"/>
-                      <w:w w:val="80"/>
-                      <w:szCs w:val="24"/>
-                    </w:rPr>
-                  </w:pPr>
-                  <w:r>
-                    <w:rPr>
-                      <w:rFonts w:ascii="Barlow Condensed Medium" w:eastAsia="標楷體" w:hAnsi="Barlow Condensed Medium" w:cstheme="minorHAnsi" w:hint="eastAsia"/>
-                      <w:w w:val="80"/>
-                      <w:szCs w:val="24"/>
-                      <w:lang w:eastAsia="zh-HK"/>
-                    </w:rPr>
-                    <w:t>49</w:t>
-                  </w:r>
-                  <w:r>
-                    <w:rPr>
-                      <w:rFonts w:ascii="Barlow Condensed Medium" w:eastAsia="標楷體" w:hAnsi="Barlow Condensed Medium" w:cstheme="minorHAnsi" w:hint="eastAsia"/>
-                      <w:w w:val="80"/>
-                      <w:szCs w:val="24"/>
-                      <w:lang w:eastAsia="zh-HK"/>
-                    </w:rPr>
-                    <w:t>號</w:t>
-                  </w:r>
-                </w:p>
-              </w:tc>
-              <w:tc>
-                <w:tcPr>
-                  <w:tcW w:w="685" w:type="dxa"/>
-                  <w:tcMar>
-                    <w:left w:w="113" w:type="dxa"/>
-                    <w:right w:w="28" w:type="dxa"/>
-                  </w:tcMar>
-                  <w:vAlign w:val="center"/>
-                </w:tcPr>
-                <w:p>
-                  <w:pPr>
-                    <w:snapToGrid w:val="0"/>
-                    <w:ind w:leftChars="-2" w:left="-5" w:rightChars="-3" w:right="-7"/>
-                    <w:rPr>
-                      <w:rFonts w:ascii="Barlow Condensed Medium" w:eastAsia="標楷體" w:hAnsi="Barlow Condensed Medium" w:cstheme="minorHAnsi"/>
-                      <w:w w:val="80"/>
-                      <w:szCs w:val="24"/>
-                    </w:rPr>
-                  </w:pPr>
-                  <w:r>
-                    <w:rPr>
-                      <w:rFonts w:ascii="Barlow Condensed Medium" w:eastAsia="標楷體" w:hAnsi="Barlow Condensed Medium" w:cstheme="minorHAnsi"/>
-                      <w:w w:val="80"/>
-                      <w:szCs w:val="24"/>
-                    </w:rPr>
-                    <w:t>1,000</w:t>
-                  </w:r>
-                </w:p>
-              </w:tc>
-              <w:tc>
-                <w:tcPr>
-                  <w:tcW w:w="686" w:type="dxa"/>
-                  <w:tcMar>
-                    <w:left w:w="28" w:type="dxa"/>
-                    <w:right w:w="28" w:type="dxa"/>
-                  </w:tcMar>
-                  <w:vAlign w:val="center"/>
-                </w:tcPr>
-                <w:p>
-                  <w:pPr>
-                    <w:snapToGrid w:val="0"/>
-                    <w:jc w:val="right"/>
-                    <w:rPr>
-                      <w:rFonts w:ascii="Barlow Condensed Medium" w:eastAsia="標楷體" w:hAnsi="Barlow Condensed Medium" w:cstheme="minorHAnsi"/>
-                      <w:w w:val="80"/>
-                      <w:szCs w:val="24"/>
-                    </w:rPr>
-                  </w:pPr>
-                </w:p>
-              </w:tc>
-              <w:tc>
-                <w:tcPr>
-                  <w:tcW w:w="682" w:type="dxa"/>
-                  <w:tcMar>
-                    <w:left w:w="113" w:type="dxa"/>
-                    <w:right w:w="28" w:type="dxa"/>
-                  </w:tcMar>
-                  <w:vAlign w:val="center"/>
-                </w:tcPr>
-                <w:p>
-                  <w:pPr>
-                    <w:snapToGrid w:val="0"/>
-                    <w:rPr>
-                      <w:rFonts w:ascii="Barlow Condensed Medium" w:eastAsia="標楷體" w:hAnsi="Barlow Condensed Medium" w:cstheme="minorHAnsi"/>
-                      <w:w w:val="80"/>
-                      <w:szCs w:val="24"/>
-                    </w:rPr>
-                  </w:pPr>
-                </w:p>
-              </w:tc>
-              <w:tc>
-                <w:tcPr>
-                  <w:tcW w:w="683" w:type="dxa"/>
-                  <w:tcMar>
-                    <w:left w:w="28" w:type="dxa"/>
-                    <w:right w:w="28" w:type="dxa"/>
-                  </w:tcMar>
-                  <w:vAlign w:val="center"/>
-                </w:tcPr>
-                <w:p>
-                  <w:pPr>
-                    <w:snapToGrid w:val="0"/>
-                    <w:jc w:val="right"/>
-                    <w:rPr>
-                      <w:rFonts w:ascii="Barlow Condensed Medium" w:eastAsia="標楷體" w:hAnsi="Barlow Condensed Medium" w:cstheme="minorHAnsi"/>
-                      <w:w w:val="80"/>
-                      <w:szCs w:val="24"/>
-                    </w:rPr>
-                  </w:pPr>
-                </w:p>
-              </w:tc>
-              <w:tc>
-                <w:tcPr>
-                  <w:tcW w:w="683" w:type="dxa"/>
-                  <w:tcMar>
-                    <w:left w:w="113" w:type="dxa"/>
-                    <w:right w:w="28" w:type="dxa"/>
-                  </w:tcMar>
-                  <w:vAlign w:val="center"/>
-                </w:tcPr>
-                <w:p>
-                  <w:pPr>
-                    <w:snapToGrid w:val="0"/>
-                    <w:rPr>
-                      <w:rFonts w:ascii="Barlow Condensed Medium" w:eastAsia="標楷體" w:hAnsi="Barlow Condensed Medium" w:cstheme="minorHAnsi"/>
-                      <w:w w:val="80"/>
-                      <w:szCs w:val="24"/>
-                    </w:rPr>
-                  </w:pPr>
-                </w:p>
-              </w:tc>
-            </w:tr>
-            <w:tr>
-              <w:trPr>
-                <w:trHeight w:hRule="exact" w:val="340"/>
-              </w:trPr>
-              <w:tc>
-                <w:tcPr>
-                  <w:tcW w:w="1622" w:type="dxa"/>
-                  <w:tcMar>
-                    <w:left w:w="28" w:type="dxa"/>
-                    <w:right w:w="28" w:type="dxa"/>
-                  </w:tcMar>
-                  <w:vAlign w:val="center"/>
-                </w:tcPr>
-                <w:p>
-                  <w:pPr>
-                    <w:snapToGrid w:val="0"/>
-                    <w:rPr>
-                      <w:rFonts w:ascii="Barlow Condensed Medium" w:eastAsia="華康中黑體" w:hAnsi="Barlow Condensed Medium" w:cstheme="minorHAnsi"/>
-                      <w:w w:val="80"/>
-                      <w:szCs w:val="24"/>
-                    </w:rPr>
-                  </w:pPr>
-                </w:p>
-              </w:tc>
-              <w:tc>
-                <w:tcPr>
-                  <w:tcW w:w="685" w:type="dxa"/>
-                  <w:tcMar>
-                    <w:left w:w="28" w:type="dxa"/>
-                    <w:right w:w="28" w:type="dxa"/>
-                  </w:tcMar>
-                  <w:vAlign w:val="center"/>
-                </w:tcPr>
-                <w:p>
-                  <w:pPr>
-                    <w:snapToGrid w:val="0"/>
-                    <w:jc w:val="right"/>
-                    <w:rPr>
-                      <w:rFonts w:ascii="Barlow Condensed Medium" w:eastAsia="標楷體" w:hAnsi="Barlow Condensed Medium" w:cstheme="minorHAnsi"/>
-                      <w:w w:val="80"/>
-                      <w:szCs w:val="24"/>
-                      <w:lang w:eastAsia="zh-HK"/>
-                    </w:rPr>
-                  </w:pPr>
-                </w:p>
-              </w:tc>
-              <w:tc>
-                <w:tcPr>
-                  <w:tcW w:w="685" w:type="dxa"/>
-                  <w:tcMar>
-                    <w:left w:w="113" w:type="dxa"/>
-                    <w:right w:w="28" w:type="dxa"/>
-                  </w:tcMar>
-                  <w:vAlign w:val="center"/>
-                </w:tcPr>
-                <w:p>
-                  <w:pPr>
-                    <w:snapToGrid w:val="0"/>
-                    <w:ind w:leftChars="-2" w:left="-5" w:rightChars="-3" w:right="-7"/>
-                    <w:rPr>
-                      <w:rFonts w:ascii="Barlow Condensed Medium" w:eastAsia="標楷體" w:hAnsi="Barlow Condensed Medium" w:cstheme="minorHAnsi"/>
-                      <w:w w:val="80"/>
-                      <w:szCs w:val="24"/>
-                    </w:rPr>
-                  </w:pPr>
-                </w:p>
-              </w:tc>
-              <w:tc>
-                <w:tcPr>
-                  <w:tcW w:w="686" w:type="dxa"/>
-                  <w:tcMar>
-                    <w:left w:w="28" w:type="dxa"/>
-                    <w:right w:w="28" w:type="dxa"/>
-                  </w:tcMar>
-                  <w:vAlign w:val="center"/>
-                </w:tcPr>
-                <w:p>
-                  <w:pPr>
-                    <w:snapToGrid w:val="0"/>
-                    <w:jc w:val="right"/>
-                    <w:rPr>
-                      <w:rFonts w:ascii="Barlow Condensed Medium" w:eastAsia="標楷體" w:hAnsi="Barlow Condensed Medium" w:cstheme="minorHAnsi"/>
-                      <w:w w:val="80"/>
-                      <w:szCs w:val="24"/>
-                    </w:rPr>
-                  </w:pPr>
-                </w:p>
-              </w:tc>
-              <w:tc>
-                <w:tcPr>
-                  <w:tcW w:w="682" w:type="dxa"/>
-                  <w:tcMar>
-                    <w:left w:w="113" w:type="dxa"/>
-                    <w:right w:w="28" w:type="dxa"/>
-                  </w:tcMar>
-                  <w:vAlign w:val="center"/>
-                </w:tcPr>
-                <w:p>
-                  <w:pPr>
-                    <w:snapToGrid w:val="0"/>
-                    <w:rPr>
-                      <w:rFonts w:ascii="Barlow Condensed Medium" w:eastAsia="標楷體" w:hAnsi="Barlow Condensed Medium" w:cstheme="minorHAnsi"/>
-                      <w:w w:val="80"/>
-                      <w:szCs w:val="24"/>
-                    </w:rPr>
-                  </w:pPr>
-                </w:p>
-              </w:tc>
-              <w:tc>
-                <w:tcPr>
-                  <w:tcW w:w="683" w:type="dxa"/>
-                  <w:tcMar>
-                    <w:left w:w="28" w:type="dxa"/>
-                    <w:right w:w="28" w:type="dxa"/>
-                  </w:tcMar>
-                  <w:vAlign w:val="center"/>
-                </w:tcPr>
-                <w:p>
-                  <w:pPr>
-                    <w:snapToGrid w:val="0"/>
-                    <w:jc w:val="right"/>
-                    <w:rPr>
-                      <w:rFonts w:ascii="Barlow Condensed Medium" w:eastAsia="標楷體" w:hAnsi="Barlow Condensed Medium" w:cstheme="minorHAnsi"/>
-                      <w:w w:val="80"/>
-                      <w:szCs w:val="24"/>
-                    </w:rPr>
-                  </w:pPr>
-                </w:p>
-              </w:tc>
-              <w:tc>
-                <w:tcPr>
-                  <w:tcW w:w="683" w:type="dxa"/>
-                  <w:tcMar>
-                    <w:left w:w="113" w:type="dxa"/>
-                    <w:right w:w="28" w:type="dxa"/>
-                  </w:tcMar>
-                  <w:vAlign w:val="center"/>
-                </w:tcPr>
-                <w:p>
-                  <w:pPr>
-                    <w:snapToGrid w:val="0"/>
-                    <w:rPr>
-                      <w:rFonts w:ascii="Barlow Condensed Medium" w:eastAsia="標楷體" w:hAnsi="Barlow Condensed Medium" w:cstheme="minorHAnsi"/>
-                      <w:w w:val="80"/>
-                      <w:szCs w:val="24"/>
-                    </w:rPr>
-                  </w:pPr>
-                </w:p>
-              </w:tc>
-            </w:tr>
-            <w:tr>
-              <w:trPr>
-                <w:trHeight w:hRule="exact" w:val="340"/>
-              </w:trPr>
-              <w:tc>
-                <w:tcPr>
-                  <w:tcW w:w="1622" w:type="dxa"/>
-                  <w:tcMar>
-                    <w:left w:w="28" w:type="dxa"/>
-                    <w:right w:w="28" w:type="dxa"/>
-                  </w:tcMar>
-                  <w:vAlign w:val="center"/>
-                </w:tcPr>
-                <w:p>
-                  <w:pPr>
-                    <w:snapToGrid w:val="0"/>
-                    <w:rPr>
-                      <w:rFonts w:ascii="Barlow Condensed Medium" w:eastAsia="華康中黑體" w:hAnsi="Barlow Condensed Medium" w:cstheme="minorHAnsi"/>
-                      <w:w w:val="80"/>
-                      <w:szCs w:val="24"/>
-                    </w:rPr>
-                  </w:pPr>
-                </w:p>
-              </w:tc>
-              <w:tc>
-                <w:tcPr>
-                  <w:tcW w:w="685" w:type="dxa"/>
-                  <w:tcMar>
-                    <w:left w:w="28" w:type="dxa"/>
-                    <w:right w:w="28" w:type="dxa"/>
-                  </w:tcMar>
-                  <w:vAlign w:val="center"/>
-                </w:tcPr>
-                <w:p>
-                  <w:pPr>
-                    <w:snapToGrid w:val="0"/>
-                    <w:jc w:val="right"/>
-                    <w:rPr>
-                      <w:rFonts w:ascii="Barlow Condensed Medium" w:eastAsia="標楷體" w:hAnsi="Barlow Condensed Medium" w:cstheme="minorHAnsi"/>
-                      <w:w w:val="80"/>
-                      <w:szCs w:val="24"/>
-                      <w:lang w:eastAsia="zh-HK"/>
-                    </w:rPr>
-                  </w:pPr>
-                </w:p>
-              </w:tc>
-              <w:tc>
-                <w:tcPr>
-                  <w:tcW w:w="685" w:type="dxa"/>
-                  <w:tcMar>
-                    <w:left w:w="113" w:type="dxa"/>
-                    <w:right w:w="28" w:type="dxa"/>
-                  </w:tcMar>
-                  <w:vAlign w:val="center"/>
-                </w:tcPr>
-                <w:p>
-                  <w:pPr>
-                    <w:snapToGrid w:val="0"/>
-                    <w:ind w:leftChars="-2" w:left="-5" w:rightChars="-3" w:right="-7"/>
-                    <w:rPr>
-                      <w:rFonts w:ascii="Barlow Condensed Medium" w:eastAsia="標楷體" w:hAnsi="Barlow Condensed Medium" w:cstheme="minorHAnsi"/>
-                      <w:w w:val="80"/>
-                      <w:szCs w:val="24"/>
-                    </w:rPr>
-                  </w:pPr>
-                </w:p>
-              </w:tc>
-              <w:tc>
-                <w:tcPr>
-                  <w:tcW w:w="686" w:type="dxa"/>
-                  <w:tcMar>
-                    <w:left w:w="28" w:type="dxa"/>
-                    <w:right w:w="28" w:type="dxa"/>
-                  </w:tcMar>
-                  <w:vAlign w:val="center"/>
-                </w:tcPr>
-                <w:p>
-                  <w:pPr>
-                    <w:snapToGrid w:val="0"/>
-                    <w:jc w:val="right"/>
-                    <w:rPr>
-                      <w:rFonts w:ascii="Barlow Condensed Medium" w:eastAsia="標楷體" w:hAnsi="Barlow Condensed Medium" w:cstheme="minorHAnsi"/>
-                      <w:w w:val="80"/>
-                      <w:szCs w:val="24"/>
-                    </w:rPr>
-                  </w:pPr>
-                </w:p>
-              </w:tc>
-              <w:tc>
-                <w:tcPr>
-                  <w:tcW w:w="682" w:type="dxa"/>
-                  <w:tcMar>
-                    <w:left w:w="113" w:type="dxa"/>
-                    <w:right w:w="28" w:type="dxa"/>
-                  </w:tcMar>
-                  <w:vAlign w:val="center"/>
-                </w:tcPr>
-                <w:p>
-                  <w:pPr>
-                    <w:snapToGrid w:val="0"/>
-                    <w:rPr>
-                      <w:rFonts w:ascii="Barlow Condensed Medium" w:eastAsia="標楷體" w:hAnsi="Barlow Condensed Medium" w:cstheme="minorHAnsi"/>
-                      <w:w w:val="80"/>
-                      <w:szCs w:val="24"/>
-                    </w:rPr>
-                  </w:pPr>
-                </w:p>
-              </w:tc>
-              <w:tc>
-                <w:tcPr>
-                  <w:tcW w:w="683" w:type="dxa"/>
-                  <w:tcMar>
-                    <w:left w:w="28" w:type="dxa"/>
-                    <w:right w:w="28" w:type="dxa"/>
-                  </w:tcMar>
-                  <w:vAlign w:val="center"/>
-                </w:tcPr>
-                <w:p>
-                  <w:pPr>
-                    <w:snapToGrid w:val="0"/>
-                    <w:jc w:val="right"/>
-                    <w:rPr>
-                      <w:rFonts w:ascii="Barlow Condensed Medium" w:eastAsia="標楷體" w:hAnsi="Barlow Condensed Medium" w:cstheme="minorHAnsi"/>
-                      <w:w w:val="80"/>
-                      <w:szCs w:val="24"/>
-                    </w:rPr>
-                  </w:pPr>
-                </w:p>
-              </w:tc>
-              <w:tc>
-                <w:tcPr>
-                  <w:tcW w:w="683" w:type="dxa"/>
-                  <w:tcMar>
-                    <w:left w:w="113" w:type="dxa"/>
-                    <w:right w:w="28" w:type="dxa"/>
-                  </w:tcMar>
-                  <w:vAlign w:val="center"/>
-                </w:tcPr>
-                <w:p>
-                  <w:pPr>
-                    <w:snapToGrid w:val="0"/>
-                    <w:rPr>
-                      <w:rFonts w:ascii="Barlow Condensed Medium" w:eastAsia="標楷體" w:hAnsi="Barlow Condensed Medium" w:cstheme="minorHAnsi"/>
-                      <w:w w:val="80"/>
-                      <w:szCs w:val="24"/>
-                    </w:rPr>
-                  </w:pPr>
-                </w:p>
-              </w:tc>
-            </w:tr>
-            <w:tr>
-              <w:trPr>
-                <w:trHeight w:hRule="exact" w:val="340"/>
-              </w:trPr>
-              <w:tc>
-                <w:tcPr>
-                  <w:tcW w:w="1622" w:type="dxa"/>
-                  <w:tcMar>
-                    <w:left w:w="28" w:type="dxa"/>
-                    <w:right w:w="28" w:type="dxa"/>
-                  </w:tcMar>
-                  <w:vAlign w:val="center"/>
-                </w:tcPr>
-                <w:p>
-                  <w:pPr>
-                    <w:snapToGrid w:val="0"/>
-                    <w:rPr>
-                      <w:rFonts w:ascii="Barlow Condensed Medium" w:eastAsia="華康中黑體" w:hAnsi="Barlow Condensed Medium" w:cstheme="minorHAnsi"/>
-                      <w:w w:val="80"/>
-                      <w:szCs w:val="24"/>
-                    </w:rPr>
-                  </w:pPr>
-                </w:p>
-              </w:tc>
-              <w:tc>
-                <w:tcPr>
-                  <w:tcW w:w="685" w:type="dxa"/>
-                  <w:tcMar>
-                    <w:left w:w="28" w:type="dxa"/>
-                    <w:right w:w="28" w:type="dxa"/>
-                  </w:tcMar>
-                  <w:vAlign w:val="center"/>
-                </w:tcPr>
-                <w:p>
-                  <w:pPr>
-                    <w:snapToGrid w:val="0"/>
-                    <w:jc w:val="right"/>
-                    <w:rPr>
-                      <w:rFonts w:ascii="Barlow Condensed Medium" w:eastAsia="標楷體" w:hAnsi="Barlow Condensed Medium" w:cstheme="minorHAnsi"/>
-                      <w:w w:val="80"/>
-                      <w:szCs w:val="24"/>
-                      <w:lang w:eastAsia="zh-HK"/>
-                    </w:rPr>
-                  </w:pPr>
-                </w:p>
-              </w:tc>
-              <w:tc>
-                <w:tcPr>
-                  <w:tcW w:w="685" w:type="dxa"/>
-                  <w:tcMar>
-                    <w:left w:w="113" w:type="dxa"/>
-                    <w:right w:w="28" w:type="dxa"/>
-                  </w:tcMar>
-                  <w:vAlign w:val="center"/>
-                </w:tcPr>
-                <w:p>
-                  <w:pPr>
-                    <w:snapToGrid w:val="0"/>
-                    <w:ind w:leftChars="-2" w:left="-5" w:rightChars="-3" w:right="-7"/>
-                    <w:rPr>
-                      <w:rFonts w:ascii="Barlow Condensed Medium" w:eastAsia="標楷體" w:hAnsi="Barlow Condensed Medium" w:cstheme="minorHAnsi"/>
-                      <w:w w:val="80"/>
-                      <w:szCs w:val="24"/>
-                    </w:rPr>
-                  </w:pPr>
-                </w:p>
-              </w:tc>
-              <w:tc>
-                <w:tcPr>
-                  <w:tcW w:w="686" w:type="dxa"/>
-                  <w:tcMar>
-                    <w:left w:w="28" w:type="dxa"/>
-                    <w:right w:w="28" w:type="dxa"/>
-                  </w:tcMar>
-                  <w:vAlign w:val="center"/>
-                </w:tcPr>
-                <w:p>
-                  <w:pPr>
-                    <w:snapToGrid w:val="0"/>
-                    <w:jc w:val="right"/>
-                    <w:rPr>
-                      <w:rFonts w:ascii="Barlow Condensed Medium" w:eastAsia="標楷體" w:hAnsi="Barlow Condensed Medium" w:cstheme="minorHAnsi"/>
-                      <w:w w:val="80"/>
-                      <w:szCs w:val="24"/>
-                    </w:rPr>
-                  </w:pPr>
-                </w:p>
-              </w:tc>
-              <w:tc>
-                <w:tcPr>
-                  <w:tcW w:w="682" w:type="dxa"/>
-                  <w:tcMar>
-                    <w:left w:w="113" w:type="dxa"/>
-                    <w:right w:w="28" w:type="dxa"/>
-                  </w:tcMar>
-                  <w:vAlign w:val="center"/>
-                </w:tcPr>
-                <w:p>
-                  <w:pPr>
-                    <w:snapToGrid w:val="0"/>
-                    <w:rPr>
-                      <w:rFonts w:ascii="Barlow Condensed Medium" w:eastAsia="標楷體" w:hAnsi="Barlow Condensed Medium" w:cstheme="minorHAnsi"/>
-                      <w:w w:val="80"/>
-                      <w:szCs w:val="24"/>
-                    </w:rPr>
-                  </w:pPr>
-                </w:p>
-              </w:tc>
-              <w:tc>
-                <w:tcPr>
-                  <w:tcW w:w="683" w:type="dxa"/>
-                  <w:tcMar>
-                    <w:left w:w="28" w:type="dxa"/>
-                    <w:right w:w="28" w:type="dxa"/>
-                  </w:tcMar>
-                  <w:vAlign w:val="center"/>
-                </w:tcPr>
-                <w:p>
-                  <w:pPr>
-                    <w:snapToGrid w:val="0"/>
-                    <w:jc w:val="right"/>
-                    <w:rPr>
-                      <w:rFonts w:ascii="Barlow Condensed Medium" w:eastAsia="標楷體" w:hAnsi="Barlow Condensed Medium" w:cstheme="minorHAnsi"/>
-                      <w:w w:val="80"/>
-                      <w:szCs w:val="24"/>
-                    </w:rPr>
-                  </w:pPr>
-                </w:p>
-              </w:tc>
-              <w:tc>
-                <w:tcPr>
-                  <w:tcW w:w="683" w:type="dxa"/>
-                  <w:tcMar>
-                    <w:left w:w="113" w:type="dxa"/>
-                    <w:right w:w="28" w:type="dxa"/>
-                  </w:tcMar>
-                  <w:vAlign w:val="center"/>
-                </w:tcPr>
-                <w:p>
-                  <w:pPr>
-                    <w:snapToGrid w:val="0"/>
-                    <w:rPr>
-                      <w:rFonts w:ascii="Barlow Condensed Medium" w:eastAsia="標楷體" w:hAnsi="Barlow Condensed Medium" w:cstheme="minorHAnsi"/>
-                      <w:w w:val="80"/>
-                      <w:szCs w:val="24"/>
-                    </w:rPr>
-                  </w:pPr>
-                </w:p>
-              </w:tc>
-            </w:tr>
-            <w:tr>
-              <w:trPr>
-                <w:trHeight w:hRule="exact" w:val="340"/>
-              </w:trPr>
-              <w:tc>
-                <w:tcPr>
-                  <w:tcW w:w="1622" w:type="dxa"/>
-                  <w:tcMar>
-                    <w:left w:w="28" w:type="dxa"/>
-                    <w:right w:w="28" w:type="dxa"/>
-                  </w:tcMar>
-                  <w:vAlign w:val="center"/>
-                </w:tcPr>
-                <w:p>
-                  <w:pPr>
-                    <w:snapToGrid w:val="0"/>
-                    <w:rPr>
-                      <w:rFonts w:ascii="Barlow Condensed Medium" w:eastAsia="華康中黑體" w:hAnsi="Barlow Condensed Medium" w:cstheme="minorHAnsi"/>
-                      <w:w w:val="80"/>
-                      <w:szCs w:val="24"/>
-                    </w:rPr>
-                  </w:pPr>
-                </w:p>
-              </w:tc>
-              <w:tc>
-                <w:tcPr>
-                  <w:tcW w:w="685" w:type="dxa"/>
-                  <w:tcMar>
-                    <w:left w:w="28" w:type="dxa"/>
-                    <w:right w:w="28" w:type="dxa"/>
-                  </w:tcMar>
-                  <w:vAlign w:val="center"/>
-                </w:tcPr>
-                <w:p>
-                  <w:pPr>
-                    <w:snapToGrid w:val="0"/>
-                    <w:jc w:val="right"/>
-                    <w:rPr>
-                      <w:rFonts w:ascii="Barlow Condensed Medium" w:eastAsia="標楷體" w:hAnsi="Barlow Condensed Medium" w:cstheme="minorHAnsi"/>
-                      <w:w w:val="80"/>
-                      <w:szCs w:val="24"/>
-                      <w:lang w:eastAsia="zh-HK"/>
-                    </w:rPr>
-                  </w:pPr>
-                </w:p>
-              </w:tc>
-              <w:tc>
-                <w:tcPr>
-                  <w:tcW w:w="685" w:type="dxa"/>
-                  <w:tcMar>
-                    <w:left w:w="113" w:type="dxa"/>
-                    <w:right w:w="28" w:type="dxa"/>
-                  </w:tcMar>
-                  <w:vAlign w:val="center"/>
-                </w:tcPr>
-                <w:p>
-                  <w:pPr>
-                    <w:snapToGrid w:val="0"/>
-                    <w:ind w:leftChars="-2" w:left="-5" w:rightChars="-3" w:right="-7"/>
-                    <w:rPr>
-                      <w:rFonts w:ascii="Barlow Condensed Medium" w:eastAsia="標楷體" w:hAnsi="Barlow Condensed Medium" w:cstheme="minorHAnsi"/>
-                      <w:w w:val="80"/>
-                      <w:szCs w:val="24"/>
-                    </w:rPr>
-                  </w:pPr>
-                </w:p>
-              </w:tc>
-              <w:tc>
-                <w:tcPr>
-                  <w:tcW w:w="686" w:type="dxa"/>
-                  <w:tcMar>
-                    <w:left w:w="28" w:type="dxa"/>
-                    <w:right w:w="28" w:type="dxa"/>
-                  </w:tcMar>
-                  <w:vAlign w:val="center"/>
-                </w:tcPr>
-                <w:p>
-                  <w:pPr>
-                    <w:snapToGrid w:val="0"/>
-                    <w:jc w:val="right"/>
-                    <w:rPr>
-                      <w:rFonts w:ascii="Barlow Condensed Medium" w:eastAsia="標楷體" w:hAnsi="Barlow Condensed Medium" w:cstheme="minorHAnsi"/>
-                      <w:w w:val="80"/>
-                      <w:szCs w:val="24"/>
-                    </w:rPr>
-                  </w:pPr>
-                </w:p>
-              </w:tc>
-              <w:tc>
-                <w:tcPr>
-                  <w:tcW w:w="682" w:type="dxa"/>
-                  <w:tcMar>
-                    <w:left w:w="113" w:type="dxa"/>
-                    <w:right w:w="28" w:type="dxa"/>
-                  </w:tcMar>
-                  <w:vAlign w:val="center"/>
-                </w:tcPr>
-                <w:p>
-                  <w:pPr>
-                    <w:snapToGrid w:val="0"/>
-                    <w:rPr>
-                      <w:rFonts w:ascii="Barlow Condensed Medium" w:eastAsia="標楷體" w:hAnsi="Barlow Condensed Medium" w:cstheme="minorHAnsi"/>
-                      <w:w w:val="80"/>
-                      <w:szCs w:val="24"/>
-                    </w:rPr>
-                  </w:pPr>
-                </w:p>
-              </w:tc>
-              <w:tc>
-                <w:tcPr>
-                  <w:tcW w:w="683" w:type="dxa"/>
-                  <w:tcMar>
-                    <w:left w:w="28" w:type="dxa"/>
-                    <w:right w:w="28" w:type="dxa"/>
-                  </w:tcMar>
-                  <w:vAlign w:val="center"/>
-                </w:tcPr>
-                <w:p>
-                  <w:pPr>
-                    <w:snapToGrid w:val="0"/>
-                    <w:jc w:val="right"/>
-                    <w:rPr>
-                      <w:rFonts w:ascii="Barlow Condensed Medium" w:eastAsia="標楷體" w:hAnsi="Barlow Condensed Medium" w:cstheme="minorHAnsi"/>
-                      <w:w w:val="80"/>
-                      <w:szCs w:val="24"/>
-                    </w:rPr>
-                  </w:pPr>
-                </w:p>
-              </w:tc>
-              <w:tc>
-                <w:tcPr>
-                  <w:tcW w:w="683" w:type="dxa"/>
-                  <w:tcMar>
-                    <w:left w:w="113" w:type="dxa"/>
-                    <w:right w:w="28" w:type="dxa"/>
-                  </w:tcMar>
-                  <w:vAlign w:val="center"/>
-                </w:tcPr>
-                <w:p>
-                  <w:pPr>
-                    <w:snapToGrid w:val="0"/>
-                    <w:rPr>
-                      <w:rFonts w:ascii="Barlow Condensed Medium" w:eastAsia="標楷體" w:hAnsi="Barlow Condensed Medium" w:cstheme="minorHAnsi"/>
-                      <w:w w:val="80"/>
-                      <w:szCs w:val="24"/>
-                    </w:rPr>
-                  </w:pPr>
-                </w:p>
-              </w:tc>
-            </w:tr>
-            <w:tr>
-              <w:trPr>
-                <w:trHeight w:hRule="exact" w:val="340"/>
-              </w:trPr>
-              <w:tc>
-                <w:tcPr>
-                  <w:tcW w:w="1622" w:type="dxa"/>
-                  <w:tcMar>
-                    <w:left w:w="28" w:type="dxa"/>
-                    <w:right w:w="28" w:type="dxa"/>
-                  </w:tcMar>
-                  <w:vAlign w:val="center"/>
-                </w:tcPr>
-                <w:p>
-                  <w:pPr>
-                    <w:snapToGrid w:val="0"/>
-                    <w:rPr>
-                      <w:rFonts w:ascii="Barlow Condensed Medium" w:eastAsia="華康中黑體" w:hAnsi="Barlow Condensed Medium" w:cstheme="minorHAnsi"/>
-                      <w:w w:val="80"/>
-                      <w:szCs w:val="24"/>
-                    </w:rPr>
-                  </w:pPr>
-                </w:p>
-              </w:tc>
-              <w:tc>
-                <w:tcPr>
-                  <w:tcW w:w="685" w:type="dxa"/>
-                  <w:tcMar>
-                    <w:left w:w="28" w:type="dxa"/>
-                    <w:right w:w="28" w:type="dxa"/>
-                  </w:tcMar>
-                  <w:vAlign w:val="center"/>
-                </w:tcPr>
-                <w:p>
-                  <w:pPr>
-                    <w:snapToGrid w:val="0"/>
-                    <w:jc w:val="right"/>
-                    <w:rPr>
-                      <w:rFonts w:ascii="Barlow Condensed Medium" w:eastAsia="標楷體" w:hAnsi="Barlow Condensed Medium" w:cstheme="minorHAnsi"/>
-                      <w:w w:val="80"/>
-                      <w:szCs w:val="24"/>
-                      <w:lang w:eastAsia="zh-HK"/>
-                    </w:rPr>
-                  </w:pPr>
-                </w:p>
-              </w:tc>
-              <w:tc>
-                <w:tcPr>
-                  <w:tcW w:w="685" w:type="dxa"/>
-                  <w:tcMar>
-                    <w:left w:w="113" w:type="dxa"/>
-                    <w:right w:w="28" w:type="dxa"/>
-                  </w:tcMar>
-                  <w:vAlign w:val="center"/>
-                </w:tcPr>
-                <w:p>
-                  <w:pPr>
-                    <w:snapToGrid w:val="0"/>
-                    <w:ind w:leftChars="-2" w:left="-5" w:rightChars="-3" w:right="-7"/>
-                    <w:rPr>
-                      <w:rFonts w:ascii="Barlow Condensed Medium" w:eastAsia="標楷體" w:hAnsi="Barlow Condensed Medium" w:cstheme="minorHAnsi"/>
-                      <w:w w:val="80"/>
-                      <w:szCs w:val="24"/>
-                    </w:rPr>
-                  </w:pPr>
-                </w:p>
-              </w:tc>
-              <w:tc>
-                <w:tcPr>
-                  <w:tcW w:w="686" w:type="dxa"/>
-                  <w:tcMar>
-                    <w:left w:w="28" w:type="dxa"/>
-                    <w:right w:w="28" w:type="dxa"/>
-                  </w:tcMar>
-                  <w:vAlign w:val="center"/>
-                </w:tcPr>
-                <w:p>
-                  <w:pPr>
-                    <w:snapToGrid w:val="0"/>
-                    <w:jc w:val="right"/>
-                    <w:rPr>
-                      <w:rFonts w:ascii="Barlow Condensed Medium" w:eastAsia="標楷體" w:hAnsi="Barlow Condensed Medium" w:cstheme="minorHAnsi"/>
-                      <w:w w:val="80"/>
-                      <w:szCs w:val="24"/>
-                    </w:rPr>
-                  </w:pPr>
-                </w:p>
-              </w:tc>
-              <w:tc>
-                <w:tcPr>
-                  <w:tcW w:w="682" w:type="dxa"/>
-                  <w:tcMar>
-                    <w:left w:w="113" w:type="dxa"/>
-                    <w:right w:w="28" w:type="dxa"/>
-                  </w:tcMar>
-                  <w:vAlign w:val="center"/>
-                </w:tcPr>
-                <w:p>
-                  <w:pPr>
-                    <w:snapToGrid w:val="0"/>
-                    <w:rPr>
-                      <w:rFonts w:ascii="Barlow Condensed Medium" w:eastAsia="標楷體" w:hAnsi="Barlow Condensed Medium" w:cstheme="minorHAnsi"/>
-                      <w:w w:val="80"/>
-                      <w:szCs w:val="24"/>
-                    </w:rPr>
-                  </w:pPr>
-                </w:p>
-              </w:tc>
-              <w:tc>
-                <w:tcPr>
-                  <w:tcW w:w="683" w:type="dxa"/>
-                  <w:tcMar>
-                    <w:left w:w="28" w:type="dxa"/>
-                    <w:right w:w="28" w:type="dxa"/>
-                  </w:tcMar>
-                  <w:vAlign w:val="center"/>
-                </w:tcPr>
-                <w:p>
-                  <w:pPr>
-                    <w:snapToGrid w:val="0"/>
-                    <w:jc w:val="right"/>
-                    <w:rPr>
-                      <w:rFonts w:ascii="Barlow Condensed Medium" w:eastAsia="標楷體" w:hAnsi="Barlow Condensed Medium" w:cstheme="minorHAnsi"/>
-                      <w:w w:val="80"/>
-                      <w:szCs w:val="24"/>
-                    </w:rPr>
-                  </w:pPr>
-                </w:p>
-              </w:tc>
-              <w:tc>
-                <w:tcPr>
-                  <w:tcW w:w="683" w:type="dxa"/>
-                  <w:tcMar>
-                    <w:left w:w="113" w:type="dxa"/>
-                    <w:right w:w="28" w:type="dxa"/>
-                  </w:tcMar>
-                  <w:vAlign w:val="center"/>
-                </w:tcPr>
-                <w:p>
-                  <w:pPr>
-                    <w:snapToGrid w:val="0"/>
-                    <w:rPr>
-                      <w:rFonts w:ascii="Barlow Condensed Medium" w:eastAsia="標楷體" w:hAnsi="Barlow Condensed Medium" w:cstheme="minorHAnsi"/>
-                      <w:w w:val="80"/>
-                      <w:szCs w:val="24"/>
-                    </w:rPr>
-                  </w:pPr>
-                </w:p>
-              </w:tc>
-            </w:tr>
-          </w:tbl>
           <w:p>
             <w:pPr>
               <w:snapToGrid w:val="0"/>
@@ -24113,63 +23280,32 @@
                 <w:rFonts w:ascii="Barlow Condensed Medium" w:eastAsia="標楷體" w:hAnsi="Barlow Condensed Medium" w:cstheme="minorHAnsi"/>
                 <w:w w:val="80"/>
                 <w:szCs w:val="24"/>
-              </w:rPr>
-            </w:pPr>
-            <w:r>
+                <w:highlight w:val="yellow"/>
+                <w:lang w:eastAsia="zh-HK"/>
+              </w:rPr>
+            </w:pPr>
+          </w:p>
+        </w:tc>
+        <w:tc>
+          <w:tcPr>
+            <w:tcW w:w="685" w:type="dxa"/>
+            <w:tcMar>
+              <w:left w:w="113" w:type="dxa"/>
+              <w:right w:w="28" w:type="dxa"/>
+            </w:tcMar>
+            <w:vAlign w:val="center"/>
+          </w:tcPr>
+          <w:p>
+            <w:pPr>
+              <w:snapToGrid w:val="0"/>
+              <w:ind w:leftChars="-2" w:left="-5" w:rightChars="-3" w:right="-7"/>
               <w:rPr>
                 <w:rFonts w:ascii="Barlow Condensed Medium" w:eastAsia="標楷體" w:hAnsi="Barlow Condensed Medium" w:cstheme="minorHAnsi"/>
                 <w:w w:val="80"/>
                 <w:szCs w:val="24"/>
-                <w:lang w:eastAsia="zh-HK"/>
-              </w:rPr>
-              <w:t>62</w:t>
-            </w:r>
-            <w:r>
-              <w:rPr>
-                <w:rFonts w:ascii="Barlow Condensed Medium" w:eastAsia="標楷體" w:hAnsi="Barlow Condensed Medium" w:cstheme="minorHAnsi" w:hint="eastAsia"/>
-                <w:w w:val="80"/>
-                <w:szCs w:val="24"/>
-                <w:lang w:eastAsia="zh-HK"/>
-              </w:rPr>
-              <w:t>號</w:t>
-            </w:r>
-          </w:p>
-        </w:tc>
-        <w:tc>
-          <w:tcPr>
-            <w:tcW w:w="685" w:type="dxa"/>
-            <w:tcMar>
-              <w:left w:w="113" w:type="dxa"/>
-              <w:right w:w="28" w:type="dxa"/>
-            </w:tcMar>
-            <w:vAlign w:val="center"/>
-          </w:tcPr>
-          <w:p>
-            <w:pPr>
-              <w:snapToGrid w:val="0"/>
-              <w:ind w:leftChars="-2" w:left="-5" w:rightChars="-3" w:right="-7"/>
-              <w:rPr>
-                <w:rFonts w:ascii="Barlow Condensed Medium" w:eastAsia="標楷體" w:hAnsi="Barlow Condensed Medium" w:cstheme="minorHAnsi"/>
-                <w:w w:val="80"/>
-                <w:szCs w:val="24"/>
-              </w:rPr>
-            </w:pPr>
-            <w:r>
-              <w:rPr>
-                <w:rFonts w:ascii="Barlow Condensed Medium" w:eastAsia="標楷體" w:hAnsi="Barlow Condensed Medium" w:cstheme="minorHAnsi"/>
-                <w:w w:val="80"/>
-                <w:szCs w:val="24"/>
-              </w:rPr>
-              <w:t>2</w:t>
-            </w:r>
-            <w:r>
-              <w:rPr>
-                <w:rFonts w:ascii="Barlow Condensed Medium" w:eastAsia="標楷體" w:hAnsi="Barlow Condensed Medium" w:cstheme="minorHAnsi"/>
-                <w:w w:val="80"/>
-                <w:szCs w:val="24"/>
-              </w:rPr>
-              <w:t>,000</w:t>
-            </w:r>
+                <w:highlight w:val="yellow"/>
+              </w:rPr>
+            </w:pPr>
           </w:p>
         </w:tc>
         <w:tc>
@@ -24273,12 +23409,46 @@
           <w:p>
             <w:pPr>
               <w:snapToGrid w:val="0"/>
+              <w:jc w:val="both"/>
               <w:rPr>
                 <w:rFonts w:ascii="Barlow Condensed Medium" w:eastAsia="華康中黑體" w:hAnsi="Barlow Condensed Medium" w:cstheme="minorHAnsi"/>
                 <w:w w:val="80"/>
                 <w:szCs w:val="24"/>
               </w:rPr>
             </w:pPr>
+            <w:r>
+              <w:rPr>
+                <w:rFonts w:ascii="Barlow Condensed Medium" w:eastAsia="華康中黑體" w:hAnsi="Barlow Condensed Medium" w:cstheme="minorHAnsi"/>
+                <w:w w:val="80"/>
+                <w:szCs w:val="24"/>
+              </w:rPr>
+              <w:sym w:font="Wingdings 2" w:char="F0AE"/>
+            </w:r>
+            <w:r>
+              <w:rPr>
+                <w:rFonts w:ascii="Barlow Condensed Medium" w:eastAsia="華康中黑體" w:hAnsi="Barlow Condensed Medium" w:cstheme="minorHAnsi" w:hint="eastAsia"/>
+                <w:w w:val="80"/>
+                <w:szCs w:val="24"/>
+                <w:lang w:eastAsia="zh-HK"/>
+              </w:rPr>
+              <w:t>為主日獻花奉</w:t>
+            </w:r>
+            <w:r>
+              <w:rPr>
+                <w:rFonts w:ascii="Barlow Condensed Medium" w:eastAsia="華康中黑體" w:hAnsi="Barlow Condensed Medium" w:cstheme="minorHAnsi"/>
+                <w:w w:val="80"/>
+                <w:szCs w:val="24"/>
+              </w:rPr>
+              <w:t>獻</w:t>
+            </w:r>
+            <w:r>
+              <w:rPr>
+                <w:rFonts w:ascii="Barlow Condensed Medium" w:eastAsia="華康中黑體" w:hAnsi="Barlow Condensed Medium" w:cstheme="minorHAnsi"/>
+                <w:w w:val="80"/>
+                <w:szCs w:val="24"/>
+              </w:rPr>
+              <w:t>:</w:t>
+            </w:r>
           </w:p>
         </w:tc>
         <w:tc>
@@ -24301,210 +23471,15 @@
                 <w:lang w:eastAsia="zh-HK"/>
               </w:rPr>
             </w:pPr>
-          </w:p>
-        </w:tc>
-        <w:tc>
-          <w:tcPr>
-            <w:tcW w:w="685" w:type="dxa"/>
-            <w:tcMar>
-              <w:left w:w="113" w:type="dxa"/>
-              <w:right w:w="28" w:type="dxa"/>
-            </w:tcMar>
-            <w:vAlign w:val="center"/>
-          </w:tcPr>
-          <w:p>
-            <w:pPr>
-              <w:snapToGrid w:val="0"/>
-              <w:ind w:leftChars="-2" w:left="-5" w:rightChars="-3" w:right="-7"/>
-              <w:rPr>
-                <w:rFonts w:ascii="Barlow Condensed Medium" w:eastAsia="標楷體" w:hAnsi="Barlow Condensed Medium" w:cstheme="minorHAnsi"/>
-                <w:w w:val="80"/>
-                <w:szCs w:val="24"/>
-              </w:rPr>
-            </w:pPr>
-          </w:p>
-        </w:tc>
-        <w:tc>
-          <w:tcPr>
-            <w:tcW w:w="686" w:type="dxa"/>
-            <w:tcMar>
-              <w:left w:w="28" w:type="dxa"/>
-              <w:right w:w="28" w:type="dxa"/>
-            </w:tcMar>
-            <w:vAlign w:val="center"/>
-          </w:tcPr>
-          <w:p>
-            <w:pPr>
-              <w:snapToGrid w:val="0"/>
-              <w:jc w:val="right"/>
-              <w:rPr>
-                <w:rFonts w:ascii="Barlow Condensed Medium" w:eastAsia="標楷體" w:hAnsi="Barlow Condensed Medium" w:cstheme="minorHAnsi"/>
-                <w:w w:val="80"/>
-                <w:szCs w:val="24"/>
-              </w:rPr>
-            </w:pPr>
-          </w:p>
-        </w:tc>
-        <w:tc>
-          <w:tcPr>
-            <w:tcW w:w="682" w:type="dxa"/>
-            <w:gridSpan w:val="2"/>
-            <w:tcMar>
-              <w:left w:w="113" w:type="dxa"/>
-              <w:right w:w="28" w:type="dxa"/>
-            </w:tcMar>
-            <w:vAlign w:val="center"/>
-          </w:tcPr>
-          <w:p>
-            <w:pPr>
-              <w:snapToGrid w:val="0"/>
-              <w:rPr>
-                <w:rFonts w:ascii="Barlow Condensed Medium" w:eastAsia="標楷體" w:hAnsi="Barlow Condensed Medium" w:cstheme="minorHAnsi"/>
-                <w:w w:val="80"/>
-                <w:szCs w:val="24"/>
-              </w:rPr>
-            </w:pPr>
-          </w:p>
-        </w:tc>
-        <w:tc>
-          <w:tcPr>
-            <w:tcW w:w="683" w:type="dxa"/>
-            <w:gridSpan w:val="2"/>
-            <w:tcMar>
-              <w:left w:w="28" w:type="dxa"/>
-              <w:right w:w="28" w:type="dxa"/>
-            </w:tcMar>
-            <w:vAlign w:val="center"/>
-          </w:tcPr>
-          <w:p>
-            <w:pPr>
-              <w:snapToGrid w:val="0"/>
-              <w:jc w:val="right"/>
-              <w:rPr>
-                <w:rFonts w:ascii="Barlow Condensed Medium" w:eastAsia="標楷體" w:hAnsi="Barlow Condensed Medium" w:cstheme="minorHAnsi"/>
-                <w:w w:val="80"/>
-                <w:szCs w:val="24"/>
-              </w:rPr>
-            </w:pPr>
-          </w:p>
-        </w:tc>
-        <w:tc>
-          <w:tcPr>
-            <w:tcW w:w="683" w:type="dxa"/>
-            <w:tcMar>
-              <w:left w:w="113" w:type="dxa"/>
-              <w:right w:w="28" w:type="dxa"/>
-            </w:tcMar>
-            <w:vAlign w:val="center"/>
-          </w:tcPr>
-          <w:p>
-            <w:pPr>
-              <w:snapToGrid w:val="0"/>
-              <w:rPr>
-                <w:rFonts w:ascii="Barlow Condensed Medium" w:eastAsia="標楷體" w:hAnsi="Barlow Condensed Medium" w:cstheme="minorHAnsi"/>
-                <w:w w:val="80"/>
-                <w:szCs w:val="24"/>
-              </w:rPr>
-            </w:pPr>
-          </w:p>
-        </w:tc>
-      </w:tr>
-      <w:tr>
-        <w:trPr>
-          <w:trHeight w:hRule="exact" w:val="340"/>
-        </w:trPr>
-        <w:tc>
-          <w:tcPr>
-            <w:tcW w:w="1622" w:type="dxa"/>
-            <w:tcMar>
-              <w:left w:w="28" w:type="dxa"/>
-              <w:right w:w="28" w:type="dxa"/>
-            </w:tcMar>
-            <w:vAlign w:val="center"/>
-          </w:tcPr>
-          <w:p>
-            <w:pPr>
-              <w:snapToGrid w:val="0"/>
-              <w:jc w:val="both"/>
-              <w:rPr>
-                <w:rFonts w:ascii="Barlow Condensed Medium" w:eastAsia="華康中黑體" w:hAnsi="Barlow Condensed Medium" w:cstheme="minorHAnsi"/>
-                <w:w w:val="80"/>
-                <w:szCs w:val="24"/>
-              </w:rPr>
-            </w:pPr>
-            <w:r>
-              <w:rPr>
-                <w:rFonts w:ascii="Barlow Condensed Medium" w:eastAsia="華康中黑體" w:hAnsi="Barlow Condensed Medium" w:cstheme="minorHAnsi"/>
-                <w:w w:val="80"/>
-                <w:szCs w:val="24"/>
-              </w:rPr>
-              <w:sym w:font="Wingdings 2" w:char="F0AE"/>
-            </w:r>
-            <w:r>
-              <w:rPr>
-                <w:rFonts w:ascii="Barlow Condensed Medium" w:eastAsia="華康中黑體" w:hAnsi="Barlow Condensed Medium" w:cstheme="minorHAnsi" w:hint="eastAsia"/>
-                <w:w w:val="80"/>
-                <w:szCs w:val="24"/>
-                <w:lang w:eastAsia="zh-HK"/>
-              </w:rPr>
-              <w:t>為</w:t>
-            </w:r>
-            <w:r>
-              <w:rPr>
-                <w:rFonts w:ascii="Barlow Condensed Medium" w:eastAsia="華康中黑體" w:hAnsi="Barlow Condensed Medium" w:cstheme="minorHAnsi" w:hint="eastAsia"/>
-                <w:w w:val="80"/>
-                <w:szCs w:val="24"/>
-                <w:lang w:eastAsia="zh-HK"/>
-              </w:rPr>
-              <w:t>婦女團契</w:t>
-            </w:r>
-            <w:r>
-              <w:rPr>
-                <w:rFonts w:ascii="Barlow Condensed Medium" w:eastAsia="華康中黑體" w:hAnsi="Barlow Condensed Medium" w:cstheme="minorHAnsi" w:hint="eastAsia"/>
-                <w:w w:val="80"/>
-                <w:szCs w:val="24"/>
-                <w:lang w:eastAsia="zh-HK"/>
-              </w:rPr>
-              <w:t>奉</w:t>
-            </w:r>
-            <w:r>
-              <w:rPr>
-                <w:rFonts w:ascii="Barlow Condensed Medium" w:eastAsia="華康中黑體" w:hAnsi="Barlow Condensed Medium" w:cstheme="minorHAnsi"/>
-                <w:w w:val="80"/>
-                <w:szCs w:val="24"/>
-              </w:rPr>
-              <w:t>獻</w:t>
-            </w:r>
-            <w:r>
-              <w:rPr>
-                <w:rFonts w:ascii="Barlow Condensed Medium" w:eastAsia="華康中黑體" w:hAnsi="Barlow Condensed Medium" w:cstheme="minorHAnsi"/>
-                <w:w w:val="80"/>
-                <w:szCs w:val="24"/>
-              </w:rPr>
-              <w:t>:</w:t>
-            </w:r>
-          </w:p>
-        </w:tc>
-        <w:tc>
-          <w:tcPr>
-            <w:tcW w:w="685" w:type="dxa"/>
-            <w:tcMar>
-              <w:left w:w="28" w:type="dxa"/>
-              <w:right w:w="28" w:type="dxa"/>
-            </w:tcMar>
-            <w:vAlign w:val="center"/>
-          </w:tcPr>
-          <w:p>
-            <w:pPr>
-              <w:snapToGrid w:val="0"/>
-              <w:jc w:val="right"/>
+            <w:r>
               <w:rPr>
                 <w:rFonts w:ascii="Barlow Condensed Medium" w:eastAsia="標楷體" w:hAnsi="Barlow Condensed Medium" w:cstheme="minorHAnsi"/>
                 <w:w w:val="80"/>
                 <w:szCs w:val="24"/>
                 <w:lang w:eastAsia="zh-HK"/>
               </w:rPr>
-            </w:pPr>
+              <w:t>62</w:t>
+            </w:r>
             <w:r>
               <w:rPr>
                 <w:rFonts w:ascii="Barlow Condensed Medium" w:eastAsia="標楷體" w:hAnsi="Barlow Condensed Medium" w:cstheme="minorHAnsi" w:hint="eastAsia"/>
@@ -24512,796 +23487,45 @@
                 <w:szCs w:val="24"/>
                 <w:lang w:eastAsia="zh-HK"/>
               </w:rPr>
-              <w:t>2</w:t>
-            </w:r>
+              <w:t>號</w:t>
+            </w:r>
+          </w:p>
+        </w:tc>
+        <w:tc>
+          <w:tcPr>
+            <w:tcW w:w="685" w:type="dxa"/>
+            <w:tcMar>
+              <w:left w:w="113" w:type="dxa"/>
+              <w:right w:w="28" w:type="dxa"/>
+            </w:tcMar>
+            <w:vAlign w:val="center"/>
+          </w:tcPr>
+          <w:p>
+            <w:pPr>
+              <w:snapToGrid w:val="0"/>
+              <w:ind w:leftChars="-2" w:left="-5" w:rightChars="-3" w:right="-7"/>
+              <w:rPr>
+                <w:rFonts w:ascii="Barlow Condensed Medium" w:eastAsia="標楷體" w:hAnsi="Barlow Condensed Medium" w:cstheme="minorHAnsi"/>
+                <w:w w:val="80"/>
+                <w:szCs w:val="24"/>
+              </w:rPr>
+            </w:pPr>
             <w:r>
               <w:rPr>
                 <w:rFonts w:ascii="Barlow Condensed Medium" w:eastAsia="標楷體" w:hAnsi="Barlow Condensed Medium" w:cstheme="minorHAnsi" w:hint="eastAsia"/>
                 <w:w w:val="80"/>
                 <w:szCs w:val="24"/>
               </w:rPr>
-              <w:t>7</w:t>
-            </w:r>
-            <w:r>
-              <w:rPr>
-                <w:rFonts w:ascii="Barlow Condensed Medium" w:eastAsia="標楷體" w:hAnsi="Barlow Condensed Medium" w:cstheme="minorHAnsi" w:hint="eastAsia"/>
-                <w:w w:val="80"/>
-                <w:szCs w:val="24"/>
-                <w:lang w:eastAsia="zh-HK"/>
-              </w:rPr>
-              <w:t>號</w:t>
-            </w:r>
-          </w:p>
-        </w:tc>
-        <w:tc>
-          <w:tcPr>
-            <w:tcW w:w="685" w:type="dxa"/>
-            <w:tcMar>
-              <w:left w:w="113" w:type="dxa"/>
-              <w:right w:w="28" w:type="dxa"/>
-            </w:tcMar>
-            <w:vAlign w:val="center"/>
-          </w:tcPr>
-          <w:p>
-            <w:pPr>
-              <w:snapToGrid w:val="0"/>
-              <w:ind w:leftChars="-2" w:left="-5" w:rightChars="-3" w:right="-7"/>
+              <w:t>1</w:t>
+            </w:r>
+            <w:r>
               <w:rPr>
                 <w:rFonts w:ascii="Barlow Condensed Medium" w:eastAsia="標楷體" w:hAnsi="Barlow Condensed Medium" w:cstheme="minorHAnsi"/>
                 <w:w w:val="80"/>
                 <w:szCs w:val="24"/>
               </w:rPr>
-            </w:pPr>
-            <w:r>
-              <w:rPr>
-                <w:rFonts w:ascii="Barlow Condensed Medium" w:eastAsia="標楷體" w:hAnsi="Barlow Condensed Medium" w:cstheme="minorHAnsi" w:hint="eastAsia"/>
-                <w:w w:val="80"/>
-                <w:szCs w:val="24"/>
-              </w:rPr>
-              <w:t>1</w:t>
-            </w:r>
-            <w:r>
-              <w:rPr>
-                <w:rFonts w:ascii="Barlow Condensed Medium" w:eastAsia="標楷體" w:hAnsi="Barlow Condensed Medium" w:cstheme="minorHAnsi"/>
-                <w:w w:val="80"/>
-                <w:szCs w:val="24"/>
-              </w:rPr>
               <w:t>,000</w:t>
             </w:r>
-          </w:p>
-        </w:tc>
-        <w:tc>
-          <w:tcPr>
-            <w:tcW w:w="686" w:type="dxa"/>
-            <w:tcMar>
-              <w:left w:w="28" w:type="dxa"/>
-              <w:right w:w="28" w:type="dxa"/>
-            </w:tcMar>
-            <w:vAlign w:val="center"/>
-          </w:tcPr>
-          <w:p>
-            <w:pPr>
-              <w:snapToGrid w:val="0"/>
-              <w:jc w:val="right"/>
-              <w:rPr>
-                <w:rFonts w:ascii="Barlow Condensed Medium" w:eastAsia="標楷體" w:hAnsi="Barlow Condensed Medium" w:cstheme="minorHAnsi"/>
-                <w:w w:val="80"/>
-                <w:szCs w:val="24"/>
-              </w:rPr>
-            </w:pPr>
-            <w:r>
-              <w:rPr>
-                <w:rFonts w:ascii="Barlow Condensed Medium" w:eastAsia="標楷體" w:hAnsi="Barlow Condensed Medium" w:cstheme="minorHAnsi"/>
-                <w:w w:val="80"/>
-                <w:szCs w:val="24"/>
-                <w:lang w:eastAsia="zh-HK"/>
-              </w:rPr>
-              <w:t>45</w:t>
-            </w:r>
-            <w:r>
-              <w:rPr>
-                <w:rFonts w:ascii="Barlow Condensed Medium" w:eastAsia="標楷體" w:hAnsi="Barlow Condensed Medium" w:cstheme="minorHAnsi" w:hint="eastAsia"/>
-                <w:w w:val="80"/>
-                <w:szCs w:val="24"/>
-                <w:lang w:eastAsia="zh-HK"/>
-              </w:rPr>
-              <w:t>號</w:t>
-            </w:r>
-          </w:p>
-        </w:tc>
-        <w:tc>
-          <w:tcPr>
-            <w:tcW w:w="682" w:type="dxa"/>
-            <w:gridSpan w:val="2"/>
-            <w:tcMar>
-              <w:left w:w="113" w:type="dxa"/>
-              <w:right w:w="28" w:type="dxa"/>
-            </w:tcMar>
-            <w:vAlign w:val="center"/>
-          </w:tcPr>
-          <w:p>
-            <w:pPr>
-              <w:snapToGrid w:val="0"/>
-              <w:rPr>
-                <w:rFonts w:ascii="Barlow Condensed Medium" w:eastAsia="標楷體" w:hAnsi="Barlow Condensed Medium" w:cstheme="minorHAnsi"/>
-                <w:w w:val="80"/>
-                <w:szCs w:val="24"/>
-              </w:rPr>
-            </w:pPr>
-            <w:r>
-              <w:rPr>
-                <w:rFonts w:ascii="Barlow Condensed Medium" w:eastAsia="標楷體" w:hAnsi="Barlow Condensed Medium" w:cstheme="minorHAnsi" w:hint="eastAsia"/>
-                <w:w w:val="80"/>
-                <w:szCs w:val="24"/>
-              </w:rPr>
-              <w:t>1</w:t>
-            </w:r>
-            <w:r>
-              <w:rPr>
-                <w:rFonts w:ascii="Barlow Condensed Medium" w:eastAsia="標楷體" w:hAnsi="Barlow Condensed Medium" w:cstheme="minorHAnsi"/>
-                <w:w w:val="80"/>
-                <w:szCs w:val="24"/>
-              </w:rPr>
-              <w:t>,000</w:t>
-            </w:r>
-          </w:p>
-        </w:tc>
-        <w:tc>
-          <w:tcPr>
-            <w:tcW w:w="683" w:type="dxa"/>
-            <w:gridSpan w:val="2"/>
-            <w:tcMar>
-              <w:left w:w="28" w:type="dxa"/>
-              <w:right w:w="28" w:type="dxa"/>
-            </w:tcMar>
-            <w:vAlign w:val="center"/>
-          </w:tcPr>
-          <w:p>
-            <w:pPr>
-              <w:snapToGrid w:val="0"/>
-              <w:jc w:val="right"/>
-              <w:rPr>
-                <w:rFonts w:ascii="Barlow Condensed Medium" w:eastAsia="標楷體" w:hAnsi="Barlow Condensed Medium" w:cstheme="minorHAnsi"/>
-                <w:w w:val="80"/>
-                <w:szCs w:val="24"/>
-              </w:rPr>
-            </w:pPr>
-          </w:p>
-        </w:tc>
-        <w:tc>
-          <w:tcPr>
-            <w:tcW w:w="683" w:type="dxa"/>
-            <w:tcMar>
-              <w:left w:w="113" w:type="dxa"/>
-              <w:right w:w="28" w:type="dxa"/>
-            </w:tcMar>
-            <w:vAlign w:val="center"/>
-          </w:tcPr>
-          <w:p>
-            <w:pPr>
-              <w:snapToGrid w:val="0"/>
-              <w:rPr>
-                <w:rFonts w:ascii="Barlow Condensed Medium" w:eastAsia="標楷體" w:hAnsi="Barlow Condensed Medium" w:cstheme="minorHAnsi"/>
-                <w:w w:val="80"/>
-                <w:szCs w:val="24"/>
-              </w:rPr>
-            </w:pPr>
-          </w:p>
-        </w:tc>
-      </w:tr>
-      <w:tr>
-        <w:trPr>
-          <w:trHeight w:hRule="exact" w:val="340"/>
-        </w:trPr>
-        <w:tc>
-          <w:tcPr>
-            <w:tcW w:w="1622" w:type="dxa"/>
-            <w:tcMar>
-              <w:left w:w="28" w:type="dxa"/>
-              <w:right w:w="28" w:type="dxa"/>
-            </w:tcMar>
-            <w:vAlign w:val="center"/>
-          </w:tcPr>
-          <w:p>
-            <w:pPr>
-              <w:snapToGrid w:val="0"/>
-              <w:jc w:val="both"/>
-              <w:rPr>
-                <w:rFonts w:ascii="Barlow Condensed Medium" w:eastAsia="華康中黑體" w:hAnsi="Barlow Condensed Medium" w:cstheme="minorHAnsi"/>
-                <w:w w:val="80"/>
-                <w:szCs w:val="24"/>
-              </w:rPr>
-            </w:pPr>
-          </w:p>
-          <w:p>
-            <w:pPr>
-              <w:snapToGrid w:val="0"/>
-              <w:jc w:val="both"/>
-              <w:rPr>
-                <w:rFonts w:ascii="Barlow Condensed Medium" w:eastAsia="華康中黑體" w:hAnsi="Barlow Condensed Medium" w:cstheme="minorHAnsi"/>
-                <w:w w:val="80"/>
-                <w:szCs w:val="24"/>
-              </w:rPr>
-            </w:pPr>
-          </w:p>
-        </w:tc>
-        <w:tc>
-          <w:tcPr>
-            <w:tcW w:w="685" w:type="dxa"/>
-            <w:tcMar>
-              <w:left w:w="28" w:type="dxa"/>
-              <w:right w:w="28" w:type="dxa"/>
-            </w:tcMar>
-            <w:vAlign w:val="center"/>
-          </w:tcPr>
-          <w:p>
-            <w:pPr>
-              <w:snapToGrid w:val="0"/>
-              <w:jc w:val="right"/>
-              <w:rPr>
-                <w:rFonts w:ascii="Barlow Condensed Medium" w:eastAsia="標楷體" w:hAnsi="Barlow Condensed Medium" w:cstheme="minorHAnsi"/>
-                <w:w w:val="80"/>
-                <w:szCs w:val="24"/>
-                <w:lang w:eastAsia="zh-HK"/>
-              </w:rPr>
-            </w:pPr>
-          </w:p>
-        </w:tc>
-        <w:tc>
-          <w:tcPr>
-            <w:tcW w:w="685" w:type="dxa"/>
-            <w:tcMar>
-              <w:left w:w="113" w:type="dxa"/>
-              <w:right w:w="28" w:type="dxa"/>
-            </w:tcMar>
-            <w:vAlign w:val="center"/>
-          </w:tcPr>
-          <w:p>
-            <w:pPr>
-              <w:snapToGrid w:val="0"/>
-              <w:ind w:leftChars="-2" w:left="-5" w:rightChars="-3" w:right="-7"/>
-              <w:rPr>
-                <w:rFonts w:ascii="Barlow Condensed Medium" w:eastAsia="標楷體" w:hAnsi="Barlow Condensed Medium" w:cstheme="minorHAnsi"/>
-                <w:w w:val="80"/>
-                <w:szCs w:val="24"/>
-              </w:rPr>
-            </w:pPr>
-          </w:p>
-        </w:tc>
-        <w:tc>
-          <w:tcPr>
-            <w:tcW w:w="686" w:type="dxa"/>
-            <w:tcMar>
-              <w:left w:w="28" w:type="dxa"/>
-              <w:right w:w="28" w:type="dxa"/>
-            </w:tcMar>
-            <w:vAlign w:val="center"/>
-          </w:tcPr>
-          <w:p>
-            <w:pPr>
-              <w:snapToGrid w:val="0"/>
-              <w:jc w:val="right"/>
-              <w:rPr>
-                <w:rFonts w:ascii="Barlow Condensed Medium" w:eastAsia="標楷體" w:hAnsi="Barlow Condensed Medium" w:cstheme="minorHAnsi"/>
-                <w:w w:val="80"/>
-                <w:szCs w:val="24"/>
-              </w:rPr>
-            </w:pPr>
-          </w:p>
-        </w:tc>
-        <w:tc>
-          <w:tcPr>
-            <w:tcW w:w="682" w:type="dxa"/>
-            <w:gridSpan w:val="2"/>
-            <w:tcMar>
-              <w:left w:w="113" w:type="dxa"/>
-              <w:right w:w="28" w:type="dxa"/>
-            </w:tcMar>
-            <w:vAlign w:val="center"/>
-          </w:tcPr>
-          <w:p>
-            <w:pPr>
-              <w:snapToGrid w:val="0"/>
-              <w:rPr>
-                <w:rFonts w:ascii="Barlow Condensed Medium" w:eastAsia="標楷體" w:hAnsi="Barlow Condensed Medium" w:cstheme="minorHAnsi"/>
-                <w:w w:val="80"/>
-                <w:szCs w:val="24"/>
-              </w:rPr>
-            </w:pPr>
-          </w:p>
-        </w:tc>
-        <w:tc>
-          <w:tcPr>
-            <w:tcW w:w="683" w:type="dxa"/>
-            <w:gridSpan w:val="2"/>
-            <w:tcMar>
-              <w:left w:w="28" w:type="dxa"/>
-              <w:right w:w="28" w:type="dxa"/>
-            </w:tcMar>
-            <w:vAlign w:val="center"/>
-          </w:tcPr>
-          <w:p>
-            <w:pPr>
-              <w:snapToGrid w:val="0"/>
-              <w:jc w:val="right"/>
-              <w:rPr>
-                <w:rFonts w:ascii="Barlow Condensed Medium" w:eastAsia="標楷體" w:hAnsi="Barlow Condensed Medium" w:cstheme="minorHAnsi"/>
-                <w:w w:val="80"/>
-                <w:szCs w:val="24"/>
-              </w:rPr>
-            </w:pPr>
-          </w:p>
-        </w:tc>
-        <w:tc>
-          <w:tcPr>
-            <w:tcW w:w="683" w:type="dxa"/>
-            <w:tcMar>
-              <w:left w:w="113" w:type="dxa"/>
-              <w:right w:w="28" w:type="dxa"/>
-            </w:tcMar>
-            <w:vAlign w:val="center"/>
-          </w:tcPr>
-          <w:p>
-            <w:pPr>
-              <w:snapToGrid w:val="0"/>
-              <w:rPr>
-                <w:rFonts w:ascii="Barlow Condensed Medium" w:eastAsia="標楷體" w:hAnsi="Barlow Condensed Medium" w:cstheme="minorHAnsi"/>
-                <w:w w:val="80"/>
-                <w:szCs w:val="24"/>
-              </w:rPr>
-            </w:pPr>
-          </w:p>
-        </w:tc>
-      </w:tr>
-      <w:tr>
-        <w:trPr>
-          <w:trHeight w:hRule="exact" w:val="340"/>
-        </w:trPr>
-        <w:tc>
-          <w:tcPr>
-            <w:tcW w:w="1622" w:type="dxa"/>
-            <w:tcMar>
-              <w:left w:w="28" w:type="dxa"/>
-              <w:right w:w="28" w:type="dxa"/>
-            </w:tcMar>
-            <w:vAlign w:val="center"/>
-          </w:tcPr>
-          <w:p>
-            <w:pPr>
-              <w:snapToGrid w:val="0"/>
-              <w:jc w:val="both"/>
-              <w:rPr>
-                <w:rFonts w:ascii="Barlow Condensed Medium" w:eastAsia="華康中黑體" w:hAnsi="Barlow Condensed Medium" w:cstheme="minorHAnsi"/>
-                <w:w w:val="80"/>
-                <w:szCs w:val="24"/>
-              </w:rPr>
-            </w:pPr>
-            <w:r>
-              <w:rPr>
-                <w:rFonts w:ascii="Barlow Condensed Medium" w:eastAsia="華康中黑體" w:hAnsi="Barlow Condensed Medium" w:cstheme="minorHAnsi"/>
-                <w:w w:val="80"/>
-                <w:szCs w:val="24"/>
-              </w:rPr>
-              <w:sym w:font="Wingdings 2" w:char="F0AE"/>
-            </w:r>
-            <w:r>
-              <w:rPr>
-                <w:rFonts w:ascii="Barlow Condensed Medium" w:eastAsia="華康中黑體" w:hAnsi="Barlow Condensed Medium" w:cstheme="minorHAnsi" w:hint="eastAsia"/>
-                <w:w w:val="80"/>
-                <w:szCs w:val="24"/>
-                <w:lang w:eastAsia="zh-HK"/>
-              </w:rPr>
-              <w:t>為玉山神學院</w:t>
-            </w:r>
-          </w:p>
-        </w:tc>
-        <w:tc>
-          <w:tcPr>
-            <w:tcW w:w="685" w:type="dxa"/>
-            <w:tcMar>
-              <w:left w:w="28" w:type="dxa"/>
-              <w:right w:w="28" w:type="dxa"/>
-            </w:tcMar>
-            <w:vAlign w:val="center"/>
-          </w:tcPr>
-          <w:p>
-            <w:pPr>
-              <w:snapToGrid w:val="0"/>
-              <w:jc w:val="right"/>
-              <w:rPr>
-                <w:rFonts w:ascii="Barlow Condensed Medium" w:eastAsia="標楷體" w:hAnsi="Barlow Condensed Medium" w:cstheme="minorHAnsi"/>
-                <w:w w:val="80"/>
-                <w:szCs w:val="24"/>
-                <w:lang w:eastAsia="zh-HK"/>
-              </w:rPr>
-            </w:pPr>
-            <w:r>
-              <w:rPr>
-                <w:rFonts w:ascii="Barlow Condensed Medium" w:eastAsia="標楷體" w:hAnsi="Barlow Condensed Medium" w:cstheme="minorHAnsi" w:hint="eastAsia"/>
-                <w:w w:val="80"/>
-                <w:szCs w:val="24"/>
-                <w:lang w:eastAsia="zh-HK"/>
-              </w:rPr>
-              <w:t>6</w:t>
-            </w:r>
-            <w:r>
-              <w:rPr>
-                <w:rFonts w:ascii="Barlow Condensed Medium" w:eastAsia="標楷體" w:hAnsi="Barlow Condensed Medium" w:cstheme="minorHAnsi" w:hint="eastAsia"/>
-                <w:w w:val="80"/>
-                <w:szCs w:val="24"/>
-              </w:rPr>
-              <w:t>7</w:t>
-            </w:r>
-            <w:r>
-              <w:rPr>
-                <w:rFonts w:ascii="Barlow Condensed Medium" w:eastAsia="標楷體" w:hAnsi="Barlow Condensed Medium" w:cstheme="minorHAnsi" w:hint="eastAsia"/>
-                <w:w w:val="80"/>
-                <w:szCs w:val="24"/>
-                <w:lang w:eastAsia="zh-HK"/>
-              </w:rPr>
-              <w:t>號</w:t>
-            </w:r>
-          </w:p>
-        </w:tc>
-        <w:tc>
-          <w:tcPr>
-            <w:tcW w:w="685" w:type="dxa"/>
-            <w:tcMar>
-              <w:left w:w="113" w:type="dxa"/>
-              <w:right w:w="28" w:type="dxa"/>
-            </w:tcMar>
-            <w:vAlign w:val="center"/>
-          </w:tcPr>
-          <w:p>
-            <w:pPr>
-              <w:snapToGrid w:val="0"/>
-              <w:ind w:leftChars="-2" w:left="-5" w:rightChars="-3" w:right="-7"/>
-              <w:rPr>
-                <w:rFonts w:ascii="Barlow Condensed Medium" w:eastAsia="標楷體" w:hAnsi="Barlow Condensed Medium" w:cstheme="minorHAnsi"/>
-                <w:w w:val="80"/>
-                <w:szCs w:val="24"/>
-              </w:rPr>
-            </w:pPr>
-            <w:r>
-              <w:rPr>
-                <w:rFonts w:ascii="Barlow Condensed Medium" w:eastAsia="標楷體" w:hAnsi="Barlow Condensed Medium" w:cstheme="minorHAnsi"/>
-                <w:w w:val="80"/>
-                <w:szCs w:val="24"/>
-              </w:rPr>
-              <w:t>500</w:t>
-            </w:r>
-          </w:p>
-        </w:tc>
-        <w:tc>
-          <w:tcPr>
-            <w:tcW w:w="686" w:type="dxa"/>
-            <w:tcMar>
-              <w:left w:w="28" w:type="dxa"/>
-              <w:right w:w="28" w:type="dxa"/>
-            </w:tcMar>
-            <w:vAlign w:val="center"/>
-          </w:tcPr>
-          <w:p>
-            <w:pPr>
-              <w:snapToGrid w:val="0"/>
-              <w:jc w:val="right"/>
-              <w:rPr>
-                <w:rFonts w:ascii="Barlow Condensed Medium" w:eastAsia="標楷體" w:hAnsi="Barlow Condensed Medium" w:cstheme="minorHAnsi"/>
-                <w:w w:val="80"/>
-                <w:szCs w:val="24"/>
-              </w:rPr>
-            </w:pPr>
-          </w:p>
-        </w:tc>
-        <w:tc>
-          <w:tcPr>
-            <w:tcW w:w="682" w:type="dxa"/>
-            <w:gridSpan w:val="2"/>
-            <w:tcMar>
-              <w:left w:w="113" w:type="dxa"/>
-              <w:right w:w="28" w:type="dxa"/>
-            </w:tcMar>
-            <w:vAlign w:val="center"/>
-          </w:tcPr>
-          <w:p>
-            <w:pPr>
-              <w:snapToGrid w:val="0"/>
-              <w:rPr>
-                <w:rFonts w:ascii="Barlow Condensed Medium" w:eastAsia="標楷體" w:hAnsi="Barlow Condensed Medium" w:cstheme="minorHAnsi"/>
-                <w:w w:val="80"/>
-                <w:szCs w:val="24"/>
-              </w:rPr>
-            </w:pPr>
-          </w:p>
-        </w:tc>
-        <w:tc>
-          <w:tcPr>
-            <w:tcW w:w="683" w:type="dxa"/>
-            <w:gridSpan w:val="2"/>
-            <w:tcMar>
-              <w:left w:w="28" w:type="dxa"/>
-              <w:right w:w="28" w:type="dxa"/>
-            </w:tcMar>
-            <w:vAlign w:val="center"/>
-          </w:tcPr>
-          <w:p>
-            <w:pPr>
-              <w:snapToGrid w:val="0"/>
-              <w:jc w:val="right"/>
-              <w:rPr>
-                <w:rFonts w:ascii="Barlow Condensed Medium" w:eastAsia="標楷體" w:hAnsi="Barlow Condensed Medium" w:cstheme="minorHAnsi"/>
-                <w:w w:val="80"/>
-                <w:szCs w:val="24"/>
-              </w:rPr>
-            </w:pPr>
-          </w:p>
-        </w:tc>
-        <w:tc>
-          <w:tcPr>
-            <w:tcW w:w="683" w:type="dxa"/>
-            <w:tcMar>
-              <w:left w:w="113" w:type="dxa"/>
-              <w:right w:w="28" w:type="dxa"/>
-            </w:tcMar>
-            <w:vAlign w:val="center"/>
-          </w:tcPr>
-          <w:p>
-            <w:pPr>
-              <w:snapToGrid w:val="0"/>
-              <w:rPr>
-                <w:rFonts w:ascii="Barlow Condensed Medium" w:eastAsia="標楷體" w:hAnsi="Barlow Condensed Medium" w:cstheme="minorHAnsi"/>
-                <w:w w:val="80"/>
-                <w:szCs w:val="24"/>
-              </w:rPr>
-            </w:pPr>
-          </w:p>
-        </w:tc>
-      </w:tr>
-      <w:tr>
-        <w:trPr>
-          <w:trHeight w:hRule="exact" w:val="340"/>
-        </w:trPr>
-        <w:tc>
-          <w:tcPr>
-            <w:tcW w:w="1622" w:type="dxa"/>
-            <w:tcMar>
-              <w:left w:w="28" w:type="dxa"/>
-              <w:right w:w="28" w:type="dxa"/>
-            </w:tcMar>
-            <w:vAlign w:val="center"/>
-          </w:tcPr>
-          <w:p>
-            <w:pPr>
-              <w:snapToGrid w:val="0"/>
-              <w:ind w:firstLineChars="100" w:firstLine="192"/>
-              <w:jc w:val="both"/>
-              <w:rPr>
-                <w:rFonts w:ascii="Barlow Condensed Medium" w:eastAsia="華康中黑體" w:hAnsi="Barlow Condensed Medium" w:cstheme="minorHAnsi"/>
-                <w:w w:val="80"/>
-                <w:szCs w:val="24"/>
-              </w:rPr>
-            </w:pPr>
-            <w:r>
-              <w:rPr>
-                <w:rFonts w:ascii="Barlow Condensed Medium" w:eastAsia="華康中黑體" w:hAnsi="Barlow Condensed Medium" w:cstheme="minorHAnsi" w:hint="eastAsia"/>
-                <w:w w:val="80"/>
-                <w:szCs w:val="24"/>
-                <w:lang w:eastAsia="zh-HK"/>
-              </w:rPr>
-              <w:t>奉</w:t>
-            </w:r>
-            <w:r>
-              <w:rPr>
-                <w:rFonts w:ascii="Barlow Condensed Medium" w:eastAsia="華康中黑體" w:hAnsi="Barlow Condensed Medium" w:cstheme="minorHAnsi"/>
-                <w:w w:val="80"/>
-                <w:szCs w:val="24"/>
-              </w:rPr>
-              <w:t>獻</w:t>
-            </w:r>
-            <w:r>
-              <w:rPr>
-                <w:rFonts w:ascii="Barlow Condensed Medium" w:eastAsia="華康中黑體" w:hAnsi="Barlow Condensed Medium" w:cstheme="minorHAnsi"/>
-                <w:w w:val="80"/>
-                <w:szCs w:val="24"/>
-              </w:rPr>
-              <w:t>:</w:t>
-            </w:r>
-          </w:p>
-        </w:tc>
-        <w:tc>
-          <w:tcPr>
-            <w:tcW w:w="685" w:type="dxa"/>
-            <w:tcMar>
-              <w:left w:w="28" w:type="dxa"/>
-              <w:right w:w="28" w:type="dxa"/>
-            </w:tcMar>
-            <w:vAlign w:val="center"/>
-          </w:tcPr>
-          <w:p>
-            <w:pPr>
-              <w:snapToGrid w:val="0"/>
-              <w:jc w:val="right"/>
-              <w:rPr>
-                <w:rFonts w:ascii="Barlow Condensed Medium" w:eastAsia="標楷體" w:hAnsi="Barlow Condensed Medium" w:cstheme="minorHAnsi"/>
-                <w:w w:val="80"/>
-                <w:szCs w:val="24"/>
-                <w:lang w:eastAsia="zh-HK"/>
-              </w:rPr>
-            </w:pPr>
-          </w:p>
-        </w:tc>
-        <w:tc>
-          <w:tcPr>
-            <w:tcW w:w="685" w:type="dxa"/>
-            <w:tcMar>
-              <w:left w:w="113" w:type="dxa"/>
-              <w:right w:w="28" w:type="dxa"/>
-            </w:tcMar>
-            <w:vAlign w:val="center"/>
-          </w:tcPr>
-          <w:p>
-            <w:pPr>
-              <w:snapToGrid w:val="0"/>
-              <w:ind w:leftChars="-2" w:left="-5" w:rightChars="-3" w:right="-7"/>
-              <w:rPr>
-                <w:rFonts w:ascii="Barlow Condensed Medium" w:eastAsia="標楷體" w:hAnsi="Barlow Condensed Medium" w:cstheme="minorHAnsi"/>
-                <w:w w:val="80"/>
-                <w:szCs w:val="24"/>
-              </w:rPr>
-            </w:pPr>
-          </w:p>
-        </w:tc>
-        <w:tc>
-          <w:tcPr>
-            <w:tcW w:w="686" w:type="dxa"/>
-            <w:tcMar>
-              <w:left w:w="28" w:type="dxa"/>
-              <w:right w:w="28" w:type="dxa"/>
-            </w:tcMar>
-            <w:vAlign w:val="center"/>
-          </w:tcPr>
-          <w:p>
-            <w:pPr>
-              <w:snapToGrid w:val="0"/>
-              <w:jc w:val="right"/>
-              <w:rPr>
-                <w:rFonts w:ascii="Barlow Condensed Medium" w:eastAsia="標楷體" w:hAnsi="Barlow Condensed Medium" w:cstheme="minorHAnsi"/>
-                <w:w w:val="80"/>
-                <w:szCs w:val="24"/>
-              </w:rPr>
-            </w:pPr>
-          </w:p>
-        </w:tc>
-        <w:tc>
-          <w:tcPr>
-            <w:tcW w:w="682" w:type="dxa"/>
-            <w:gridSpan w:val="2"/>
-            <w:tcMar>
-              <w:left w:w="113" w:type="dxa"/>
-              <w:right w:w="28" w:type="dxa"/>
-            </w:tcMar>
-            <w:vAlign w:val="center"/>
-          </w:tcPr>
-          <w:p>
-            <w:pPr>
-              <w:snapToGrid w:val="0"/>
-              <w:rPr>
-                <w:rFonts w:ascii="Barlow Condensed Medium" w:eastAsia="標楷體" w:hAnsi="Barlow Condensed Medium" w:cstheme="minorHAnsi"/>
-                <w:w w:val="80"/>
-                <w:szCs w:val="24"/>
-              </w:rPr>
-            </w:pPr>
-          </w:p>
-        </w:tc>
-        <w:tc>
-          <w:tcPr>
-            <w:tcW w:w="683" w:type="dxa"/>
-            <w:gridSpan w:val="2"/>
-            <w:tcMar>
-              <w:left w:w="28" w:type="dxa"/>
-              <w:right w:w="28" w:type="dxa"/>
-            </w:tcMar>
-            <w:vAlign w:val="center"/>
-          </w:tcPr>
-          <w:p>
-            <w:pPr>
-              <w:snapToGrid w:val="0"/>
-              <w:jc w:val="right"/>
-              <w:rPr>
-                <w:rFonts w:ascii="Barlow Condensed Medium" w:eastAsia="標楷體" w:hAnsi="Barlow Condensed Medium" w:cstheme="minorHAnsi"/>
-                <w:w w:val="80"/>
-                <w:szCs w:val="24"/>
-              </w:rPr>
-            </w:pPr>
-          </w:p>
-        </w:tc>
-        <w:tc>
-          <w:tcPr>
-            <w:tcW w:w="683" w:type="dxa"/>
-            <w:tcMar>
-              <w:left w:w="113" w:type="dxa"/>
-              <w:right w:w="28" w:type="dxa"/>
-            </w:tcMar>
-            <w:vAlign w:val="center"/>
-          </w:tcPr>
-          <w:p>
-            <w:pPr>
-              <w:snapToGrid w:val="0"/>
-              <w:rPr>
-                <w:rFonts w:ascii="Barlow Condensed Medium" w:eastAsia="標楷體" w:hAnsi="Barlow Condensed Medium" w:cstheme="minorHAnsi"/>
-                <w:w w:val="80"/>
-                <w:szCs w:val="24"/>
-              </w:rPr>
-            </w:pPr>
-          </w:p>
-        </w:tc>
-      </w:tr>
-      <w:tr>
-        <w:trPr>
-          <w:trHeight w:hRule="exact" w:val="340"/>
-        </w:trPr>
-        <w:tc>
-          <w:tcPr>
-            <w:tcW w:w="1622" w:type="dxa"/>
-            <w:tcMar>
-              <w:left w:w="28" w:type="dxa"/>
-              <w:right w:w="28" w:type="dxa"/>
-            </w:tcMar>
-            <w:vAlign w:val="center"/>
-          </w:tcPr>
-          <w:p>
-            <w:pPr>
-              <w:snapToGrid w:val="0"/>
-              <w:jc w:val="both"/>
-              <w:rPr>
-                <w:rFonts w:ascii="Barlow Condensed Medium" w:eastAsia="華康中黑體" w:hAnsi="Barlow Condensed Medium" w:cstheme="minorHAnsi"/>
-                <w:w w:val="80"/>
-                <w:szCs w:val="24"/>
-              </w:rPr>
-            </w:pPr>
-          </w:p>
-        </w:tc>
-        <w:tc>
-          <w:tcPr>
-            <w:tcW w:w="685" w:type="dxa"/>
-            <w:tcMar>
-              <w:left w:w="28" w:type="dxa"/>
-              <w:right w:w="28" w:type="dxa"/>
-            </w:tcMar>
-            <w:vAlign w:val="center"/>
-          </w:tcPr>
-          <w:p>
-            <w:pPr>
-              <w:snapToGrid w:val="0"/>
-              <w:jc w:val="right"/>
-              <w:rPr>
-                <w:rFonts w:ascii="Barlow Condensed Medium" w:eastAsia="標楷體" w:hAnsi="Barlow Condensed Medium" w:cstheme="minorHAnsi"/>
-                <w:w w:val="80"/>
-                <w:szCs w:val="24"/>
-                <w:lang w:eastAsia="zh-HK"/>
-              </w:rPr>
-            </w:pPr>
-          </w:p>
-        </w:tc>
-        <w:tc>
-          <w:tcPr>
-            <w:tcW w:w="685" w:type="dxa"/>
-            <w:tcMar>
-              <w:left w:w="113" w:type="dxa"/>
-              <w:right w:w="28" w:type="dxa"/>
-            </w:tcMar>
-            <w:vAlign w:val="center"/>
-          </w:tcPr>
-          <w:p>
-            <w:pPr>
-              <w:snapToGrid w:val="0"/>
-              <w:ind w:leftChars="-2" w:left="-5" w:rightChars="-3" w:right="-7"/>
-              <w:rPr>
-                <w:rFonts w:ascii="Barlow Condensed Medium" w:eastAsia="標楷體" w:hAnsi="Barlow Condensed Medium" w:cstheme="minorHAnsi"/>
-                <w:w w:val="80"/>
-                <w:szCs w:val="24"/>
-              </w:rPr>
-            </w:pPr>
           </w:p>
         </w:tc>
         <w:tc>
@@ -25898,8 +24122,8 @@
         <w:tblLook w:val="04A0" w:firstRow="1" w:lastRow="0" w:firstColumn="1" w:lastColumn="0" w:noHBand="0" w:noVBand="1"/>
       </w:tblPr>
       <w:tblGrid>
-        <w:gridCol w:w="762"/>
-        <w:gridCol w:w="2055"/>
+        <w:gridCol w:w="911"/>
+        <w:gridCol w:w="1904"/>
       </w:tblGrid>
       <w:tr>
         <w:tc>
@@ -28252,7 +26476,7 @@
           </mc:Choice>
           <mc:Fallback>
             <w:pict>
-              <v:line w14:anchorId="4E1169C9" id="直線接點 6" o:spid="_x0000_s1026" style="position:absolute;z-index:251665408;visibility:visible;mso-wrap-style:square;mso-width-percent:0;mso-height-percent:0;mso-wrap-distance-left:9pt;mso-wrap-distance-top:0;mso-wrap-distance-right:9pt;mso-wrap-distance-bottom:0;mso-position-horizontal:absolute;mso-position-horizontal-relative:page;mso-position-vertical:absolute;mso-position-vertical-relative:page;mso-width-percent:0;mso-height-percent:0;mso-width-relative:margin;mso-height-relative:margin" from="343.9pt,19.85pt" to="345.05pt,710.95pt" o:gfxdata="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" strokecolor="black [3213]" strokeweight=".5pt">
+              <v:line w14:anchorId="4E21EE04" id="直線接點 6" o:spid="_x0000_s1026" style="position:absolute;z-index:251665408;visibility:visible;mso-wrap-style:square;mso-width-percent:0;mso-height-percent:0;mso-wrap-distance-left:9pt;mso-wrap-distance-top:0;mso-wrap-distance-right:9pt;mso-wrap-distance-bottom:0;mso-position-horizontal:absolute;mso-position-horizontal-relative:page;mso-position-vertical:absolute;mso-position-vertical-relative:page;mso-width-percent:0;mso-height-percent:0;mso-width-relative:margin;mso-height-relative:margin" from="343.9pt,19.85pt" to="345.05pt,710.95pt" o:gfxdata="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" strokecolor="black [3213]" strokeweight=".5pt">
                 <v:stroke dashstyle="3 1" joinstyle="miter"/>
                 <w10:wrap anchorx="page" anchory="page"/>
               </v:line>
@@ -28329,7 +26553,7 @@
           </mc:Choice>
           <mc:Fallback>
             <w:pict>
-              <v:line w14:anchorId="5957CAC2" id="直線接點 4" o:spid="_x0000_s1026" style="position:absolute;z-index:251661312;visibility:visible;mso-wrap-style:square;mso-width-percent:0;mso-height-percent:0;mso-wrap-distance-left:9pt;mso-wrap-distance-top:0;mso-wrap-distance-right:9pt;mso-wrap-distance-bottom:0;mso-position-horizontal:absolute;mso-position-horizontal-relative:page;mso-position-vertical:absolute;mso-position-vertical-relative:page;mso-width-percent:0;mso-height-percent:0;mso-width-relative:margin;mso-height-relative:margin" from="343.9pt,19.85pt" to="345.05pt,710.95pt" o:gfxdata="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" strokecolor="black [3213]" strokeweight=".5pt">
+              <v:line w14:anchorId="389D206C" id="直線接點 4" o:spid="_x0000_s1026" style="position:absolute;z-index:251661312;visibility:visible;mso-wrap-style:square;mso-width-percent:0;mso-height-percent:0;mso-wrap-distance-left:9pt;mso-wrap-distance-top:0;mso-wrap-distance-right:9pt;mso-wrap-distance-bottom:0;mso-position-horizontal:absolute;mso-position-horizontal-relative:page;mso-position-vertical:absolute;mso-position-vertical-relative:page;mso-width-percent:0;mso-height-percent:0;mso-width-relative:margin;mso-height-relative:margin" from="343.9pt,19.85pt" to="345.05pt,710.95pt" o:gfxdata="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" strokecolor="black [3213]" strokeweight=".5pt">
                 <v:stroke dashstyle="3 1" joinstyle="miter"/>
                 <w10:wrap anchorx="page" anchory="page"/>
               </v:line>
@@ -29986,7 +28210,7 @@
 </file>
 
 <file path=word/endnotes.xml><?xml version="1.0" encoding="utf-8"?>
-<w:endnotes xmlns:wpc="http://schemas.microsoft.com/office/word/2010/wordprocessingCanvas" xmlns:mc="http://schemas.openxmlformats.org/markup-compatibility/2006" xmlns:o="urn:schemas-microsoft-com:office:office" xmlns:r="http://schemas.openxmlformats.org/officeDocument/2006/relationships" xmlns:m="http://schemas.openxmlformats.org/officeDocument/2006/math" xmlns:v="urn:schemas-microsoft-com:vml" xmlns:wp14="http://schemas.microsoft.com/office/word/2010/wordprocessingDrawing" xmlns:wp="http://schemas.openxmlformats.org/drawingml/2006/wordprocessingDrawing" xmlns:w10="urn:schemas-microsoft-com:office:word" xmlns:w="http://schemas.openxmlformats.org/wordprocessingml/2006/main" xmlns:w14="http://schemas.microsoft.com/office/word/2010/wordml" xmlns:w15="http://schemas.microsoft.com/office/word/2012/wordml" xmlns:wpg="http://schemas.microsoft.com/office/word/2010/wordprocessingGroup" xmlns:wpi="http://schemas.microsoft.com/office/word/2010/wordprocessingInk" xmlns:wne="http://schemas.microsoft.com/office/word/2006/wordml" xmlns:wps="http://schemas.microsoft.com/office/word/2010/wordprocessingShape" mc:Ignorable="w14 w15 wp14">
+<w:endnotes xmlns:wpc="http://schemas.microsoft.com/office/word/2010/wordprocessingCanvas" xmlns:cx="http://schemas.microsoft.com/office/drawing/2014/chartex" xmlns:cx1="http://schemas.microsoft.com/office/drawing/2015/9/8/chartex" xmlns:cx2="http://schemas.microsoft.com/office/drawing/2015/10/21/chartex" xmlns:cx3="http://schemas.microsoft.com/office/drawing/2016/5/9/chartex" xmlns:cx4="http://schemas.microsoft.com/office/drawing/2016/5/10/chartex" xmlns:cx5="http://schemas.microsoft.com/office/drawing/2016/5/11/chartex" xmlns:cx6="http://schemas.microsoft.com/office/drawing/2016/5/12/chartex" xmlns:cx7="http://schemas.microsoft.com/office/drawing/2016/5/13/chartex" xmlns:cx8="http://schemas.microsoft.com/office/drawing/2016/5/14/chartex" xmlns:mc="http://schemas.openxmlformats.org/markup-compatibility/2006" xmlns:aink="http://schemas.microsoft.com/office/drawing/2016/ink" xmlns:am3d="http://schemas.microsoft.com/office/drawing/2017/model3d" xmlns:o="urn:schemas-microsoft-com:office:office" xmlns:oel="http://schemas.microsoft.com/office/2019/extlst" xmlns:r="http://schemas.openxmlformats.org/officeDocument/2006/relationships" xmlns:m="http://schemas.openxmlformats.org/officeDocument/2006/math" xmlns:v="urn:schemas-microsoft-com:vml" xmlns:wp14="http://schemas.microsoft.com/office/word/2010/wordprocessingDrawing" xmlns:wp="http://schemas.openxmlformats.org/drawingml/2006/wordprocessingDrawing" xmlns:w10="urn:schemas-microsoft-com:office:word" xmlns:w="http://schemas.openxmlformats.org/wordprocessingml/2006/main" xmlns:w14="http://schemas.microsoft.com/office/word/2010/wordml" xmlns:w15="http://schemas.microsoft.com/office/word/2012/wordml" xmlns:w16cex="http://schemas.microsoft.com/office/word/2018/wordml/cex" xmlns:w16cid="http://schemas.microsoft.com/office/word/2016/wordml/cid" xmlns:w16="http://schemas.microsoft.com/office/word/2018/wordml" xmlns:w16sdtdh="http://schemas.microsoft.com/office/word/2020/wordml/sdtdatahash" xmlns:w16se="http://schemas.microsoft.com/office/word/2015/wordml/symex" xmlns:wpg="http://schemas.microsoft.com/office/word/2010/wordprocessingGroup" xmlns:wpi="http://schemas.microsoft.com/office/word/2010/wordprocessingInk" xmlns:wne="http://schemas.microsoft.com/office/word/2006/wordml" xmlns:wps="http://schemas.microsoft.com/office/word/2010/wordprocessingShape" mc:Ignorable="w14 w15 w16se w16cid w16 w16cex w16sdtdh wp14">
   <w:endnote w:type="separator" w:id="-1">
     <w:p>
       <w:r>
@@ -30005,7 +28229,7 @@
 </file>
 
 <file path=word/footnotes.xml><?xml version="1.0" encoding="utf-8"?>
-<w:footnotes xmlns:wpc="http://schemas.microsoft.com/office/word/2010/wordprocessingCanvas" xmlns:mc="http://schemas.openxmlformats.org/markup-compatibility/2006" xmlns:o="urn:schemas-microsoft-com:office:office" xmlns:r="http://schemas.openxmlformats.org/officeDocument/2006/relationships" xmlns:m="http://schemas.openxmlformats.org/officeDocument/2006/math" xmlns:v="urn:schemas-microsoft-com:vml" xmlns:wp14="http://schemas.microsoft.com/office/word/2010/wordprocessingDrawing" xmlns:wp="http://schemas.openxmlformats.org/drawingml/2006/wordprocessingDrawing" xmlns:w10="urn:schemas-microsoft-com:office:word" xmlns:w="http://schemas.openxmlformats.org/wordprocessingml/2006/main" xmlns:w14="http://schemas.microsoft.com/office/word/2010/wordml" xmlns:w15="http://schemas.microsoft.com/office/word/2012/wordml" xmlns:wpg="http://schemas.microsoft.com/office/word/2010/wordprocessingGroup" xmlns:wpi="http://schemas.microsoft.com/office/word/2010/wordprocessingInk" xmlns:wne="http://schemas.microsoft.com/office/word/2006/wordml" xmlns:wps="http://schemas.microsoft.com/office/word/2010/wordprocessingShape" mc:Ignorable="w14 w15 wp14">
+<w:footnotes xmlns:wpc="http://schemas.microsoft.com/office/word/2010/wordprocessingCanvas" xmlns:cx="http://schemas.microsoft.com/office/drawing/2014/chartex" xmlns:cx1="http://schemas.microsoft.com/office/drawing/2015/9/8/chartex" xmlns:cx2="http://schemas.microsoft.com/office/drawing/2015/10/21/chartex" xmlns:cx3="http://schemas.microsoft.com/office/drawing/2016/5/9/chartex" xmlns:cx4="http://schemas.microsoft.com/office/drawing/2016/5/10/chartex" xmlns:cx5="http://schemas.microsoft.com/office/drawing/2016/5/11/chartex" xmlns:cx6="http://schemas.microsoft.com/office/drawing/2016/5/12/chartex" xmlns:cx7="http://schemas.microsoft.com/office/drawing/2016/5/13/chartex" xmlns:cx8="http://schemas.microsoft.com/office/drawing/2016/5/14/chartex" xmlns:mc="http://schemas.openxmlformats.org/markup-compatibility/2006" xmlns:aink="http://schemas.microsoft.com/office/drawing/2016/ink" xmlns:am3d="http://schemas.microsoft.com/office/drawing/2017/model3d" xmlns:o="urn:schemas-microsoft-com:office:office" xmlns:oel="http://schemas.microsoft.com/office/2019/extlst" xmlns:r="http://schemas.openxmlformats.org/officeDocument/2006/relationships" xmlns:m="http://schemas.openxmlformats.org/officeDocument/2006/math" xmlns:v="urn:schemas-microsoft-com:vml" xmlns:wp14="http://schemas.microsoft.com/office/word/2010/wordprocessingDrawing" xmlns:wp="http://schemas.openxmlformats.org/drawingml/2006/wordprocessingDrawing" xmlns:w10="urn:schemas-microsoft-com:office:word" xmlns:w="http://schemas.openxmlformats.org/wordprocessingml/2006/main" xmlns:w14="http://schemas.microsoft.com/office/word/2010/wordml" xmlns:w15="http://schemas.microsoft.com/office/word/2012/wordml" xmlns:w16cex="http://schemas.microsoft.com/office/word/2018/wordml/cex" xmlns:w16cid="http://schemas.microsoft.com/office/word/2016/wordml/cid" xmlns:w16="http://schemas.microsoft.com/office/word/2018/wordml" xmlns:w16sdtdh="http://schemas.microsoft.com/office/word/2020/wordml/sdtdatahash" xmlns:w16se="http://schemas.microsoft.com/office/word/2015/wordml/symex" xmlns:wpg="http://schemas.microsoft.com/office/word/2010/wordprocessingGroup" xmlns:wpi="http://schemas.microsoft.com/office/word/2010/wordprocessingInk" xmlns:wne="http://schemas.microsoft.com/office/word/2006/wordml" xmlns:wps="http://schemas.microsoft.com/office/word/2010/wordprocessingShape" mc:Ignorable="w14 w15 w16se w16cid w16 w16cex w16sdtdh wp14">
   <w:footnote w:type="separator" w:id="-1">
     <w:p>
       <w:r>
@@ -30024,7 +28248,7 @@
 </file>
 
 <file path=word/header1.xml><?xml version="1.0" encoding="utf-8"?>
-<w:hdr xmlns:wpc="http://schemas.microsoft.com/office/word/2010/wordprocessingCanvas" xmlns:mc="http://schemas.openxmlformats.org/markup-compatibility/2006" xmlns:o="urn:schemas-microsoft-com:office:office" xmlns:r="http://schemas.openxmlformats.org/officeDocument/2006/relationships" xmlns:m="http://schemas.openxmlformats.org/officeDocument/2006/math" xmlns:v="urn:schemas-microsoft-com:vml" xmlns:wp14="http://schemas.microsoft.com/office/word/2010/wordprocessingDrawing" xmlns:wp="http://schemas.openxmlformats.org/drawingml/2006/wordprocessingDrawing" xmlns:w10="urn:schemas-microsoft-com:office:word" xmlns:w="http://schemas.openxmlformats.org/wordprocessingml/2006/main" xmlns:w14="http://schemas.microsoft.com/office/word/2010/wordml" xmlns:w15="http://schemas.microsoft.com/office/word/2012/wordml" xmlns:wpg="http://schemas.microsoft.com/office/word/2010/wordprocessingGroup" xmlns:wpi="http://schemas.microsoft.com/office/word/2010/wordprocessingInk" xmlns:wne="http://schemas.microsoft.com/office/word/2006/wordml" xmlns:wps="http://schemas.microsoft.com/office/word/2010/wordprocessingShape" mc:Ignorable="w14 w15 wp14">
+<w:hdr xmlns:wpc="http://schemas.microsoft.com/office/word/2010/wordprocessingCanvas" xmlns:cx="http://schemas.microsoft.com/office/drawing/2014/chartex" xmlns:cx1="http://schemas.microsoft.com/office/drawing/2015/9/8/chartex" xmlns:cx2="http://schemas.microsoft.com/office/drawing/2015/10/21/chartex" xmlns:cx3="http://schemas.microsoft.com/office/drawing/2016/5/9/chartex" xmlns:cx4="http://schemas.microsoft.com/office/drawing/2016/5/10/chartex" xmlns:cx5="http://schemas.microsoft.com/office/drawing/2016/5/11/chartex" xmlns:cx6="http://schemas.microsoft.com/office/drawing/2016/5/12/chartex" xmlns:cx7="http://schemas.microsoft.com/office/drawing/2016/5/13/chartex" xmlns:cx8="http://schemas.microsoft.com/office/drawing/2016/5/14/chartex" xmlns:mc="http://schemas.openxmlformats.org/markup-compatibility/2006" xmlns:aink="http://schemas.microsoft.com/office/drawing/2016/ink" xmlns:am3d="http://schemas.microsoft.com/office/drawing/2017/model3d" xmlns:o="urn:schemas-microsoft-com:office:office" xmlns:oel="http://schemas.microsoft.com/office/2019/extlst" xmlns:r="http://schemas.openxmlformats.org/officeDocument/2006/relationships" xmlns:m="http://schemas.openxmlformats.org/officeDocument/2006/math" xmlns:v="urn:schemas-microsoft-com:vml" xmlns:wp14="http://schemas.microsoft.com/office/word/2010/wordprocessingDrawing" xmlns:wp="http://schemas.openxmlformats.org/drawingml/2006/wordprocessingDrawing" xmlns:w10="urn:schemas-microsoft-com:office:word" xmlns:w="http://schemas.openxmlformats.org/wordprocessingml/2006/main" xmlns:w14="http://schemas.microsoft.com/office/word/2010/wordml" xmlns:w15="http://schemas.microsoft.com/office/word/2012/wordml" xmlns:w16cex="http://schemas.microsoft.com/office/word/2018/wordml/cex" xmlns:w16cid="http://schemas.microsoft.com/office/word/2016/wordml/cid" xmlns:w16="http://schemas.microsoft.com/office/word/2018/wordml" xmlns:w16sdtdh="http://schemas.microsoft.com/office/word/2020/wordml/sdtdatahash" xmlns:w16se="http://schemas.microsoft.com/office/word/2015/wordml/symex" xmlns:wpg="http://schemas.microsoft.com/office/word/2010/wordprocessingGroup" xmlns:wpi="http://schemas.microsoft.com/office/word/2010/wordprocessingInk" xmlns:wne="http://schemas.microsoft.com/office/word/2006/wordml" xmlns:wps="http://schemas.microsoft.com/office/word/2010/wordprocessingShape" mc:Ignorable="w14 w15 w16se w16cid w16 w16cex w16sdtdh wp14">
   <w:p>
     <w:pPr>
       <w:pStyle w:val="a4"/>
@@ -30482,7 +28706,7 @@
 </file>
 
 <file path=word/header2.xml><?xml version="1.0" encoding="utf-8"?>
-<w:hdr xmlns:wpc="http://schemas.microsoft.com/office/word/2010/wordprocessingCanvas" xmlns:mc="http://schemas.openxmlformats.org/markup-compatibility/2006" xmlns:o="urn:schemas-microsoft-com:office:office" xmlns:r="http://schemas.openxmlformats.org/officeDocument/2006/relationships" xmlns:m="http://schemas.openxmlformats.org/officeDocument/2006/math" xmlns:v="urn:schemas-microsoft-com:vml" xmlns:wp14="http://schemas.microsoft.com/office/word/2010/wordprocessingDrawing" xmlns:wp="http://schemas.openxmlformats.org/drawingml/2006/wordprocessingDrawing" xmlns:w10="urn:schemas-microsoft-com:office:word" xmlns:w="http://schemas.openxmlformats.org/wordprocessingml/2006/main" xmlns:w14="http://schemas.microsoft.com/office/word/2010/wordml" xmlns:w15="http://schemas.microsoft.com/office/word/2012/wordml" xmlns:wpg="http://schemas.microsoft.com/office/word/2010/wordprocessingGroup" xmlns:wpi="http://schemas.microsoft.com/office/word/2010/wordprocessingInk" xmlns:wne="http://schemas.microsoft.com/office/word/2006/wordml" xmlns:wps="http://schemas.microsoft.com/office/word/2010/wordprocessingShape" mc:Ignorable="w14 w15 wp14">
+<w:hdr xmlns:wpc="http://schemas.microsoft.com/office/word/2010/wordprocessingCanvas" xmlns:cx="http://schemas.microsoft.com/office/drawing/2014/chartex" xmlns:cx1="http://schemas.microsoft.com/office/drawing/2015/9/8/chartex" xmlns:cx2="http://schemas.microsoft.com/office/drawing/2015/10/21/chartex" xmlns:cx3="http://schemas.microsoft.com/office/drawing/2016/5/9/chartex" xmlns:cx4="http://schemas.microsoft.com/office/drawing/2016/5/10/chartex" xmlns:cx5="http://schemas.microsoft.com/office/drawing/2016/5/11/chartex" xmlns:cx6="http://schemas.microsoft.com/office/drawing/2016/5/12/chartex" xmlns:cx7="http://schemas.microsoft.com/office/drawing/2016/5/13/chartex" xmlns:cx8="http://schemas.microsoft.com/office/drawing/2016/5/14/chartex" xmlns:mc="http://schemas.openxmlformats.org/markup-compatibility/2006" xmlns:aink="http://schemas.microsoft.com/office/drawing/2016/ink" xmlns:am3d="http://schemas.microsoft.com/office/drawing/2017/model3d" xmlns:o="urn:schemas-microsoft-com:office:office" xmlns:oel="http://schemas.microsoft.com/office/2019/extlst" xmlns:r="http://schemas.openxmlformats.org/officeDocument/2006/relationships" xmlns:m="http://schemas.openxmlformats.org/officeDocument/2006/math" xmlns:v="urn:schemas-microsoft-com:vml" xmlns:wp14="http://schemas.microsoft.com/office/word/2010/wordprocessingDrawing" xmlns:wp="http://schemas.openxmlformats.org/drawingml/2006/wordprocessingDrawing" xmlns:w10="urn:schemas-microsoft-com:office:word" xmlns:w="http://schemas.openxmlformats.org/wordprocessingml/2006/main" xmlns:w14="http://schemas.microsoft.com/office/word/2010/wordml" xmlns:w15="http://schemas.microsoft.com/office/word/2012/wordml" xmlns:w16cex="http://schemas.microsoft.com/office/word/2018/wordml/cex" xmlns:w16cid="http://schemas.microsoft.com/office/word/2016/wordml/cid" xmlns:w16="http://schemas.microsoft.com/office/word/2018/wordml" xmlns:w16sdtdh="http://schemas.microsoft.com/office/word/2020/wordml/sdtdatahash" xmlns:w16se="http://schemas.microsoft.com/office/word/2015/wordml/symex" xmlns:wpg="http://schemas.microsoft.com/office/word/2010/wordprocessingGroup" xmlns:wpi="http://schemas.microsoft.com/office/word/2010/wordprocessingInk" xmlns:wne="http://schemas.microsoft.com/office/word/2006/wordml" xmlns:wps="http://schemas.microsoft.com/office/word/2010/wordprocessingShape" mc:Ignorable="w14 w15 w16se w16cid w16 w16cex w16sdtdh wp14">
   <w:p>
     <w:pPr>
       <w:pStyle w:val="a4"/>
@@ -30940,7 +29164,7 @@
 </file>
 
 <file path=word/header3.xml><?xml version="1.0" encoding="utf-8"?>
-<w:hdr xmlns:wpc="http://schemas.microsoft.com/office/word/2010/wordprocessingCanvas" xmlns:mc="http://schemas.openxmlformats.org/markup-compatibility/2006" xmlns:o="urn:schemas-microsoft-com:office:office" xmlns:r="http://schemas.openxmlformats.org/officeDocument/2006/relationships" xmlns:m="http://schemas.openxmlformats.org/officeDocument/2006/math" xmlns:v="urn:schemas-microsoft-com:vml" xmlns:wp14="http://schemas.microsoft.com/office/word/2010/wordprocessingDrawing" xmlns:wp="http://schemas.openxmlformats.org/drawingml/2006/wordprocessingDrawing" xmlns:w10="urn:schemas-microsoft-com:office:word" xmlns:w="http://schemas.openxmlformats.org/wordprocessingml/2006/main" xmlns:w14="http://schemas.microsoft.com/office/word/2010/wordml" xmlns:w15="http://schemas.microsoft.com/office/word/2012/wordml" xmlns:wpg="http://schemas.microsoft.com/office/word/2010/wordprocessingGroup" xmlns:wpi="http://schemas.microsoft.com/office/word/2010/wordprocessingInk" xmlns:wne="http://schemas.microsoft.com/office/word/2006/wordml" xmlns:wps="http://schemas.microsoft.com/office/word/2010/wordprocessingShape" mc:Ignorable="w14 w15 wp14">
+<w:hdr xmlns:wpc="http://schemas.microsoft.com/office/word/2010/wordprocessingCanvas" xmlns:cx="http://schemas.microsoft.com/office/drawing/2014/chartex" xmlns:cx1="http://schemas.microsoft.com/office/drawing/2015/9/8/chartex" xmlns:cx2="http://schemas.microsoft.com/office/drawing/2015/10/21/chartex" xmlns:cx3="http://schemas.microsoft.com/office/drawing/2016/5/9/chartex" xmlns:cx4="http://schemas.microsoft.com/office/drawing/2016/5/10/chartex" xmlns:cx5="http://schemas.microsoft.com/office/drawing/2016/5/11/chartex" xmlns:cx6="http://schemas.microsoft.com/office/drawing/2016/5/12/chartex" xmlns:cx7="http://schemas.microsoft.com/office/drawing/2016/5/13/chartex" xmlns:cx8="http://schemas.microsoft.com/office/drawing/2016/5/14/chartex" xmlns:mc="http://schemas.openxmlformats.org/markup-compatibility/2006" xmlns:aink="http://schemas.microsoft.com/office/drawing/2016/ink" xmlns:am3d="http://schemas.microsoft.com/office/drawing/2017/model3d" xmlns:o="urn:schemas-microsoft-com:office:office" xmlns:oel="http://schemas.microsoft.com/office/2019/extlst" xmlns:r="http://schemas.openxmlformats.org/officeDocument/2006/relationships" xmlns:m="http://schemas.openxmlformats.org/officeDocument/2006/math" xmlns:v="urn:schemas-microsoft-com:vml" xmlns:wp14="http://schemas.microsoft.com/office/word/2010/wordprocessingDrawing" xmlns:wp="http://schemas.openxmlformats.org/drawingml/2006/wordprocessingDrawing" xmlns:w10="urn:schemas-microsoft-com:office:word" xmlns:w="http://schemas.openxmlformats.org/wordprocessingml/2006/main" xmlns:w14="http://schemas.microsoft.com/office/word/2010/wordml" xmlns:w15="http://schemas.microsoft.com/office/word/2012/wordml" xmlns:w16cex="http://schemas.microsoft.com/office/word/2018/wordml/cex" xmlns:w16cid="http://schemas.microsoft.com/office/word/2016/wordml/cid" xmlns:w16="http://schemas.microsoft.com/office/word/2018/wordml" xmlns:w16sdtdh="http://schemas.microsoft.com/office/word/2020/wordml/sdtdatahash" xmlns:w16se="http://schemas.microsoft.com/office/word/2015/wordml/symex" xmlns:wpg="http://schemas.microsoft.com/office/word/2010/wordprocessingGroup" xmlns:wpi="http://schemas.microsoft.com/office/word/2010/wordprocessingInk" xmlns:wne="http://schemas.microsoft.com/office/word/2006/wordml" xmlns:wps="http://schemas.microsoft.com/office/word/2010/wordprocessingShape" mc:Ignorable="w14 w15 w16se w16cid w16 w16cex w16sdtdh wp14">
   <w:p>
     <w:pPr>
       <w:pStyle w:val="a4"/>
@@ -31398,7 +29622,7 @@
 </file>
 
 <file path=word/header4.xml><?xml version="1.0" encoding="utf-8"?>
-<w:hdr xmlns:wpc="http://schemas.microsoft.com/office/word/2010/wordprocessingCanvas" xmlns:mc="http://schemas.openxmlformats.org/markup-compatibility/2006" xmlns:o="urn:schemas-microsoft-com:office:office" xmlns:r="http://schemas.openxmlformats.org/officeDocument/2006/relationships" xmlns:m="http://schemas.openxmlformats.org/officeDocument/2006/math" xmlns:v="urn:schemas-microsoft-com:vml" xmlns:wp14="http://schemas.microsoft.com/office/word/2010/wordprocessingDrawing" xmlns:wp="http://schemas.openxmlformats.org/drawingml/2006/wordprocessingDrawing" xmlns:w10="urn:schemas-microsoft-com:office:word" xmlns:w="http://schemas.openxmlformats.org/wordprocessingml/2006/main" xmlns:w14="http://schemas.microsoft.com/office/word/2010/wordml" xmlns:w15="http://schemas.microsoft.com/office/word/2012/wordml" xmlns:wpg="http://schemas.microsoft.com/office/word/2010/wordprocessingGroup" xmlns:wpi="http://schemas.microsoft.com/office/word/2010/wordprocessingInk" xmlns:wne="http://schemas.microsoft.com/office/word/2006/wordml" xmlns:wps="http://schemas.microsoft.com/office/word/2010/wordprocessingShape" mc:Ignorable="w14 w15 wp14">
+<w:hdr xmlns:wpc="http://schemas.microsoft.com/office/word/2010/wordprocessingCanvas" xmlns:cx="http://schemas.microsoft.com/office/drawing/2014/chartex" xmlns:cx1="http://schemas.microsoft.com/office/drawing/2015/9/8/chartex" xmlns:cx2="http://schemas.microsoft.com/office/drawing/2015/10/21/chartex" xmlns:cx3="http://schemas.microsoft.com/office/drawing/2016/5/9/chartex" xmlns:cx4="http://schemas.microsoft.com/office/drawing/2016/5/10/chartex" xmlns:cx5="http://schemas.microsoft.com/office/drawing/2016/5/11/chartex" xmlns:cx6="http://schemas.microsoft.com/office/drawing/2016/5/12/chartex" xmlns:cx7="http://schemas.microsoft.com/office/drawing/2016/5/13/chartex" xmlns:cx8="http://schemas.microsoft.com/office/drawing/2016/5/14/chartex" xmlns:mc="http://schemas.openxmlformats.org/markup-compatibility/2006" xmlns:aink="http://schemas.microsoft.com/office/drawing/2016/ink" xmlns:am3d="http://schemas.microsoft.com/office/drawing/2017/model3d" xmlns:o="urn:schemas-microsoft-com:office:office" xmlns:oel="http://schemas.microsoft.com/office/2019/extlst" xmlns:r="http://schemas.openxmlformats.org/officeDocument/2006/relationships" xmlns:m="http://schemas.openxmlformats.org/officeDocument/2006/math" xmlns:v="urn:schemas-microsoft-com:vml" xmlns:wp14="http://schemas.microsoft.com/office/word/2010/wordprocessingDrawing" xmlns:wp="http://schemas.openxmlformats.org/drawingml/2006/wordprocessingDrawing" xmlns:w10="urn:schemas-microsoft-com:office:word" xmlns:w="http://schemas.openxmlformats.org/wordprocessingml/2006/main" xmlns:w14="http://schemas.microsoft.com/office/word/2010/wordml" xmlns:w15="http://schemas.microsoft.com/office/word/2012/wordml" xmlns:w16cex="http://schemas.microsoft.com/office/word/2018/wordml/cex" xmlns:w16cid="http://schemas.microsoft.com/office/word/2016/wordml/cid" xmlns:w16="http://schemas.microsoft.com/office/word/2018/wordml" xmlns:w16sdtdh="http://schemas.microsoft.com/office/word/2020/wordml/sdtdatahash" xmlns:w16se="http://schemas.microsoft.com/office/word/2015/wordml/symex" xmlns:wpg="http://schemas.microsoft.com/office/word/2010/wordprocessingGroup" xmlns:wpi="http://schemas.microsoft.com/office/word/2010/wordprocessingInk" xmlns:wne="http://schemas.microsoft.com/office/word/2006/wordml" xmlns:wps="http://schemas.microsoft.com/office/word/2010/wordprocessingShape" mc:Ignorable="w14 w15 w16se w16cid w16 w16cex w16sdtdh wp14">
   <w:p>
     <w:pPr>
       <w:pStyle w:val="a4"/>
@@ -31856,7 +30080,7 @@
 </file>
 
 <file path=word/numbering.xml><?xml version="1.0" encoding="utf-8"?>
-<w:numbering xmlns:wpc="http://schemas.microsoft.com/office/word/2010/wordprocessingCanvas" xmlns:mc="http://schemas.openxmlformats.org/markup-compatibility/2006" xmlns:o="urn:schemas-microsoft-com:office:office" xmlns:r="http://schemas.openxmlformats.org/officeDocument/2006/relationships" xmlns:m="http://schemas.openxmlformats.org/officeDocument/2006/math" xmlns:v="urn:schemas-microsoft-com:vml" xmlns:wp14="http://schemas.microsoft.com/office/word/2010/wordprocessingDrawing" xmlns:wp="http://schemas.openxmlformats.org/drawingml/2006/wordprocessingDrawing" xmlns:w10="urn:schemas-microsoft-com:office:word" xmlns:w="http://schemas.openxmlformats.org/wordprocessingml/2006/main" xmlns:w14="http://schemas.microsoft.com/office/word/2010/wordml" xmlns:w15="http://schemas.microsoft.com/office/word/2012/wordml" xmlns:wpg="http://schemas.microsoft.com/office/word/2010/wordprocessingGroup" xmlns:wpi="http://schemas.microsoft.com/office/word/2010/wordprocessingInk" xmlns:wne="http://schemas.microsoft.com/office/word/2006/wordml" xmlns:wps="http://schemas.microsoft.com/office/word/2010/wordprocessingShape" mc:Ignorable="w14 w15 wp14">
+<w:numbering xmlns:wpc="http://schemas.microsoft.com/office/word/2010/wordprocessingCanvas" xmlns:cx="http://schemas.microsoft.com/office/drawing/2014/chartex" xmlns:cx1="http://schemas.microsoft.com/office/drawing/2015/9/8/chartex" xmlns:cx2="http://schemas.microsoft.com/office/drawing/2015/10/21/chartex" xmlns:cx3="http://schemas.microsoft.com/office/drawing/2016/5/9/chartex" xmlns:cx4="http://schemas.microsoft.com/office/drawing/2016/5/10/chartex" xmlns:cx5="http://schemas.microsoft.com/office/drawing/2016/5/11/chartex" xmlns:cx6="http://schemas.microsoft.com/office/drawing/2016/5/12/chartex" xmlns:cx7="http://schemas.microsoft.com/office/drawing/2016/5/13/chartex" xmlns:cx8="http://schemas.microsoft.com/office/drawing/2016/5/14/chartex" xmlns:mc="http://schemas.openxmlformats.org/markup-compatibility/2006" xmlns:aink="http://schemas.microsoft.com/office/drawing/2016/ink" xmlns:am3d="http://schemas.microsoft.com/office/drawing/2017/model3d" xmlns:o="urn:schemas-microsoft-com:office:office" xmlns:oel="http://schemas.microsoft.com/office/2019/extlst" xmlns:r="http://schemas.openxmlformats.org/officeDocument/2006/relationships" xmlns:m="http://schemas.openxmlformats.org/officeDocument/2006/math" xmlns:v="urn:schemas-microsoft-com:vml" xmlns:wp14="http://schemas.microsoft.com/office/word/2010/wordprocessingDrawing" xmlns:wp="http://schemas.openxmlformats.org/drawingml/2006/wordprocessingDrawing" xmlns:w10="urn:schemas-microsoft-com:office:word" xmlns:w="http://schemas.openxmlformats.org/wordprocessingml/2006/main" xmlns:w14="http://schemas.microsoft.com/office/word/2010/wordml" xmlns:w15="http://schemas.microsoft.com/office/word/2012/wordml" xmlns:w16cex="http://schemas.microsoft.com/office/word/2018/wordml/cex" xmlns:w16cid="http://schemas.microsoft.com/office/word/2016/wordml/cid" xmlns:w16="http://schemas.microsoft.com/office/word/2018/wordml" xmlns:w16sdtdh="http://schemas.microsoft.com/office/word/2020/wordml/sdtdatahash" xmlns:w16se="http://schemas.microsoft.com/office/word/2015/wordml/symex" xmlns:wpg="http://schemas.microsoft.com/office/word/2010/wordprocessingGroup" xmlns:wpi="http://schemas.microsoft.com/office/word/2010/wordprocessingInk" xmlns:wne="http://schemas.microsoft.com/office/word/2006/wordml" xmlns:wps="http://schemas.microsoft.com/office/word/2010/wordprocessingShape" mc:Ignorable="w14 w15 w16se w16cid w16 w16cex w16sdtdh wp14">
   <w:abstractNum w:abstractNumId="0" w15:restartNumberingAfterBreak="0">
     <w:nsid w:val="0397573A"/>
     <w:multiLevelType w:val="hybridMultilevel"/>
@@ -32392,6 +30616,95 @@
     </w:lvl>
   </w:abstractNum>
   <w:abstractNum w:abstractNumId="6" w15:restartNumberingAfterBreak="0">
+    <w:nsid w:val="268A2EC3"/>
+    <w:multiLevelType w:val="hybridMultilevel"/>
+    <w:tmpl w:val="C48249D2"/>
+    <w:lvl w:ilvl="0" w:tplc="74660C2E">
+      <w:start w:val="1"/>
+      <w:numFmt w:val="decimal"/>
+      <w:lvlText w:val="%1."/>
+      <w:lvlJc w:val="left"/>
+      <w:pPr>
+        <w:ind w:left="218" w:hanging="360"/>
+      </w:pPr>
+      <w:rPr>
+        <w:rFonts w:hint="default"/>
+      </w:rPr>
+    </w:lvl>
+    <w:lvl w:ilvl="1" w:tplc="04090019" w:tentative="1">
+      <w:start w:val="1"/>
+      <w:numFmt w:val="ideographTraditional"/>
+      <w:lvlText w:val="%2、"/>
+      <w:lvlJc w:val="left"/>
+      <w:pPr>
+        <w:ind w:left="818" w:hanging="480"/>
+      </w:pPr>
+    </w:lvl>
+    <w:lvl w:ilvl="2" w:tplc="0409001B" w:tentative="1">
+      <w:start w:val="1"/>
+      <w:numFmt w:val="lowerRoman"/>
+      <w:lvlText w:val="%3."/>
+      <w:lvlJc w:val="right"/>
+      <w:pPr>
+        <w:ind w:left="1298" w:hanging="480"/>
+      </w:pPr>
+    </w:lvl>
+    <w:lvl w:ilvl="3" w:tplc="0409000F" w:tentative="1">
+      <w:start w:val="1"/>
+      <w:numFmt w:val="decimal"/>
+      <w:lvlText w:val="%4."/>
+      <w:lvlJc w:val="left"/>
+      <w:pPr>
+        <w:ind w:left="1778" w:hanging="480"/>
+      </w:pPr>
+    </w:lvl>
+    <w:lvl w:ilvl="4" w:tplc="04090019" w:tentative="1">
+      <w:start w:val="1"/>
+      <w:numFmt w:val="ideographTraditional"/>
+      <w:lvlText w:val="%5、"/>
+      <w:lvlJc w:val="left"/>
+      <w:pPr>
+        <w:ind w:left="2258" w:hanging="480"/>
+      </w:pPr>
+    </w:lvl>
+    <w:lvl w:ilvl="5" w:tplc="0409001B" w:tentative="1">
+      <w:start w:val="1"/>
+      <w:numFmt w:val="lowerRoman"/>
+      <w:lvlText w:val="%6."/>
+      <w:lvlJc w:val="right"/>
+      <w:pPr>
+        <w:ind w:left="2738" w:hanging="480"/>
+      </w:pPr>
+    </w:lvl>
+    <w:lvl w:ilvl="6" w:tplc="0409000F" w:tentative="1">
+      <w:start w:val="1"/>
+      <w:numFmt w:val="decimal"/>
+      <w:lvlText w:val="%7."/>
+      <w:lvlJc w:val="left"/>
+      <w:pPr>
+        <w:ind w:left="3218" w:hanging="480"/>
+      </w:pPr>
+    </w:lvl>
+    <w:lvl w:ilvl="7" w:tplc="04090019" w:tentative="1">
+      <w:start w:val="1"/>
+      <w:numFmt w:val="ideographTraditional"/>
+      <w:lvlText w:val="%8、"/>
+      <w:lvlJc w:val="left"/>
+      <w:pPr>
+        <w:ind w:left="3698" w:hanging="480"/>
+      </w:pPr>
+    </w:lvl>
+    <w:lvl w:ilvl="8" w:tplc="0409001B" w:tentative="1">
+      <w:start w:val="1"/>
+      <w:numFmt w:val="lowerRoman"/>
+      <w:lvlText w:val="%9."/>
+      <w:lvlJc w:val="right"/>
+      <w:pPr>
+        <w:ind w:left="4178" w:hanging="480"/>
+      </w:pPr>
+    </w:lvl>
+  </w:abstractNum>
+  <w:abstractNum w:abstractNumId="7" w15:restartNumberingAfterBreak="0">
     <w:nsid w:val="271E6A84"/>
     <w:multiLevelType w:val="hybridMultilevel"/>
     <w:tmpl w:val="F4285F5C"/>
@@ -32480,7 +30793,7 @@
       </w:pPr>
     </w:lvl>
   </w:abstractNum>
-  <w:abstractNum w:abstractNumId="7" w15:restartNumberingAfterBreak="0">
+  <w:abstractNum w:abstractNumId="8" w15:restartNumberingAfterBreak="0">
     <w:nsid w:val="35B64BCD"/>
     <w:multiLevelType w:val="hybridMultilevel"/>
     <w:tmpl w:val="FE68702A"/>
@@ -32569,7 +30882,7 @@
       </w:pPr>
     </w:lvl>
   </w:abstractNum>
-  <w:abstractNum w:abstractNumId="8" w15:restartNumberingAfterBreak="0">
+  <w:abstractNum w:abstractNumId="9" w15:restartNumberingAfterBreak="0">
     <w:nsid w:val="35F70646"/>
     <w:multiLevelType w:val="hybridMultilevel"/>
     <w:tmpl w:val="D0DE6422"/>
@@ -32658,7 +30971,7 @@
       </w:pPr>
     </w:lvl>
   </w:abstractNum>
-  <w:abstractNum w:abstractNumId="9" w15:restartNumberingAfterBreak="0">
+  <w:abstractNum w:abstractNumId="10" w15:restartNumberingAfterBreak="0">
     <w:nsid w:val="386234FE"/>
     <w:multiLevelType w:val="hybridMultilevel"/>
     <w:tmpl w:val="367CB3B8"/>
@@ -32747,7 +31060,7 @@
       </w:pPr>
     </w:lvl>
   </w:abstractNum>
-  <w:abstractNum w:abstractNumId="10" w15:restartNumberingAfterBreak="0">
+  <w:abstractNum w:abstractNumId="11" w15:restartNumberingAfterBreak="0">
     <w:nsid w:val="5BB02EA8"/>
     <w:multiLevelType w:val="hybridMultilevel"/>
     <w:tmpl w:val="138C4AC6"/>
@@ -32836,7 +31149,7 @@
       </w:pPr>
     </w:lvl>
   </w:abstractNum>
-  <w:abstractNum w:abstractNumId="11" w15:restartNumberingAfterBreak="0">
+  <w:abstractNum w:abstractNumId="12" w15:restartNumberingAfterBreak="0">
     <w:nsid w:val="5F0E6A3D"/>
     <w:multiLevelType w:val="hybridMultilevel"/>
     <w:tmpl w:val="796452DA"/>
@@ -32925,7 +31238,7 @@
       </w:pPr>
     </w:lvl>
   </w:abstractNum>
-  <w:abstractNum w:abstractNumId="12" w15:restartNumberingAfterBreak="0">
+  <w:abstractNum w:abstractNumId="13" w15:restartNumberingAfterBreak="0">
     <w:nsid w:val="6463036D"/>
     <w:multiLevelType w:val="hybridMultilevel"/>
     <w:tmpl w:val="796452DA"/>
@@ -33014,7 +31327,7 @@
       </w:pPr>
     </w:lvl>
   </w:abstractNum>
-  <w:abstractNum w:abstractNumId="13" w15:restartNumberingAfterBreak="0">
+  <w:abstractNum w:abstractNumId="14" w15:restartNumberingAfterBreak="0">
     <w:nsid w:val="660C339F"/>
     <w:multiLevelType w:val="hybridMultilevel"/>
     <w:tmpl w:val="F83466DC"/>
@@ -33103,7 +31416,7 @@
       </w:pPr>
     </w:lvl>
   </w:abstractNum>
-  <w:abstractNum w:abstractNumId="14" w15:restartNumberingAfterBreak="0">
+  <w:abstractNum w:abstractNumId="15" w15:restartNumberingAfterBreak="0">
     <w:nsid w:val="6E7F4742"/>
     <w:multiLevelType w:val="hybridMultilevel"/>
     <w:tmpl w:val="321E09D4"/>
@@ -33192,7 +31505,7 @@
       </w:pPr>
     </w:lvl>
   </w:abstractNum>
-  <w:abstractNum w:abstractNumId="15" w15:restartNumberingAfterBreak="0">
+  <w:abstractNum w:abstractNumId="16" w15:restartNumberingAfterBreak="0">
     <w:nsid w:val="70CA51A1"/>
     <w:multiLevelType w:val="hybridMultilevel"/>
     <w:tmpl w:val="8C2CE9D4"/>
@@ -33281,7 +31594,7 @@
       </w:pPr>
     </w:lvl>
   </w:abstractNum>
-  <w:abstractNum w:abstractNumId="16" w15:restartNumberingAfterBreak="0">
+  <w:abstractNum w:abstractNumId="17" w15:restartNumberingAfterBreak="0">
     <w:nsid w:val="70D9778A"/>
     <w:multiLevelType w:val="hybridMultilevel"/>
     <w:tmpl w:val="468A8F60"/>
@@ -33370,7 +31683,7 @@
       </w:pPr>
     </w:lvl>
   </w:abstractNum>
-  <w:abstractNum w:abstractNumId="17" w15:restartNumberingAfterBreak="0">
+  <w:abstractNum w:abstractNumId="18" w15:restartNumberingAfterBreak="0">
     <w:nsid w:val="74B64780"/>
     <w:multiLevelType w:val="hybridMultilevel"/>
     <w:tmpl w:val="A566C376"/>
@@ -33459,65 +31772,68 @@
       </w:pPr>
     </w:lvl>
   </w:abstractNum>
-  <w:num w:numId="1">
+  <w:num w:numId="1" w16cid:durableId="1692561607">
+    <w:abstractNumId w:val="18"/>
+  </w:num>
+  <w:num w:numId="2" w16cid:durableId="306205311">
+    <w:abstractNumId w:val="5"/>
+  </w:num>
+  <w:num w:numId="3" w16cid:durableId="994921306">
+    <w:abstractNumId w:val="9"/>
+  </w:num>
+  <w:num w:numId="4" w16cid:durableId="1079449055">
+    <w:abstractNumId w:val="3"/>
+  </w:num>
+  <w:num w:numId="5" w16cid:durableId="56058067">
+    <w:abstractNumId w:val="10"/>
+  </w:num>
+  <w:num w:numId="6" w16cid:durableId="496730011">
     <w:abstractNumId w:val="17"/>
   </w:num>
-  <w:num w:numId="2">
-    <w:abstractNumId w:val="5"/>
+  <w:num w:numId="7" w16cid:durableId="427039602">
+    <w:abstractNumId w:val="16"/>
   </w:num>
-  <w:num w:numId="3">
+  <w:num w:numId="8" w16cid:durableId="937832852">
     <w:abstractNumId w:val="8"/>
   </w:num>
-  <w:num w:numId="4">
-    <w:abstractNumId w:val="3"/>
+  <w:num w:numId="9" w16cid:durableId="422460528">
+    <w:abstractNumId w:val="14"/>
   </w:num>
-  <w:num w:numId="5">
-    <w:abstractNumId w:val="9"/>
+  <w:num w:numId="10" w16cid:durableId="399714900">
+    <w:abstractNumId w:val="4"/>
   </w:num>
-  <w:num w:numId="6">
-    <w:abstractNumId w:val="16"/>
+  <w:num w:numId="11" w16cid:durableId="965235783">
+    <w:abstractNumId w:val="11"/>
   </w:num>
-  <w:num w:numId="7">
+  <w:num w:numId="12" w16cid:durableId="2032145159">
+    <w:abstractNumId w:val="2"/>
+  </w:num>
+  <w:num w:numId="13" w16cid:durableId="479344151">
+    <w:abstractNumId w:val="12"/>
+  </w:num>
+  <w:num w:numId="14" w16cid:durableId="1138184894">
+    <w:abstractNumId w:val="13"/>
+  </w:num>
+  <w:num w:numId="15" w16cid:durableId="1814642336">
+    <w:abstractNumId w:val="1"/>
+  </w:num>
+  <w:num w:numId="16" w16cid:durableId="1839152742">
+    <w:abstractNumId w:val="0"/>
+  </w:num>
+  <w:num w:numId="17" w16cid:durableId="1374231599">
     <w:abstractNumId w:val="15"/>
   </w:num>
-  <w:num w:numId="8">
+  <w:num w:numId="18" w16cid:durableId="287929225">
     <w:abstractNumId w:val="7"/>
   </w:num>
-  <w:num w:numId="9">
-    <w:abstractNumId w:val="13"/>
-  </w:num>
-  <w:num w:numId="10">
-    <w:abstractNumId w:val="4"/>
-  </w:num>
-  <w:num w:numId="11">
-    <w:abstractNumId w:val="10"/>
-  </w:num>
-  <w:num w:numId="12">
-    <w:abstractNumId w:val="2"/>
-  </w:num>
-  <w:num w:numId="13">
-    <w:abstractNumId w:val="11"/>
-  </w:num>
-  <w:num w:numId="14">
-    <w:abstractNumId w:val="12"/>
-  </w:num>
-  <w:num w:numId="15">
-    <w:abstractNumId w:val="1"/>
-  </w:num>
-  <w:num w:numId="16">
-    <w:abstractNumId w:val="0"/>
-  </w:num>
-  <w:num w:numId="17">
-    <w:abstractNumId w:val="14"/>
-  </w:num>
-  <w:num w:numId="18">
+  <w:num w:numId="19" w16cid:durableId="1132164795">
     <w:abstractNumId w:val="6"/>
   </w:num>
 </w:numbering>
 </file>
 
 <file path=word/styles.xml><?xml version="1.0" encoding="utf-8"?>
-<w:styles xmlns:mc="http://schemas.openxmlformats.org/markup-compatibility/2006" xmlns:r="http://schemas.openxmlformats.org/officeDocument/2006/relationships" xmlns:w="http://schemas.openxmlformats.org/wordprocessingml/2006/main" xmlns:w14="http://schemas.microsoft.com/office/word/2010/wordml" xmlns:w15="http://schemas.microsoft.com/office/word/2012/wordml" mc:Ignorable="w14 w15">
+<w:styles xmlns:mc="http://schemas.openxmlformats.org/markup-compatibility/2006" xmlns:r="http://schemas.openxmlformats.org/officeDocument/2006/relationships" xmlns:w="http://schemas.openxmlformats.org/wordprocessingml/2006/main" xmlns:w14="http://schemas.microsoft.com/office/word/2010/wordml" xmlns:w15="http://schemas.microsoft.com/office/word/2012/wordml" xmlns:w16cex="http://schemas.microsoft.com/office/word/2018/wordml/cex" xmlns:w16cid="http://schemas.microsoft.com/office/word/2016/wordml/cid" xmlns:w16="http://schemas.microsoft.com/office/word/2018/wordml" xmlns:w16sdtdh="http://schemas.microsoft.com/office/word/2020/wordml/sdtdatahash" xmlns:w16se="http://schemas.microsoft.com/office/word/2015/wordml/symex" mc:Ignorable="w14 w15 w16se w16cid w16 w16cex w16sdtdh">
   <w:docDefaults>
     <w:rPrDefault>
       <w:rPr>
@@ -33530,7 +31846,7 @@
     </w:rPrDefault>
     <w:pPrDefault/>
   </w:docDefaults>
-  <w:latentStyles w:defLockedState="0" w:defUIPriority="99" w:defSemiHidden="0" w:defUnhideWhenUsed="0" w:defQFormat="0" w:count="371">
+  <w:latentStyles w:defLockedState="0" w:defUIPriority="99" w:defSemiHidden="0" w:defUnhideWhenUsed="0" w:defQFormat="0" w:count="376">
     <w:lsdException w:name="Normal" w:uiPriority="0" w:qFormat="1"/>
     <w:lsdException w:name="heading 1" w:uiPriority="9" w:qFormat="1"/>
     <w:lsdException w:name="heading 2" w:semiHidden="1" w:uiPriority="9" w:unhideWhenUsed="1" w:qFormat="1"/>
@@ -33902,6 +32218,11 @@
     <w:lsdException w:name="List Table 5 Dark Accent 6" w:uiPriority="50"/>
     <w:lsdException w:name="List Table 6 Colorful Accent 6" w:uiPriority="51"/>
     <w:lsdException w:name="List Table 7 Colorful Accent 6" w:uiPriority="52"/>
+    <w:lsdException w:name="Mention" w:semiHidden="1" w:unhideWhenUsed="1"/>
+    <w:lsdException w:name="Smart Hyperlink" w:semiHidden="1" w:unhideWhenUsed="1"/>
+    <w:lsdException w:name="Hashtag" w:semiHidden="1" w:unhideWhenUsed="1"/>
+    <w:lsdException w:name="Unresolved Mention" w:semiHidden="1" w:unhideWhenUsed="1"/>
+    <w:lsdException w:name="Smart Link" w:semiHidden="1" w:unhideWhenUsed="1"/>
   </w:latentStyles>
   <w:style w:type="paragraph" w:default="1" w:styleId="a">
     <w:name w:val="Normal"/>
@@ -33958,6 +32279,7 @@
   <w:style w:type="character" w:default="1" w:styleId="a0">
     <w:name w:val="Default Paragraph Font"/>
     <w:uiPriority w:val="1"/>
+    <w:semiHidden/>
     <w:unhideWhenUsed/>
   </w:style>
   <w:style w:type="table" w:default="1" w:styleId="a1">

--- a/新泰週報20260607[2623]B4F.docx
+++ b/新泰週報20260607[2623]B4F.docx
@@ -1,6 +1,6 @@
 
 <file path=word/document.xml><?xml version="1.0" encoding="utf-8"?>
-<w:document xmlns:wpc="http://schemas.microsoft.com/office/word/2010/wordprocessingCanvas" xmlns:cx="http://schemas.microsoft.com/office/drawing/2014/chartex" xmlns:cx1="http://schemas.microsoft.com/office/drawing/2015/9/8/chartex" xmlns:cx2="http://schemas.microsoft.com/office/drawing/2015/10/21/chartex" xmlns:cx3="http://schemas.microsoft.com/office/drawing/2016/5/9/chartex" xmlns:cx4="http://schemas.microsoft.com/office/drawing/2016/5/10/chartex" xmlns:cx5="http://schemas.microsoft.com/office/drawing/2016/5/11/chartex" xmlns:cx6="http://schemas.microsoft.com/office/drawing/2016/5/12/chartex" xmlns:cx7="http://schemas.microsoft.com/office/drawing/2016/5/13/chartex" xmlns:cx8="http://schemas.microsoft.com/office/drawing/2016/5/14/chartex" xmlns:mc="http://schemas.openxmlformats.org/markup-compatibility/2006" xmlns:aink="http://schemas.microsoft.com/office/drawing/2016/ink" xmlns:am3d="http://schemas.microsoft.com/office/drawing/2017/model3d" xmlns:o="urn:schemas-microsoft-com:office:office" xmlns:oel="http://schemas.microsoft.com/office/2019/extlst" xmlns:r="http://schemas.openxmlformats.org/officeDocument/2006/relationships" xmlns:m="http://schemas.openxmlformats.org/officeDocument/2006/math" xmlns:v="urn:schemas-microsoft-com:vml" xmlns:wp14="http://schemas.microsoft.com/office/word/2010/wordprocessingDrawing" xmlns:wp="http://schemas.openxmlformats.org/drawingml/2006/wordprocessingDrawing" xmlns:w10="urn:schemas-microsoft-com:office:word" xmlns:w="http://schemas.openxmlformats.org/wordprocessingml/2006/main" xmlns:w14="http://schemas.microsoft.com/office/word/2010/wordml" xmlns:w15="http://schemas.microsoft.com/office/word/2012/wordml" xmlns:w16cex="http://schemas.microsoft.com/office/word/2018/wordml/cex" xmlns:w16cid="http://schemas.microsoft.com/office/word/2016/wordml/cid" xmlns:w16="http://schemas.microsoft.com/office/word/2018/wordml" xmlns:w16sdtdh="http://schemas.microsoft.com/office/word/2020/wordml/sdtdatahash" xmlns:w16se="http://schemas.microsoft.com/office/word/2015/wordml/symex" xmlns:wpg="http://schemas.microsoft.com/office/word/2010/wordprocessingGroup" xmlns:wpi="http://schemas.microsoft.com/office/word/2010/wordprocessingInk" xmlns:wne="http://schemas.microsoft.com/office/word/2006/wordml" xmlns:wps="http://schemas.microsoft.com/office/word/2010/wordprocessingShape" mc:Ignorable="w14 w15 w16se w16cid w16 w16cex w16sdtdh wp14">
+<w:document xmlns:wpc="http://schemas.microsoft.com/office/word/2010/wordprocessingCanvas" xmlns:mc="http://schemas.openxmlformats.org/markup-compatibility/2006" xmlns:o="urn:schemas-microsoft-com:office:office" xmlns:r="http://schemas.openxmlformats.org/officeDocument/2006/relationships" xmlns:m="http://schemas.openxmlformats.org/officeDocument/2006/math" xmlns:v="urn:schemas-microsoft-com:vml" xmlns:wp14="http://schemas.microsoft.com/office/word/2010/wordprocessingDrawing" xmlns:wp="http://schemas.openxmlformats.org/drawingml/2006/wordprocessingDrawing" xmlns:w10="urn:schemas-microsoft-com:office:word" xmlns:w="http://schemas.openxmlformats.org/wordprocessingml/2006/main" xmlns:w14="http://schemas.microsoft.com/office/word/2010/wordml" xmlns:w15="http://schemas.microsoft.com/office/word/2012/wordml" xmlns:wpg="http://schemas.microsoft.com/office/word/2010/wordprocessingGroup" xmlns:wpi="http://schemas.microsoft.com/office/word/2010/wordprocessingInk" xmlns:wne="http://schemas.microsoft.com/office/word/2006/wordml" xmlns:wps="http://schemas.microsoft.com/office/word/2010/wordprocessingShape" mc:Ignorable="w14 w15 wp14">
   <w:body>
     <w:p>
       <w:pPr>
@@ -660,7 +660,7 @@
                 <w:szCs w:val="26"/>
                 <w:lang w:bidi="he-IL"/>
               </w:rPr>
-              <w:t>艋舺教會設教</w:t>
+              <w:t>台北中會教育部主辨「</w:t>
             </w:r>
             <w:r>
               <w:rPr>
@@ -671,7 +671,7 @@
                 <w:szCs w:val="26"/>
                 <w:lang w:bidi="he-IL"/>
               </w:rPr>
-              <w:t>150</w:t>
+              <w:t>2026</w:t>
             </w:r>
             <w:r>
               <w:rPr>
@@ -682,7 +682,7 @@
                 <w:szCs w:val="26"/>
                 <w:lang w:bidi="he-IL"/>
               </w:rPr>
-              <w:t>週年運動會暨野外禮拜邀請子會參加。運動會自</w:t>
+              <w:t>年兒童雙語夏令營</w:t>
             </w:r>
             <w:r>
               <w:rPr>
@@ -693,7 +693,18 @@
                 <w:szCs w:val="26"/>
                 <w:lang w:bidi="he-IL"/>
               </w:rPr>
-              <w:t>6/14</w:t>
+              <w:t>R</w:t>
+            </w:r>
+            <w:r>
+              <w:rPr>
+                <w:rFonts w:ascii="Barlow Condensed Medium" w:eastAsia="標楷體" w:hAnsi="Barlow Condensed Medium" w:cs="Segoe UI Symbol"/>
+                <w:noProof/>
+                <w:w w:val="90"/>
+                <w:sz w:val="26"/>
+                <w:szCs w:val="26"/>
+                <w:lang w:bidi="he-IL"/>
+              </w:rPr>
+              <w:t>ainforest Falls</w:t>
             </w:r>
             <w:r>
               <w:rPr>
@@ -704,7 +715,7 @@
                 <w:szCs w:val="26"/>
                 <w:lang w:bidi="he-IL"/>
               </w:rPr>
-              <w:t>至</w:t>
+              <w:t>」將於</w:t>
             </w:r>
             <w:r>
               <w:rPr>
@@ -715,7 +726,7 @@
                 <w:szCs w:val="26"/>
                 <w:lang w:bidi="he-IL"/>
               </w:rPr>
-              <w:t>9/20</w:t>
+              <w:t>7/20(</w:t>
             </w:r>
             <w:r>
               <w:rPr>
@@ -726,7 +737,7 @@
                 <w:szCs w:val="26"/>
                 <w:lang w:bidi="he-IL"/>
               </w:rPr>
-              <w:t>時間分散，趣味競賽和野外禮拜則於</w:t>
+              <w:t>一</w:t>
             </w:r>
             <w:r>
               <w:rPr>
@@ -737,7 +748,7 @@
                 <w:szCs w:val="26"/>
                 <w:lang w:bidi="he-IL"/>
               </w:rPr>
-              <w:t>9/20</w:t>
+              <w:t>)</w:t>
             </w:r>
             <w:r>
               <w:rPr>
@@ -748,7 +759,7 @@
                 <w:szCs w:val="26"/>
                 <w:lang w:bidi="he-IL"/>
               </w:rPr>
-              <w:t>在中原大學舉行。球類報名至</w:t>
+              <w:t>上午</w:t>
             </w:r>
             <w:r>
               <w:rPr>
@@ -759,7 +770,7 @@
                 <w:szCs w:val="26"/>
                 <w:lang w:bidi="he-IL"/>
               </w:rPr>
-              <w:t>3/31(</w:t>
+              <w:t>9:00</w:t>
             </w:r>
             <w:r>
               <w:rPr>
@@ -770,7 +781,7 @@
                 <w:szCs w:val="26"/>
                 <w:lang w:bidi="he-IL"/>
               </w:rPr>
-              <w:t>二</w:t>
+              <w:t>至</w:t>
             </w:r>
             <w:r>
               <w:rPr>
@@ -781,7 +792,7 @@
                 <w:szCs w:val="26"/>
                 <w:lang w:bidi="he-IL"/>
               </w:rPr>
-              <w:t>)</w:t>
+              <w:t>7/24(</w:t>
             </w:r>
             <w:r>
               <w:rPr>
@@ -792,7 +803,7 @@
                 <w:szCs w:val="26"/>
                 <w:lang w:bidi="he-IL"/>
               </w:rPr>
-              <w:t>，野外禮拜至</w:t>
+              <w:t>五</w:t>
             </w:r>
             <w:r>
               <w:rPr>
@@ -803,7 +814,7 @@
                 <w:szCs w:val="26"/>
                 <w:lang w:bidi="he-IL"/>
               </w:rPr>
-              <w:t>7/20(</w:t>
+              <w:t>)</w:t>
             </w:r>
             <w:r>
               <w:rPr>
@@ -814,7 +825,7 @@
                 <w:szCs w:val="26"/>
                 <w:lang w:bidi="he-IL"/>
               </w:rPr>
-              <w:t>一</w:t>
+              <w:t>下午</w:t>
             </w:r>
             <w:r>
               <w:rPr>
@@ -825,7 +836,7 @@
                 <w:szCs w:val="26"/>
                 <w:lang w:bidi="he-IL"/>
               </w:rPr>
-              <w:t>)</w:t>
+              <w:t>4:00</w:t>
             </w:r>
             <w:r>
               <w:rPr>
@@ -836,7 +847,122 @@
                 <w:szCs w:val="26"/>
                 <w:lang w:bidi="he-IL"/>
               </w:rPr>
-              <w:t>截止。詳見公佈欄。</w:t>
+              <w:t>在新莊長老教會舉行，早鳥報名至</w:t>
+            </w:r>
+            <w:r>
+              <w:rPr>
+                <w:rFonts w:ascii="Barlow Condensed Medium" w:eastAsia="標楷體" w:hAnsi="Barlow Condensed Medium" w:cs="Segoe UI Symbol" w:hint="eastAsia"/>
+                <w:noProof/>
+                <w:w w:val="90"/>
+                <w:sz w:val="26"/>
+                <w:szCs w:val="26"/>
+                <w:lang w:bidi="he-IL"/>
+              </w:rPr>
+              <w:t>5/26(</w:t>
+            </w:r>
+            <w:r>
+              <w:rPr>
+                <w:rFonts w:ascii="Barlow Condensed Medium" w:eastAsia="標楷體" w:hAnsi="Barlow Condensed Medium" w:cs="Segoe UI Symbol" w:hint="eastAsia"/>
+                <w:noProof/>
+                <w:w w:val="90"/>
+                <w:sz w:val="26"/>
+                <w:szCs w:val="26"/>
+                <w:lang w:bidi="he-IL"/>
+              </w:rPr>
+              <w:t>二</w:t>
+            </w:r>
+            <w:r>
+              <w:rPr>
+                <w:rFonts w:ascii="Barlow Condensed Medium" w:eastAsia="標楷體" w:hAnsi="Barlow Condensed Medium" w:cs="Segoe UI Symbol" w:hint="eastAsia"/>
+                <w:noProof/>
+                <w:w w:val="90"/>
+                <w:sz w:val="26"/>
+                <w:szCs w:val="26"/>
+                <w:lang w:bidi="he-IL"/>
+              </w:rPr>
+              <w:t>)</w:t>
+            </w:r>
+            <w:r>
+              <w:rPr>
+                <w:rFonts w:ascii="Barlow Condensed Medium" w:eastAsia="標楷體" w:hAnsi="Barlow Condensed Medium" w:cs="Segoe UI Symbol" w:hint="eastAsia"/>
+                <w:noProof/>
+                <w:w w:val="90"/>
+                <w:sz w:val="26"/>
+                <w:szCs w:val="26"/>
+                <w:lang w:bidi="he-IL"/>
+              </w:rPr>
+              <w:t>，最晚到</w:t>
+            </w:r>
+            <w:r>
+              <w:rPr>
+                <w:rFonts w:ascii="Barlow Condensed Medium" w:eastAsia="標楷體" w:hAnsi="Barlow Condensed Medium" w:cs="Segoe UI Symbol" w:hint="eastAsia"/>
+                <w:noProof/>
+                <w:w w:val="90"/>
+                <w:sz w:val="26"/>
+                <w:szCs w:val="26"/>
+                <w:lang w:bidi="he-IL"/>
+              </w:rPr>
+              <w:t>6/23</w:t>
+            </w:r>
+          </w:p>
+          <w:p>
+            <w:pPr>
+              <w:kinsoku w:val="0"/>
+              <w:snapToGrid w:val="0"/>
+              <w:spacing w:line="300" w:lineRule="exact"/>
+              <w:jc w:val="both"/>
+              <w:rPr>
+                <w:rFonts w:ascii="Barlow Condensed Medium" w:eastAsia="標楷體" w:hAnsi="Barlow Condensed Medium" w:cs="Segoe UI Symbol"/>
+                <w:noProof/>
+                <w:w w:val="90"/>
+                <w:sz w:val="26"/>
+                <w:szCs w:val="26"/>
+                <w:lang w:bidi="he-IL"/>
+              </w:rPr>
+            </w:pPr>
+            <w:r>
+              <w:rPr>
+                <w:rFonts w:ascii="Barlow Condensed Medium" w:eastAsia="標楷體" w:hAnsi="Barlow Condensed Medium" w:cs="Segoe UI Symbol" w:hint="eastAsia"/>
+                <w:noProof/>
+                <w:w w:val="90"/>
+                <w:sz w:val="26"/>
+                <w:szCs w:val="26"/>
+                <w:lang w:bidi="he-IL"/>
+              </w:rPr>
+              <w:t>(</w:t>
+            </w:r>
+            <w:r>
+              <w:rPr>
+                <w:rFonts w:ascii="Barlow Condensed Medium" w:eastAsia="標楷體" w:hAnsi="Barlow Condensed Medium" w:cs="Segoe UI Symbol" w:hint="eastAsia"/>
+                <w:noProof/>
+                <w:w w:val="90"/>
+                <w:sz w:val="26"/>
+                <w:szCs w:val="26"/>
+                <w:lang w:bidi="he-IL"/>
+              </w:rPr>
+              <w:t>二</w:t>
+            </w:r>
+            <w:r>
+              <w:rPr>
+                <w:rFonts w:ascii="Barlow Condensed Medium" w:eastAsia="標楷體" w:hAnsi="Barlow Condensed Medium" w:cs="Segoe UI Symbol" w:hint="eastAsia"/>
+                <w:noProof/>
+                <w:w w:val="90"/>
+                <w:sz w:val="26"/>
+                <w:szCs w:val="26"/>
+                <w:lang w:bidi="he-IL"/>
+              </w:rPr>
+              <w:t>)</w:t>
+            </w:r>
+            <w:r>
+              <w:rPr>
+                <w:rFonts w:ascii="Barlow Condensed Medium" w:eastAsia="標楷體" w:hAnsi="Barlow Condensed Medium" w:cs="Segoe UI Symbol" w:hint="eastAsia"/>
+                <w:noProof/>
+                <w:w w:val="90"/>
+                <w:sz w:val="26"/>
+                <w:szCs w:val="26"/>
+                <w:lang w:bidi="he-IL"/>
+              </w:rPr>
+              <w:t>。詳見公佈欄。</w:t>
             </w:r>
           </w:p>
         </w:tc>
@@ -918,7 +1044,7 @@
                 <w:szCs w:val="26"/>
                 <w:lang w:bidi="he-IL"/>
               </w:rPr>
-              <w:t>台北中會教育部主辨「</w:t>
+              <w:t>2026</w:t>
             </w:r>
             <w:r>
               <w:rPr>
@@ -929,7 +1055,7 @@
                 <w:szCs w:val="26"/>
                 <w:lang w:bidi="he-IL"/>
               </w:rPr>
-              <w:t>2026</w:t>
+              <w:t>年全國婦女靈修營「與主同行」將於華語場</w:t>
             </w:r>
             <w:r>
               <w:rPr>
@@ -940,7 +1066,7 @@
                 <w:szCs w:val="26"/>
                 <w:lang w:bidi="he-IL"/>
               </w:rPr>
-              <w:t>年兒童雙語夏令營</w:t>
+              <w:t>6/25-27(</w:t>
             </w:r>
             <w:r>
               <w:rPr>
@@ -951,18 +1077,7 @@
                 <w:szCs w:val="26"/>
                 <w:lang w:bidi="he-IL"/>
               </w:rPr>
-              <w:t>R</w:t>
-            </w:r>
-            <w:r>
-              <w:rPr>
-                <w:rFonts w:ascii="Barlow Condensed Medium" w:eastAsia="標楷體" w:hAnsi="Barlow Condensed Medium" w:cs="Segoe UI Symbol"/>
-                <w:noProof/>
-                <w:w w:val="90"/>
-                <w:sz w:val="26"/>
-                <w:szCs w:val="26"/>
-                <w:lang w:bidi="he-IL"/>
-              </w:rPr>
-              <w:t>ainforest Falls</w:t>
+              <w:t>四</w:t>
             </w:r>
             <w:r>
               <w:rPr>
@@ -973,7 +1088,7 @@
                 <w:szCs w:val="26"/>
                 <w:lang w:bidi="he-IL"/>
               </w:rPr>
-              <w:t>」將於</w:t>
+              <w:t>~</w:t>
             </w:r>
             <w:r>
               <w:rPr>
@@ -984,7 +1099,7 @@
                 <w:szCs w:val="26"/>
                 <w:lang w:bidi="he-IL"/>
               </w:rPr>
-              <w:t>7/20(</w:t>
+              <w:t>六</w:t>
             </w:r>
             <w:r>
               <w:rPr>
@@ -995,7 +1110,7 @@
                 <w:szCs w:val="26"/>
                 <w:lang w:bidi="he-IL"/>
               </w:rPr>
-              <w:t>一</w:t>
+              <w:t>)</w:t>
             </w:r>
             <w:r>
               <w:rPr>
@@ -1006,7 +1121,7 @@
                 <w:szCs w:val="26"/>
                 <w:lang w:bidi="he-IL"/>
               </w:rPr>
-              <w:t>)</w:t>
+              <w:t>，台語場</w:t>
             </w:r>
             <w:r>
               <w:rPr>
@@ -1017,7 +1132,7 @@
                 <w:szCs w:val="26"/>
                 <w:lang w:bidi="he-IL"/>
               </w:rPr>
-              <w:t>上午</w:t>
+              <w:t>7/23-25(</w:t>
             </w:r>
             <w:r>
               <w:rPr>
@@ -1028,7 +1143,7 @@
                 <w:szCs w:val="26"/>
                 <w:lang w:bidi="he-IL"/>
               </w:rPr>
-              <w:t>9:00</w:t>
+              <w:t>四</w:t>
             </w:r>
             <w:r>
               <w:rPr>
@@ -1039,7 +1154,7 @@
                 <w:szCs w:val="26"/>
                 <w:lang w:bidi="he-IL"/>
               </w:rPr>
-              <w:t>至</w:t>
+              <w:t>~</w:t>
             </w:r>
             <w:r>
               <w:rPr>
@@ -1050,7 +1165,7 @@
                 <w:szCs w:val="26"/>
                 <w:lang w:bidi="he-IL"/>
               </w:rPr>
-              <w:t>7/24(</w:t>
+              <w:t>六</w:t>
             </w:r>
             <w:r>
               <w:rPr>
@@ -1061,7 +1176,7 @@
                 <w:szCs w:val="26"/>
                 <w:lang w:bidi="he-IL"/>
               </w:rPr>
-              <w:t>五</w:t>
+              <w:t>)</w:t>
             </w:r>
             <w:r>
               <w:rPr>
@@ -1072,7 +1187,7 @@
                 <w:szCs w:val="26"/>
                 <w:lang w:bidi="he-IL"/>
               </w:rPr>
-              <w:t>)</w:t>
+              <w:t>在花蓮美侖大飯店舉行，報名至</w:t>
             </w:r>
             <w:r>
               <w:rPr>
@@ -1083,7 +1198,7 @@
                 <w:szCs w:val="26"/>
                 <w:lang w:bidi="he-IL"/>
               </w:rPr>
-              <w:t>下午</w:t>
+              <w:t>6/8(</w:t>
             </w:r>
             <w:r>
               <w:rPr>
@@ -1094,7 +1209,7 @@
                 <w:szCs w:val="26"/>
                 <w:lang w:bidi="he-IL"/>
               </w:rPr>
-              <w:t>4:00</w:t>
+              <w:t>一</w:t>
             </w:r>
             <w:r>
               <w:rPr>
@@ -1105,7 +1220,7 @@
                 <w:szCs w:val="26"/>
                 <w:lang w:bidi="he-IL"/>
               </w:rPr>
-              <w:t>在新莊長老教會舉行，早鳥報名至</w:t>
+              <w:t>)</w:t>
             </w:r>
             <w:r>
               <w:rPr>
@@ -1116,7 +1231,7 @@
                 <w:szCs w:val="26"/>
                 <w:lang w:bidi="he-IL"/>
               </w:rPr>
-              <w:t>5/26(</w:t>
+              <w:t>和</w:t>
             </w:r>
             <w:r>
               <w:rPr>
@@ -1127,7 +1242,7 @@
                 <w:szCs w:val="26"/>
                 <w:lang w:bidi="he-IL"/>
               </w:rPr>
-              <w:t>二</w:t>
+              <w:t>7/6(</w:t>
             </w:r>
             <w:r>
               <w:rPr>
@@ -1138,67 +1253,7 @@
                 <w:szCs w:val="26"/>
                 <w:lang w:bidi="he-IL"/>
               </w:rPr>
-              <w:t>)</w:t>
-            </w:r>
-            <w:r>
-              <w:rPr>
-                <w:rFonts w:ascii="Barlow Condensed Medium" w:eastAsia="標楷體" w:hAnsi="Barlow Condensed Medium" w:cs="Segoe UI Symbol" w:hint="eastAsia"/>
-                <w:noProof/>
-                <w:w w:val="90"/>
-                <w:sz w:val="26"/>
-                <w:szCs w:val="26"/>
-                <w:lang w:bidi="he-IL"/>
-              </w:rPr>
-              <w:t>，最晚到</w:t>
-            </w:r>
-            <w:r>
-              <w:rPr>
-                <w:rFonts w:ascii="Barlow Condensed Medium" w:eastAsia="標楷體" w:hAnsi="Barlow Condensed Medium" w:cs="Segoe UI Symbol" w:hint="eastAsia"/>
-                <w:noProof/>
-                <w:w w:val="90"/>
-                <w:sz w:val="26"/>
-                <w:szCs w:val="26"/>
-                <w:lang w:bidi="he-IL"/>
-              </w:rPr>
-              <w:t>6/23</w:t>
-            </w:r>
-          </w:p>
-          <w:p>
-            <w:pPr>
-              <w:kinsoku w:val="0"/>
-              <w:snapToGrid w:val="0"/>
-              <w:spacing w:line="300" w:lineRule="exact"/>
-              <w:jc w:val="both"/>
-              <w:rPr>
-                <w:rFonts w:ascii="Barlow Condensed Medium" w:eastAsia="標楷體" w:hAnsi="Barlow Condensed Medium" w:cs="Segoe UI Symbol"/>
-                <w:noProof/>
-                <w:w w:val="90"/>
-                <w:sz w:val="26"/>
-                <w:szCs w:val="26"/>
-                <w:lang w:bidi="he-IL"/>
-              </w:rPr>
-            </w:pPr>
-            <w:r>
-              <w:rPr>
-                <w:rFonts w:ascii="Barlow Condensed Medium" w:eastAsia="標楷體" w:hAnsi="Barlow Condensed Medium" w:cs="Segoe UI Symbol" w:hint="eastAsia"/>
-                <w:noProof/>
-                <w:w w:val="90"/>
-                <w:sz w:val="26"/>
-                <w:szCs w:val="26"/>
-                <w:lang w:bidi="he-IL"/>
-              </w:rPr>
-              <w:t>(</w:t>
-            </w:r>
-            <w:r>
-              <w:rPr>
-                <w:rFonts w:ascii="Barlow Condensed Medium" w:eastAsia="標楷體" w:hAnsi="Barlow Condensed Medium" w:cs="Segoe UI Symbol" w:hint="eastAsia"/>
-                <w:noProof/>
-                <w:w w:val="90"/>
-                <w:sz w:val="26"/>
-                <w:szCs w:val="26"/>
-                <w:lang w:bidi="he-IL"/>
-              </w:rPr>
-              <w:t>二</w:t>
+              <w:t>一</w:t>
             </w:r>
             <w:r>
               <w:rPr>
@@ -1296,244 +1351,65 @@
             <w:r>
               <w:rPr>
                 <w:rFonts w:ascii="Barlow Condensed Medium" w:eastAsia="標楷體" w:hAnsi="Barlow Condensed Medium" w:cs="Segoe UI Symbol" w:hint="eastAsia"/>
-                <w:noProof/>
                 <w:w w:val="90"/>
                 <w:sz w:val="26"/>
                 <w:szCs w:val="26"/>
-                <w:lang w:bidi="he-IL"/>
-              </w:rPr>
-              <w:t>2026</w:t>
+              </w:rPr>
+              <w:t>關渡教會將於</w:t>
             </w:r>
             <w:r>
               <w:rPr>
                 <w:rFonts w:ascii="Barlow Condensed Medium" w:eastAsia="標楷體" w:hAnsi="Barlow Condensed Medium" w:cs="Segoe UI Symbol" w:hint="eastAsia"/>
-                <w:noProof/>
                 <w:w w:val="90"/>
                 <w:sz w:val="26"/>
                 <w:szCs w:val="26"/>
-                <w:lang w:bidi="he-IL"/>
-              </w:rPr>
-              <w:t>年全國婦女靈修營「與主同行」將於華語場</w:t>
+              </w:rPr>
+              <w:t>6/14</w:t>
             </w:r>
             <w:r>
               <w:rPr>
                 <w:rFonts w:ascii="Barlow Condensed Medium" w:eastAsia="標楷體" w:hAnsi="Barlow Condensed Medium" w:cs="Segoe UI Symbol" w:hint="eastAsia"/>
-                <w:noProof/>
                 <w:w w:val="90"/>
                 <w:sz w:val="26"/>
                 <w:szCs w:val="26"/>
-                <w:lang w:bidi="he-IL"/>
-              </w:rPr>
-              <w:t>6/25-27(</w:t>
+              </w:rPr>
+              <w:t>主日下午</w:t>
             </w:r>
             <w:r>
               <w:rPr>
                 <w:rFonts w:ascii="Barlow Condensed Medium" w:eastAsia="標楷體" w:hAnsi="Barlow Condensed Medium" w:cs="Segoe UI Symbol" w:hint="eastAsia"/>
-                <w:noProof/>
                 <w:w w:val="90"/>
                 <w:sz w:val="26"/>
                 <w:szCs w:val="26"/>
-                <w:lang w:bidi="he-IL"/>
-              </w:rPr>
-              <w:t>四</w:t>
+              </w:rPr>
+              <w:t>3:30</w:t>
             </w:r>
             <w:r>
               <w:rPr>
                 <w:rFonts w:ascii="Barlow Condensed Medium" w:eastAsia="標楷體" w:hAnsi="Barlow Condensed Medium" w:cs="Segoe UI Symbol" w:hint="eastAsia"/>
-                <w:noProof/>
                 <w:w w:val="90"/>
                 <w:sz w:val="26"/>
                 <w:szCs w:val="26"/>
-                <w:lang w:bidi="he-IL"/>
-              </w:rPr>
-              <w:t>~</w:t>
+              </w:rPr>
+              <w:t>於台北基督學院大禮堂舉行楊善雄牧師就任第</w:t>
             </w:r>
             <w:r>
               <w:rPr>
                 <w:rFonts w:ascii="Barlow Condensed Medium" w:eastAsia="標楷體" w:hAnsi="Barlow Condensed Medium" w:cs="Segoe UI Symbol" w:hint="eastAsia"/>
-                <w:noProof/>
                 <w:w w:val="90"/>
                 <w:sz w:val="26"/>
                 <w:szCs w:val="26"/>
-                <w:lang w:bidi="he-IL"/>
-              </w:rPr>
-              <w:t>六</w:t>
+              </w:rPr>
+              <w:t>4</w:t>
             </w:r>
             <w:r>
               <w:rPr>
                 <w:rFonts w:ascii="Barlow Condensed Medium" w:eastAsia="標楷體" w:hAnsi="Barlow Condensed Medium" w:cs="Segoe UI Symbol" w:hint="eastAsia"/>
-                <w:noProof/>
                 <w:w w:val="90"/>
                 <w:sz w:val="26"/>
                 <w:szCs w:val="26"/>
-                <w:lang w:bidi="he-IL"/>
-              </w:rPr>
-              <w:t>)</w:t>
-            </w:r>
-            <w:r>
-              <w:rPr>
-                <w:rFonts w:ascii="Barlow Condensed Medium" w:eastAsia="標楷體" w:hAnsi="Barlow Condensed Medium" w:cs="Segoe UI Symbol" w:hint="eastAsia"/>
-                <w:noProof/>
-                <w:w w:val="90"/>
-                <w:sz w:val="26"/>
-                <w:szCs w:val="26"/>
-                <w:lang w:bidi="he-IL"/>
-              </w:rPr>
-              <w:t>，台語場</w:t>
-            </w:r>
-            <w:r>
-              <w:rPr>
-                <w:rFonts w:ascii="Barlow Condensed Medium" w:eastAsia="標楷體" w:hAnsi="Barlow Condensed Medium" w:cs="Segoe UI Symbol" w:hint="eastAsia"/>
-                <w:noProof/>
-                <w:w w:val="90"/>
-                <w:sz w:val="26"/>
-                <w:szCs w:val="26"/>
-                <w:lang w:bidi="he-IL"/>
-              </w:rPr>
-              <w:t>7/23-25(</w:t>
-            </w:r>
-            <w:r>
-              <w:rPr>
-                <w:rFonts w:ascii="Barlow Condensed Medium" w:eastAsia="標楷體" w:hAnsi="Barlow Condensed Medium" w:cs="Segoe UI Symbol" w:hint="eastAsia"/>
-                <w:noProof/>
-                <w:w w:val="90"/>
-                <w:sz w:val="26"/>
-                <w:szCs w:val="26"/>
-                <w:lang w:bidi="he-IL"/>
-              </w:rPr>
-              <w:t>四</w:t>
-            </w:r>
-            <w:r>
-              <w:rPr>
-                <w:rFonts w:ascii="Barlow Condensed Medium" w:eastAsia="標楷體" w:hAnsi="Barlow Condensed Medium" w:cs="Segoe UI Symbol" w:hint="eastAsia"/>
-                <w:noProof/>
-                <w:w w:val="90"/>
-                <w:sz w:val="26"/>
-                <w:szCs w:val="26"/>
-                <w:lang w:bidi="he-IL"/>
-              </w:rPr>
-              <w:t>~</w:t>
-            </w:r>
-            <w:r>
-              <w:rPr>
-                <w:rFonts w:ascii="Barlow Condensed Medium" w:eastAsia="標楷體" w:hAnsi="Barlow Condensed Medium" w:cs="Segoe UI Symbol" w:hint="eastAsia"/>
-                <w:noProof/>
-                <w:w w:val="90"/>
-                <w:sz w:val="26"/>
-                <w:szCs w:val="26"/>
-                <w:lang w:bidi="he-IL"/>
-              </w:rPr>
-              <w:t>六</w:t>
-            </w:r>
-            <w:r>
-              <w:rPr>
-                <w:rFonts w:ascii="Barlow Condensed Medium" w:eastAsia="標楷體" w:hAnsi="Barlow Condensed Medium" w:cs="Segoe UI Symbol" w:hint="eastAsia"/>
-                <w:noProof/>
-                <w:w w:val="90"/>
-                <w:sz w:val="26"/>
-                <w:szCs w:val="26"/>
-                <w:lang w:bidi="he-IL"/>
-              </w:rPr>
-              <w:t>)</w:t>
-            </w:r>
-            <w:r>
-              <w:rPr>
-                <w:rFonts w:ascii="Barlow Condensed Medium" w:eastAsia="標楷體" w:hAnsi="Barlow Condensed Medium" w:cs="Segoe UI Symbol" w:hint="eastAsia"/>
-                <w:noProof/>
-                <w:w w:val="90"/>
-                <w:sz w:val="26"/>
-                <w:szCs w:val="26"/>
-                <w:lang w:bidi="he-IL"/>
-              </w:rPr>
-              <w:t>在花蓮美侖大飯店舉行，報名至</w:t>
-            </w:r>
-            <w:r>
-              <w:rPr>
-                <w:rFonts w:ascii="Barlow Condensed Medium" w:eastAsia="標楷體" w:hAnsi="Barlow Condensed Medium" w:cs="Segoe UI Symbol" w:hint="eastAsia"/>
-                <w:noProof/>
-                <w:w w:val="90"/>
-                <w:sz w:val="26"/>
-                <w:szCs w:val="26"/>
-                <w:lang w:bidi="he-IL"/>
-              </w:rPr>
-              <w:t>6/8(</w:t>
-            </w:r>
-            <w:r>
-              <w:rPr>
-                <w:rFonts w:ascii="Barlow Condensed Medium" w:eastAsia="標楷體" w:hAnsi="Barlow Condensed Medium" w:cs="Segoe UI Symbol" w:hint="eastAsia"/>
-                <w:noProof/>
-                <w:w w:val="90"/>
-                <w:sz w:val="26"/>
-                <w:szCs w:val="26"/>
-                <w:lang w:bidi="he-IL"/>
-              </w:rPr>
-              <w:t>一</w:t>
-            </w:r>
-            <w:r>
-              <w:rPr>
-                <w:rFonts w:ascii="Barlow Condensed Medium" w:eastAsia="標楷體" w:hAnsi="Barlow Condensed Medium" w:cs="Segoe UI Symbol" w:hint="eastAsia"/>
-                <w:noProof/>
-                <w:w w:val="90"/>
-                <w:sz w:val="26"/>
-                <w:szCs w:val="26"/>
-                <w:lang w:bidi="he-IL"/>
-              </w:rPr>
-              <w:t>)</w:t>
-            </w:r>
-            <w:r>
-              <w:rPr>
-                <w:rFonts w:ascii="Barlow Condensed Medium" w:eastAsia="標楷體" w:hAnsi="Barlow Condensed Medium" w:cs="Segoe UI Symbol" w:hint="eastAsia"/>
-                <w:noProof/>
-                <w:w w:val="90"/>
-                <w:sz w:val="26"/>
-                <w:szCs w:val="26"/>
-                <w:lang w:bidi="he-IL"/>
-              </w:rPr>
-              <w:t>和</w:t>
-            </w:r>
-            <w:r>
-              <w:rPr>
-                <w:rFonts w:ascii="Barlow Condensed Medium" w:eastAsia="標楷體" w:hAnsi="Barlow Condensed Medium" w:cs="Segoe UI Symbol" w:hint="eastAsia"/>
-                <w:noProof/>
-                <w:w w:val="90"/>
-                <w:sz w:val="26"/>
-                <w:szCs w:val="26"/>
-                <w:lang w:bidi="he-IL"/>
-              </w:rPr>
-              <w:t>7/6(</w:t>
-            </w:r>
-            <w:r>
-              <w:rPr>
-                <w:rFonts w:ascii="Barlow Condensed Medium" w:eastAsia="標楷體" w:hAnsi="Barlow Condensed Medium" w:cs="Segoe UI Symbol" w:hint="eastAsia"/>
-                <w:noProof/>
-                <w:w w:val="90"/>
-                <w:sz w:val="26"/>
-                <w:szCs w:val="26"/>
-                <w:lang w:bidi="he-IL"/>
-              </w:rPr>
-              <w:t>一</w:t>
-            </w:r>
-            <w:r>
-              <w:rPr>
-                <w:rFonts w:ascii="Barlow Condensed Medium" w:eastAsia="標楷體" w:hAnsi="Barlow Condensed Medium" w:cs="Segoe UI Symbol" w:hint="eastAsia"/>
-                <w:noProof/>
-                <w:w w:val="90"/>
-                <w:sz w:val="26"/>
-                <w:szCs w:val="26"/>
-                <w:lang w:bidi="he-IL"/>
-              </w:rPr>
-              <w:t>)</w:t>
-            </w:r>
-            <w:r>
-              <w:rPr>
-                <w:rFonts w:ascii="Barlow Condensed Medium" w:eastAsia="標楷體" w:hAnsi="Barlow Condensed Medium" w:cs="Segoe UI Symbol" w:hint="eastAsia"/>
-                <w:noProof/>
-                <w:w w:val="90"/>
-                <w:sz w:val="26"/>
-                <w:szCs w:val="26"/>
-                <w:lang w:bidi="he-IL"/>
-              </w:rPr>
-              <w:t>。詳見公佈欄。</w:t>
+              </w:rPr>
+              <w:t>任牧師授職禮拜。</w:t>
             </w:r>
           </w:p>
         </w:tc>
@@ -1608,12 +1484,21 @@
             </w:pPr>
             <w:r>
               <w:rPr>
+                <w:rFonts w:ascii="Segoe UI Symbol" w:eastAsia="標楷體" w:hAnsi="Segoe UI Symbol" w:cs="Segoe UI Symbol"/>
+                <w:w w:val="90"/>
+                <w:sz w:val="26"/>
+                <w:szCs w:val="26"/>
+              </w:rPr>
+              <w:t>★</w:t>
+            </w:r>
+            <w:r>
+              <w:rPr>
                 <w:rFonts w:ascii="Barlow Condensed Medium" w:eastAsia="標楷體" w:hAnsi="Barlow Condensed Medium" w:cs="Segoe UI Symbol" w:hint="eastAsia"/>
                 <w:w w:val="90"/>
                 <w:sz w:val="26"/>
                 <w:szCs w:val="26"/>
               </w:rPr>
-              <w:t>關渡教會將於</w:t>
+              <w:t>文化教會將於</w:t>
             </w:r>
             <w:r>
               <w:rPr>
@@ -1622,7 +1507,7 @@
                 <w:sz w:val="26"/>
                 <w:szCs w:val="26"/>
               </w:rPr>
-              <w:t>6/14</w:t>
+              <w:t>6/28</w:t>
             </w:r>
             <w:r>
               <w:rPr>
@@ -1640,7 +1525,7 @@
                 <w:sz w:val="26"/>
                 <w:szCs w:val="26"/>
               </w:rPr>
-              <w:t>3:30</w:t>
+              <w:t>15:30</w:t>
             </w:r>
             <w:r>
               <w:rPr>
@@ -1649,37 +1534,8 @@
                 <w:sz w:val="26"/>
                 <w:szCs w:val="26"/>
               </w:rPr>
-              <w:t>於台北基督學院大禮堂舉行楊善雄牧師就任第</w:t>
-            </w:r>
-            <w:r>
-              <w:rPr>
-                <w:rFonts w:ascii="Barlow Condensed Medium" w:eastAsia="標楷體" w:hAnsi="Barlow Condensed Medium" w:cs="Segoe UI Symbol" w:hint="eastAsia"/>
-                <w:w w:val="90"/>
-                <w:sz w:val="26"/>
-                <w:szCs w:val="26"/>
-              </w:rPr>
-              <w:t>4</w:t>
-            </w:r>
-            <w:r>
-              <w:rPr>
-                <w:rFonts w:ascii="Barlow Condensed Medium" w:eastAsia="標楷體" w:hAnsi="Barlow Condensed Medium" w:cs="Segoe UI Symbol" w:hint="eastAsia"/>
-                <w:w w:val="90"/>
-                <w:sz w:val="26"/>
-                <w:szCs w:val="26"/>
-              </w:rPr>
-              <w:t>任</w:t>
-            </w:r>
-            <w:proofErr w:type="gramStart"/>
-            <w:r>
-              <w:rPr>
-                <w:rFonts w:ascii="Barlow Condensed Medium" w:eastAsia="標楷體" w:hAnsi="Barlow Condensed Medium" w:cs="Segoe UI Symbol" w:hint="eastAsia"/>
-                <w:w w:val="90"/>
-                <w:sz w:val="26"/>
-                <w:szCs w:val="26"/>
-              </w:rPr>
-              <w:t>牧師授職禮拜</w:t>
-            </w:r>
-            <w:proofErr w:type="gramEnd"/>
+              <w:t>舉行施文蓓牧師就任第五任牧師授職感恩禮拜</w:t>
+            </w:r>
             <w:r>
               <w:rPr>
                 <w:rFonts w:ascii="Barlow Condensed Medium" w:eastAsia="標楷體" w:hAnsi="Barlow Condensed Medium" w:cs="Segoe UI Symbol" w:hint="eastAsia"/>
@@ -1720,15 +1576,6 @@
                 <w:szCs w:val="26"/>
               </w:rPr>
             </w:pPr>
-            <w:r>
-              <w:rPr>
-                <w:rFonts w:ascii="Barlow Condensed Medium" w:eastAsia="華康細黑體" w:hAnsi="Barlow Condensed Medium" w:hint="eastAsia"/>
-                <w:w w:val="90"/>
-                <w:sz w:val="26"/>
-                <w:szCs w:val="26"/>
-              </w:rPr>
-              <w:t>5.</w:t>
-            </w:r>
           </w:p>
         </w:tc>
         <w:tc>
@@ -1758,109 +1605,6 @@
                 <w:szCs w:val="26"/>
               </w:rPr>
             </w:pPr>
-            <w:r>
-              <w:rPr>
-                <w:rFonts w:ascii="Barlow Condensed Medium" w:eastAsia="標楷體" w:hAnsi="Barlow Condensed Medium" w:cs="Segoe UI Symbol" w:hint="eastAsia"/>
-                <w:w w:val="90"/>
-                <w:sz w:val="26"/>
-                <w:szCs w:val="26"/>
-              </w:rPr>
-              <w:t>台北中會</w:t>
-            </w:r>
-            <w:proofErr w:type="gramStart"/>
-            <w:r>
-              <w:rPr>
-                <w:rFonts w:ascii="Barlow Condensed Medium" w:eastAsia="標楷體" w:hAnsi="Barlow Condensed Medium" w:cs="Segoe UI Symbol" w:hint="eastAsia"/>
-                <w:w w:val="90"/>
-                <w:sz w:val="26"/>
-                <w:szCs w:val="26"/>
-              </w:rPr>
-              <w:t>進階長執訓練</w:t>
-            </w:r>
-            <w:proofErr w:type="gramEnd"/>
-            <w:r>
-              <w:rPr>
-                <w:rFonts w:ascii="Barlow Condensed Medium" w:eastAsia="標楷體" w:hAnsi="Barlow Condensed Medium" w:cs="Segoe UI Symbol" w:hint="eastAsia"/>
-                <w:w w:val="90"/>
-                <w:sz w:val="26"/>
-                <w:szCs w:val="26"/>
-              </w:rPr>
-              <w:t>會將於</w:t>
-            </w:r>
-            <w:r>
-              <w:rPr>
-                <w:rFonts w:ascii="Barlow Condensed Medium" w:eastAsia="標楷體" w:hAnsi="Barlow Condensed Medium" w:cs="Segoe UI Symbol" w:hint="eastAsia"/>
-                <w:w w:val="90"/>
-                <w:sz w:val="26"/>
-                <w:szCs w:val="26"/>
-              </w:rPr>
-              <w:t>6/6(</w:t>
-            </w:r>
-            <w:r>
-              <w:rPr>
-                <w:rFonts w:ascii="Barlow Condensed Medium" w:eastAsia="標楷體" w:hAnsi="Barlow Condensed Medium" w:cs="Segoe UI Symbol" w:hint="eastAsia"/>
-                <w:w w:val="90"/>
-                <w:sz w:val="26"/>
-                <w:szCs w:val="26"/>
-              </w:rPr>
-              <w:t>六</w:t>
-            </w:r>
-            <w:r>
-              <w:rPr>
-                <w:rFonts w:ascii="Barlow Condensed Medium" w:eastAsia="標楷體" w:hAnsi="Barlow Condensed Medium" w:cs="Segoe UI Symbol" w:hint="eastAsia"/>
-                <w:w w:val="90"/>
-                <w:sz w:val="26"/>
-                <w:szCs w:val="26"/>
-              </w:rPr>
-              <w:t>)8:45-12:10</w:t>
-            </w:r>
-            <w:r>
-              <w:rPr>
-                <w:rFonts w:ascii="Barlow Condensed Medium" w:eastAsia="標楷體" w:hAnsi="Barlow Condensed Medium" w:cs="Segoe UI Symbol" w:hint="eastAsia"/>
-                <w:w w:val="90"/>
-                <w:sz w:val="26"/>
-                <w:szCs w:val="26"/>
-              </w:rPr>
-              <w:t>在大稻</w:t>
-            </w:r>
-            <w:proofErr w:type="gramStart"/>
-            <w:r>
-              <w:rPr>
-                <w:rFonts w:ascii="Barlow Condensed Medium" w:eastAsia="標楷體" w:hAnsi="Barlow Condensed Medium" w:cs="Segoe UI Symbol" w:hint="eastAsia"/>
-                <w:w w:val="90"/>
-                <w:sz w:val="26"/>
-                <w:szCs w:val="26"/>
-              </w:rPr>
-              <w:t>埕</w:t>
-            </w:r>
-            <w:proofErr w:type="gramEnd"/>
-            <w:r>
-              <w:rPr>
-                <w:rFonts w:ascii="Barlow Condensed Medium" w:eastAsia="標楷體" w:hAnsi="Barlow Condensed Medium" w:cs="Segoe UI Symbol" w:hint="eastAsia"/>
-                <w:w w:val="90"/>
-                <w:sz w:val="26"/>
-                <w:szCs w:val="26"/>
-              </w:rPr>
-              <w:t>教會舉行。詳見公佈欄和</w:t>
-            </w:r>
-            <w:r>
-              <w:rPr>
-                <w:rFonts w:ascii="Barlow Condensed Medium" w:eastAsia="標楷體" w:hAnsi="Barlow Condensed Medium" w:cs="Segoe UI Symbol" w:hint="eastAsia"/>
-                <w:w w:val="90"/>
-                <w:sz w:val="26"/>
-                <w:szCs w:val="26"/>
-              </w:rPr>
-              <w:t>LINE</w:t>
-            </w:r>
-            <w:r>
-              <w:rPr>
-                <w:rFonts w:ascii="Barlow Condensed Medium" w:eastAsia="標楷體" w:hAnsi="Barlow Condensed Medium" w:cs="Segoe UI Symbol" w:hint="eastAsia"/>
-                <w:w w:val="90"/>
-                <w:sz w:val="26"/>
-                <w:szCs w:val="26"/>
-              </w:rPr>
-              <w:t>報名資訊。</w:t>
-            </w:r>
           </w:p>
         </w:tc>
       </w:tr>
@@ -1976,7 +1720,25 @@
                 <w:sz w:val="26"/>
                 <w:szCs w:val="26"/>
               </w:rPr>
-              <w:t>小會決議要參加母會</w:t>
+              <w:t>下主日</w:t>
+            </w:r>
+            <w:r>
+              <w:rPr>
+                <w:rFonts w:ascii="Barlow Condensed Medium" w:eastAsia="標楷體" w:hAnsi="Barlow Condensed Medium" w:cs="Segoe UI Symbol" w:hint="eastAsia"/>
+                <w:w w:val="90"/>
+                <w:sz w:val="26"/>
+                <w:szCs w:val="26"/>
+              </w:rPr>
+              <w:t>(6/14)</w:t>
+            </w:r>
+            <w:r>
+              <w:rPr>
+                <w:rFonts w:ascii="Barlow Condensed Medium" w:eastAsia="標楷體" w:hAnsi="Barlow Condensed Medium" w:cs="Segoe UI Symbol" w:hint="eastAsia"/>
+                <w:w w:val="90"/>
+                <w:sz w:val="26"/>
+                <w:szCs w:val="26"/>
+              </w:rPr>
+              <w:t>為聖餐主日，請會眾預備心出席</w:t>
             </w:r>
             <w:r>
               <w:rPr>
@@ -1987,7 +1749,112 @@
                 <w:szCs w:val="26"/>
                 <w:lang w:bidi="he-IL"/>
               </w:rPr>
-              <w:t>艋舺教會設教</w:t>
+              <w:t>。</w:t>
+            </w:r>
+          </w:p>
+        </w:tc>
+      </w:tr>
+      <w:tr>
+        <w:tc>
+          <w:tcPr>
+            <w:tcW w:w="280" w:type="dxa"/>
+          </w:tcPr>
+          <w:p>
+            <w:pPr>
+              <w:snapToGrid w:val="0"/>
+              <w:spacing w:line="300" w:lineRule="exact"/>
+              <w:ind w:rightChars="11" w:right="26"/>
+              <w:jc w:val="right"/>
+              <w:rPr>
+                <w:rFonts w:ascii="Barlow Condensed Medium" w:eastAsia="華康細黑體" w:hAnsi="Barlow Condensed Medium"/>
+                <w:w w:val="90"/>
+                <w:sz w:val="26"/>
+                <w:szCs w:val="26"/>
+              </w:rPr>
+            </w:pPr>
+            <w:r>
+              <w:rPr>
+                <w:rFonts w:ascii="Barlow Condensed Medium" w:eastAsia="華康細黑體" w:hAnsi="Barlow Condensed Medium" w:hint="eastAsia"/>
+                <w:w w:val="90"/>
+                <w:sz w:val="26"/>
+                <w:szCs w:val="26"/>
+              </w:rPr>
+              <w:t>2</w:t>
+            </w:r>
+            <w:r>
+              <w:rPr>
+                <w:rFonts w:ascii="Barlow Condensed Medium" w:eastAsia="華康細黑體" w:hAnsi="Barlow Condensed Medium" w:hint="eastAsia"/>
+                <w:w w:val="90"/>
+                <w:sz w:val="26"/>
+                <w:szCs w:val="26"/>
+              </w:rPr>
+              <w:t>.</w:t>
+            </w:r>
+          </w:p>
+        </w:tc>
+        <w:tc>
+          <w:tcPr>
+            <w:tcW w:w="5641" w:type="dxa"/>
+          </w:tcPr>
+          <w:p>
+            <w:pPr>
+              <w:kinsoku w:val="0"/>
+              <w:snapToGrid w:val="0"/>
+              <w:spacing w:line="300" w:lineRule="exact"/>
+              <w:jc w:val="both"/>
+              <w:rPr>
+                <w:rFonts w:ascii="Barlow Condensed Medium" w:eastAsia="標楷體" w:hAnsi="Barlow Condensed Medium" w:cs="Segoe UI Symbol"/>
+                <w:w w:val="90"/>
+                <w:sz w:val="26"/>
+                <w:szCs w:val="26"/>
+              </w:rPr>
+            </w:pPr>
+            <w:r>
+              <w:rPr>
+                <w:rFonts w:ascii="Segoe UI Symbol" w:eastAsia="標楷體" w:hAnsi="Segoe UI Symbol" w:cs="Segoe UI Symbol"/>
+                <w:w w:val="90"/>
+                <w:sz w:val="26"/>
+                <w:szCs w:val="26"/>
+              </w:rPr>
+              <w:t>★</w:t>
+            </w:r>
+            <w:r>
+              <w:rPr>
+                <w:rFonts w:ascii="Barlow Condensed Medium" w:eastAsia="標楷體" w:hAnsi="Barlow Condensed Medium" w:cs="Segoe UI Symbol" w:hint="eastAsia"/>
+                <w:w w:val="90"/>
+                <w:sz w:val="26"/>
+                <w:szCs w:val="26"/>
+              </w:rPr>
+              <w:t>下主日下午</w:t>
+            </w:r>
+            <w:r>
+              <w:rPr>
+                <w:rFonts w:ascii="Barlow Condensed Medium" w:eastAsia="標楷體" w:hAnsi="Barlow Condensed Medium" w:cs="Segoe UI Symbol" w:hint="eastAsia"/>
+                <w:w w:val="90"/>
+                <w:sz w:val="26"/>
+                <w:szCs w:val="26"/>
+              </w:rPr>
+              <w:t>3</w:t>
+            </w:r>
+            <w:r>
+              <w:rPr>
+                <w:rFonts w:ascii="Barlow Condensed Medium" w:eastAsia="標楷體" w:hAnsi="Barlow Condensed Medium" w:cs="Segoe UI Symbol" w:hint="eastAsia"/>
+                <w:w w:val="90"/>
+                <w:sz w:val="26"/>
+                <w:szCs w:val="26"/>
+              </w:rPr>
+              <w:t>時</w:t>
+            </w:r>
+            <w:bookmarkStart w:id="6" w:name="_GoBack"/>
+            <w:bookmarkEnd w:id="6"/>
+            <w:r>
+              <w:rPr>
+                <w:rFonts w:ascii="Barlow Condensed Medium" w:eastAsia="標楷體" w:hAnsi="Barlow Condensed Medium" w:cs="Segoe UI Symbol" w:hint="eastAsia"/>
+                <w:w w:val="90"/>
+                <w:sz w:val="26"/>
+                <w:szCs w:val="26"/>
+              </w:rPr>
+              <w:t>在禮拜堂教室召開定期長執會和小會，請長執撥冗出席</w:t>
             </w:r>
             <w:r>
               <w:rPr>
@@ -1998,7 +1865,83 @@
                 <w:szCs w:val="26"/>
                 <w:lang w:bidi="he-IL"/>
               </w:rPr>
-              <w:t>150</w:t>
+              <w:t>。</w:t>
+            </w:r>
+          </w:p>
+        </w:tc>
+      </w:tr>
+      <w:tr>
+        <w:tc>
+          <w:tcPr>
+            <w:tcW w:w="280" w:type="dxa"/>
+          </w:tcPr>
+          <w:p>
+            <w:pPr>
+              <w:snapToGrid w:val="0"/>
+              <w:spacing w:line="300" w:lineRule="exact"/>
+              <w:ind w:rightChars="11" w:right="26"/>
+              <w:jc w:val="right"/>
+              <w:rPr>
+                <w:rFonts w:ascii="Barlow Condensed Medium" w:eastAsia="華康細黑體" w:hAnsi="Barlow Condensed Medium"/>
+                <w:w w:val="90"/>
+                <w:sz w:val="26"/>
+                <w:szCs w:val="26"/>
+              </w:rPr>
+            </w:pPr>
+            <w:r>
+              <w:rPr>
+                <w:rFonts w:ascii="Barlow Condensed Medium" w:eastAsia="華康細黑體" w:hAnsi="Barlow Condensed Medium" w:hint="eastAsia"/>
+                <w:w w:val="90"/>
+                <w:sz w:val="26"/>
+                <w:szCs w:val="26"/>
+              </w:rPr>
+              <w:t>3</w:t>
+            </w:r>
+            <w:r>
+              <w:rPr>
+                <w:rFonts w:ascii="Barlow Condensed Medium" w:eastAsia="華康細黑體" w:hAnsi="Barlow Condensed Medium" w:hint="eastAsia"/>
+                <w:w w:val="90"/>
+                <w:sz w:val="26"/>
+                <w:szCs w:val="26"/>
+              </w:rPr>
+              <w:t>.</w:t>
+            </w:r>
+          </w:p>
+        </w:tc>
+        <w:tc>
+          <w:tcPr>
+            <w:tcW w:w="5641" w:type="dxa"/>
+          </w:tcPr>
+          <w:p>
+            <w:pPr>
+              <w:kinsoku w:val="0"/>
+              <w:snapToGrid w:val="0"/>
+              <w:spacing w:line="300" w:lineRule="exact"/>
+              <w:jc w:val="both"/>
+              <w:rPr>
+                <w:rFonts w:ascii="Barlow Condensed Medium" w:eastAsia="標楷體" w:hAnsi="Barlow Condensed Medium" w:cs="Segoe UI Symbol"/>
+                <w:w w:val="90"/>
+                <w:sz w:val="26"/>
+                <w:szCs w:val="26"/>
+              </w:rPr>
+            </w:pPr>
+            <w:r>
+              <w:rPr>
+                <w:rFonts w:ascii="Segoe UI Symbol" w:eastAsia="標楷體" w:hAnsi="Segoe UI Symbol" w:cs="Segoe UI Symbol"/>
+                <w:w w:val="90"/>
+                <w:sz w:val="26"/>
+                <w:szCs w:val="26"/>
+              </w:rPr>
+              <w:t>★</w:t>
+            </w:r>
+            <w:r>
+              <w:rPr>
+                <w:rFonts w:ascii="Barlow Condensed Medium" w:eastAsia="標楷體" w:hAnsi="Barlow Condensed Medium" w:cs="Segoe UI Symbol" w:hint="eastAsia"/>
+                <w:w w:val="90"/>
+                <w:sz w:val="26"/>
+                <w:szCs w:val="26"/>
+              </w:rPr>
+              <w:t>小會決議要參加母會</w:t>
             </w:r>
             <w:r>
               <w:rPr>
@@ -2009,7 +1952,7 @@
                 <w:szCs w:val="26"/>
                 <w:lang w:bidi="he-IL"/>
               </w:rPr>
-              <w:t>週年於</w:t>
+              <w:t>艋舺教會設教</w:t>
             </w:r>
             <w:r>
               <w:rPr>
@@ -2020,7 +1963,7 @@
                 <w:szCs w:val="26"/>
                 <w:lang w:bidi="he-IL"/>
               </w:rPr>
-              <w:t>9/20</w:t>
+              <w:t>150</w:t>
             </w:r>
             <w:r>
               <w:rPr>
@@ -2031,7 +1974,7 @@
                 <w:szCs w:val="26"/>
                 <w:lang w:bidi="he-IL"/>
               </w:rPr>
-              <w:t>在中原大學舉行的野外禮拜。即日起開始報名至</w:t>
+              <w:t>週年於</w:t>
             </w:r>
             <w:r>
               <w:rPr>
@@ -2042,7 +1985,7 @@
                 <w:szCs w:val="26"/>
                 <w:lang w:bidi="he-IL"/>
               </w:rPr>
-              <w:t>7/19(</w:t>
+              <w:t>9/20</w:t>
             </w:r>
             <w:r>
               <w:rPr>
@@ -2053,7 +1996,7 @@
                 <w:szCs w:val="26"/>
                 <w:lang w:bidi="he-IL"/>
               </w:rPr>
-              <w:t>日</w:t>
+              <w:t>在中原大學舉行的野外禮拜。報名至</w:t>
             </w:r>
             <w:r>
               <w:rPr>
@@ -2064,7 +2007,7 @@
                 <w:szCs w:val="26"/>
                 <w:lang w:bidi="he-IL"/>
               </w:rPr>
-              <w:t>)</w:t>
+              <w:t>7/19(</w:t>
             </w:r>
             <w:r>
               <w:rPr>
@@ -2075,6 +2018,28 @@
                 <w:szCs w:val="26"/>
                 <w:lang w:bidi="he-IL"/>
               </w:rPr>
+              <w:t>日</w:t>
+            </w:r>
+            <w:r>
+              <w:rPr>
+                <w:rFonts w:ascii="Barlow Condensed Medium" w:eastAsia="標楷體" w:hAnsi="Barlow Condensed Medium" w:cs="Segoe UI Symbol" w:hint="eastAsia"/>
+                <w:noProof/>
+                <w:w w:val="90"/>
+                <w:sz w:val="26"/>
+                <w:szCs w:val="26"/>
+                <w:lang w:bidi="he-IL"/>
+              </w:rPr>
+              <w:t>)</w:t>
+            </w:r>
+            <w:r>
+              <w:rPr>
+                <w:rFonts w:ascii="Barlow Condensed Medium" w:eastAsia="標楷體" w:hAnsi="Barlow Condensed Medium" w:cs="Segoe UI Symbol" w:hint="eastAsia"/>
+                <w:noProof/>
+                <w:w w:val="90"/>
+                <w:sz w:val="26"/>
+                <w:szCs w:val="26"/>
+                <w:lang w:bidi="he-IL"/>
+              </w:rPr>
               <w:t>。</w:t>
             </w:r>
           </w:p>
@@ -2139,7 +2104,6 @@
         </w:rPr>
         <w:t>§</w:t>
       </w:r>
-      <w:proofErr w:type="gramStart"/>
       <w:r>
         <w:rPr>
           <w:rFonts w:ascii="Barlow Condensed Medium" w:eastAsia="華康正顏楷體W9" w:hAnsi="Barlow Condensed Medium" w:cstheme="minorHAnsi"/>
@@ -2147,7 +2111,6 @@
         </w:rPr>
         <w:t>公禱事項</w:t>
       </w:r>
-      <w:proofErr w:type="gramEnd"/>
     </w:p>
     <w:tbl>
       <w:tblPr>
@@ -2290,9 +2253,8 @@
                 <w:sz w:val="26"/>
                 <w:szCs w:val="26"/>
               </w:rPr>
-              <w:t xml:space="preserve">、人權和生態永續，願　</w:t>
-            </w:r>
-            <w:proofErr w:type="gramStart"/>
+              <w:t>、人權和生態永續，願　神公義的國度降臨</w:t>
+            </w:r>
             <w:r>
               <w:rPr>
                 <w:rFonts w:ascii="Barlow Condensed Medium" w:eastAsia="標楷體" w:hAnsi="Barlow Condensed Medium" w:cstheme="minorHAnsi" w:hint="eastAsia"/>
@@ -2300,9 +2262,32 @@
                 <w:sz w:val="26"/>
                 <w:szCs w:val="26"/>
               </w:rPr>
-              <w:t>神公義</w:t>
-            </w:r>
-            <w:proofErr w:type="gramEnd"/>
+              <w:t>。</w:t>
+            </w:r>
+          </w:p>
+        </w:tc>
+      </w:tr>
+      <w:tr>
+        <w:tc>
+          <w:tcPr>
+            <w:tcW w:w="266" w:type="dxa"/>
+            <w:tcMar>
+              <w:left w:w="28" w:type="dxa"/>
+              <w:right w:w="28" w:type="dxa"/>
+            </w:tcMar>
+          </w:tcPr>
+          <w:p>
+            <w:pPr>
+              <w:snapToGrid w:val="0"/>
+              <w:spacing w:line="300" w:lineRule="exact"/>
+              <w:jc w:val="right"/>
+              <w:rPr>
+                <w:rFonts w:ascii="Barlow Condensed Medium" w:eastAsia="標楷體" w:hAnsi="Barlow Condensed Medium" w:cstheme="minorHAnsi"/>
+                <w:w w:val="90"/>
+                <w:sz w:val="26"/>
+                <w:szCs w:val="26"/>
+              </w:rPr>
+            </w:pPr>
             <w:r>
               <w:rPr>
                 <w:rFonts w:ascii="Barlow Condensed Medium" w:eastAsia="標楷體" w:hAnsi="Barlow Condensed Medium" w:cstheme="minorHAnsi" w:hint="eastAsia"/>
@@ -2310,8 +2295,39 @@
                 <w:sz w:val="26"/>
                 <w:szCs w:val="26"/>
               </w:rPr>
-              <w:t>的國度降臨</w:t>
-            </w:r>
+              <w:t>2</w:t>
+            </w:r>
+            <w:r>
+              <w:rPr>
+                <w:rFonts w:ascii="Barlow Condensed Medium" w:eastAsia="標楷體" w:hAnsi="Barlow Condensed Medium" w:cstheme="minorHAnsi"/>
+                <w:w w:val="90"/>
+                <w:sz w:val="26"/>
+                <w:szCs w:val="26"/>
+              </w:rPr>
+              <w:t>.</w:t>
+            </w:r>
+          </w:p>
+        </w:tc>
+        <w:tc>
+          <w:tcPr>
+            <w:tcW w:w="5669" w:type="dxa"/>
+            <w:tcMar>
+              <w:left w:w="28" w:type="dxa"/>
+              <w:right w:w="28" w:type="dxa"/>
+            </w:tcMar>
+          </w:tcPr>
+          <w:p>
+            <w:pPr>
+              <w:snapToGrid w:val="0"/>
+              <w:spacing w:line="300" w:lineRule="exact"/>
+              <w:jc w:val="both"/>
+              <w:rPr>
+                <w:rFonts w:ascii="Barlow Condensed Medium" w:eastAsia="標楷體" w:hAnsi="Barlow Condensed Medium" w:cstheme="minorHAnsi"/>
+                <w:w w:val="90"/>
+                <w:sz w:val="26"/>
+                <w:szCs w:val="26"/>
+              </w:rPr>
+            </w:pPr>
             <w:r>
               <w:rPr>
                 <w:rFonts w:ascii="Barlow Condensed Medium" w:eastAsia="標楷體" w:hAnsi="Barlow Condensed Medium" w:cstheme="minorHAnsi" w:hint="eastAsia"/>
@@ -2319,31 +2335,40 @@
                 <w:sz w:val="26"/>
                 <w:szCs w:val="26"/>
               </w:rPr>
-              <w:t>。</w:t>
-            </w:r>
-          </w:p>
-        </w:tc>
-      </w:tr>
-      <w:tr>
-        <w:tc>
-          <w:tcPr>
-            <w:tcW w:w="266" w:type="dxa"/>
-            <w:tcMar>
-              <w:left w:w="28" w:type="dxa"/>
-              <w:right w:w="28" w:type="dxa"/>
-            </w:tcMar>
-          </w:tcPr>
-          <w:p>
-            <w:pPr>
-              <w:snapToGrid w:val="0"/>
-              <w:spacing w:line="300" w:lineRule="exact"/>
-              <w:jc w:val="right"/>
+              <w:t>為非洲伊波拉病毒疫情代禱</w:t>
+            </w:r>
+            <w:r>
               <w:rPr>
                 <w:rFonts w:ascii="Barlow Condensed Medium" w:eastAsia="標楷體" w:hAnsi="Barlow Condensed Medium" w:cstheme="minorHAnsi"/>
                 <w:w w:val="90"/>
                 <w:sz w:val="26"/>
                 <w:szCs w:val="26"/>
               </w:rPr>
+              <w:t>。</w:t>
+            </w:r>
+          </w:p>
+        </w:tc>
+      </w:tr>
+      <w:tr>
+        <w:tc>
+          <w:tcPr>
+            <w:tcW w:w="266" w:type="dxa"/>
+            <w:tcMar>
+              <w:left w:w="28" w:type="dxa"/>
+              <w:right w:w="28" w:type="dxa"/>
+            </w:tcMar>
+          </w:tcPr>
+          <w:p>
+            <w:pPr>
+              <w:snapToGrid w:val="0"/>
+              <w:spacing w:line="300" w:lineRule="exact"/>
+              <w:jc w:val="right"/>
+              <w:rPr>
+                <w:rFonts w:ascii="Barlow Condensed Medium" w:eastAsia="標楷體" w:hAnsi="Barlow Condensed Medium" w:cstheme="minorHAnsi"/>
+                <w:w w:val="90"/>
+                <w:sz w:val="26"/>
+                <w:szCs w:val="26"/>
+              </w:rPr>
             </w:pPr>
             <w:r>
               <w:rPr>
@@ -2352,7 +2377,7 @@
                 <w:sz w:val="26"/>
                 <w:szCs w:val="26"/>
               </w:rPr>
-              <w:t>2</w:t>
+              <w:t>3</w:t>
             </w:r>
             <w:r>
               <w:rPr>
@@ -2392,9 +2417,8 @@
                 <w:sz w:val="26"/>
                 <w:szCs w:val="26"/>
               </w:rPr>
-              <w:t>為非洲伊波拉病毒</w:t>
-            </w:r>
-            <w:proofErr w:type="gramStart"/>
+              <w:t>為台灣祈福，願</w:t>
+            </w:r>
             <w:r>
               <w:rPr>
                 <w:rFonts w:ascii="Barlow Condensed Medium" w:eastAsia="標楷體" w:hAnsi="Barlow Condensed Medium" w:cstheme="minorHAnsi" w:hint="eastAsia"/>
@@ -2402,9 +2426,17 @@
                 <w:sz w:val="26"/>
                 <w:szCs w:val="26"/>
               </w:rPr>
-              <w:t>疫情代禱</w:t>
-            </w:r>
-            <w:proofErr w:type="gramEnd"/>
+              <w:t>2026</w:t>
+            </w:r>
+            <w:r>
+              <w:rPr>
+                <w:rFonts w:ascii="Barlow Condensed Medium" w:eastAsia="標楷體" w:hAnsi="Barlow Condensed Medium" w:cstheme="minorHAnsi" w:hint="eastAsia"/>
+                <w:w w:val="90"/>
+                <w:sz w:val="26"/>
+                <w:szCs w:val="26"/>
+              </w:rPr>
+              <w:t>年全民為守護台灣更同心、更團結，求真相除詐騙，以及求真　神棄偶像</w:t>
+            </w:r>
             <w:r>
               <w:rPr>
                 <w:rFonts w:ascii="Barlow Condensed Medium" w:eastAsia="標楷體" w:hAnsi="Barlow Condensed Medium" w:cstheme="minorHAnsi"/>
@@ -2445,7 +2477,7 @@
                 <w:sz w:val="26"/>
                 <w:szCs w:val="26"/>
               </w:rPr>
-              <w:t>3</w:t>
+              <w:t>4</w:t>
             </w:r>
             <w:r>
               <w:rPr>
@@ -2480,12 +2512,130 @@
             </w:pPr>
             <w:r>
               <w:rPr>
+                <w:rFonts w:ascii="Barlow Condensed Medium" w:eastAsia="標楷體" w:hAnsi="Barlow Condensed Medium" w:cs="Segoe UI Symbol"/>
+                <w:w w:val="90"/>
+                <w:sz w:val="26"/>
+                <w:szCs w:val="26"/>
+              </w:rPr>
+              <w:t>為</w:t>
+            </w:r>
+            <w:r>
+              <w:rPr>
+                <w:rFonts w:ascii="Barlow Condensed Medium" w:eastAsia="標楷體" w:hAnsi="Barlow Condensed Medium" w:cs="Segoe UI Symbol"/>
+                <w:w w:val="90"/>
+                <w:sz w:val="26"/>
+                <w:szCs w:val="26"/>
+              </w:rPr>
+              <w:t>2026</w:t>
+            </w:r>
+            <w:r>
+              <w:rPr>
+                <w:rFonts w:ascii="Barlow Condensed Medium" w:eastAsia="標楷體" w:hAnsi="Barlow Condensed Medium" w:cs="Segoe UI Symbol"/>
+                <w:w w:val="90"/>
+                <w:sz w:val="26"/>
+                <w:szCs w:val="26"/>
+              </w:rPr>
+              <w:t>年本會</w:t>
+            </w:r>
+            <w:r>
+              <w:rPr>
+                <w:rFonts w:ascii="Barlow Condensed Medium" w:eastAsia="標楷體" w:hAnsi="Barlow Condensed Medium" w:cs="Segoe UI Symbol" w:hint="eastAsia"/>
+                <w:w w:val="90"/>
+                <w:sz w:val="26"/>
+                <w:szCs w:val="26"/>
+              </w:rPr>
+              <w:t>各項</w:t>
+            </w:r>
+            <w:r>
+              <w:rPr>
+                <w:rFonts w:ascii="Barlow Condensed Medium" w:eastAsia="標楷體" w:hAnsi="Barlow Condensed Medium" w:cs="Segoe UI Symbol"/>
+                <w:w w:val="90"/>
+                <w:sz w:val="26"/>
+                <w:szCs w:val="26"/>
+              </w:rPr>
+              <w:t>事工代禱</w:t>
+            </w:r>
+            <w:r>
+              <w:rPr>
+                <w:rFonts w:ascii="Barlow Condensed Medium" w:eastAsia="標楷體" w:hAnsi="Barlow Condensed Medium" w:cstheme="minorHAnsi"/>
+                <w:w w:val="90"/>
+                <w:sz w:val="26"/>
+                <w:szCs w:val="26"/>
+              </w:rPr>
+              <w:t>。</w:t>
+            </w:r>
+          </w:p>
+        </w:tc>
+      </w:tr>
+      <w:tr>
+        <w:tc>
+          <w:tcPr>
+            <w:tcW w:w="266" w:type="dxa"/>
+            <w:tcMar>
+              <w:left w:w="28" w:type="dxa"/>
+              <w:right w:w="28" w:type="dxa"/>
+            </w:tcMar>
+          </w:tcPr>
+          <w:p>
+            <w:pPr>
+              <w:snapToGrid w:val="0"/>
+              <w:spacing w:line="300" w:lineRule="exact"/>
+              <w:jc w:val="right"/>
+              <w:rPr>
+                <w:rFonts w:ascii="Barlow Condensed Medium" w:eastAsia="標楷體" w:hAnsi="Barlow Condensed Medium" w:cstheme="minorHAnsi"/>
+                <w:w w:val="90"/>
+                <w:sz w:val="26"/>
+                <w:szCs w:val="26"/>
+              </w:rPr>
+            </w:pPr>
+            <w:r>
+              <w:rPr>
                 <w:rFonts w:ascii="Barlow Condensed Medium" w:eastAsia="標楷體" w:hAnsi="Barlow Condensed Medium" w:cstheme="minorHAnsi" w:hint="eastAsia"/>
                 <w:w w:val="90"/>
                 <w:sz w:val="26"/>
                 <w:szCs w:val="26"/>
               </w:rPr>
-              <w:t>為台灣祈福，願</w:t>
+              <w:t>5</w:t>
+            </w:r>
+            <w:r>
+              <w:rPr>
+                <w:rFonts w:ascii="Barlow Condensed Medium" w:eastAsia="標楷體" w:hAnsi="Barlow Condensed Medium" w:cstheme="minorHAnsi"/>
+                <w:w w:val="90"/>
+                <w:sz w:val="26"/>
+                <w:szCs w:val="26"/>
+              </w:rPr>
+              <w:t>.</w:t>
+            </w:r>
+          </w:p>
+        </w:tc>
+        <w:tc>
+          <w:tcPr>
+            <w:tcW w:w="5669" w:type="dxa"/>
+            <w:tcMar>
+              <w:left w:w="28" w:type="dxa"/>
+              <w:right w:w="28" w:type="dxa"/>
+            </w:tcMar>
+          </w:tcPr>
+          <w:p>
+            <w:pPr>
+              <w:snapToGrid w:val="0"/>
+              <w:spacing w:line="300" w:lineRule="exact"/>
+              <w:jc w:val="both"/>
+              <w:rPr>
+                <w:rFonts w:ascii="Barlow Condensed Medium" w:eastAsia="標楷體" w:hAnsi="Barlow Condensed Medium" w:cstheme="minorHAnsi"/>
+                <w:w w:val="90"/>
+                <w:sz w:val="26"/>
+                <w:szCs w:val="26"/>
+              </w:rPr>
+            </w:pPr>
+            <w:r>
+              <w:rPr>
+                <w:rFonts w:ascii="Barlow Condensed Medium" w:eastAsia="標楷體" w:hAnsi="Barlow Condensed Medium" w:cstheme="minorHAnsi"/>
+                <w:w w:val="90"/>
+                <w:sz w:val="26"/>
+                <w:szCs w:val="26"/>
+              </w:rPr>
+              <w:t>為</w:t>
             </w:r>
             <w:r>
               <w:rPr>
@@ -2494,7 +2644,16 @@
                 <w:sz w:val="26"/>
                 <w:szCs w:val="26"/>
               </w:rPr>
-              <w:t>2026</w:t>
+              <w:t>教會所有</w:t>
+            </w:r>
+            <w:r>
+              <w:rPr>
+                <w:rFonts w:ascii="Barlow Condensed Medium" w:eastAsia="標楷體" w:hAnsi="Barlow Condensed Medium" w:cstheme="minorHAnsi"/>
+                <w:w w:val="90"/>
+                <w:sz w:val="26"/>
+                <w:szCs w:val="26"/>
+              </w:rPr>
+              <w:t>任職同工的事奉</w:t>
             </w:r>
             <w:r>
               <w:rPr>
@@ -2503,19 +2662,8 @@
                 <w:sz w:val="26"/>
                 <w:szCs w:val="26"/>
               </w:rPr>
-              <w:t xml:space="preserve">年全民為守護台灣更同心、更團結，求真相除詐騙，以及求真　</w:t>
-            </w:r>
-            <w:proofErr w:type="gramStart"/>
-            <w:r>
-              <w:rPr>
-                <w:rFonts w:ascii="Barlow Condensed Medium" w:eastAsia="標楷體" w:hAnsi="Barlow Condensed Medium" w:cstheme="minorHAnsi" w:hint="eastAsia"/>
-                <w:w w:val="90"/>
-                <w:sz w:val="26"/>
-                <w:szCs w:val="26"/>
-              </w:rPr>
-              <w:t>神棄偶像</w:t>
-            </w:r>
-            <w:proofErr w:type="gramEnd"/>
+              <w:t>、工作</w:t>
+            </w:r>
             <w:r>
               <w:rPr>
                 <w:rFonts w:ascii="Barlow Condensed Medium" w:eastAsia="標楷體" w:hAnsi="Barlow Condensed Medium" w:cstheme="minorHAnsi"/>
@@ -2523,265 +2671,7 @@
                 <w:sz w:val="26"/>
                 <w:szCs w:val="26"/>
               </w:rPr>
-              <w:t>。</w:t>
-            </w:r>
-          </w:p>
-        </w:tc>
-      </w:tr>
-      <w:tr>
-        <w:tc>
-          <w:tcPr>
-            <w:tcW w:w="266" w:type="dxa"/>
-            <w:tcMar>
-              <w:left w:w="28" w:type="dxa"/>
-              <w:right w:w="28" w:type="dxa"/>
-            </w:tcMar>
-          </w:tcPr>
-          <w:p>
-            <w:pPr>
-              <w:snapToGrid w:val="0"/>
-              <w:spacing w:line="300" w:lineRule="exact"/>
-              <w:jc w:val="right"/>
-              <w:rPr>
-                <w:rFonts w:ascii="Barlow Condensed Medium" w:eastAsia="標楷體" w:hAnsi="Barlow Condensed Medium" w:cstheme="minorHAnsi"/>
-                <w:w w:val="90"/>
-                <w:sz w:val="26"/>
-                <w:szCs w:val="26"/>
-              </w:rPr>
-            </w:pPr>
-            <w:r>
-              <w:rPr>
-                <w:rFonts w:ascii="Barlow Condensed Medium" w:eastAsia="標楷體" w:hAnsi="Barlow Condensed Medium" w:cstheme="minorHAnsi" w:hint="eastAsia"/>
-                <w:w w:val="90"/>
-                <w:sz w:val="26"/>
-                <w:szCs w:val="26"/>
-              </w:rPr>
-              <w:t>4</w:t>
-            </w:r>
-            <w:r>
-              <w:rPr>
-                <w:rFonts w:ascii="Barlow Condensed Medium" w:eastAsia="標楷體" w:hAnsi="Barlow Condensed Medium" w:cstheme="minorHAnsi"/>
-                <w:w w:val="90"/>
-                <w:sz w:val="26"/>
-                <w:szCs w:val="26"/>
-              </w:rPr>
-              <w:t>.</w:t>
-            </w:r>
-          </w:p>
-        </w:tc>
-        <w:tc>
-          <w:tcPr>
-            <w:tcW w:w="5669" w:type="dxa"/>
-            <w:tcMar>
-              <w:left w:w="28" w:type="dxa"/>
-              <w:right w:w="28" w:type="dxa"/>
-            </w:tcMar>
-          </w:tcPr>
-          <w:p>
-            <w:pPr>
-              <w:snapToGrid w:val="0"/>
-              <w:spacing w:line="300" w:lineRule="exact"/>
-              <w:jc w:val="both"/>
-              <w:rPr>
-                <w:rFonts w:ascii="Barlow Condensed Medium" w:eastAsia="標楷體" w:hAnsi="Barlow Condensed Medium" w:cstheme="minorHAnsi"/>
-                <w:w w:val="90"/>
-                <w:sz w:val="26"/>
-                <w:szCs w:val="26"/>
-              </w:rPr>
-            </w:pPr>
-            <w:r>
-              <w:rPr>
-                <w:rFonts w:ascii="Barlow Condensed Medium" w:eastAsia="標楷體" w:hAnsi="Barlow Condensed Medium" w:cs="Segoe UI Symbol"/>
-                <w:w w:val="90"/>
-                <w:sz w:val="26"/>
-                <w:szCs w:val="26"/>
-              </w:rPr>
-              <w:t>為</w:t>
-            </w:r>
-            <w:r>
-              <w:rPr>
-                <w:rFonts w:ascii="Barlow Condensed Medium" w:eastAsia="標楷體" w:hAnsi="Barlow Condensed Medium" w:cs="Segoe UI Symbol"/>
-                <w:w w:val="90"/>
-                <w:sz w:val="26"/>
-                <w:szCs w:val="26"/>
-              </w:rPr>
-              <w:t>2026</w:t>
-            </w:r>
-            <w:r>
-              <w:rPr>
-                <w:rFonts w:ascii="Barlow Condensed Medium" w:eastAsia="標楷體" w:hAnsi="Barlow Condensed Medium" w:cs="Segoe UI Symbol"/>
-                <w:w w:val="90"/>
-                <w:sz w:val="26"/>
-                <w:szCs w:val="26"/>
-              </w:rPr>
-              <w:t>年本會</w:t>
-            </w:r>
-            <w:r>
-              <w:rPr>
-                <w:rFonts w:ascii="Barlow Condensed Medium" w:eastAsia="標楷體" w:hAnsi="Barlow Condensed Medium" w:cs="Segoe UI Symbol" w:hint="eastAsia"/>
-                <w:w w:val="90"/>
-                <w:sz w:val="26"/>
-                <w:szCs w:val="26"/>
-              </w:rPr>
-              <w:t>各項</w:t>
-            </w:r>
-            <w:r>
-              <w:rPr>
-                <w:rFonts w:ascii="Barlow Condensed Medium" w:eastAsia="標楷體" w:hAnsi="Barlow Condensed Medium" w:cs="Segoe UI Symbol"/>
-                <w:w w:val="90"/>
-                <w:sz w:val="26"/>
-                <w:szCs w:val="26"/>
-              </w:rPr>
-              <w:t>事</w:t>
-            </w:r>
-            <w:proofErr w:type="gramStart"/>
-            <w:r>
-              <w:rPr>
-                <w:rFonts w:ascii="Barlow Condensed Medium" w:eastAsia="標楷體" w:hAnsi="Barlow Condensed Medium" w:cs="Segoe UI Symbol"/>
-                <w:w w:val="90"/>
-                <w:sz w:val="26"/>
-                <w:szCs w:val="26"/>
-              </w:rPr>
-              <w:t>工代禱</w:t>
-            </w:r>
-            <w:proofErr w:type="gramEnd"/>
-            <w:r>
-              <w:rPr>
-                <w:rFonts w:ascii="Barlow Condensed Medium" w:eastAsia="標楷體" w:hAnsi="Barlow Condensed Medium" w:cstheme="minorHAnsi"/>
-                <w:w w:val="90"/>
-                <w:sz w:val="26"/>
-                <w:szCs w:val="26"/>
-              </w:rPr>
-              <w:t>。</w:t>
-            </w:r>
-          </w:p>
-        </w:tc>
-      </w:tr>
-      <w:tr>
-        <w:tc>
-          <w:tcPr>
-            <w:tcW w:w="266" w:type="dxa"/>
-            <w:tcMar>
-              <w:left w:w="28" w:type="dxa"/>
-              <w:right w:w="28" w:type="dxa"/>
-            </w:tcMar>
-          </w:tcPr>
-          <w:p>
-            <w:pPr>
-              <w:snapToGrid w:val="0"/>
-              <w:spacing w:line="300" w:lineRule="exact"/>
-              <w:jc w:val="right"/>
-              <w:rPr>
-                <w:rFonts w:ascii="Barlow Condensed Medium" w:eastAsia="標楷體" w:hAnsi="Barlow Condensed Medium" w:cstheme="minorHAnsi"/>
-                <w:w w:val="90"/>
-                <w:sz w:val="26"/>
-                <w:szCs w:val="26"/>
-              </w:rPr>
-            </w:pPr>
-            <w:r>
-              <w:rPr>
-                <w:rFonts w:ascii="Barlow Condensed Medium" w:eastAsia="標楷體" w:hAnsi="Barlow Condensed Medium" w:cstheme="minorHAnsi" w:hint="eastAsia"/>
-                <w:w w:val="90"/>
-                <w:sz w:val="26"/>
-                <w:szCs w:val="26"/>
-              </w:rPr>
-              <w:t>5</w:t>
-            </w:r>
-            <w:r>
-              <w:rPr>
-                <w:rFonts w:ascii="Barlow Condensed Medium" w:eastAsia="標楷體" w:hAnsi="Barlow Condensed Medium" w:cstheme="minorHAnsi"/>
-                <w:w w:val="90"/>
-                <w:sz w:val="26"/>
-                <w:szCs w:val="26"/>
-              </w:rPr>
-              <w:t>.</w:t>
-            </w:r>
-          </w:p>
-        </w:tc>
-        <w:tc>
-          <w:tcPr>
-            <w:tcW w:w="5669" w:type="dxa"/>
-            <w:tcMar>
-              <w:left w:w="28" w:type="dxa"/>
-              <w:right w:w="28" w:type="dxa"/>
-            </w:tcMar>
-          </w:tcPr>
-          <w:p>
-            <w:pPr>
-              <w:snapToGrid w:val="0"/>
-              <w:spacing w:line="300" w:lineRule="exact"/>
-              <w:jc w:val="both"/>
-              <w:rPr>
-                <w:rFonts w:ascii="Barlow Condensed Medium" w:eastAsia="標楷體" w:hAnsi="Barlow Condensed Medium" w:cstheme="minorHAnsi"/>
-                <w:w w:val="90"/>
-                <w:sz w:val="26"/>
-                <w:szCs w:val="26"/>
-              </w:rPr>
-            </w:pPr>
-            <w:r>
-              <w:rPr>
-                <w:rFonts w:ascii="Barlow Condensed Medium" w:eastAsia="標楷體" w:hAnsi="Barlow Condensed Medium" w:cstheme="minorHAnsi"/>
-                <w:w w:val="90"/>
-                <w:sz w:val="26"/>
-                <w:szCs w:val="26"/>
-              </w:rPr>
-              <w:t>為</w:t>
-            </w:r>
-            <w:r>
-              <w:rPr>
-                <w:rFonts w:ascii="Barlow Condensed Medium" w:eastAsia="標楷體" w:hAnsi="Barlow Condensed Medium" w:cstheme="minorHAnsi" w:hint="eastAsia"/>
-                <w:w w:val="90"/>
-                <w:sz w:val="26"/>
-                <w:szCs w:val="26"/>
-              </w:rPr>
-              <w:t>教會所有</w:t>
-            </w:r>
-            <w:r>
-              <w:rPr>
-                <w:rFonts w:ascii="Barlow Condensed Medium" w:eastAsia="標楷體" w:hAnsi="Barlow Condensed Medium" w:cstheme="minorHAnsi"/>
-                <w:w w:val="90"/>
-                <w:sz w:val="26"/>
-                <w:szCs w:val="26"/>
-              </w:rPr>
-              <w:t>任職同工的事奉</w:t>
-            </w:r>
-            <w:r>
-              <w:rPr>
-                <w:rFonts w:ascii="Barlow Condensed Medium" w:eastAsia="標楷體" w:hAnsi="Barlow Condensed Medium" w:cstheme="minorHAnsi" w:hint="eastAsia"/>
-                <w:w w:val="90"/>
-                <w:sz w:val="26"/>
-                <w:szCs w:val="26"/>
-              </w:rPr>
-              <w:t>、工作</w:t>
-            </w:r>
-            <w:r>
-              <w:rPr>
-                <w:rFonts w:ascii="Barlow Condensed Medium" w:eastAsia="標楷體" w:hAnsi="Barlow Condensed Medium" w:cstheme="minorHAnsi"/>
-                <w:w w:val="90"/>
-                <w:sz w:val="26"/>
-                <w:szCs w:val="26"/>
-              </w:rPr>
-              <w:t>和</w:t>
-            </w:r>
-            <w:proofErr w:type="gramStart"/>
-            <w:r>
-              <w:rPr>
-                <w:rFonts w:ascii="Barlow Condensed Medium" w:eastAsia="標楷體" w:hAnsi="Barlow Condensed Medium" w:cstheme="minorHAnsi"/>
-                <w:w w:val="90"/>
-                <w:sz w:val="26"/>
-                <w:szCs w:val="26"/>
-              </w:rPr>
-              <w:t>家庭代禱</w:t>
-            </w:r>
-            <w:proofErr w:type="gramEnd"/>
-            <w:r>
-              <w:rPr>
-                <w:rFonts w:ascii="Barlow Condensed Medium" w:eastAsia="標楷體" w:hAnsi="Barlow Condensed Medium" w:cstheme="minorHAnsi"/>
-                <w:w w:val="90"/>
-                <w:sz w:val="26"/>
-                <w:szCs w:val="26"/>
-              </w:rPr>
-              <w:t>。</w:t>
+              <w:t>和家庭代禱。</w:t>
             </w:r>
           </w:p>
         </w:tc>
@@ -2897,9 +2787,8 @@
                 <w:sz w:val="26"/>
                 <w:szCs w:val="26"/>
               </w:rPr>
-              <w:t>兄</w:t>
-            </w:r>
-            <w:proofErr w:type="gramStart"/>
+              <w:t>兄姊</w:t>
+            </w:r>
             <w:r>
               <w:rPr>
                 <w:rFonts w:ascii="Barlow Condensed Medium" w:eastAsia="華康中黑體" w:hAnsi="Barlow Condensed Medium" w:cs="Segoe UI Symbol"/>
@@ -2907,9 +2796,8 @@
                 <w:sz w:val="26"/>
                 <w:szCs w:val="26"/>
               </w:rPr>
-              <w:t>姊</w:t>
-            </w:r>
-            <w:proofErr w:type="gramEnd"/>
+              <w:t>利用代禱卡</w:t>
+            </w:r>
             <w:r>
               <w:rPr>
                 <w:rFonts w:ascii="Barlow Condensed Medium" w:eastAsia="華康中黑體" w:hAnsi="Barlow Condensed Medium" w:cs="Segoe UI Symbol"/>
@@ -2917,9 +2805,8 @@
                 <w:sz w:val="26"/>
                 <w:szCs w:val="26"/>
               </w:rPr>
-              <w:t>利用</w:t>
-            </w:r>
-            <w:proofErr w:type="gramStart"/>
+              <w:t>(</w:t>
+            </w:r>
             <w:r>
               <w:rPr>
                 <w:rFonts w:ascii="Barlow Condensed Medium" w:eastAsia="華康中黑體" w:hAnsi="Barlow Condensed Medium" w:cs="Segoe UI Symbol"/>
@@ -2927,9 +2814,8 @@
                 <w:sz w:val="26"/>
                 <w:szCs w:val="26"/>
               </w:rPr>
-              <w:t>代禱卡</w:t>
-            </w:r>
-            <w:proofErr w:type="gramEnd"/>
+              <w:t>於招待桌上</w:t>
+            </w:r>
             <w:r>
               <w:rPr>
                 <w:rFonts w:ascii="Barlow Condensed Medium" w:eastAsia="華康中黑體" w:hAnsi="Barlow Condensed Medium" w:cs="Segoe UI Symbol"/>
@@ -2937,7 +2823,7 @@
                 <w:sz w:val="26"/>
                 <w:szCs w:val="26"/>
               </w:rPr>
-              <w:t>(</w:t>
+              <w:t>)</w:t>
             </w:r>
             <w:r>
               <w:rPr>
@@ -2946,36 +2832,7 @@
                 <w:sz w:val="26"/>
                 <w:szCs w:val="26"/>
               </w:rPr>
-              <w:t>於招待桌上</w:t>
-            </w:r>
-            <w:r>
-              <w:rPr>
-                <w:rFonts w:ascii="Barlow Condensed Medium" w:eastAsia="華康中黑體" w:hAnsi="Barlow Condensed Medium" w:cs="Segoe UI Symbol"/>
-                <w:w w:val="90"/>
-                <w:sz w:val="26"/>
-                <w:szCs w:val="26"/>
-              </w:rPr>
-              <w:t>)</w:t>
-            </w:r>
-            <w:proofErr w:type="gramStart"/>
-            <w:r>
-              <w:rPr>
-                <w:rFonts w:ascii="Barlow Condensed Medium" w:eastAsia="華康中黑體" w:hAnsi="Barlow Condensed Medium" w:cs="Segoe UI Symbol"/>
-                <w:w w:val="90"/>
-                <w:sz w:val="26"/>
-                <w:szCs w:val="26"/>
-              </w:rPr>
-              <w:t>投代禱</w:t>
-            </w:r>
-            <w:proofErr w:type="gramEnd"/>
-            <w:r>
-              <w:rPr>
-                <w:rFonts w:ascii="Barlow Condensed Medium" w:eastAsia="華康中黑體" w:hAnsi="Barlow Condensed Medium" w:cs="Segoe UI Symbol"/>
-                <w:w w:val="90"/>
-                <w:sz w:val="26"/>
-                <w:szCs w:val="26"/>
-              </w:rPr>
-              <w:t>信箱。</w:t>
+              <w:t>投代禱信箱。</w:t>
             </w:r>
           </w:p>
         </w:tc>
@@ -3054,7 +2911,7 @@
                 <w:sz w:val="26"/>
                 <w:szCs w:val="26"/>
               </w:rPr>
-              <w:t>。</w:t>
+              <w:t>王聖崴。</w:t>
             </w:r>
           </w:p>
         </w:tc>
@@ -3135,28 +2992,8 @@
                 <w:sz w:val="26"/>
                 <w:szCs w:val="26"/>
               </w:rPr>
-              <w:t>王</w:t>
-            </w:r>
-            <w:proofErr w:type="gramStart"/>
-            <w:r>
-              <w:rPr>
-                <w:rFonts w:ascii="Barlow Condensed Medium" w:eastAsia="標楷體" w:hAnsi="Barlow Condensed Medium" w:cstheme="minorHAnsi" w:hint="eastAsia"/>
-                <w:w w:val="90"/>
-                <w:sz w:val="26"/>
-                <w:szCs w:val="26"/>
-              </w:rPr>
-              <w:t>聖崴</w:t>
-            </w:r>
-            <w:r>
-              <w:rPr>
-                <w:rFonts w:ascii="Barlow Condensed Medium" w:eastAsia="標楷體" w:hAnsi="Barlow Condensed Medium" w:cstheme="minorHAnsi" w:hint="eastAsia"/>
-                <w:w w:val="90"/>
-                <w:sz w:val="26"/>
-                <w:szCs w:val="26"/>
-              </w:rPr>
-              <w:t>。</w:t>
-            </w:r>
-            <w:proofErr w:type="gramEnd"/>
+              <w:t>龔友銓。</w:t>
+            </w:r>
           </w:p>
         </w:tc>
       </w:tr>
@@ -3193,7 +3030,7 @@
                 <w:sz w:val="26"/>
                 <w:szCs w:val="26"/>
               </w:rPr>
-              <w:t>5</w:t>
+              <w:t>6</w:t>
             </w:r>
             <w:r>
               <w:rPr>
@@ -3229,15 +3066,6 @@
                 <w:szCs w:val="26"/>
               </w:rPr>
             </w:pPr>
-            <w:r>
-              <w:rPr>
-                <w:rFonts w:ascii="Barlow Condensed Medium" w:eastAsia="標楷體" w:hAnsi="Barlow Condensed Medium" w:cstheme="minorHAnsi" w:hint="eastAsia"/>
-                <w:w w:val="90"/>
-                <w:sz w:val="26"/>
-                <w:szCs w:val="26"/>
-              </w:rPr>
-              <w:t>龔友銓</w:t>
-            </w:r>
             <w:r>
               <w:rPr>
                 <w:rFonts w:ascii="Barlow Condensed Medium" w:eastAsia="標楷體" w:hAnsi="Barlow Condensed Medium" w:cstheme="minorHAnsi" w:hint="eastAsia"/>
@@ -3375,29 +3203,7 @@
           <w:sz w:val="26"/>
           <w:szCs w:val="26"/>
         </w:rPr>
-        <w:t>當</w:t>
-      </w:r>
-      <w:proofErr w:type="gramStart"/>
-      <w:r>
-        <w:rPr>
-          <w:rFonts w:asciiTheme="majorBidi" w:eastAsia="標楷體" w:hAnsiTheme="majorBidi" w:cstheme="majorBidi" w:hint="eastAsia"/>
-          <w:bCs/>
-          <w:w w:val="80"/>
-          <w:sz w:val="26"/>
-          <w:szCs w:val="26"/>
-        </w:rPr>
-        <w:t>謳咾祂</w:t>
-      </w:r>
-      <w:proofErr w:type="gramEnd"/>
-      <w:r>
-        <w:rPr>
-          <w:rFonts w:asciiTheme="majorBidi" w:eastAsia="標楷體" w:hAnsiTheme="majorBidi" w:cstheme="majorBidi" w:hint="eastAsia"/>
-          <w:bCs/>
-          <w:w w:val="80"/>
-          <w:sz w:val="26"/>
-          <w:szCs w:val="26"/>
-        </w:rPr>
-        <w:t>的名</w:t>
+        <w:t>當謳咾祂的名</w:t>
       </w:r>
     </w:p>
     <w:p>
@@ -3447,29 +3253,7 @@
           <w:sz w:val="26"/>
           <w:szCs w:val="26"/>
         </w:rPr>
-        <w:t>都是由</w:t>
-      </w:r>
-      <w:proofErr w:type="gramStart"/>
-      <w:r>
-        <w:rPr>
-          <w:rFonts w:asciiTheme="majorBidi" w:eastAsia="標楷體" w:hAnsiTheme="majorBidi" w:cstheme="majorBidi" w:hint="eastAsia"/>
-          <w:bCs/>
-          <w:w w:val="80"/>
-          <w:sz w:val="26"/>
-          <w:szCs w:val="26"/>
-        </w:rPr>
-        <w:t>祂</w:t>
-      </w:r>
-      <w:proofErr w:type="gramEnd"/>
-      <w:r>
-        <w:rPr>
-          <w:rFonts w:asciiTheme="majorBidi" w:eastAsia="標楷體" w:hAnsiTheme="majorBidi" w:cstheme="majorBidi" w:hint="eastAsia"/>
-          <w:bCs/>
-          <w:w w:val="80"/>
-          <w:sz w:val="26"/>
-          <w:szCs w:val="26"/>
-        </w:rPr>
-        <w:t>造成</w:t>
+        <w:t>都是由祂造成</w:t>
       </w:r>
     </w:p>
     <w:p>
@@ -3523,20 +3307,8 @@
           <w:sz w:val="26"/>
           <w:szCs w:val="26"/>
         </w:rPr>
-        <w:t>當降服順趁</w:t>
-      </w:r>
-      <w:proofErr w:type="gramStart"/>
-      <w:r>
-        <w:rPr>
-          <w:rFonts w:asciiTheme="majorBidi" w:eastAsia="標楷體" w:hAnsiTheme="majorBidi" w:cstheme="majorBidi" w:hint="eastAsia"/>
-          <w:bCs/>
-          <w:w w:val="80"/>
-          <w:sz w:val="26"/>
-          <w:szCs w:val="26"/>
-        </w:rPr>
-        <w:t>祂</w:t>
-      </w:r>
-      <w:proofErr w:type="gramEnd"/>
+        <w:t>當降服順趁祂</w:t>
+      </w:r>
     </w:p>
     <w:p>
       <w:pPr>
@@ -3560,29 +3332,7 @@
           <w:sz w:val="26"/>
           <w:szCs w:val="26"/>
         </w:rPr>
-        <w:t>世間賢人愚</w:t>
-      </w:r>
-      <w:proofErr w:type="gramStart"/>
-      <w:r>
-        <w:rPr>
-          <w:rFonts w:asciiTheme="majorBidi" w:eastAsia="標楷體" w:hAnsiTheme="majorBidi" w:cstheme="majorBidi" w:hint="eastAsia"/>
-          <w:bCs/>
-          <w:w w:val="80"/>
-          <w:sz w:val="26"/>
-          <w:szCs w:val="26"/>
-        </w:rPr>
-        <w:t>戇</w:t>
-      </w:r>
-      <w:proofErr w:type="gramEnd"/>
-      <w:r>
-        <w:rPr>
-          <w:rFonts w:asciiTheme="majorBidi" w:eastAsia="標楷體" w:hAnsiTheme="majorBidi" w:cstheme="majorBidi" w:hint="eastAsia"/>
-          <w:bCs/>
-          <w:w w:val="80"/>
-          <w:sz w:val="26"/>
-          <w:szCs w:val="26"/>
-        </w:rPr>
-        <w:t>自專</w:t>
+        <w:t>世間賢人愚戇自專</w:t>
       </w:r>
     </w:p>
     <w:p>
@@ -3686,29 +3436,7 @@
           <w:sz w:val="26"/>
           <w:szCs w:val="26"/>
         </w:rPr>
-        <w:t>主的</w:t>
-      </w:r>
-      <w:proofErr w:type="gramStart"/>
-      <w:r>
-        <w:rPr>
-          <w:rFonts w:asciiTheme="majorBidi" w:eastAsia="標楷體" w:hAnsiTheme="majorBidi" w:cstheme="majorBidi" w:hint="eastAsia"/>
-          <w:bCs/>
-          <w:w w:val="80"/>
-          <w:sz w:val="26"/>
-          <w:szCs w:val="26"/>
-        </w:rPr>
-        <w:t>愛疼直到</w:t>
-      </w:r>
-      <w:proofErr w:type="gramEnd"/>
-      <w:r>
-        <w:rPr>
-          <w:rFonts w:asciiTheme="majorBidi" w:eastAsia="標楷體" w:hAnsiTheme="majorBidi" w:cstheme="majorBidi" w:hint="eastAsia"/>
-          <w:bCs/>
-          <w:w w:val="80"/>
-          <w:sz w:val="26"/>
-          <w:szCs w:val="26"/>
-        </w:rPr>
-        <w:t>萬代</w:t>
+        <w:t>主的愛疼直到萬代</w:t>
       </w:r>
     </w:p>
     <w:p>
@@ -3779,7 +3507,6 @@
           <w:szCs w:val="26"/>
         </w:rPr>
       </w:pPr>
-      <w:proofErr w:type="gramStart"/>
       <w:r>
         <w:rPr>
           <w:rFonts w:asciiTheme="majorBidi" w:eastAsia="標楷體" w:hAnsiTheme="majorBidi" w:cstheme="majorBidi" w:hint="eastAsia"/>
@@ -3790,7 +3517,6 @@
         </w:rPr>
         <w:t>至尊至貴無比</w:t>
       </w:r>
-      <w:proofErr w:type="gramEnd"/>
     </w:p>
     <w:p>
       <w:pPr>
@@ -3831,7 +3557,6 @@
           <w:szCs w:val="26"/>
         </w:rPr>
       </w:pPr>
-      <w:proofErr w:type="gramStart"/>
       <w:r>
         <w:rPr>
           <w:rFonts w:asciiTheme="majorBidi" w:eastAsia="標楷體" w:hAnsiTheme="majorBidi" w:cstheme="majorBidi" w:hint="eastAsia"/>
@@ -3840,18 +3565,7 @@
           <w:sz w:val="26"/>
           <w:szCs w:val="26"/>
         </w:rPr>
-        <w:t>咱倘安心</w:t>
-      </w:r>
-      <w:proofErr w:type="gramEnd"/>
-      <w:r>
-        <w:rPr>
-          <w:rFonts w:asciiTheme="majorBidi" w:eastAsia="標楷體" w:hAnsiTheme="majorBidi" w:cstheme="majorBidi" w:hint="eastAsia"/>
-          <w:bCs/>
-          <w:w w:val="80"/>
-          <w:sz w:val="26"/>
-          <w:szCs w:val="26"/>
-        </w:rPr>
-        <w:t>歡喜</w:t>
+        <w:t>咱倘安心歡喜</w:t>
       </w:r>
     </w:p>
     <w:p>
@@ -3930,29 +3644,7 @@
           <w:sz w:val="26"/>
           <w:szCs w:val="26"/>
         </w:rPr>
-        <w:t>棄</w:t>
-      </w:r>
-      <w:proofErr w:type="gramStart"/>
-      <w:r>
-        <w:rPr>
-          <w:rFonts w:asciiTheme="majorBidi" w:eastAsia="標楷體" w:hAnsiTheme="majorBidi" w:cstheme="majorBidi" w:hint="eastAsia"/>
-          <w:bCs/>
-          <w:w w:val="80"/>
-          <w:sz w:val="26"/>
-          <w:szCs w:val="26"/>
-        </w:rPr>
-        <w:t>惡歸善</w:t>
-      </w:r>
-      <w:proofErr w:type="gramEnd"/>
-      <w:r>
-        <w:rPr>
-          <w:rFonts w:asciiTheme="majorBidi" w:eastAsia="標楷體" w:hAnsiTheme="majorBidi" w:cstheme="majorBidi" w:hint="eastAsia"/>
-          <w:bCs/>
-          <w:w w:val="80"/>
-          <w:sz w:val="26"/>
-          <w:szCs w:val="26"/>
-        </w:rPr>
-        <w:t>誠心服事</w:t>
+        <w:t>棄惡歸善誠心服事</w:t>
       </w:r>
     </w:p>
     <w:p>
@@ -3977,29 +3669,7 @@
           <w:sz w:val="26"/>
           <w:szCs w:val="26"/>
         </w:rPr>
-        <w:t>歡喜</w:t>
-      </w:r>
-      <w:proofErr w:type="gramStart"/>
-      <w:r>
-        <w:rPr>
-          <w:rFonts w:asciiTheme="majorBidi" w:eastAsia="標楷體" w:hAnsiTheme="majorBidi" w:cstheme="majorBidi" w:hint="eastAsia"/>
-          <w:bCs/>
-          <w:w w:val="80"/>
-          <w:sz w:val="26"/>
-          <w:szCs w:val="26"/>
-        </w:rPr>
-        <w:t>屬主聖</w:t>
-      </w:r>
-      <w:proofErr w:type="gramEnd"/>
-      <w:r>
-        <w:rPr>
-          <w:rFonts w:asciiTheme="majorBidi" w:eastAsia="標楷體" w:hAnsiTheme="majorBidi" w:cstheme="majorBidi" w:hint="eastAsia"/>
-          <w:bCs/>
-          <w:w w:val="80"/>
-          <w:sz w:val="26"/>
-          <w:szCs w:val="26"/>
-        </w:rPr>
-        <w:t>會</w:t>
+        <w:t>歡喜屬主聖會</w:t>
       </w:r>
     </w:p>
     <w:p>
@@ -4044,6 +3714,7 @@
       <w:r>
         <w:rPr>
           <w:noProof/>
+          <w:lang w:bidi="he-IL"/>
         </w:rPr>
         <mc:AlternateContent>
           <mc:Choice Requires="wpg">
@@ -4179,47 +3850,7 @@
                                   <w:w w:val="90"/>
                                   <w:szCs w:val="24"/>
                                 </w:rPr>
-                                <w:t>我們因信主耶穌基督而蒙　神國福音的恩典，成為基督的肢體，並按主的命令彼此相愛。因此我們奉獻自己成為基督的教會的</w:t>
-                              </w:r>
-                              <w:proofErr w:type="gramStart"/>
-                              <w:r>
-                                <w:rPr>
-                                  <w:rFonts w:ascii="文鼎粗魏碑" w:eastAsia="文鼎粗魏碑" w:cstheme="minorHAnsi" w:hint="eastAsia"/>
-                                  <w:color w:val="0D0D0D" w:themeColor="text1" w:themeTint="F2"/>
-                                  <w:w w:val="90"/>
-                                  <w:szCs w:val="24"/>
-                                </w:rPr>
-                                <w:t>事奉者</w:t>
-                              </w:r>
-                              <w:proofErr w:type="gramEnd"/>
-                              <w:r>
-                                <w:rPr>
-                                  <w:rFonts w:ascii="文鼎粗魏碑" w:eastAsia="文鼎粗魏碑" w:cstheme="minorHAnsi" w:hint="eastAsia"/>
-                                  <w:color w:val="0D0D0D" w:themeColor="text1" w:themeTint="F2"/>
-                                  <w:w w:val="90"/>
-                                  <w:szCs w:val="24"/>
-                                </w:rPr>
-                                <w:t>，用彼此事奉、彼此順服、彼此成全，和彼此學習的心，效法基督成為服事人的僕人。將服事會眾的事看為優先，以服事</w:t>
-                              </w:r>
-                              <w:proofErr w:type="gramStart"/>
-                              <w:r>
-                                <w:rPr>
-                                  <w:rFonts w:ascii="文鼎粗魏碑" w:eastAsia="文鼎粗魏碑" w:cstheme="minorHAnsi" w:hint="eastAsia"/>
-                                  <w:color w:val="0D0D0D" w:themeColor="text1" w:themeTint="F2"/>
-                                  <w:w w:val="90"/>
-                                  <w:szCs w:val="24"/>
-                                </w:rPr>
-                                <w:t>會眾來服事</w:t>
-                              </w:r>
-                              <w:proofErr w:type="gramEnd"/>
-                              <w:r>
-                                <w:rPr>
-                                  <w:rFonts w:ascii="文鼎粗魏碑" w:eastAsia="文鼎粗魏碑" w:cstheme="minorHAnsi" w:hint="eastAsia"/>
-                                  <w:color w:val="0D0D0D" w:themeColor="text1" w:themeTint="F2"/>
-                                  <w:w w:val="90"/>
-                                  <w:szCs w:val="24"/>
-                                </w:rPr>
-                                <w:t xml:space="preserve">　神。使我們與我們得救的身分相稱。</w:t>
+                                <w:t>我們因信主耶穌基督而蒙　神國福音的恩典，成為基督的肢體，並按主的命令彼此相愛。因此我們奉獻自己成為基督的教會的事奉者，用彼此事奉、彼此順服、彼此成全，和彼此學習的心，效法基督成為服事人的僕人。將服事會眾的事看為優先，以服事會眾來服事　神。使我們與我們得救的身分相稱。</w:t>
                               </w:r>
                             </w:p>
                           </w:txbxContent>
@@ -4245,7 +3876,7 @@
           </mc:Choice>
           <mc:Fallback>
             <w:pict>
-              <v:group w14:anchorId="789743EB" id="群組 21" o:spid="_x0000_s1026" style="position:absolute;margin-left:538.15pt;margin-top:28.9pt;width:134.65pt;height:261.65pt;z-index:251664384;mso-position-horizontal-relative:page;mso-position-vertical-relative:page;mso-width-relative:margin;mso-height-relative:margin" coordsize="17094,33223" o:gfxdata="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">
+              <v:group w14:anchorId="789743EB" id="群組 21" o:spid="_x0000_s1026" style="position:absolute;margin-left:538.15pt;margin-top:28.9pt;width:134.65pt;height:261.65pt;z-index:251664384;mso-position-horizontal-relative:page;mso-position-vertical-relative:page;mso-width-relative:margin;mso-height-relative:margin" coordsize="17094,33223" o:gfxdata="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">
                 <v:shapetype id="_x0000_t75" coordsize="21600,21600" o:spt="75" o:preferrelative="t" path="m@4@5l@4@11@9@11@9@5xe" filled="f" stroked="f">
                   <v:stroke joinstyle="miter"/>
                   <v:formulas>
@@ -4265,10 +3896,11 @@
                   <v:path o:extrusionok="f" gradientshapeok="t" o:connecttype="rect"/>
                   <o:lock v:ext="edit" aspectratio="t"/>
                 </v:shapetype>
-                <v:shape id="圖片 18" o:spid="_x0000_s1027" type="#_x0000_t75" style="position:absolute;left:-8065;top:8065;width:33223;height:17094;rotation:90;visibility:visible;mso-wrap-style:square" o:gfxdata="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">
+                <v:shape id="圖片 18" o:spid="_x0000_s1027" type="#_x0000_t75" style="position:absolute;left:-8065;top:8065;width:33223;height:17094;rotation:90;visibility:visible;mso-wrap-style:square" o:gfxdata="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">
                   <v:imagedata r:id="rId9" o:title=""/>
+                  <v:path arrowok="t"/>
                 </v:shape>
-                <v:roundrect id="圓角矩形 7" o:spid="_x0000_s1028" style="position:absolute;left:1666;top:2875;width:14086;height:28296;visibility:visible;mso-wrap-style:square;v-text-anchor:top" arcsize="3131f" o:gfxdata="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" filled="f" stroked="f" strokeweight="2.5pt">
+                <v:roundrect id="圓角矩形 7" o:spid="_x0000_s1028" style="position:absolute;left:1666;top:2875;width:14086;height:28296;visibility:visible;mso-wrap-style:square;v-text-anchor:top" arcsize="3131f" o:gfxdata="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" filled="f" stroked="f" strokeweight="2.5pt">
                   <v:stroke joinstyle="miter"/>
                   <v:textbox style="layout-flow:vertical-ideographic" inset="1mm,1mm,1mm,1mm">
                     <w:txbxContent>
@@ -4313,47 +3945,7 @@
                             <w:w w:val="90"/>
                             <w:szCs w:val="24"/>
                           </w:rPr>
-                          <w:t>我們因信主耶穌基督而蒙　神國福音的恩典，成為基督的肢體，並按主的命令彼此相愛。因此我們奉獻自己成為基督的教會的</w:t>
-                        </w:r>
-                        <w:proofErr w:type="gramStart"/>
-                        <w:r>
-                          <w:rPr>
-                            <w:rFonts w:ascii="文鼎粗魏碑" w:eastAsia="文鼎粗魏碑" w:cstheme="minorHAnsi" w:hint="eastAsia"/>
-                            <w:color w:val="0D0D0D" w:themeColor="text1" w:themeTint="F2"/>
-                            <w:w w:val="90"/>
-                            <w:szCs w:val="24"/>
-                          </w:rPr>
-                          <w:t>事奉者</w:t>
-                        </w:r>
-                        <w:proofErr w:type="gramEnd"/>
-                        <w:r>
-                          <w:rPr>
-                            <w:rFonts w:ascii="文鼎粗魏碑" w:eastAsia="文鼎粗魏碑" w:cstheme="minorHAnsi" w:hint="eastAsia"/>
-                            <w:color w:val="0D0D0D" w:themeColor="text1" w:themeTint="F2"/>
-                            <w:w w:val="90"/>
-                            <w:szCs w:val="24"/>
-                          </w:rPr>
-                          <w:t>，用彼此事奉、彼此順服、彼此成全，和彼此學習的心，效法基督成為服事人的僕人。將服事會眾的事看為優先，以服事</w:t>
-                        </w:r>
-                        <w:proofErr w:type="gramStart"/>
-                        <w:r>
-                          <w:rPr>
-                            <w:rFonts w:ascii="文鼎粗魏碑" w:eastAsia="文鼎粗魏碑" w:cstheme="minorHAnsi" w:hint="eastAsia"/>
-                            <w:color w:val="0D0D0D" w:themeColor="text1" w:themeTint="F2"/>
-                            <w:w w:val="90"/>
-                            <w:szCs w:val="24"/>
-                          </w:rPr>
-                          <w:t>會眾來服事</w:t>
-                        </w:r>
-                        <w:proofErr w:type="gramEnd"/>
-                        <w:r>
-                          <w:rPr>
-                            <w:rFonts w:ascii="文鼎粗魏碑" w:eastAsia="文鼎粗魏碑" w:cstheme="minorHAnsi" w:hint="eastAsia"/>
-                            <w:color w:val="0D0D0D" w:themeColor="text1" w:themeTint="F2"/>
-                            <w:w w:val="90"/>
-                            <w:szCs w:val="24"/>
-                          </w:rPr>
-                          <w:t xml:space="preserve">　神。使我們與我們得救的身分相稱。</w:t>
+                          <w:t>我們因信主耶穌基督而蒙　神國福音的恩典，成為基督的肢體，並按主的命令彼此相愛。因此我們奉獻自己成為基督的教會的事奉者，用彼此事奉、彼此順服、彼此成全，和彼此學習的心，效法基督成為服事人的僕人。將服事會眾的事看為優先，以服事會眾來服事　神。使我們與我們得救的身分相稱。</w:t>
                         </w:r>
                       </w:p>
                     </w:txbxContent>
@@ -4368,6 +3960,7 @@
       <w:r>
         <w:rPr>
           <w:noProof/>
+          <w:lang w:bidi="he-IL"/>
         </w:rPr>
         <w:drawing>
           <wp:anchor distT="0" distB="0" distL="114300" distR="114300" simplePos="0" relativeHeight="251660288" behindDoc="0" locked="0" layoutInCell="1" allowOverlap="1" wp14:anchorId="0030E694" wp14:editId="591EEEAE">
@@ -4428,6 +4021,7 @@
       <w:r>
         <w:rPr>
           <w:noProof/>
+          <w:lang w:bidi="he-IL"/>
         </w:rPr>
         <w:drawing>
           <wp:anchor distT="0" distB="0" distL="114300" distR="114300" simplePos="0" relativeHeight="251655168" behindDoc="0" locked="0" layoutInCell="1" allowOverlap="1" wp14:anchorId="7EAAEB92" wp14:editId="352781AB">
@@ -4508,6 +4102,7 @@
       <w:r>
         <w:rPr>
           <w:noProof/>
+          <w:lang w:bidi="he-IL"/>
         </w:rPr>
         <mc:AlternateContent>
           <mc:Choice Requires="wpg">
@@ -4576,7 +4171,6 @@
                                 </w:rPr>
                                 <w:t>聚會時間表</w:t>
                               </w:r>
-                              <w:proofErr w:type="gramStart"/>
                               <w:r>
                                 <w:rPr>
                                   <w:rFonts w:ascii="Barlow Condensed Medium" w:eastAsia="華康正顏楷體W9" w:hAnsi="Barlow Condensed Medium" w:cstheme="minorHAnsi" w:hint="eastAsia"/>
@@ -4586,7 +4180,6 @@
                                 </w:rPr>
                                 <w:t>》</w:t>
                               </w:r>
-                              <w:proofErr w:type="gramEnd"/>
                             </w:p>
                             <w:tbl>
                               <w:tblPr>
@@ -5360,7 +4953,6 @@
                                         <w:szCs w:val="26"/>
                                       </w:rPr>
                                     </w:pPr>
-                                    <w:proofErr w:type="gramStart"/>
                                     <w:r>
                                       <w:rPr>
                                         <w:rFonts w:ascii="Barlow Condensed Medium" w:eastAsia="標楷體" w:hAnsi="Barlow Condensed Medium" w:hint="eastAsia"/>
@@ -5371,7 +4963,6 @@
                                       </w:rPr>
                                       <w:t>拿細耳</w:t>
                                     </w:r>
-                                    <w:proofErr w:type="gramEnd"/>
                                     <w:r>
                                       <w:rPr>
                                         <w:rFonts w:ascii="Barlow Condensed Medium" w:eastAsia="標楷體" w:hAnsi="Barlow Condensed Medium" w:hint="eastAsia"/>
@@ -5525,7 +5116,6 @@
                                         <w:szCs w:val="26"/>
                                       </w:rPr>
                                     </w:pPr>
-                                    <w:proofErr w:type="gramStart"/>
                                     <w:r>
                                       <w:rPr>
                                         <w:rFonts w:ascii="Barlow Condensed Medium" w:eastAsia="標楷體" w:hAnsi="Barlow Condensed Medium" w:hint="eastAsia"/>
@@ -5536,7 +5126,6 @@
                                       </w:rPr>
                                       <w:t>社青小組</w:t>
                                     </w:r>
-                                    <w:proofErr w:type="gramEnd"/>
                                   </w:p>
                                 </w:tc>
                                 <w:tc>
@@ -5730,7 +5319,6 @@
                                         <w:szCs w:val="26"/>
                                       </w:rPr>
                                     </w:pPr>
-                                    <w:proofErr w:type="gramStart"/>
                                     <w:r>
                                       <w:rPr>
                                         <w:rFonts w:ascii="Barlow Condensed Medium" w:eastAsia="標楷體" w:hAnsi="Barlow Condensed Medium"/>
@@ -5741,7 +5329,6 @@
                                       </w:rPr>
                                       <w:t>明憲家</w:t>
                                     </w:r>
-                                    <w:proofErr w:type="gramEnd"/>
                                   </w:p>
                                 </w:tc>
                               </w:tr>
@@ -6320,12 +5907,12 @@
           </mc:Choice>
           <mc:Fallback>
             <w:pict>
-              <v:group w14:anchorId="5DF93223" id="群組 24" o:spid="_x0000_s1029" style="position:absolute;margin-left:533.85pt;margin-top:298.55pt;width:140.3pt;height:259.35pt;z-index:251662336;mso-position-horizontal-relative:page;mso-position-vertical-relative:page;mso-width-relative:margin;mso-height-relative:margin" coordsize="17818,32941" o:gfxdata="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">
+              <v:group w14:anchorId="5DF93223" id="群組 24" o:spid="_x0000_s1029" style="position:absolute;margin-left:533.85pt;margin-top:298.55pt;width:140.3pt;height:259.35pt;z-index:251662336;mso-position-horizontal-relative:page;mso-position-vertical-relative:page;mso-width-relative:margin;mso-height-relative:margin" coordsize="17818,32941" o:gfxdata="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">
                 <v:shapetype id="_x0000_t202" coordsize="21600,21600" o:spt="202" path="m,l,21600r21600,l21600,xe">
                   <v:stroke joinstyle="miter"/>
                   <v:path gradientshapeok="t" o:connecttype="rect"/>
                 </v:shapetype>
-                <v:shape id="_x0000_s1030" type="#_x0000_t202" style="position:absolute;left:351;top:293;width:17279;height:32590;visibility:visible;mso-wrap-style:square;v-text-anchor:top" o:gfxdata="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" stroked="f">
+                <v:shape id="_x0000_s1030" type="#_x0000_t202" style="position:absolute;left:351;top:293;width:17279;height:32590;visibility:visible;mso-wrap-style:square;v-text-anchor:top" o:gfxdata="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" stroked="f">
                   <v:textbox inset="0,0,0,0">
                     <w:txbxContent>
                       <w:p>
@@ -6342,7 +5929,6 @@
                           </w:rPr>
                           <w:t>聚會時間表</w:t>
                         </w:r>
-                        <w:proofErr w:type="gramStart"/>
                         <w:r>
                           <w:rPr>
                             <w:rFonts w:ascii="Barlow Condensed Medium" w:eastAsia="華康正顏楷體W9" w:hAnsi="Barlow Condensed Medium" w:cstheme="minorHAnsi" w:hint="eastAsia"/>
@@ -6352,7 +5938,6 @@
                           </w:rPr>
                           <w:t>》</w:t>
                         </w:r>
-                        <w:proofErr w:type="gramEnd"/>
                       </w:p>
                       <w:tbl>
                         <w:tblPr>
@@ -7126,7 +6711,6 @@
                                   <w:szCs w:val="26"/>
                                 </w:rPr>
                               </w:pPr>
-                              <w:proofErr w:type="gramStart"/>
                               <w:r>
                                 <w:rPr>
                                   <w:rFonts w:ascii="Barlow Condensed Medium" w:eastAsia="標楷體" w:hAnsi="Barlow Condensed Medium" w:hint="eastAsia"/>
@@ -7137,7 +6721,6 @@
                                 </w:rPr>
                                 <w:t>拿細耳</w:t>
                               </w:r>
-                              <w:proofErr w:type="gramEnd"/>
                               <w:r>
                                 <w:rPr>
                                   <w:rFonts w:ascii="Barlow Condensed Medium" w:eastAsia="標楷體" w:hAnsi="Barlow Condensed Medium" w:hint="eastAsia"/>
@@ -7291,7 +6874,6 @@
                                   <w:szCs w:val="26"/>
                                 </w:rPr>
                               </w:pPr>
-                              <w:proofErr w:type="gramStart"/>
                               <w:r>
                                 <w:rPr>
                                   <w:rFonts w:ascii="Barlow Condensed Medium" w:eastAsia="標楷體" w:hAnsi="Barlow Condensed Medium" w:hint="eastAsia"/>
@@ -7302,7 +6884,6 @@
                                 </w:rPr>
                                 <w:t>社青小組</w:t>
                               </w:r>
-                              <w:proofErr w:type="gramEnd"/>
                             </w:p>
                           </w:tc>
                           <w:tc>
@@ -7496,7 +7077,6 @@
                                   <w:szCs w:val="26"/>
                                 </w:rPr>
                               </w:pPr>
-                              <w:proofErr w:type="gramStart"/>
                               <w:r>
                                 <w:rPr>
                                   <w:rFonts w:ascii="Barlow Condensed Medium" w:eastAsia="標楷體" w:hAnsi="Barlow Condensed Medium"/>
@@ -7507,7 +7087,6 @@
                                 </w:rPr>
                                 <w:t>明憲家</w:t>
                               </w:r>
-                              <w:proofErr w:type="gramEnd"/>
                             </w:p>
                           </w:tc>
                         </w:tr>
@@ -8023,7 +7602,7 @@
                     </w:txbxContent>
                   </v:textbox>
                 </v:shape>
-                <v:roundrect id="圓角矩形 5" o:spid="_x0000_s1031" style="position:absolute;width:17818;height:32941;visibility:visible;mso-wrap-style:square;v-text-anchor:middle" arcsize="2169f" o:gfxdata="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" filled="f" strokecolor="#5a5a5a [2109]" strokeweight="2.5pt">
+                <v:roundrect id="圓角矩形 5" o:spid="_x0000_s1031" style="position:absolute;width:17818;height:32941;visibility:visible;mso-wrap-style:square;v-text-anchor:middle" arcsize="2169f" o:gfxdata="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" filled="f" strokecolor="#5a5a5a [2109]" strokeweight="2.5pt">
                   <v:stroke joinstyle="miter"/>
                 </v:roundrect>
                 <w10:wrap anchorx="page" anchory="page"/>
@@ -8080,6 +7659,7 @@
         <w:rPr>
           <w:rFonts w:ascii="Barlow Condensed Medium" w:hAnsi="Barlow Condensed Medium"/>
           <w:noProof/>
+          <w:lang w:bidi="he-IL"/>
         </w:rPr>
         <mc:AlternateContent>
           <mc:Choice Requires="wpg">
@@ -8476,20 +8056,8 @@
                                         <w:sz w:val="26"/>
                                         <w:szCs w:val="26"/>
                                       </w:rPr>
-                                      <w:t>潔淨</w:t>
+                                      <w:t>潔淨以色列全地</w:t>
                                     </w:r>
-                                    <w:proofErr w:type="gramStart"/>
-                                    <w:r>
-                                      <w:rPr>
-                                        <w:rFonts w:ascii="Barlow Condensed Medium" w:eastAsia="華康儷楷書" w:hAnsi="Barlow Condensed Medium" w:cs="華康儷楷書" w:hint="eastAsia"/>
-                                        <w:color w:val="000000" w:themeColor="text1"/>
-                                        <w:w w:val="75"/>
-                                        <w:sz w:val="26"/>
-                                        <w:szCs w:val="26"/>
-                                      </w:rPr>
-                                      <w:t>以色列全地</w:t>
-                                    </w:r>
-                                    <w:proofErr w:type="gramEnd"/>
                                   </w:p>
                                 </w:tc>
                               </w:tr>
@@ -8821,27 +8389,7 @@
                                         <w:sz w:val="26"/>
                                         <w:szCs w:val="26"/>
                                       </w:rPr>
-                                      <w:t>新的</w:t>
-                                    </w:r>
-                                    <w:proofErr w:type="gramStart"/>
-                                    <w:r>
-                                      <w:rPr>
-                                        <w:rFonts w:ascii="華康儷楷書" w:eastAsia="華康儷楷書" w:hAnsi="華康儷楷書" w:cs="華康儷楷書" w:hint="eastAsia"/>
-                                        <w:w w:val="90"/>
-                                        <w:sz w:val="26"/>
-                                        <w:szCs w:val="26"/>
-                                      </w:rPr>
-                                      <w:t>誡</w:t>
-                                    </w:r>
-                                    <w:proofErr w:type="gramEnd"/>
-                                    <w:r>
-                                      <w:rPr>
-                                        <w:rFonts w:ascii="華康儷楷書" w:eastAsia="華康儷楷書" w:hAnsi="華康儷楷書" w:cs="華康儷楷書" w:hint="eastAsia"/>
-                                        <w:w w:val="90"/>
-                                        <w:sz w:val="26"/>
-                                        <w:szCs w:val="26"/>
-                                      </w:rPr>
-                                      <w:t>命</w:t>
+                                      <w:t>新的誡命</w:t>
                                     </w:r>
                                   </w:p>
                                 </w:tc>
@@ -8870,7 +8418,6 @@
                                         <w:szCs w:val="26"/>
                                       </w:rPr>
                                     </w:pPr>
-                                    <w:proofErr w:type="gramStart"/>
                                     <w:r>
                                       <w:rPr>
                                         <w:rFonts w:ascii="Barlow Condensed Medium" w:eastAsia="華康中黑體" w:hAnsi="Barlow Condensed Medium" w:hint="eastAsia"/>
@@ -8880,7 +8427,6 @@
                                       </w:rPr>
                                       <w:t>啟應</w:t>
                                     </w:r>
-                                    <w:proofErr w:type="gramEnd"/>
                                     <w:r>
                                       <w:rPr>
                                         <w:rFonts w:ascii="Barlow Condensed Medium" w:eastAsia="華康中黑體" w:hAnsi="Barlow Condensed Medium" w:hint="eastAsia"/>
@@ -9106,8 +8652,8 @@
           </mc:Choice>
           <mc:Fallback>
             <w:pict>
-              <v:group w14:anchorId="0AB0FEB2" id="群組 19" o:spid="_x0000_s1032" style="position:absolute;left:0;text-align:left;margin-left:534.4pt;margin-top:567.3pt;width:140.6pt;height:130.1pt;z-index:251651072;mso-position-horizontal-relative:page;mso-position-vertical-relative:page;mso-width-relative:margin;mso-height-relative:margin" coordorigin="108" coordsize="17868,16510" o:gfxdata="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">
-                <v:shape id="_x0000_s1033" type="#_x0000_t202" style="position:absolute;left:317;top:444;width:17634;height:15621;visibility:visible;mso-wrap-style:square;v-text-anchor:top" o:gfxdata="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" stroked="f">
+              <v:group w14:anchorId="0AB0FEB2" id="群組 19" o:spid="_x0000_s1032" style="position:absolute;left:0;text-align:left;margin-left:534.4pt;margin-top:567.3pt;width:140.6pt;height:130.1pt;z-index:251651072;mso-position-horizontal-relative:page;mso-position-vertical-relative:page;mso-width-relative:margin;mso-height-relative:margin" coordorigin="108" coordsize="17868,16510" o:gfxdata="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">
+                <v:shape id="_x0000_s1033" type="#_x0000_t202" style="position:absolute;left:317;top:444;width:17634;height:15621;visibility:visible;mso-wrap-style:square;v-text-anchor:top" o:gfxdata="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" stroked="f">
                   <v:textbox inset="0,0,0,0">
                     <w:txbxContent>
                       <w:p>
@@ -9452,20 +8998,8 @@
                                   <w:sz w:val="26"/>
                                   <w:szCs w:val="26"/>
                                 </w:rPr>
-                                <w:t>潔淨</w:t>
+                                <w:t>潔淨以色列全地</w:t>
                               </w:r>
-                              <w:proofErr w:type="gramStart"/>
-                              <w:r>
-                                <w:rPr>
-                                  <w:rFonts w:ascii="Barlow Condensed Medium" w:eastAsia="華康儷楷書" w:hAnsi="Barlow Condensed Medium" w:cs="華康儷楷書" w:hint="eastAsia"/>
-                                  <w:color w:val="000000" w:themeColor="text1"/>
-                                  <w:w w:val="75"/>
-                                  <w:sz w:val="26"/>
-                                  <w:szCs w:val="26"/>
-                                </w:rPr>
-                                <w:t>以色列全地</w:t>
-                              </w:r>
-                              <w:proofErr w:type="gramEnd"/>
                             </w:p>
                           </w:tc>
                         </w:tr>
@@ -9797,27 +9331,7 @@
                                   <w:sz w:val="26"/>
                                   <w:szCs w:val="26"/>
                                 </w:rPr>
-                                <w:t>新的</w:t>
-                              </w:r>
-                              <w:proofErr w:type="gramStart"/>
-                              <w:r>
-                                <w:rPr>
-                                  <w:rFonts w:ascii="華康儷楷書" w:eastAsia="華康儷楷書" w:hAnsi="華康儷楷書" w:cs="華康儷楷書" w:hint="eastAsia"/>
-                                  <w:w w:val="90"/>
-                                  <w:sz w:val="26"/>
-                                  <w:szCs w:val="26"/>
-                                </w:rPr>
-                                <w:t>誡</w:t>
-                              </w:r>
-                              <w:proofErr w:type="gramEnd"/>
-                              <w:r>
-                                <w:rPr>
-                                  <w:rFonts w:ascii="華康儷楷書" w:eastAsia="華康儷楷書" w:hAnsi="華康儷楷書" w:cs="華康儷楷書" w:hint="eastAsia"/>
-                                  <w:w w:val="90"/>
-                                  <w:sz w:val="26"/>
-                                  <w:szCs w:val="26"/>
-                                </w:rPr>
-                                <w:t>命</w:t>
+                                <w:t>新的誡命</w:t>
                               </w:r>
                             </w:p>
                           </w:tc>
@@ -9846,7 +9360,6 @@
                                   <w:szCs w:val="26"/>
                                 </w:rPr>
                               </w:pPr>
-                              <w:proofErr w:type="gramStart"/>
                               <w:r>
                                 <w:rPr>
                                   <w:rFonts w:ascii="Barlow Condensed Medium" w:eastAsia="華康中黑體" w:hAnsi="Barlow Condensed Medium" w:hint="eastAsia"/>
@@ -9856,7 +9369,6 @@
                                 </w:rPr>
                                 <w:t>啟應</w:t>
                               </w:r>
-                              <w:proofErr w:type="gramEnd"/>
                               <w:r>
                                 <w:rPr>
                                   <w:rFonts w:ascii="Barlow Condensed Medium" w:eastAsia="華康中黑體" w:hAnsi="Barlow Condensed Medium" w:hint="eastAsia"/>
@@ -10019,7 +9531,7 @@
                     </w:txbxContent>
                   </v:textbox>
                 </v:shape>
-                <v:roundrect id="圓角矩形 25" o:spid="_x0000_s1034" style="position:absolute;left:108;width:17869;height:16510;visibility:visible;mso-wrap-style:square;v-text-anchor:middle" arcsize="4542f" o:gfxdata="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" filled="f" strokecolor="#5a5a5a [2109]" strokeweight="2.5pt">
+                <v:roundrect id="圓角矩形 25" o:spid="_x0000_s1034" style="position:absolute;left:108;width:17869;height:16510;visibility:visible;mso-wrap-style:square;v-text-anchor:middle" arcsize="4542f" o:gfxdata="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" filled="f" strokecolor="#5a5a5a [2109]" strokeweight="2.5pt">
                   <v:stroke joinstyle="miter"/>
                 </v:roundrect>
                 <w10:wrap anchorx="page" anchory="page"/>
@@ -10066,6 +9578,7 @@
         <w:rPr>
           <w:rFonts w:ascii="Barlow Condensed Medium" w:hAnsi="Barlow Condensed Medium"/>
           <w:noProof/>
+          <w:lang w:bidi="he-IL"/>
         </w:rPr>
         <mc:AlternateContent>
           <mc:Choice Requires="wps">
@@ -10187,7 +9700,7 @@
           </mc:Choice>
           <mc:Fallback>
             <w:pict>
-              <v:shape w14:anchorId="76BD7DFF" id="文字方塊 2" o:spid="_x0000_s1035" type="#_x0000_t202" style="position:absolute;margin-left:31.4pt;margin-top:-54.1pt;width:109.8pt;height:110.6pt;z-index:251667456;visibility:visible;mso-wrap-style:square;mso-width-percent:0;mso-height-percent:200;mso-wrap-distance-left:9pt;mso-wrap-distance-top:3.6pt;mso-wrap-distance-right:9pt;mso-wrap-distance-bottom:3.6pt;mso-position-horizontal:absolute;mso-position-horizontal-relative:text;mso-position-vertical:absolute;mso-position-vertical-relative:text;mso-width-percent:0;mso-height-percent:200;mso-width-relative:margin;mso-height-relative:margin;v-text-anchor:top" o:gfxdata="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" filled="f" stroked="f">
+              <v:shape w14:anchorId="76BD7DFF" id="文字方塊 2" o:spid="_x0000_s1035" type="#_x0000_t202" style="position:absolute;margin-left:31.4pt;margin-top:-54.1pt;width:109.8pt;height:110.6pt;z-index:251667456;visibility:visible;mso-wrap-style:square;mso-width-percent:0;mso-height-percent:200;mso-wrap-distance-left:9pt;mso-wrap-distance-top:3.6pt;mso-wrap-distance-right:9pt;mso-wrap-distance-bottom:3.6pt;mso-position-horizontal:absolute;mso-position-horizontal-relative:text;mso-position-vertical:absolute;mso-position-vertical-relative:text;mso-width-percent:0;mso-height-percent:200;mso-width-relative:margin;mso-height-relative:margin;v-text-anchor:top" o:gfxdata="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" filled="f" stroked="f">
                 <v:textbox style="mso-fit-shape-to-text:t" inset="1mm,1mm,1mm,1mm">
                   <w:txbxContent>
                     <w:p>
@@ -10288,6 +9801,7 @@
         <w:rPr>
           <w:rFonts w:ascii="Barlow Condensed Medium" w:hAnsi="Barlow Condensed Medium"/>
           <w:noProof/>
+          <w:lang w:bidi="he-IL"/>
         </w:rPr>
         <mc:AlternateContent>
           <mc:Choice Requires="wps">
@@ -10386,7 +9900,7 @@
           </mc:Choice>
           <mc:Fallback>
             <w:pict>
-              <v:roundrect w14:anchorId="4775AEF3" id="圓角矩形 12" o:spid="_x0000_s1036" style="position:absolute;margin-left:-.9pt;margin-top:16.35pt;width:49.3pt;height:15.45pt;z-index:251646976;visibility:visible;mso-wrap-style:square;mso-width-percent:0;mso-height-percent:0;mso-wrap-distance-left:9pt;mso-wrap-distance-top:0;mso-wrap-distance-right:9pt;mso-wrap-distance-bottom:0;mso-position-horizontal:absolute;mso-position-horizontal-relative:text;mso-position-vertical:absolute;mso-position-vertical-relative:text;mso-width-percent:0;mso-height-percent:0;mso-width-relative:margin;mso-height-relative:margin;v-text-anchor:middle" arcsize="10923f" o:gfxdata="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" fillcolor="#5a5a5a [2109]" stroked="f" strokeweight="1pt">
+              <v:roundrect w14:anchorId="4775AEF3" id="圓角矩形 12" o:spid="_x0000_s1036" style="position:absolute;margin-left:-.9pt;margin-top:16.35pt;width:49.3pt;height:15.45pt;z-index:251646976;visibility:visible;mso-wrap-style:square;mso-width-percent:0;mso-height-percent:0;mso-wrap-distance-left:9pt;mso-wrap-distance-top:0;mso-wrap-distance-right:9pt;mso-wrap-distance-bottom:0;mso-position-horizontal:absolute;mso-position-horizontal-relative:text;mso-position-vertical:absolute;mso-position-vertical-relative:text;mso-width-percent:0;mso-height-percent:0;mso-width-relative:margin;mso-height-relative:margin;v-text-anchor:middle" arcsize="10923f" o:gfxdata="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" fillcolor="#5a5a5a [2109]" stroked="f" strokeweight="1pt">
                 <v:stroke joinstyle="miter"/>
                 <v:textbox inset=".5mm,0,.5mm,0">
                   <w:txbxContent>
@@ -10428,6 +9942,7 @@
         <w:rPr>
           <w:rFonts w:ascii="Barlow Condensed Medium" w:hAnsi="Barlow Condensed Medium"/>
           <w:noProof/>
+          <w:lang w:bidi="he-IL"/>
         </w:rPr>
         <mc:AlternateContent>
           <mc:Choice Requires="wps">
@@ -10526,7 +10041,7 @@
           </mc:Choice>
           <mc:Fallback>
             <w:pict>
-              <v:roundrect w14:anchorId="196DC3BF" id="圓角矩形 14" o:spid="_x0000_s1037" style="position:absolute;margin-left:-1.25pt;margin-top:16.7pt;width:83.6pt;height:15.3pt;z-index:251648000;visibility:visible;mso-wrap-style:square;mso-width-percent:0;mso-height-percent:0;mso-wrap-distance-left:9pt;mso-wrap-distance-top:0;mso-wrap-distance-right:9pt;mso-wrap-distance-bottom:0;mso-position-horizontal:absolute;mso-position-horizontal-relative:text;mso-position-vertical:absolute;mso-position-vertical-relative:text;mso-width-percent:0;mso-height-percent:0;mso-width-relative:margin;mso-height-relative:margin;v-text-anchor:middle" arcsize="10923f" o:gfxdata="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" fillcolor="#5a5a5a [2109]" stroked="f" strokeweight="1pt">
+              <v:roundrect w14:anchorId="196DC3BF" id="圓角矩形 14" o:spid="_x0000_s1037" style="position:absolute;margin-left:-1.25pt;margin-top:16.7pt;width:83.6pt;height:15.3pt;z-index:251648000;visibility:visible;mso-wrap-style:square;mso-width-percent:0;mso-height-percent:0;mso-wrap-distance-left:9pt;mso-wrap-distance-top:0;mso-wrap-distance-right:9pt;mso-wrap-distance-bottom:0;mso-position-horizontal:absolute;mso-position-horizontal-relative:text;mso-position-vertical:absolute;mso-position-vertical-relative:text;mso-width-percent:0;mso-height-percent:0;mso-width-relative:margin;mso-height-relative:margin;v-text-anchor:middle" arcsize="10923f" o:gfxdata="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" fillcolor="#5a5a5a [2109]" stroked="f" strokeweight="1pt">
                 <v:stroke joinstyle="miter"/>
                 <v:textbox inset=".5mm,0,.5mm,0">
                   <w:txbxContent>
@@ -10624,6 +10139,7 @@
         <w:rPr>
           <w:rFonts w:ascii="Barlow Condensed Medium" w:hAnsi="Barlow Condensed Medium"/>
           <w:noProof/>
+          <w:lang w:bidi="he-IL"/>
         </w:rPr>
         <mc:AlternateContent>
           <mc:Choice Requires="wps">
@@ -10722,7 +10238,7 @@
           </mc:Choice>
           <mc:Fallback>
             <w:pict>
-              <v:roundrect w14:anchorId="1A4DC044" id="圓角矩形 9" o:spid="_x0000_s1038" style="position:absolute;margin-left:-.6pt;margin-top:16.6pt;width:30.35pt;height:15.3pt;z-index:251649024;visibility:visible;mso-wrap-style:square;mso-width-percent:0;mso-height-percent:0;mso-wrap-distance-left:9pt;mso-wrap-distance-top:0;mso-wrap-distance-right:9pt;mso-wrap-distance-bottom:0;mso-position-horizontal:absolute;mso-position-horizontal-relative:text;mso-position-vertical:absolute;mso-position-vertical-relative:text;mso-width-percent:0;mso-height-percent:0;mso-width-relative:margin;mso-height-relative:margin;v-text-anchor:middle" arcsize="10923f" o:gfxdata="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" fillcolor="#5a5a5a [2109]" stroked="f" strokeweight="1pt">
+              <v:roundrect w14:anchorId="1A4DC044" id="圓角矩形 9" o:spid="_x0000_s1038" style="position:absolute;margin-left:-.6pt;margin-top:16.6pt;width:30.35pt;height:15.3pt;z-index:251649024;visibility:visible;mso-wrap-style:square;mso-width-percent:0;mso-height-percent:0;mso-wrap-distance-left:9pt;mso-wrap-distance-top:0;mso-wrap-distance-right:9pt;mso-wrap-distance-bottom:0;mso-position-horizontal:absolute;mso-position-horizontal-relative:text;mso-position-vertical:absolute;mso-position-vertical-relative:text;mso-width-percent:0;mso-height-percent:0;mso-width-relative:margin;mso-height-relative:margin;v-text-anchor:middle" arcsize="10923f" o:gfxdata="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" fillcolor="#5a5a5a [2109]" stroked="f" strokeweight="1pt">
                 <v:stroke joinstyle="miter"/>
                 <v:textbox inset=".5mm,0,.5mm,0">
                   <w:txbxContent>
@@ -10820,6 +10336,7 @@
         <w:rPr>
           <w:rFonts w:ascii="Barlow Condensed Medium" w:hAnsi="Barlow Condensed Medium"/>
           <w:noProof/>
+          <w:lang w:bidi="he-IL"/>
         </w:rPr>
         <w:drawing>
           <wp:anchor distT="0" distB="0" distL="114300" distR="114300" simplePos="0" relativeHeight="251654144" behindDoc="1" locked="0" layoutInCell="1" allowOverlap="1" wp14:anchorId="2AA2D55C" wp14:editId="4BA447FF">
@@ -10888,6 +10405,7 @@
         <w:rPr>
           <w:rFonts w:ascii="Barlow Condensed Medium" w:hAnsi="Barlow Condensed Medium"/>
           <w:noProof/>
+          <w:lang w:bidi="he-IL"/>
         </w:rPr>
         <mc:AlternateContent>
           <mc:Choice Requires="wps">
@@ -10986,7 +10504,7 @@
           </mc:Choice>
           <mc:Fallback>
             <w:pict>
-              <v:roundrect w14:anchorId="03BFD3A3" id="圓角矩形 13" o:spid="_x0000_s1039" style="position:absolute;margin-left:-.4pt;margin-top:16.65pt;width:49.3pt;height:15.3pt;z-index:251650048;visibility:visible;mso-wrap-style:square;mso-width-percent:0;mso-height-percent:0;mso-wrap-distance-left:9pt;mso-wrap-distance-top:0;mso-wrap-distance-right:9pt;mso-wrap-distance-bottom:0;mso-position-horizontal:absolute;mso-position-horizontal-relative:text;mso-position-vertical:absolute;mso-position-vertical-relative:text;mso-width-percent:0;mso-height-percent:0;mso-width-relative:margin;mso-height-relative:margin;v-text-anchor:middle" arcsize="10923f" o:gfxdata="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" fillcolor="#5a5a5a [2109]" stroked="f" strokeweight="1pt">
+              <v:roundrect w14:anchorId="03BFD3A3" id="圓角矩形 13" o:spid="_x0000_s1039" style="position:absolute;margin-left:-.4pt;margin-top:16.65pt;width:49.3pt;height:15.3pt;z-index:251650048;visibility:visible;mso-wrap-style:square;mso-width-percent:0;mso-height-percent:0;mso-wrap-distance-left:9pt;mso-wrap-distance-top:0;mso-wrap-distance-right:9pt;mso-wrap-distance-bottom:0;mso-position-horizontal:absolute;mso-position-horizontal-relative:text;mso-position-vertical:absolute;mso-position-vertical-relative:text;mso-width-percent:0;mso-height-percent:0;mso-width-relative:margin;mso-height-relative:margin;v-text-anchor:middle" arcsize="10923f" o:gfxdata="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" fillcolor="#5a5a5a [2109]" stroked="f" strokeweight="1pt">
                 <v:stroke joinstyle="miter"/>
                 <v:textbox inset=".5mm,0,.5mm,0">
                   <w:txbxContent>
@@ -11023,7 +10541,6 @@
         </w:rPr>
         <w:t xml:space="preserve">       </w:t>
       </w:r>
-      <w:proofErr w:type="gramStart"/>
       <w:r>
         <w:rPr>
           <w:rFonts w:ascii="Barlow Condensed Medium" w:eastAsia="華康中圓體" w:hAnsi="Barlow Condensed Medium"/>
@@ -11031,7 +10548,6 @@
         </w:rPr>
         <w:t>主堂</w:t>
       </w:r>
-      <w:proofErr w:type="gramEnd"/>
       <w:r>
         <w:rPr>
           <w:rFonts w:ascii="Barlow Condensed Medium" w:eastAsia="華康中圓體" w:hAnsi="Barlow Condensed Medium"/>
@@ -11124,6 +10640,7 @@
           <w:rFonts w:ascii="Barlow Condensed Medium" w:eastAsia="華康儷中黑" w:hAnsi="Barlow Condensed Medium"/>
           <w:noProof/>
           <w:w w:val="80"/>
+          <w:lang w:bidi="he-IL"/>
         </w:rPr>
         <mc:AlternateContent>
           <mc:Choice Requires="wps">
@@ -11175,7 +10692,6 @@
                                 <w:sz w:val="22"/>
                               </w:rPr>
                             </w:pPr>
-                            <w:proofErr w:type="gramStart"/>
                             <w:r>
                               <w:rPr>
                                 <w:rFonts w:ascii="Barlow Condensed Medium" w:eastAsia="華康儷中黑" w:hAnsi="Barlow Condensed Medium"/>
@@ -11183,7 +10699,6 @@
                               </w:rPr>
                               <w:t>教會臉書</w:t>
                             </w:r>
-                            <w:proofErr w:type="gramEnd"/>
                             <w:r>
                               <w:rPr>
                                 <w:rFonts w:ascii="Barlow Condensed Medium" w:eastAsia="華康儷中黑" w:hAnsi="Barlow Condensed Medium"/>
@@ -11226,7 +10741,7 @@
           </mc:Choice>
           <mc:Fallback>
             <w:pict>
-              <v:shape w14:anchorId="77C1E33A" id="_x0000_s1040" type="#_x0000_t202" style="position:absolute;margin-left:107.25pt;margin-top:6.2pt;width:125.55pt;height:16.3pt;z-index:251666432;visibility:visible;mso-wrap-style:square;mso-width-percent:0;mso-height-percent:0;mso-wrap-distance-left:9pt;mso-wrap-distance-top:3.6pt;mso-wrap-distance-right:9pt;mso-wrap-distance-bottom:3.6pt;mso-position-horizontal:absolute;mso-position-horizontal-relative:text;mso-position-vertical:absolute;mso-position-vertical-relative:text;mso-width-percent:0;mso-height-percent:0;mso-width-relative:margin;mso-height-relative:margin;v-text-anchor:top" o:gfxdata="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" filled="f" stroked="f">
+              <v:shape w14:anchorId="77C1E33A" id="_x0000_s1040" type="#_x0000_t202" style="position:absolute;margin-left:107.25pt;margin-top:6.2pt;width:125.55pt;height:16.3pt;z-index:251666432;visibility:visible;mso-wrap-style:square;mso-width-percent:0;mso-height-percent:0;mso-wrap-distance-left:9pt;mso-wrap-distance-top:3.6pt;mso-wrap-distance-right:9pt;mso-wrap-distance-bottom:3.6pt;mso-position-horizontal:absolute;mso-position-horizontal-relative:text;mso-position-vertical:absolute;mso-position-vertical-relative:text;mso-width-percent:0;mso-height-percent:0;mso-width-relative:margin;mso-height-relative:margin;v-text-anchor:top" o:gfxdata="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" filled="f" stroked="f">
                 <v:textbox inset="0,0,0,0">
                   <w:txbxContent>
                     <w:p>
@@ -11237,7 +10752,6 @@
                           <w:sz w:val="22"/>
                         </w:rPr>
                       </w:pPr>
-                      <w:proofErr w:type="gramStart"/>
                       <w:r>
                         <w:rPr>
                           <w:rFonts w:ascii="Barlow Condensed Medium" w:eastAsia="華康儷中黑" w:hAnsi="Barlow Condensed Medium"/>
@@ -11245,7 +10759,6 @@
                         </w:rPr>
                         <w:t>教會臉書</w:t>
                       </w:r>
-                      <w:proofErr w:type="gramEnd"/>
                       <w:r>
                         <w:rPr>
                           <w:rFonts w:ascii="Barlow Condensed Medium" w:eastAsia="華康儷中黑" w:hAnsi="Barlow Condensed Medium"/>
@@ -12085,6 +11598,7 @@
                 <w:color w:val="000000" w:themeColor="text1"/>
                 <w:sz w:val="18"/>
                 <w:szCs w:val="18"/>
+                <w:lang w:bidi="he-IL"/>
               </w:rPr>
               <mc:AlternateContent>
                 <mc:Choice Requires="wps">
@@ -12159,15 +11673,7 @@
                                       <w:color w:val="FFFFFF"/>
                                       <w:w w:val="66"/>
                                     </w:rPr>
-                                    <w:t xml:space="preserve">恭候　</w:t>
-                                  </w:r>
-                                  <w:r>
-                                    <w:rPr>
-                                      <w:rFonts w:ascii="華康儷中黑" w:eastAsia="華康儷中黑" w:hAnsi="Calibri" w:cs="Arial" w:hint="eastAsia"/>
-                                      <w:color w:val="FFFFFF"/>
-                                      <w:w w:val="66"/>
-                                    </w:rPr>
-                                    <w:t>神的話</w:t>
+                                    <w:t>恭候　神的話</w:t>
                                   </w:r>
                                 </w:p>
                               </w:txbxContent>
@@ -12192,7 +11698,7 @@
                 </mc:Choice>
                 <mc:Fallback>
                   <w:pict>
-                    <v:rect w14:anchorId="343BC9BA" id="矩形 8" o:spid="_x0000_s1041" style="position:absolute;left:0;text-align:left;margin-left:-.7pt;margin-top:2.7pt;width:18.75pt;height:92.3pt;z-index:251663360;visibility:visible;mso-wrap-style:square;mso-width-percent:0;mso-height-percent:0;mso-wrap-distance-left:9pt;mso-wrap-distance-top:0;mso-wrap-distance-right:9pt;mso-wrap-distance-bottom:0;mso-position-horizontal:absolute;mso-position-horizontal-relative:text;mso-position-vertical:absolute;mso-position-vertical-relative:text;mso-width-percent:0;mso-height-percent:0;mso-width-relative:margin;mso-height-relative:margin;v-text-anchor:middle" o:gfxdata="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" fillcolor="#5a5a5a [2109]" stroked="f" strokeweight="1pt">
+                    <v:rect w14:anchorId="343BC9BA" id="矩形 8" o:spid="_x0000_s1041" style="position:absolute;left:0;text-align:left;margin-left:-.7pt;margin-top:2.7pt;width:18.75pt;height:92.3pt;z-index:251663360;visibility:visible;mso-wrap-style:square;mso-width-percent:0;mso-height-percent:0;mso-wrap-distance-left:9pt;mso-wrap-distance-top:0;mso-wrap-distance-right:9pt;mso-wrap-distance-bottom:0;mso-position-horizontal:absolute;mso-position-horizontal-relative:text;mso-position-vertical:absolute;mso-position-vertical-relative:text;mso-width-percent:0;mso-height-percent:0;mso-width-relative:margin;mso-height-relative:margin;v-text-anchor:middle" o:gfxdata="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" fillcolor="#5a5a5a [2109]" stroked="f" strokeweight="1pt">
                       <v:textbox style="layout-flow:vertical-ideographic" inset="1mm,1mm,1mm,1mm">
                         <w:txbxContent>
                           <w:p>
@@ -12212,15 +11718,7 @@
                                 <w:color w:val="FFFFFF"/>
                                 <w:w w:val="66"/>
                               </w:rPr>
-                              <w:t xml:space="preserve">恭候　</w:t>
-                            </w:r>
-                            <w:r>
-                              <w:rPr>
-                                <w:rFonts w:ascii="華康儷中黑" w:eastAsia="華康儷中黑" w:hAnsi="Calibri" w:cs="Arial" w:hint="eastAsia"/>
-                                <w:color w:val="FFFFFF"/>
-                                <w:w w:val="66"/>
-                              </w:rPr>
-                              <w:t>神的話</w:t>
+                              <w:t>恭候　神的話</w:t>
                             </w:r>
                           </w:p>
                         </w:txbxContent>
@@ -12258,7 +11756,6 @@
                 <w:szCs w:val="20"/>
               </w:rPr>
             </w:pPr>
-            <w:proofErr w:type="gramStart"/>
             <w:r>
               <w:rPr>
                 <w:rFonts w:eastAsia="華康儷中黑" w:cstheme="minorHAnsi"/>
@@ -12269,7 +11766,6 @@
               </w:rPr>
               <w:t>序樂</w:t>
             </w:r>
-            <w:proofErr w:type="gramEnd"/>
           </w:p>
         </w:tc>
         <w:tc>
@@ -12405,7 +11901,6 @@
                 <w:szCs w:val="20"/>
               </w:rPr>
             </w:pPr>
-            <w:proofErr w:type="gramStart"/>
             <w:r>
               <w:rPr>
                 <w:rFonts w:eastAsia="華康儷中黑" w:cstheme="minorHAnsi"/>
@@ -12416,7 +11911,6 @@
               </w:rPr>
               <w:t>宣召</w:t>
             </w:r>
-            <w:proofErr w:type="gramEnd"/>
           </w:p>
         </w:tc>
         <w:tc>
@@ -12872,7 +12366,6 @@
                 <w:szCs w:val="20"/>
               </w:rPr>
             </w:pPr>
-            <w:proofErr w:type="gramStart"/>
             <w:r>
               <w:rPr>
                 <w:rFonts w:eastAsia="華康儷中黑" w:cstheme="minorHAnsi"/>
@@ -12883,7 +12376,6 @@
               </w:rPr>
               <w:t>啟應文</w:t>
             </w:r>
-            <w:proofErr w:type="gramEnd"/>
           </w:p>
         </w:tc>
         <w:tc>
@@ -13169,6 +12661,7 @@
                 <w:color w:val="000000" w:themeColor="text1"/>
                 <w:sz w:val="18"/>
                 <w:szCs w:val="18"/>
+                <w:lang w:bidi="he-IL"/>
               </w:rPr>
               <mc:AlternateContent>
                 <mc:Choice Requires="wps">
@@ -13268,7 +12761,7 @@
                 </mc:Choice>
                 <mc:Fallback>
                   <w:pict>
-                    <v:rect w14:anchorId="363672F5" id="矩形 10" o:spid="_x0000_s1042" style="position:absolute;left:0;text-align:left;margin-left:-.7pt;margin-top:12.9pt;width:19.25pt;height:42.9pt;z-index:251659264;visibility:visible;mso-wrap-style:square;mso-width-percent:0;mso-height-percent:0;mso-wrap-distance-left:9pt;mso-wrap-distance-top:0;mso-wrap-distance-right:9pt;mso-wrap-distance-bottom:0;mso-position-horizontal:absolute;mso-position-horizontal-relative:text;mso-position-vertical:absolute;mso-position-vertical-relative:text;mso-width-percent:0;mso-height-percent:0;mso-width-relative:margin;mso-height-relative:margin;v-text-anchor:middle" o:gfxdata="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" fillcolor="#5a5a5a [2109]" stroked="f" strokeweight="1pt">
+                    <v:rect w14:anchorId="363672F5" id="矩形 10" o:spid="_x0000_s1042" style="position:absolute;left:0;text-align:left;margin-left:-.7pt;margin-top:12.9pt;width:19.25pt;height:42.9pt;z-index:251659264;visibility:visible;mso-wrap-style:square;mso-width-percent:0;mso-height-percent:0;mso-wrap-distance-left:9pt;mso-wrap-distance-top:0;mso-wrap-distance-right:9pt;mso-wrap-distance-bottom:0;mso-position-horizontal:absolute;mso-position-horizontal-relative:text;mso-position-vertical:absolute;mso-position-vertical-relative:text;mso-width-percent:0;mso-height-percent:0;mso-width-relative:margin;mso-height-relative:margin;v-text-anchor:middle" o:gfxdata="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" fillcolor="#5a5a5a [2109]" stroked="f" strokeweight="1pt">
                       <v:textbox style="layout-flow:vertical-ideographic" inset="1mm,1mm,1mm,1mm">
                         <w:txbxContent>
                           <w:p>
@@ -13985,6 +13478,7 @@
                 <w:color w:val="000000" w:themeColor="text1"/>
                 <w:sz w:val="18"/>
                 <w:szCs w:val="18"/>
+                <w:lang w:bidi="he-IL"/>
               </w:rPr>
               <mc:AlternateContent>
                 <mc:Choice Requires="wps">
@@ -14092,7 +13586,7 @@
                 </mc:Choice>
                 <mc:Fallback>
                   <w:pict>
-                    <v:rect w14:anchorId="4D37C684" id="矩形 11" o:spid="_x0000_s1043" style="position:absolute;left:0;text-align:left;margin-left:-.7pt;margin-top:1.65pt;width:19.25pt;height:111.25pt;z-index:251656192;visibility:visible;mso-wrap-style:square;mso-width-percent:0;mso-height-percent:0;mso-wrap-distance-left:9pt;mso-wrap-distance-top:0;mso-wrap-distance-right:9pt;mso-wrap-distance-bottom:0;mso-position-horizontal:absolute;mso-position-horizontal-relative:text;mso-position-vertical:absolute;mso-position-vertical-relative:text;mso-width-percent:0;mso-height-percent:0;mso-width-relative:margin;mso-height-relative:margin;v-text-anchor:middle" o:gfxdata="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" fillcolor="#5a5a5a [2109]" stroked="f" strokeweight="1pt">
+                    <v:rect w14:anchorId="4D37C684" id="矩形 11" o:spid="_x0000_s1043" style="position:absolute;left:0;text-align:left;margin-left:-.7pt;margin-top:1.65pt;width:19.25pt;height:111.25pt;z-index:251656192;visibility:visible;mso-wrap-style:square;mso-width-percent:0;mso-height-percent:0;mso-wrap-distance-left:9pt;mso-wrap-distance-top:0;mso-wrap-distance-right:9pt;mso-wrap-distance-bottom:0;mso-position-horizontal:absolute;mso-position-horizontal-relative:text;mso-position-vertical:absolute;mso-position-vertical-relative:text;mso-width-percent:0;mso-height-percent:0;mso-width-relative:margin;mso-height-relative:margin;v-text-anchor:middle" o:gfxdata="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" fillcolor="#5a5a5a [2109]" stroked="f" strokeweight="1pt">
                       <v:textbox style="layout-flow:vertical-ideographic" inset="1mm,1mm,1mm,1mm">
                         <w:txbxContent>
                           <w:p>
@@ -14832,7 +14326,6 @@
                 <w:szCs w:val="20"/>
               </w:rPr>
             </w:pPr>
-            <w:proofErr w:type="gramStart"/>
             <w:r>
               <w:rPr>
                 <w:rFonts w:eastAsia="華康儷中黑" w:cstheme="minorHAnsi" w:hint="eastAsia"/>
@@ -14843,7 +14336,6 @@
               </w:rPr>
               <w:t>公禱</w:t>
             </w:r>
-            <w:proofErr w:type="gramEnd"/>
           </w:p>
         </w:tc>
         <w:tc>
@@ -14979,7 +14471,6 @@
                 <w:szCs w:val="20"/>
               </w:rPr>
             </w:pPr>
-            <w:proofErr w:type="gramStart"/>
             <w:r>
               <w:rPr>
                 <w:rFonts w:eastAsia="華康儷中黑" w:cstheme="minorHAnsi"/>
@@ -14990,7 +14481,6 @@
               </w:rPr>
               <w:t>頌榮</w:t>
             </w:r>
-            <w:proofErr w:type="gramEnd"/>
           </w:p>
         </w:tc>
         <w:tc>
@@ -15213,7 +14703,6 @@
               </w:rPr>
               <w:t xml:space="preserve">: </w:t>
             </w:r>
-            <w:proofErr w:type="gramStart"/>
             <w:r>
               <w:rPr>
                 <w:rFonts w:ascii="Bahnschrift SemiBold Condensed" w:eastAsia="標楷體" w:hAnsi="Bahnschrift SemiBold Condensed" w:cstheme="minorHAnsi" w:hint="eastAsia"/>
@@ -15223,7 +14712,6 @@
               </w:rPr>
               <w:t>阿們頌</w:t>
             </w:r>
-            <w:proofErr w:type="gramEnd"/>
           </w:p>
         </w:tc>
         <w:tc>
@@ -15320,7 +14808,6 @@
                 <w:szCs w:val="20"/>
               </w:rPr>
             </w:pPr>
-            <w:proofErr w:type="gramStart"/>
             <w:r>
               <w:rPr>
                 <w:rFonts w:eastAsia="華康儷中黑" w:cstheme="minorHAnsi" w:hint="eastAsia"/>
@@ -15331,7 +14818,6 @@
               </w:rPr>
               <w:t>殿樂</w:t>
             </w:r>
-            <w:proofErr w:type="gramEnd"/>
           </w:p>
         </w:tc>
         <w:tc>
@@ -15794,6 +15280,7 @@
         <w:rPr>
           <w:rFonts w:ascii="Bahnschrift SemiBold Condensed" w:eastAsia="華康細黑體" w:hAnsi="Bahnschrift SemiBold Condensed"/>
           <w:noProof/>
+          <w:lang w:bidi="he-IL"/>
         </w:rPr>
         <mc:AlternateContent>
           <mc:Choice Requires="wps">
@@ -15856,7 +15343,7 @@
           </mc:Choice>
           <mc:Fallback>
             <w:pict>
-              <v:line w14:anchorId="27986DB4" id="直線接點 2" o:spid="_x0000_s1026" style="position:absolute;z-index:251653120;visibility:visible;mso-wrap-style:square;mso-height-percent:0;mso-wrap-distance-left:9pt;mso-wrap-distance-top:0;mso-wrap-distance-right:9pt;mso-wrap-distance-bottom:0;mso-position-horizontal:absolute;mso-position-horizontal-relative:page;mso-position-vertical:absolute;mso-position-vertical-relative:page;mso-height-percent:0;mso-height-relative:margin" from="687.75pt,19.85pt" to="687.75pt,709.8pt" o:gfxdata="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" strokecolor="black [3213]" strokeweight=".5pt">
+              <v:line w14:anchorId="3BB20112" id="直線接點 2" o:spid="_x0000_s1026" style="position:absolute;z-index:251653120;visibility:visible;mso-wrap-style:square;mso-height-percent:0;mso-wrap-distance-left:9pt;mso-wrap-distance-top:0;mso-wrap-distance-right:9pt;mso-wrap-distance-bottom:0;mso-position-horizontal:absolute;mso-position-horizontal-relative:page;mso-position-vertical:absolute;mso-position-vertical-relative:page;mso-height-percent:0;mso-height-relative:margin" from="687.75pt,19.85pt" to="687.75pt,709.8pt" o:gfxdata="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" strokecolor="black [3213]" strokeweight=".5pt">
                 <v:stroke dashstyle="3 1" joinstyle="miter"/>
                 <w10:wrap anchorx="page" anchory="page"/>
               </v:line>
@@ -16009,67 +15496,7 @@
           <w:sz w:val="26"/>
           <w:szCs w:val="26"/>
         </w:rPr>
-        <w:t>我知，也</w:t>
-      </w:r>
-      <w:proofErr w:type="gramStart"/>
-      <w:r>
-        <w:rPr>
-          <w:rFonts w:ascii="標楷體" w:eastAsia="標楷體" w:hAnsi="標楷體" w:cs="Arial" w:hint="eastAsia"/>
-          <w:w w:val="80"/>
-          <w:sz w:val="26"/>
-          <w:szCs w:val="26"/>
-        </w:rPr>
-        <w:t>佇</w:t>
-      </w:r>
-      <w:proofErr w:type="gramEnd"/>
-      <w:r>
-        <w:rPr>
-          <w:rFonts w:ascii="標楷體" w:eastAsia="標楷體" w:hAnsi="標楷體" w:cs="Arial" w:hint="eastAsia"/>
-          <w:w w:val="80"/>
-          <w:sz w:val="26"/>
-          <w:szCs w:val="26"/>
-        </w:rPr>
-        <w:t>主耶穌深信，物本無一項是粗俗；獨獨</w:t>
-      </w:r>
-      <w:proofErr w:type="gramStart"/>
-      <w:r>
-        <w:rPr>
-          <w:rFonts w:ascii="標楷體" w:eastAsia="標楷體" w:hAnsi="標楷體" w:cs="Arial" w:hint="eastAsia"/>
-          <w:w w:val="80"/>
-          <w:sz w:val="26"/>
-          <w:szCs w:val="26"/>
-        </w:rPr>
-        <w:t>人若掠甚麼</w:t>
-      </w:r>
-      <w:proofErr w:type="gramEnd"/>
-      <w:r>
-        <w:rPr>
-          <w:rFonts w:ascii="標楷體" w:eastAsia="標楷體" w:hAnsi="標楷體" w:cs="Arial" w:hint="eastAsia"/>
-          <w:w w:val="80"/>
-          <w:sz w:val="26"/>
-          <w:szCs w:val="26"/>
-        </w:rPr>
-        <w:t>做粗俗，</w:t>
-      </w:r>
-      <w:proofErr w:type="gramStart"/>
-      <w:r>
-        <w:rPr>
-          <w:rFonts w:ascii="標楷體" w:eastAsia="標楷體" w:hAnsi="標楷體" w:cs="Arial" w:hint="eastAsia"/>
-          <w:w w:val="80"/>
-          <w:sz w:val="26"/>
-          <w:szCs w:val="26"/>
-        </w:rPr>
-        <w:t>就彼項物佇彼人</w:t>
-      </w:r>
-      <w:proofErr w:type="gramEnd"/>
-      <w:r>
-        <w:rPr>
-          <w:rFonts w:ascii="標楷體" w:eastAsia="標楷體" w:hAnsi="標楷體" w:cs="Arial" w:hint="eastAsia"/>
-          <w:w w:val="80"/>
-          <w:sz w:val="26"/>
-          <w:szCs w:val="26"/>
-        </w:rPr>
-        <w:t>是做粗俗</w:t>
+        <w:t>我知，也佇主耶穌深信，物本無一項是粗俗；獨獨人若掠甚麼做粗俗，就彼項物佇彼人是做粗俗</w:t>
       </w:r>
       <w:r>
         <w:rPr>
@@ -16289,7 +15716,6 @@
                 <w:w w:val="80"/>
               </w:rPr>
             </w:pPr>
-            <w:proofErr w:type="gramStart"/>
             <w:r>
               <w:rPr>
                 <w:rFonts w:ascii="Barlow Condensed Medium" w:eastAsia="華康中黑體" w:hAnsi="Barlow Condensed Medium" w:cstheme="minorHAnsi"/>
@@ -16297,7 +15723,6 @@
               </w:rPr>
               <w:t>主日事奉</w:t>
             </w:r>
-            <w:proofErr w:type="gramEnd"/>
           </w:p>
         </w:tc>
         <w:tc>
@@ -16328,17 +15753,8 @@
                 <w:rFonts w:ascii="Barlow Condensed Medium" w:eastAsia="華康中黑體" w:hAnsi="Barlow Condensed Medium" w:cstheme="minorHAnsi"/>
                 <w:w w:val="66"/>
               </w:rPr>
-              <w:t>本</w:t>
-            </w:r>
-            <w:proofErr w:type="gramStart"/>
-            <w:r>
-              <w:rPr>
-                <w:rFonts w:ascii="Barlow Condensed Medium" w:eastAsia="華康中黑體" w:hAnsi="Barlow Condensed Medium" w:cstheme="minorHAnsi"/>
-                <w:w w:val="66"/>
-              </w:rPr>
-              <w:t>週</w:t>
-            </w:r>
-            <w:proofErr w:type="gramEnd"/>
+              <w:t>本週</w:t>
+            </w:r>
             <w:r>
               <w:rPr>
                 <w:rFonts w:ascii="Barlow Condensed Medium" w:eastAsia="華康儷中黑" w:hAnsi="Barlow Condensed Medium" w:cstheme="minorHAnsi"/>
@@ -16448,17 +15864,8 @@
                 <w:rFonts w:ascii="Barlow Condensed Medium" w:eastAsia="華康中黑體" w:hAnsi="Barlow Condensed Medium" w:cstheme="minorHAnsi"/>
                 <w:w w:val="66"/>
               </w:rPr>
-              <w:t>下</w:t>
-            </w:r>
-            <w:proofErr w:type="gramStart"/>
-            <w:r>
-              <w:rPr>
-                <w:rFonts w:ascii="Barlow Condensed Medium" w:eastAsia="華康中黑體" w:hAnsi="Barlow Condensed Medium" w:cstheme="minorHAnsi"/>
-                <w:w w:val="66"/>
-              </w:rPr>
-              <w:t>週</w:t>
-            </w:r>
-            <w:proofErr w:type="gramEnd"/>
+              <w:t>下週</w:t>
+            </w:r>
             <w:r>
               <w:rPr>
                 <w:rFonts w:ascii="Barlow Condensed Medium" w:eastAsia="華康儷中黑" w:hAnsi="Barlow Condensed Medium" w:cstheme="minorHAnsi"/>
@@ -16877,7 +16284,7 @@
                 <w:rFonts w:ascii="Barlow Condensed Medium" w:eastAsia="標楷體" w:hAnsi="Barlow Condensed Medium" w:cstheme="minorHAnsi" w:hint="eastAsia"/>
                 <w:w w:val="80"/>
               </w:rPr>
-              <w:t>20</w:t>
+              <w:t>16</w:t>
             </w:r>
           </w:p>
         </w:tc>
@@ -16905,7 +16312,6 @@
                 <w:szCs w:val="28"/>
               </w:rPr>
             </w:pPr>
-            <w:proofErr w:type="gramStart"/>
             <w:r>
               <w:rPr>
                 <w:rFonts w:ascii="Barlow Condensed Medium" w:eastAsia="華康正顏楷體W9" w:hAnsi="Barlow Condensed Medium" w:cstheme="minorHAnsi"/>
@@ -16915,7 +16321,6 @@
               </w:rPr>
               <w:t>月值月長執</w:t>
             </w:r>
-            <w:proofErr w:type="gramEnd"/>
             <w:r>
               <w:rPr>
                 <w:rFonts w:ascii="Barlow Condensed Medium" w:eastAsia="標楷體" w:hAnsi="Barlow Condensed Medium" w:cstheme="minorHAnsi"/>
@@ -17182,7 +16587,14 @@
                 <w:rFonts w:ascii="Barlow Condensed Medium" w:eastAsia="標楷體" w:hAnsi="Barlow Condensed Medium" w:cstheme="minorHAnsi" w:hint="eastAsia"/>
                 <w:w w:val="80"/>
               </w:rPr>
-              <w:t>76</w:t>
+              <w:t>7</w:t>
+            </w:r>
+            <w:r>
+              <w:rPr>
+                <w:rFonts w:ascii="Barlow Condensed Medium" w:eastAsia="標楷體" w:hAnsi="Barlow Condensed Medium" w:cstheme="minorHAnsi" w:hint="eastAsia"/>
+                <w:w w:val="80"/>
+              </w:rPr>
+              <w:t>5</w:t>
             </w:r>
           </w:p>
         </w:tc>
@@ -17732,13 +17144,6 @@
                 <w:w w:val="80"/>
               </w:rPr>
             </w:pPr>
-            <w:r>
-              <w:rPr>
-                <w:rFonts w:ascii="Barlow Condensed Medium" w:eastAsia="標楷體" w:hAnsi="Barlow Condensed Medium" w:cstheme="minorHAnsi" w:hint="eastAsia"/>
-                <w:w w:val="80"/>
-              </w:rPr>
-              <w:t>5</w:t>
-            </w:r>
           </w:p>
         </w:tc>
         <w:tc>
@@ -18070,7 +17475,6 @@
                 <w:w w:val="80"/>
               </w:rPr>
             </w:pPr>
-            <w:proofErr w:type="gramStart"/>
             <w:r>
               <w:rPr>
                 <w:rFonts w:ascii="Barlow Condensed Medium" w:eastAsia="華康中黑體" w:hAnsi="Barlow Condensed Medium" w:cstheme="minorHAnsi"/>
@@ -18078,7 +17482,6 @@
               </w:rPr>
               <w:t>司獻</w:t>
             </w:r>
-            <w:proofErr w:type="gramEnd"/>
           </w:p>
         </w:tc>
         <w:tc>
@@ -18570,7 +17973,7 @@
                 <w:rFonts w:ascii="Barlow Condensed Medium" w:eastAsia="標楷體" w:hAnsi="Barlow Condensed Medium" w:cstheme="minorHAnsi" w:hint="eastAsia"/>
                 <w:w w:val="80"/>
               </w:rPr>
-              <w:t>20</w:t>
+              <w:t>19</w:t>
             </w:r>
           </w:p>
         </w:tc>
@@ -19207,21 +18610,12 @@
                 <w:w w:val="80"/>
               </w:rPr>
             </w:pPr>
-            <w:proofErr w:type="gramStart"/>
             <w:r>
               <w:rPr>
                 <w:rFonts w:ascii="標楷體" w:eastAsia="標楷體" w:hAnsi="標楷體" w:cs="華康儷楷書" w:hint="eastAsia"/>
                 <w:w w:val="80"/>
               </w:rPr>
-              <w:t>拿細耳</w:t>
-            </w:r>
-            <w:proofErr w:type="gramEnd"/>
-            <w:r>
-              <w:rPr>
-                <w:rFonts w:ascii="標楷體" w:eastAsia="標楷體" w:hAnsi="標楷體" w:cs="華康儷楷書" w:hint="eastAsia"/>
-                <w:w w:val="80"/>
-              </w:rPr>
-              <w:t>小組</w:t>
+              <w:t>拿細耳小組</w:t>
             </w:r>
           </w:p>
         </w:tc>
@@ -19348,7 +18742,7 @@
                 <w:rFonts w:ascii="Barlow Condensed Medium" w:eastAsia="標楷體" w:hAnsi="Barlow Condensed Medium" w:cstheme="minorHAnsi" w:hint="eastAsia"/>
                 <w:w w:val="80"/>
               </w:rPr>
-              <w:t>--</w:t>
+              <w:t>4</w:t>
             </w:r>
           </w:p>
         </w:tc>
@@ -19468,7 +18862,6 @@
                 <w:szCs w:val="24"/>
               </w:rPr>
             </w:pPr>
-            <w:proofErr w:type="gramStart"/>
             <w:r>
               <w:rPr>
                 <w:rFonts w:ascii="標楷體" w:eastAsia="標楷體" w:hAnsi="標楷體" w:cs="標楷體" w:hint="eastAsia"/>
@@ -19476,7 +18869,6 @@
               </w:rPr>
               <w:t>楊竣傑</w:t>
             </w:r>
-            <w:proofErr w:type="gramEnd"/>
           </w:p>
         </w:tc>
         <w:tc>
@@ -19628,6 +19020,13 @@
                 <w:w w:val="80"/>
               </w:rPr>
             </w:pPr>
+            <w:r>
+              <w:rPr>
+                <w:rFonts w:ascii="Barlow Condensed Medium" w:eastAsia="標楷體" w:hAnsi="Barlow Condensed Medium" w:cstheme="minorHAnsi" w:hint="eastAsia"/>
+                <w:w w:val="80"/>
+              </w:rPr>
+              <w:t>5</w:t>
+            </w:r>
           </w:p>
         </w:tc>
         <w:tc>
@@ -19707,17 +19106,8 @@
                 <w:rFonts w:ascii="標楷體" w:eastAsia="標楷體" w:hAnsi="標楷體" w:cstheme="majorBidi" w:hint="eastAsia"/>
                 <w:szCs w:val="24"/>
               </w:rPr>
-              <w:t>張思</w:t>
-            </w:r>
-            <w:proofErr w:type="gramStart"/>
-            <w:r>
-              <w:rPr>
-                <w:rFonts w:ascii="標楷體" w:eastAsia="標楷體" w:hAnsi="標楷體" w:cstheme="majorBidi" w:hint="eastAsia"/>
-                <w:szCs w:val="24"/>
-              </w:rPr>
-              <w:t>婗</w:t>
-            </w:r>
-            <w:proofErr w:type="gramEnd"/>
+              <w:t>張思婗</w:t>
+            </w:r>
           </w:p>
         </w:tc>
         <w:tc>
@@ -20193,7 +19583,7 @@
                 <w:rFonts w:ascii="Barlow Condensed Medium" w:eastAsia="標楷體" w:hAnsi="Barlow Condensed Medium" w:cstheme="minorHAnsi" w:hint="eastAsia"/>
                 <w:w w:val="80"/>
               </w:rPr>
-              <w:t>11</w:t>
+              <w:t>--</w:t>
             </w:r>
           </w:p>
         </w:tc>
@@ -20568,14 +19958,12 @@
                 <w:szCs w:val="24"/>
               </w:rPr>
             </w:pPr>
-            <w:proofErr w:type="gramStart"/>
             <w:r>
               <w:rPr>
                 <w:rFonts w:ascii="標楷體" w:eastAsia="標楷體" w:hAnsi="標楷體" w:hint="eastAsia"/>
               </w:rPr>
               <w:t>王新依</w:t>
             </w:r>
-            <w:proofErr w:type="gramEnd"/>
           </w:p>
         </w:tc>
         <w:tc>
@@ -21057,13 +20445,6 @@
                 <w:w w:val="80"/>
               </w:rPr>
             </w:pPr>
-            <w:r>
-              <w:rPr>
-                <w:rFonts w:ascii="Barlow Condensed Medium" w:eastAsia="標楷體" w:hAnsi="Barlow Condensed Medium" w:cstheme="minorHAnsi" w:hint="eastAsia"/>
-                <w:w w:val="80"/>
-              </w:rPr>
-              <w:t>3</w:t>
-            </w:r>
           </w:p>
         </w:tc>
         <w:tc>
@@ -21115,7 +20496,6 @@
                 <w:w w:val="80"/>
               </w:rPr>
             </w:pPr>
-            <w:proofErr w:type="gramStart"/>
             <w:r>
               <w:rPr>
                 <w:rFonts w:ascii="Barlow Condensed Medium" w:eastAsia="華康中黑體" w:hAnsi="Barlow Condensed Medium" w:cstheme="minorHAnsi" w:hint="eastAsia"/>
@@ -21123,7 +20503,6 @@
               </w:rPr>
               <w:t>愛宴</w:t>
             </w:r>
-            <w:proofErr w:type="gramEnd"/>
           </w:p>
         </w:tc>
         <w:tc>
@@ -21289,7 +20668,6 @@
                 <w:w w:val="80"/>
               </w:rPr>
             </w:pPr>
-            <w:proofErr w:type="gramStart"/>
             <w:r>
               <w:rPr>
                 <w:rFonts w:ascii="Barlow Condensed Medium" w:eastAsia="華康中黑體" w:hAnsi="Barlow Condensed Medium" w:cstheme="minorHAnsi" w:hint="eastAsia"/>
@@ -21297,7 +20675,6 @@
               </w:rPr>
               <w:t>愛宴清洗</w:t>
             </w:r>
-            <w:proofErr w:type="gramEnd"/>
           </w:p>
         </w:tc>
         <w:tc>
@@ -24367,7 +23744,7 @@
                 <w:sz w:val="20"/>
                 <w:szCs w:val="20"/>
               </w:rPr>
-              <w:t>20:1-30(15)</w:t>
+              <w:t>28*(10)</w:t>
             </w:r>
           </w:p>
         </w:tc>
@@ -24396,7 +23773,6 @@
                 <w:szCs w:val="20"/>
               </w:rPr>
             </w:pPr>
-            <w:proofErr w:type="gramStart"/>
             <w:r>
               <w:rPr>
                 <w:rFonts w:ascii="Barlow Condensed Medium" w:eastAsia="華康儷中黑" w:hAnsi="Barlow Condensed Medium" w:cstheme="minorHAnsi"/>
@@ -24406,7 +23782,6 @@
               </w:rPr>
               <w:t>一</w:t>
             </w:r>
-            <w:proofErr w:type="gramEnd"/>
             <w:r>
               <w:rPr>
                 <w:rFonts w:ascii="Barlow Condensed Medium" w:eastAsia="華康儷中黑" w:hAnsi="Barlow Condensed Medium" w:cstheme="minorHAnsi"/>
@@ -24554,7 +23929,7 @@
                 <w:sz w:val="20"/>
                 <w:szCs w:val="20"/>
               </w:rPr>
-              <w:t>20:31-21*(21:20)</w:t>
+              <w:t>29:1-28(10)</w:t>
             </w:r>
           </w:p>
         </w:tc>
@@ -24730,7 +24105,7 @@
                 <w:sz w:val="20"/>
                 <w:szCs w:val="20"/>
               </w:rPr>
-              <w:t>22*-23:11(22:9)</w:t>
+              <w:t>29:29-30:22(30:6)</w:t>
             </w:r>
           </w:p>
         </w:tc>
@@ -24759,7 +24134,6 @@
                 <w:szCs w:val="20"/>
               </w:rPr>
             </w:pPr>
-            <w:proofErr w:type="gramStart"/>
             <w:r>
               <w:rPr>
                 <w:rFonts w:ascii="Barlow Condensed Medium" w:eastAsia="華康儷中黑" w:hAnsi="Barlow Condensed Medium" w:cstheme="minorHAnsi"/>
@@ -24769,7 +24143,6 @@
               </w:rPr>
               <w:t>三</w:t>
             </w:r>
-            <w:proofErr w:type="gramEnd"/>
             <w:r>
               <w:rPr>
                 <w:rFonts w:ascii="Barlow Condensed Medium" w:eastAsia="華康儷中黑" w:hAnsi="Barlow Condensed Medium" w:cstheme="minorHAnsi"/>
@@ -24908,7 +24281,7 @@
                 <w:sz w:val="20"/>
                 <w:szCs w:val="20"/>
               </w:rPr>
-              <w:t>23:12-24:16(24:6)</w:t>
+              <w:t>30:23-31:19(31:4)</w:t>
             </w:r>
           </w:p>
         </w:tc>
@@ -25084,7 +24457,7 @@
                 <w:sz w:val="20"/>
                 <w:szCs w:val="20"/>
               </w:rPr>
-              <w:t>24:17-25:13(24:22)</w:t>
+              <w:t>31:20-32:23(32:7-8)</w:t>
             </w:r>
           </w:p>
         </w:tc>
@@ -25260,7 +24633,7 @@
                 <w:sz w:val="20"/>
                 <w:szCs w:val="20"/>
               </w:rPr>
-              <w:t>25:14-26:5(25:15)</w:t>
+              <w:t>32:24-33:14(33:13)</w:t>
             </w:r>
           </w:p>
         </w:tc>
@@ -25436,7 +24809,7 @@
                 <w:sz w:val="20"/>
                 <w:szCs w:val="20"/>
               </w:rPr>
-              <w:t>26:6-27*(26:19)</w:t>
+              <w:t>33:15-34:13(34:7)</w:t>
             </w:r>
           </w:p>
         </w:tc>
@@ -25461,6 +24834,7 @@
           <w:w w:val="60"/>
           <w:sz w:val="26"/>
           <w:szCs w:val="26"/>
+          <w:lang w:bidi="he-IL"/>
         </w:rPr>
         <w:drawing>
           <wp:anchor distT="0" distB="0" distL="114300" distR="114300" simplePos="0" relativeHeight="251652096" behindDoc="1" locked="0" layoutInCell="1" allowOverlap="1" wp14:anchorId="433B7986" wp14:editId="39AC0942">
@@ -25518,7 +24892,6 @@
           </wp:anchor>
         </w:drawing>
       </w:r>
-      <w:proofErr w:type="gramStart"/>
       <w:r>
         <w:rPr>
           <w:rFonts w:ascii="Yanone Kaffeesatz Regular" w:eastAsia="華康儷中黑" w:hAnsi="Yanone Kaffeesatz Regular" w:cs="Arial"/>
@@ -25528,7 +24901,6 @@
         </w:rPr>
         <w:t>註</w:t>
       </w:r>
-      <w:proofErr w:type="gramEnd"/>
       <w:r>
         <w:rPr>
           <w:rFonts w:ascii="Yanone Kaffeesatz Regular" w:eastAsia="華康儷中黑" w:hAnsi="Yanone Kaffeesatz Regular" w:cs="Arial" w:hint="eastAsia"/>
@@ -25695,7 +25067,6 @@
         </w:rPr>
         <w:t>，</w:t>
       </w:r>
-      <w:proofErr w:type="gramStart"/>
       <w:r>
         <w:rPr>
           <w:rFonts w:ascii="Yanone Kaffeesatz Regular" w:eastAsia="華康儷中黑" w:hAnsi="Yanone Kaffeesatz Regular" w:cs="Arial" w:hint="eastAsia"/>
@@ -25721,17 +25092,7 @@
           <w:sz w:val="26"/>
           <w:szCs w:val="26"/>
         </w:rPr>
-        <w:t>省略</w:t>
-      </w:r>
-      <w:proofErr w:type="gramEnd"/>
-      <w:r>
-        <w:rPr>
-          <w:rFonts w:ascii="Yanone Kaffeesatz Regular" w:eastAsia="華康儷中黑" w:hAnsi="Yanone Kaffeesatz Regular" w:cs="Arial" w:hint="eastAsia"/>
-          <w:w w:val="60"/>
-          <w:sz w:val="26"/>
-          <w:szCs w:val="26"/>
-        </w:rPr>
-        <w:t>章</w:t>
+        <w:t>省略章</w:t>
       </w:r>
       <w:r>
         <w:rPr>
@@ -25855,7 +25216,7 @@
           <w:sz w:val="26"/>
           <w:szCs w:val="26"/>
         </w:rPr>
-        <w:t>為耶和華行審判</w:t>
+        <w:t>長大麻瘋的王</w:t>
       </w:r>
       <w:r>
         <w:rPr>
@@ -25880,7 +25241,6 @@
           <w:szCs w:val="26"/>
         </w:rPr>
       </w:pPr>
-      <w:proofErr w:type="gramStart"/>
       <w:r>
         <w:rPr>
           <w:rFonts w:ascii="Barlow Condensed Medium" w:eastAsia="華康儷中黑" w:hAnsi="Barlow Condensed Medium" w:cs="Arial" w:hint="eastAsia"/>
@@ -25888,17 +25248,7 @@
           <w:sz w:val="26"/>
           <w:szCs w:val="26"/>
         </w:rPr>
-        <w:t>鑰</w:t>
-      </w:r>
-      <w:proofErr w:type="gramEnd"/>
-      <w:r>
-        <w:rPr>
-          <w:rFonts w:ascii="Barlow Condensed Medium" w:eastAsia="華康儷中黑" w:hAnsi="Barlow Condensed Medium" w:cs="Arial" w:hint="eastAsia"/>
-          <w:w w:val="80"/>
-          <w:sz w:val="26"/>
-          <w:szCs w:val="26"/>
-        </w:rPr>
-        <w:t>節</w:t>
+        <w:t>鑰節</w:t>
       </w:r>
       <w:r>
         <w:rPr>
@@ -25918,7 +25268,7 @@
           <w:sz w:val="26"/>
           <w:szCs w:val="26"/>
         </w:rPr>
-        <w:t>對他們說：「你們辦事應當謹慎；因為你們判斷不是為人，乃是為耶和華。判斷的時候，他必與你們同在。</w:t>
+        <w:t>烏西雅就發怒，手拿香爐要燒香。他向祭司發怒的時候，在耶和華殿中香壇旁眾祭司面前，額上忽然發出大痲瘋。</w:t>
       </w:r>
       <w:r>
         <w:rPr>
@@ -25958,7 +25308,7 @@
           <w:sz w:val="26"/>
           <w:szCs w:val="26"/>
         </w:rPr>
-        <w:t>19</w:t>
+        <w:t>26</w:t>
       </w:r>
       <w:r>
         <w:rPr>
@@ -25978,7 +25328,7 @@
           <w:sz w:val="26"/>
           <w:szCs w:val="26"/>
         </w:rPr>
-        <w:t>6</w:t>
+        <w:t>19</w:t>
       </w:r>
       <w:r>
         <w:rPr>
@@ -26093,7 +25443,6 @@
                 <w:szCs w:val="26"/>
               </w:rPr>
             </w:pPr>
-            <w:proofErr w:type="gramStart"/>
             <w:r>
               <w:rPr>
                 <w:rFonts w:ascii="Barlow Condensed Medium" w:eastAsia="華康中黑體" w:hAnsi="Barlow Condensed Medium" w:cs="Arial" w:hint="eastAsia"/>
@@ -26101,9 +25450,8 @@
                 <w:sz w:val="26"/>
                 <w:szCs w:val="26"/>
               </w:rPr>
-              <w:t>約沙法</w:t>
-            </w:r>
-            <w:proofErr w:type="gramEnd"/>
+              <w:t>烏西雅的罪與其他王有何不同</w:t>
+            </w:r>
             <w:r>
               <w:rPr>
                 <w:rFonts w:ascii="Barlow Condensed Medium" w:eastAsia="華康中黑體" w:hAnsi="Barlow Condensed Medium" w:cs="Arial" w:hint="eastAsia"/>
@@ -26111,8 +25459,62 @@
                 <w:sz w:val="26"/>
                 <w:szCs w:val="26"/>
               </w:rPr>
-              <w:t>向　神悔改作了什麼</w:t>
-            </w:r>
+              <w:t>?</w:t>
+            </w:r>
+          </w:p>
+        </w:tc>
+      </w:tr>
+      <w:tr>
+        <w:tc>
+          <w:tcPr>
+            <w:tcW w:w="238" w:type="dxa"/>
+            <w:tcMar>
+              <w:left w:w="28" w:type="dxa"/>
+              <w:right w:w="28" w:type="dxa"/>
+            </w:tcMar>
+          </w:tcPr>
+          <w:p>
+            <w:pPr>
+              <w:snapToGrid w:val="0"/>
+              <w:spacing w:line="300" w:lineRule="exact"/>
+              <w:rPr>
+                <w:rFonts w:ascii="Barlow Condensed Medium" w:eastAsia="華康細黑體" w:hAnsi="Barlow Condensed Medium" w:cs="Arial"/>
+                <w:w w:val="75"/>
+                <w:sz w:val="26"/>
+                <w:szCs w:val="26"/>
+              </w:rPr>
+            </w:pPr>
+            <w:r>
+              <w:rPr>
+                <w:rFonts w:ascii="Barlow Condensed Medium" w:eastAsia="華康細黑體" w:hAnsi="Barlow Condensed Medium" w:cs="Arial"/>
+                <w:w w:val="75"/>
+                <w:sz w:val="26"/>
+                <w:szCs w:val="26"/>
+              </w:rPr>
+              <w:t>2.</w:t>
+            </w:r>
+          </w:p>
+        </w:tc>
+        <w:tc>
+          <w:tcPr>
+            <w:tcW w:w="2607" w:type="dxa"/>
+            <w:tcMar>
+              <w:left w:w="57" w:type="dxa"/>
+              <w:right w:w="57" w:type="dxa"/>
+            </w:tcMar>
+          </w:tcPr>
+          <w:p>
+            <w:pPr>
+              <w:snapToGrid w:val="0"/>
+              <w:spacing w:line="300" w:lineRule="exact"/>
+              <w:jc w:val="both"/>
+              <w:rPr>
+                <w:rFonts w:ascii="Barlow Condensed Medium" w:eastAsia="華康中黑體" w:hAnsi="Barlow Condensed Medium" w:cs="Arial"/>
+                <w:w w:val="75"/>
+                <w:sz w:val="26"/>
+                <w:szCs w:val="26"/>
+              </w:rPr>
+            </w:pPr>
             <w:r>
               <w:rPr>
                 <w:rFonts w:ascii="Barlow Condensed Medium" w:eastAsia="華康中黑體" w:hAnsi="Barlow Condensed Medium" w:cs="Arial" w:hint="eastAsia"/>
@@ -26120,6 +25522,15 @@
                 <w:sz w:val="26"/>
                 <w:szCs w:val="26"/>
               </w:rPr>
+              <w:t>為何烏西雅早期被　神祝福</w:t>
+            </w:r>
+            <w:r>
+              <w:rPr>
+                <w:rFonts w:ascii="Barlow Condensed Medium" w:eastAsia="華康中黑體" w:hAnsi="Barlow Condensed Medium" w:cs="Arial" w:hint="eastAsia"/>
+                <w:w w:val="75"/>
+                <w:sz w:val="26"/>
+                <w:szCs w:val="26"/>
+              </w:rPr>
               <w:t>?</w:t>
             </w:r>
           </w:p>
@@ -26152,7 +25563,7 @@
                 <w:sz w:val="26"/>
                 <w:szCs w:val="26"/>
               </w:rPr>
-              <w:t>2.</w:t>
+              <w:t>3.</w:t>
             </w:r>
           </w:p>
         </w:tc>
@@ -26183,7 +25594,7 @@
                 <w:sz w:val="26"/>
                 <w:szCs w:val="26"/>
               </w:rPr>
-              <w:t>為耶和華作審判的意涵</w:t>
+              <w:t>烏西雅後來為何行為墮落</w:t>
             </w:r>
             <w:r>
               <w:rPr>
@@ -26219,12 +25630,21 @@
             </w:pPr>
             <w:r>
               <w:rPr>
+                <w:rFonts w:ascii="Barlow Condensed Medium" w:eastAsia="華康細黑體" w:hAnsi="Barlow Condensed Medium" w:cs="Arial" w:hint="eastAsia"/>
+                <w:w w:val="75"/>
+                <w:sz w:val="26"/>
+                <w:szCs w:val="26"/>
+              </w:rPr>
+              <w:t>4</w:t>
+            </w:r>
+            <w:r>
+              <w:rPr>
                 <w:rFonts w:ascii="Barlow Condensed Medium" w:eastAsia="華康細黑體" w:hAnsi="Barlow Condensed Medium" w:cs="Arial"/>
                 <w:w w:val="75"/>
                 <w:sz w:val="26"/>
                 <w:szCs w:val="26"/>
               </w:rPr>
-              <w:t>3.</w:t>
+              <w:t>.</w:t>
             </w:r>
           </w:p>
         </w:tc>
@@ -26255,108 +25675,7 @@
                 <w:sz w:val="26"/>
                 <w:szCs w:val="26"/>
               </w:rPr>
-              <w:t>為何</w:t>
-            </w:r>
-            <w:r>
-              <w:rPr>
-                <w:rFonts w:ascii="Barlow Condensed Medium" w:eastAsia="華康中黑體" w:hAnsi="Barlow Condensed Medium" w:cs="Arial" w:hint="eastAsia"/>
-                <w:w w:val="75"/>
-                <w:sz w:val="26"/>
-                <w:szCs w:val="26"/>
-              </w:rPr>
-              <w:t>不為百姓判斷，審判官就</w:t>
-            </w:r>
-            <w:proofErr w:type="gramStart"/>
-            <w:r>
-              <w:rPr>
-                <w:rFonts w:ascii="Barlow Condensed Medium" w:eastAsia="華康中黑體" w:hAnsi="Barlow Condensed Medium" w:cs="Arial" w:hint="eastAsia"/>
-                <w:w w:val="75"/>
-                <w:sz w:val="26"/>
-                <w:szCs w:val="26"/>
-              </w:rPr>
-              <w:t>有罪了</w:t>
-            </w:r>
-            <w:proofErr w:type="gramEnd"/>
-            <w:r>
-              <w:rPr>
-                <w:rFonts w:ascii="Barlow Condensed Medium" w:eastAsia="華康中黑體" w:hAnsi="Barlow Condensed Medium" w:cs="Arial" w:hint="eastAsia"/>
-                <w:w w:val="75"/>
-                <w:sz w:val="26"/>
-                <w:szCs w:val="26"/>
-              </w:rPr>
-              <w:t>?</w:t>
-            </w:r>
-          </w:p>
-        </w:tc>
-      </w:tr>
-      <w:tr>
-        <w:tc>
-          <w:tcPr>
-            <w:tcW w:w="238" w:type="dxa"/>
-            <w:tcMar>
-              <w:left w:w="28" w:type="dxa"/>
-              <w:right w:w="28" w:type="dxa"/>
-            </w:tcMar>
-          </w:tcPr>
-          <w:p>
-            <w:pPr>
-              <w:snapToGrid w:val="0"/>
-              <w:spacing w:line="300" w:lineRule="exact"/>
-              <w:rPr>
-                <w:rFonts w:ascii="Barlow Condensed Medium" w:eastAsia="華康細黑體" w:hAnsi="Barlow Condensed Medium" w:cs="Arial"/>
-                <w:w w:val="75"/>
-                <w:sz w:val="26"/>
-                <w:szCs w:val="26"/>
-              </w:rPr>
-            </w:pPr>
-            <w:r>
-              <w:rPr>
-                <w:rFonts w:ascii="Barlow Condensed Medium" w:eastAsia="華康細黑體" w:hAnsi="Barlow Condensed Medium" w:cs="Arial" w:hint="eastAsia"/>
-                <w:w w:val="75"/>
-                <w:sz w:val="26"/>
-                <w:szCs w:val="26"/>
-              </w:rPr>
-              <w:t>4</w:t>
-            </w:r>
-            <w:r>
-              <w:rPr>
-                <w:rFonts w:ascii="Barlow Condensed Medium" w:eastAsia="華康細黑體" w:hAnsi="Barlow Condensed Medium" w:cs="Arial"/>
-                <w:w w:val="75"/>
-                <w:sz w:val="26"/>
-                <w:szCs w:val="26"/>
-              </w:rPr>
-              <w:t>.</w:t>
-            </w:r>
-          </w:p>
-        </w:tc>
-        <w:tc>
-          <w:tcPr>
-            <w:tcW w:w="2607" w:type="dxa"/>
-            <w:tcMar>
-              <w:left w:w="57" w:type="dxa"/>
-              <w:right w:w="57" w:type="dxa"/>
-            </w:tcMar>
-          </w:tcPr>
-          <w:p>
-            <w:pPr>
-              <w:snapToGrid w:val="0"/>
-              <w:spacing w:line="300" w:lineRule="exact"/>
-              <w:jc w:val="both"/>
-              <w:rPr>
-                <w:rFonts w:ascii="Barlow Condensed Medium" w:eastAsia="華康中黑體" w:hAnsi="Barlow Condensed Medium" w:cs="Arial"/>
-                <w:w w:val="75"/>
-                <w:sz w:val="26"/>
-                <w:szCs w:val="26"/>
-              </w:rPr>
-            </w:pPr>
-            <w:r>
-              <w:rPr>
-                <w:rFonts w:ascii="Barlow Condensed Medium" w:eastAsia="華康中黑體" w:hAnsi="Barlow Condensed Medium" w:cs="Arial" w:hint="eastAsia"/>
-                <w:w w:val="75"/>
-                <w:sz w:val="26"/>
-                <w:szCs w:val="26"/>
-              </w:rPr>
-              <w:t>審判官為何需要壯膽辨事</w:t>
+              <w:t>什麼方法能使人遠離驕傲</w:t>
             </w:r>
             <w:r>
               <w:rPr>
@@ -26411,6 +25730,7 @@
         <w:rPr>
           <w:rFonts w:ascii="Barlow Condensed Medium" w:hAnsi="Barlow Condensed Medium"/>
           <w:noProof/>
+          <w:lang w:bidi="he-IL"/>
         </w:rPr>
         <mc:AlternateContent>
           <mc:Choice Requires="wps">
@@ -26476,7 +25796,7 @@
           </mc:Choice>
           <mc:Fallback>
             <w:pict>
-              <v:line w14:anchorId="4E21EE04" id="直線接點 6" o:spid="_x0000_s1026" style="position:absolute;z-index:251665408;visibility:visible;mso-wrap-style:square;mso-width-percent:0;mso-height-percent:0;mso-wrap-distance-left:9pt;mso-wrap-distance-top:0;mso-wrap-distance-right:9pt;mso-wrap-distance-bottom:0;mso-position-horizontal:absolute;mso-position-horizontal-relative:page;mso-position-vertical:absolute;mso-position-vertical-relative:page;mso-width-percent:0;mso-height-percent:0;mso-width-relative:margin;mso-height-relative:margin" from="343.9pt,19.85pt" to="345.05pt,710.95pt" o:gfxdata="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" strokecolor="black [3213]" strokeweight=".5pt">
+              <v:line w14:anchorId="77F91BEE" id="直線接點 6" o:spid="_x0000_s1026" style="position:absolute;z-index:251665408;visibility:visible;mso-wrap-style:square;mso-width-percent:0;mso-height-percent:0;mso-wrap-distance-left:9pt;mso-wrap-distance-top:0;mso-wrap-distance-right:9pt;mso-wrap-distance-bottom:0;mso-position-horizontal:absolute;mso-position-horizontal-relative:page;mso-position-vertical:absolute;mso-position-vertical-relative:page;mso-width-percent:0;mso-height-percent:0;mso-width-relative:margin;mso-height-relative:margin" from="343.9pt,19.85pt" to="345.05pt,710.95pt" o:gfxdata="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" strokecolor="black [3213]" strokeweight=".5pt">
                 <v:stroke dashstyle="3 1" joinstyle="miter"/>
                 <w10:wrap anchorx="page" anchory="page"/>
               </v:line>
@@ -26488,6 +25808,7 @@
         <w:rPr>
           <w:rFonts w:ascii="Barlow Condensed Medium" w:hAnsi="Barlow Condensed Medium"/>
           <w:noProof/>
+          <w:lang w:bidi="he-IL"/>
         </w:rPr>
         <mc:AlternateContent>
           <mc:Choice Requires="wps">
@@ -26553,7 +25874,7 @@
           </mc:Choice>
           <mc:Fallback>
             <w:pict>
-              <v:line w14:anchorId="389D206C" id="直線接點 4" o:spid="_x0000_s1026" style="position:absolute;z-index:251661312;visibility:visible;mso-wrap-style:square;mso-width-percent:0;mso-height-percent:0;mso-wrap-distance-left:9pt;mso-wrap-distance-top:0;mso-wrap-distance-right:9pt;mso-wrap-distance-bottom:0;mso-position-horizontal:absolute;mso-position-horizontal-relative:page;mso-position-vertical:absolute;mso-position-vertical-relative:page;mso-width-percent:0;mso-height-percent:0;mso-width-relative:margin;mso-height-relative:margin" from="343.9pt,19.85pt" to="345.05pt,710.95pt" o:gfxdata="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" strokecolor="black [3213]" strokeweight=".5pt">
+              <v:line w14:anchorId="67CAFB7B" id="直線接點 4" o:spid="_x0000_s1026" style="position:absolute;z-index:251661312;visibility:visible;mso-wrap-style:square;mso-width-percent:0;mso-height-percent:0;mso-wrap-distance-left:9pt;mso-wrap-distance-top:0;mso-wrap-distance-right:9pt;mso-wrap-distance-bottom:0;mso-position-horizontal:absolute;mso-position-horizontal-relative:page;mso-position-vertical:absolute;mso-position-vertical-relative:page;mso-width-percent:0;mso-height-percent:0;mso-width-relative:margin;mso-height-relative:margin" from="343.9pt,19.85pt" to="345.05pt,710.95pt" o:gfxdata="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" strokecolor="black [3213]" strokeweight=".5pt">
                 <v:stroke dashstyle="3 1" joinstyle="miter"/>
                 <w10:wrap anchorx="page" anchory="page"/>
               </v:line>
@@ -26575,7 +25896,6 @@
         </w:rPr>
         <w:t>本</w:t>
       </w:r>
-      <w:proofErr w:type="gramStart"/>
       <w:r>
         <w:rPr>
           <w:rFonts w:ascii="Barlow Condensed Medium" w:eastAsia="華康正顏楷體W9" w:hAnsi="Barlow Condensed Medium" w:cstheme="minorHAnsi"/>
@@ -26583,7 +25903,6 @@
         </w:rPr>
         <w:t>週講章</w:t>
       </w:r>
-      <w:proofErr w:type="gramEnd"/>
       <w:r>
         <w:rPr>
           <w:rFonts w:ascii="Barlow Condensed Medium" w:eastAsia="華康正顏楷體W9" w:hAnsi="Barlow Condensed Medium" w:cstheme="minorHAnsi"/>
@@ -26747,7 +26066,7 @@
           <w:sz w:val="26"/>
           <w:szCs w:val="26"/>
         </w:rPr>
-        <w:t>為耶和華行審判</w:t>
+        <w:t>長大麻瘋的王</w:t>
       </w:r>
       <w:r>
         <w:rPr>
@@ -26833,30 +26152,12 @@
             </w:r>
             <w:r>
               <w:rPr>
-                <w:rFonts w:ascii="Barlow Condensed Medium" w:eastAsia="華康儷中黑" w:hAnsi="Barlow Condensed Medium" w:cs="Calibri" w:hint="eastAsia"/>
+                <w:rFonts w:ascii="Barlow Condensed Medium" w:eastAsia="華康儷中黑" w:hAnsi="Barlow Condensed Medium" w:cs="Calibri"/>
                 <w:w w:val="72"/>
                 <w:sz w:val="26"/>
                 <w:szCs w:val="26"/>
               </w:rPr>
-              <w:t>1</w:t>
-            </w:r>
-            <w:r>
-              <w:rPr>
-                <w:rFonts w:ascii="Barlow Condensed Medium" w:eastAsia="華康儷中黑" w:hAnsi="Barlow Condensed Medium" w:cs="Calibri" w:hint="eastAsia"/>
-                <w:w w:val="72"/>
-                <w:sz w:val="26"/>
-                <w:szCs w:val="26"/>
-              </w:rPr>
-              <w:t>9:</w:t>
-            </w:r>
-            <w:r>
-              <w:rPr>
-                <w:rFonts w:ascii="Barlow Condensed Medium" w:eastAsia="華康儷中黑" w:hAnsi="Barlow Condensed Medium" w:cs="Calibri" w:hint="eastAsia"/>
-                <w:w w:val="72"/>
-                <w:sz w:val="26"/>
-                <w:szCs w:val="26"/>
-              </w:rPr>
-              <w:t>4-11</w:t>
+              <w:t>26:1-5, 16-23</w:t>
             </w:r>
           </w:p>
         </w:tc>
@@ -26897,7 +26198,7 @@
         <w:jc w:val="both"/>
         <w:rPr>
           <w:rFonts w:ascii="Barlow Condensed Medium" w:eastAsia="華康細黑體" w:hAnsi="Barlow Condensed Medium" w:cs="微軟正黑體"/>
-          <w:w w:val="66"/>
+          <w:w w:val="70"/>
           <w:sz w:val="26"/>
           <w:szCs w:val="26"/>
         </w:rPr>
@@ -26905,331 +26206,128 @@
       <w:r>
         <w:rPr>
           <w:rFonts w:ascii="Barlow Condensed Medium" w:eastAsia="華康儷中黑" w:hAnsi="Barlow Condensed Medium" w:hint="eastAsia"/>
-          <w:w w:val="66"/>
+          <w:w w:val="70"/>
           <w:sz w:val="26"/>
           <w:szCs w:val="26"/>
         </w:rPr>
-        <w:t>猶大王</w:t>
-      </w:r>
-      <w:proofErr w:type="gramStart"/>
-      <w:r>
-        <w:rPr>
-          <w:rFonts w:ascii="Barlow Condensed Medium" w:eastAsia="華康儷中黑" w:hAnsi="Barlow Condensed Medium" w:hint="eastAsia"/>
-          <w:w w:val="66"/>
+        <w:t>猶大王烏西雅，就是亞撒利雅，被評為效法父親亞瑪謝，行耶和華看為正的事，但是不及先祖大衛。因為他後來得罪了　神，他雖不拜偶像，卻藐視了　神。</w:t>
+      </w:r>
+      <w:r>
+        <w:rPr>
+          <w:rFonts w:ascii="Barlow Condensed Medium" w:eastAsia="華康細黑體" w:hAnsi="Barlow Condensed Medium" w:cs="微軟正黑體" w:hint="eastAsia"/>
+          <w:w w:val="70"/>
           <w:sz w:val="26"/>
           <w:szCs w:val="26"/>
         </w:rPr>
-        <w:t>約沙法</w:t>
-      </w:r>
-      <w:proofErr w:type="gramEnd"/>
-      <w:r>
-        <w:rPr>
-          <w:rFonts w:ascii="Barlow Condensed Medium" w:eastAsia="華康儷中黑" w:hAnsi="Barlow Condensed Medium" w:hint="eastAsia"/>
-          <w:w w:val="66"/>
+        <w:t>歷代志下記載烏西雅王</w:t>
+      </w:r>
+      <w:r>
+        <w:rPr>
+          <w:rFonts w:ascii="Barlow Condensed Medium" w:eastAsia="華康細黑體" w:hAnsi="Barlow Condensed Medium" w:cs="微軟正黑體" w:hint="eastAsia"/>
+          <w:w w:val="70"/>
           <w:sz w:val="26"/>
           <w:szCs w:val="26"/>
         </w:rPr>
-        <w:t>追隨</w:t>
-      </w:r>
-      <w:proofErr w:type="gramStart"/>
-      <w:r>
-        <w:rPr>
-          <w:rFonts w:ascii="Barlow Condensed Medium" w:eastAsia="華康儷中黑" w:hAnsi="Barlow Condensed Medium" w:hint="eastAsia"/>
-          <w:w w:val="66"/>
+        <w:t>16</w:t>
+      </w:r>
+      <w:r>
+        <w:rPr>
+          <w:rFonts w:ascii="Barlow Condensed Medium" w:eastAsia="華康細黑體" w:hAnsi="Barlow Condensed Medium" w:cs="微軟正黑體" w:hint="eastAsia"/>
+          <w:w w:val="70"/>
           <w:sz w:val="26"/>
           <w:szCs w:val="26"/>
         </w:rPr>
-        <w:t>父親亞撒敬畏</w:t>
-      </w:r>
-      <w:proofErr w:type="gramEnd"/>
-      <w:r>
-        <w:rPr>
-          <w:rFonts w:ascii="Barlow Condensed Medium" w:eastAsia="華康儷中黑" w:hAnsi="Barlow Condensed Medium" w:hint="eastAsia"/>
-          <w:w w:val="66"/>
+        <w:t>歲登基，作猶大王共</w:t>
+      </w:r>
+      <w:r>
+        <w:rPr>
+          <w:rFonts w:ascii="Barlow Condensed Medium" w:eastAsia="華康細黑體" w:hAnsi="Barlow Condensed Medium" w:cs="微軟正黑體" w:hint="eastAsia"/>
+          <w:w w:val="70"/>
           <w:sz w:val="26"/>
           <w:szCs w:val="26"/>
         </w:rPr>
-        <w:t>耶和華，卻錯在與以色列</w:t>
-      </w:r>
-      <w:proofErr w:type="gramStart"/>
-      <w:r>
-        <w:rPr>
-          <w:rFonts w:ascii="Barlow Condensed Medium" w:eastAsia="華康儷中黑" w:hAnsi="Barlow Condensed Medium" w:hint="eastAsia"/>
-          <w:w w:val="66"/>
+        <w:t>52</w:t>
+      </w:r>
+      <w:r>
+        <w:rPr>
+          <w:rFonts w:ascii="Barlow Condensed Medium" w:eastAsia="華康細黑體" w:hAnsi="Barlow Condensed Medium" w:cs="微軟正黑體" w:hint="eastAsia"/>
+          <w:w w:val="70"/>
           <w:sz w:val="26"/>
           <w:szCs w:val="26"/>
         </w:rPr>
-        <w:t>王亞哈結盟</w:t>
-      </w:r>
-      <w:proofErr w:type="gramEnd"/>
-      <w:r>
-        <w:rPr>
-          <w:rFonts w:ascii="Barlow Condensed Medium" w:eastAsia="華康儷中黑" w:hAnsi="Barlow Condensed Medium" w:hint="eastAsia"/>
-          <w:w w:val="66"/>
+        <w:t>年。其實，前</w:t>
+      </w:r>
+      <w:r>
+        <w:rPr>
+          <w:rFonts w:ascii="Barlow Condensed Medium" w:eastAsia="華康細黑體" w:hAnsi="Barlow Condensed Medium" w:cs="微軟正黑體" w:hint="eastAsia"/>
+          <w:w w:val="70"/>
           <w:sz w:val="26"/>
           <w:szCs w:val="26"/>
         </w:rPr>
-        <w:t>又結親。可貴的是，在先</w:t>
-      </w:r>
-      <w:proofErr w:type="gramStart"/>
-      <w:r>
-        <w:rPr>
-          <w:rFonts w:ascii="Barlow Condensed Medium" w:eastAsia="華康儷中黑" w:hAnsi="Barlow Condensed Medium" w:hint="eastAsia"/>
-          <w:w w:val="66"/>
+        <w:t>24</w:t>
+      </w:r>
+      <w:r>
+        <w:rPr>
+          <w:rFonts w:ascii="Barlow Condensed Medium" w:eastAsia="華康細黑體" w:hAnsi="Barlow Condensed Medium" w:cs="微軟正黑體" w:hint="eastAsia"/>
+          <w:w w:val="70"/>
           <w:sz w:val="26"/>
           <w:szCs w:val="26"/>
         </w:rPr>
-        <w:t>見哈拿尼</w:t>
-      </w:r>
-      <w:proofErr w:type="gramEnd"/>
-      <w:r>
-        <w:rPr>
-          <w:rFonts w:ascii="Barlow Condensed Medium" w:eastAsia="華康儷中黑" w:hAnsi="Barlow Condensed Medium" w:hint="eastAsia"/>
-          <w:w w:val="66"/>
+        <w:t>年是與他的父親亞瑪謝共同執政，又前</w:t>
+      </w:r>
+      <w:r>
+        <w:rPr>
+          <w:rFonts w:ascii="Barlow Condensed Medium" w:eastAsia="華康細黑體" w:hAnsi="Barlow Condensed Medium" w:cs="微軟正黑體" w:hint="eastAsia"/>
+          <w:w w:val="70"/>
           <w:sz w:val="26"/>
           <w:szCs w:val="26"/>
         </w:rPr>
-        <w:t>的警告後，</w:t>
-      </w:r>
-      <w:proofErr w:type="gramStart"/>
-      <w:r>
-        <w:rPr>
-          <w:rFonts w:ascii="Barlow Condensed Medium" w:eastAsia="華康儷中黑" w:hAnsi="Barlow Condensed Medium" w:hint="eastAsia"/>
-          <w:w w:val="66"/>
+        <w:t>10</w:t>
+      </w:r>
+      <w:r>
+        <w:rPr>
+          <w:rFonts w:ascii="Barlow Condensed Medium" w:eastAsia="華康細黑體" w:hAnsi="Barlow Condensed Medium" w:cs="微軟正黑體" w:hint="eastAsia"/>
+          <w:w w:val="70"/>
           <w:sz w:val="26"/>
           <w:szCs w:val="26"/>
         </w:rPr>
-        <w:t>約沙法</w:t>
-      </w:r>
-      <w:proofErr w:type="gramEnd"/>
-      <w:r>
-        <w:rPr>
-          <w:rFonts w:ascii="Barlow Condensed Medium" w:eastAsia="華康儷中黑" w:hAnsi="Barlow Condensed Medium" w:hint="eastAsia"/>
-          <w:w w:val="66"/>
+        <w:t>年是亞瑪謝被擄去北國以色列當人質，抓他的以色列王約阿施死後才被放回來。又在死前的</w:t>
+      </w:r>
+      <w:r>
+        <w:rPr>
+          <w:rFonts w:ascii="Barlow Condensed Medium" w:eastAsia="華康細黑體" w:hAnsi="Barlow Condensed Medium" w:cs="微軟正黑體" w:hint="eastAsia"/>
+          <w:w w:val="70"/>
           <w:sz w:val="26"/>
           <w:szCs w:val="26"/>
         </w:rPr>
-        <w:t>能悔改且更專注帶領百姓尋求　神。</w:t>
-      </w:r>
-      <w:proofErr w:type="gramStart"/>
+        <w:t>12</w:t>
+      </w:r>
       <w:r>
         <w:rPr>
           <w:rFonts w:ascii="Barlow Condensed Medium" w:eastAsia="華康細黑體" w:hAnsi="Barlow Condensed Medium" w:cs="微軟正黑體" w:hint="eastAsia"/>
-          <w:w w:val="66"/>
+          <w:w w:val="70"/>
           <w:sz w:val="26"/>
           <w:szCs w:val="26"/>
         </w:rPr>
-        <w:t>人神殊途</w:t>
-      </w:r>
-      <w:proofErr w:type="gramEnd"/>
+        <w:t>年也是與他的兒子約坦共同治理，所以烏西雅真正獨立統治猶大的時間是</w:t>
+      </w:r>
       <w:r>
         <w:rPr>
           <w:rFonts w:ascii="Barlow Condensed Medium" w:eastAsia="華康細黑體" w:hAnsi="Barlow Condensed Medium" w:cs="微軟正黑體" w:hint="eastAsia"/>
-          <w:w w:val="66"/>
+          <w:w w:val="70"/>
           <w:sz w:val="26"/>
           <w:szCs w:val="26"/>
         </w:rPr>
-        <w:t xml:space="preserve">，　</w:t>
-      </w:r>
-      <w:proofErr w:type="gramStart"/>
+        <w:t>16</w:t>
+      </w:r>
       <w:r>
         <w:rPr>
           <w:rFonts w:ascii="Barlow Condensed Medium" w:eastAsia="華康細黑體" w:hAnsi="Barlow Condensed Medium" w:cs="微軟正黑體" w:hint="eastAsia"/>
-          <w:w w:val="66"/>
+          <w:w w:val="70"/>
           <w:sz w:val="26"/>
           <w:szCs w:val="26"/>
         </w:rPr>
-        <w:t>神是良善</w:t>
-      </w:r>
-      <w:proofErr w:type="gramEnd"/>
-      <w:r>
-        <w:rPr>
-          <w:rFonts w:ascii="Barlow Condensed Medium" w:eastAsia="華康細黑體" w:hAnsi="Barlow Condensed Medium" w:cs="微軟正黑體" w:hint="eastAsia"/>
-          <w:w w:val="66"/>
-          <w:sz w:val="26"/>
-          <w:szCs w:val="26"/>
-        </w:rPr>
-        <w:t>無瑕完美的存在，而人是</w:t>
-      </w:r>
-      <w:proofErr w:type="gramStart"/>
-      <w:r>
-        <w:rPr>
-          <w:rFonts w:ascii="Barlow Condensed Medium" w:eastAsia="華康細黑體" w:hAnsi="Barlow Condensed Medium" w:cs="微軟正黑體" w:hint="eastAsia"/>
-          <w:w w:val="66"/>
-          <w:sz w:val="26"/>
-          <w:szCs w:val="26"/>
-        </w:rPr>
-        <w:t>軟弱、</w:t>
-      </w:r>
-      <w:proofErr w:type="gramEnd"/>
-      <w:r>
-        <w:rPr>
-          <w:rFonts w:ascii="Barlow Condensed Medium" w:eastAsia="華康細黑體" w:hAnsi="Barlow Condensed Medium" w:cs="微軟正黑體" w:hint="eastAsia"/>
-          <w:w w:val="66"/>
-          <w:sz w:val="26"/>
-          <w:szCs w:val="26"/>
-        </w:rPr>
-        <w:t>易受誘惑、無知又有限的存在。因此，人根本不可能得救，只能像流星一眨眼在宇宙中消失。而誰說靈魂會再投胎，用一種無由的假自然法則，將人一生的作為勾消，就是一種不公義。然而，　神耶和華，因為愛、恩典和一切的美善來創造世界，自然不希望人和世界走向毀滅。那些反對　神的人，抱怨　神創造</w:t>
-      </w:r>
-      <w:proofErr w:type="gramStart"/>
-      <w:r>
-        <w:rPr>
-          <w:rFonts w:ascii="Barlow Condensed Medium" w:eastAsia="華康細黑體" w:hAnsi="Barlow Condensed Medium" w:cs="微軟正黑體" w:hint="eastAsia"/>
-          <w:w w:val="66"/>
-          <w:sz w:val="26"/>
-          <w:szCs w:val="26"/>
-        </w:rPr>
-        <w:t>了惡和苦難</w:t>
-      </w:r>
-      <w:proofErr w:type="gramEnd"/>
-      <w:r>
-        <w:rPr>
-          <w:rFonts w:ascii="Barlow Condensed Medium" w:eastAsia="華康細黑體" w:hAnsi="Barlow Condensed Medium" w:cs="微軟正黑體" w:hint="eastAsia"/>
-          <w:w w:val="66"/>
-          <w:sz w:val="26"/>
-          <w:szCs w:val="26"/>
-        </w:rPr>
-        <w:t>；但是認識　神的人卻明白，給人、天使等更高等</w:t>
-      </w:r>
-      <w:proofErr w:type="gramStart"/>
-      <w:r>
-        <w:rPr>
-          <w:rFonts w:ascii="Barlow Condensed Medium" w:eastAsia="華康細黑體" w:hAnsi="Barlow Condensed Medium" w:cs="微軟正黑體" w:hint="eastAsia"/>
-          <w:w w:val="66"/>
-          <w:sz w:val="26"/>
-          <w:szCs w:val="26"/>
-        </w:rPr>
-        <w:t>的靈有自由</w:t>
-      </w:r>
-      <w:proofErr w:type="gramEnd"/>
-      <w:r>
-        <w:rPr>
-          <w:rFonts w:ascii="Barlow Condensed Medium" w:eastAsia="華康細黑體" w:hAnsi="Barlow Condensed Medium" w:cs="微軟正黑體" w:hint="eastAsia"/>
-          <w:w w:val="66"/>
-          <w:sz w:val="26"/>
-          <w:szCs w:val="26"/>
-        </w:rPr>
-        <w:t xml:space="preserve">意志是　</w:t>
-      </w:r>
-      <w:proofErr w:type="gramStart"/>
-      <w:r>
-        <w:rPr>
-          <w:rFonts w:ascii="Barlow Condensed Medium" w:eastAsia="華康細黑體" w:hAnsi="Barlow Condensed Medium" w:cs="微軟正黑體" w:hint="eastAsia"/>
-          <w:w w:val="66"/>
-          <w:sz w:val="26"/>
-          <w:szCs w:val="26"/>
-        </w:rPr>
-        <w:t>神最偉大</w:t>
-      </w:r>
-      <w:proofErr w:type="gramEnd"/>
-      <w:r>
-        <w:rPr>
-          <w:rFonts w:ascii="Barlow Condensed Medium" w:eastAsia="華康細黑體" w:hAnsi="Barlow Condensed Medium" w:cs="微軟正黑體" w:hint="eastAsia"/>
-          <w:w w:val="66"/>
-          <w:sz w:val="26"/>
-          <w:szCs w:val="26"/>
-        </w:rPr>
-        <w:t>的創造。我們不能因為天使和人選擇了惡、背叛　神而來責備　神。而　神第二偉大的作為是拯救悔改歸向</w:t>
-      </w:r>
-      <w:proofErr w:type="gramStart"/>
-      <w:r>
-        <w:rPr>
-          <w:rFonts w:ascii="Barlow Condensed Medium" w:eastAsia="華康細黑體" w:hAnsi="Barlow Condensed Medium" w:cs="微軟正黑體" w:hint="eastAsia"/>
-          <w:w w:val="66"/>
-          <w:sz w:val="26"/>
-          <w:szCs w:val="26"/>
-        </w:rPr>
-        <w:t>祂</w:t>
-      </w:r>
-      <w:proofErr w:type="gramEnd"/>
-      <w:r>
-        <w:rPr>
-          <w:rFonts w:ascii="Barlow Condensed Medium" w:eastAsia="華康細黑體" w:hAnsi="Barlow Condensed Medium" w:cs="微軟正黑體" w:hint="eastAsia"/>
-          <w:w w:val="66"/>
-          <w:sz w:val="26"/>
-          <w:szCs w:val="26"/>
-        </w:rPr>
-        <w:t>的人，又耶穌基督帶來　神</w:t>
-      </w:r>
-      <w:proofErr w:type="gramStart"/>
-      <w:r>
-        <w:rPr>
-          <w:rFonts w:ascii="Barlow Condensed Medium" w:eastAsia="華康細黑體" w:hAnsi="Barlow Condensed Medium" w:cs="微軟正黑體" w:hint="eastAsia"/>
-          <w:w w:val="66"/>
-          <w:sz w:val="26"/>
-          <w:szCs w:val="26"/>
-        </w:rPr>
-        <w:t>最</w:t>
-      </w:r>
-      <w:proofErr w:type="gramEnd"/>
-      <w:r>
-        <w:rPr>
-          <w:rFonts w:ascii="Barlow Condensed Medium" w:eastAsia="華康細黑體" w:hAnsi="Barlow Condensed Medium" w:cs="微軟正黑體" w:hint="eastAsia"/>
-          <w:w w:val="66"/>
-          <w:sz w:val="26"/>
-          <w:szCs w:val="26"/>
-        </w:rPr>
-        <w:t>終極的拯救，就是保證義人，包括悔改而被稱為義的，必要領受復活和永生。這個拯救的福音是　神與人立的新約，約的信實穩固就如同　神自身，拯救則是超越自然律的大能。而</w:t>
-      </w:r>
-      <w:proofErr w:type="gramStart"/>
-      <w:r>
-        <w:rPr>
-          <w:rFonts w:ascii="Barlow Condensed Medium" w:eastAsia="華康細黑體" w:hAnsi="Barlow Condensed Medium" w:cs="微軟正黑體" w:hint="eastAsia"/>
-          <w:w w:val="66"/>
-          <w:sz w:val="26"/>
-          <w:szCs w:val="26"/>
-        </w:rPr>
-        <w:t>約沙法</w:t>
-      </w:r>
-      <w:proofErr w:type="gramEnd"/>
-      <w:r>
-        <w:rPr>
-          <w:rFonts w:ascii="Barlow Condensed Medium" w:eastAsia="華康細黑體" w:hAnsi="Barlow Condensed Medium" w:cs="微軟正黑體" w:hint="eastAsia"/>
-          <w:w w:val="66"/>
-          <w:sz w:val="26"/>
-          <w:szCs w:val="26"/>
-        </w:rPr>
-        <w:t>在耶穌之前，也做了悔改的事，同時盡</w:t>
-      </w:r>
-      <w:proofErr w:type="gramStart"/>
-      <w:r>
-        <w:rPr>
-          <w:rFonts w:ascii="Barlow Condensed Medium" w:eastAsia="華康細黑體" w:hAnsi="Barlow Condensed Medium" w:cs="微軟正黑體" w:hint="eastAsia"/>
-          <w:w w:val="66"/>
-          <w:sz w:val="26"/>
-          <w:szCs w:val="26"/>
-        </w:rPr>
-        <w:t>自己作王的</w:t>
-      </w:r>
-      <w:proofErr w:type="gramEnd"/>
-      <w:r>
-        <w:rPr>
-          <w:rFonts w:ascii="Barlow Condensed Medium" w:eastAsia="華康細黑體" w:hAnsi="Barlow Condensed Medium" w:cs="微軟正黑體" w:hint="eastAsia"/>
-          <w:w w:val="66"/>
-          <w:sz w:val="26"/>
-          <w:szCs w:val="26"/>
-        </w:rPr>
-        <w:t>責任，引領百姓來歸向　神。而以　神的律法彰顯公義、保護和拯救義人，</w:t>
-      </w:r>
-      <w:proofErr w:type="gramStart"/>
-      <w:r>
-        <w:rPr>
-          <w:rFonts w:ascii="Barlow Condensed Medium" w:eastAsia="華康細黑體" w:hAnsi="Barlow Condensed Medium" w:cs="微軟正黑體" w:hint="eastAsia"/>
-          <w:w w:val="66"/>
-          <w:sz w:val="26"/>
-          <w:szCs w:val="26"/>
-        </w:rPr>
-        <w:t>約沙法</w:t>
-      </w:r>
-      <w:proofErr w:type="gramEnd"/>
-      <w:r>
-        <w:rPr>
-          <w:rFonts w:ascii="Barlow Condensed Medium" w:eastAsia="華康細黑體" w:hAnsi="Barlow Condensed Medium" w:cs="微軟正黑體" w:hint="eastAsia"/>
-          <w:w w:val="66"/>
-          <w:sz w:val="26"/>
-          <w:szCs w:val="26"/>
-        </w:rPr>
-        <w:t>不但救了百姓，也救了自己。</w:t>
+        <w:t>年。這父子共同治理的理論，解決了經文記載許多登基和統治期間兜不攏的問題。而就功蹟來說，烏西雅是十分顯耀的，因為早期他仍敬畏　神，受　神祝福。到後來，他得罪　神也不是因為背叛　神去拜偶像。卻是因為王的權位和功蹟使他驕傲，藐視了　神藉摩西所設立聖殿事奉的律法，譖越了祭司的職權。雖然歷代的君王也兼有祭司的職分，但是僅限於聖所之外的獻祭和儀式。他雖然表面敬畏　神，內心卻敗壞了。我們當要醒惕，這一直都是魔鬼給人最大的誘惑，人能自己作　神。而世間的一切敗壞都出於人造神、自認為神和操控神的旨意。</w:t>
       </w:r>
     </w:p>
     <w:p>
@@ -27240,228 +26338,64 @@
         <w:jc w:val="both"/>
         <w:rPr>
           <w:rFonts w:ascii="Barlow Condensed Medium" w:eastAsia="華康細黑體" w:hAnsi="Barlow Condensed Medium" w:cs="微軟正黑體"/>
-          <w:w w:val="66"/>
+          <w:w w:val="70"/>
           <w:sz w:val="26"/>
           <w:szCs w:val="26"/>
         </w:rPr>
       </w:pPr>
-      <w:proofErr w:type="gramStart"/>
       <w:r>
         <w:rPr>
           <w:rFonts w:ascii="Barlow Condensed Medium" w:eastAsia="華康儷中黑" w:hAnsi="Barlow Condensed Medium" w:hint="eastAsia"/>
-          <w:w w:val="66"/>
+          <w:w w:val="70"/>
           <w:sz w:val="26"/>
           <w:szCs w:val="26"/>
         </w:rPr>
-        <w:t>約沙法</w:t>
-      </w:r>
-      <w:proofErr w:type="gramEnd"/>
-      <w:r>
-        <w:rPr>
-          <w:rFonts w:ascii="Barlow Condensed Medium" w:eastAsia="華康儷中黑" w:hAnsi="Barlow Condensed Medium" w:hint="eastAsia"/>
-          <w:w w:val="66"/>
+        <w:t>早年因為有通曉　神默示的撒迦利亞引導烏西雅尋求　神，使他亨通。使猶大在南方的勢力幾乎回到所羅門時期。顯然這位導師死後，他就因成功而驕傲。</w:t>
+      </w:r>
+      <w:r>
+        <w:rPr>
+          <w:rFonts w:ascii="Barlow Condensed Medium" w:eastAsia="華康細黑體" w:hAnsi="Barlow Condensed Medium" w:cs="微軟正黑體" w:hint="eastAsia"/>
+          <w:w w:val="70"/>
           <w:sz w:val="26"/>
           <w:szCs w:val="26"/>
         </w:rPr>
-        <w:t>在各重要城市改革司法，將宗教審判與民事分開，且立下最高的原則，就是審判是為耶和華。更明確地要求就是，　神本身就是公義、無私和清廉。</w:t>
+        <w:t>因為撒迦利亞的名字太普遍了，他可能是位先知，卻不是聖經中提起過的任何一位撒迦利亞。因為有他在身邊引導烏西雅，讓他能行　神看為正的事。不過，顯然，烏西雅並沒有從這位導師，真正認識　神，也沒有得著敬畏　神的智慧。然而早年　神祝福烏西雅，是猶大國的疆域最大的時期。南至阿卡巴灣的以錄</w:t>
       </w:r>
       <w:r>
         <w:rPr>
           <w:rFonts w:ascii="Barlow Condensed Medium" w:eastAsia="華康細黑體" w:hAnsi="Barlow Condensed Medium" w:cs="微軟正黑體" w:hint="eastAsia"/>
-          <w:w w:val="66"/>
+          <w:w w:val="70"/>
           <w:sz w:val="26"/>
           <w:szCs w:val="26"/>
         </w:rPr>
-        <w:t>古代的司法權大都與政權結合，都由王或王所設立的執政官審理，包辨了所有大小案件。所以，</w:t>
-      </w:r>
-      <w:proofErr w:type="gramStart"/>
+        <w:t>(</w:t>
+      </w:r>
       <w:r>
         <w:rPr>
           <w:rFonts w:ascii="Barlow Condensed Medium" w:eastAsia="華康細黑體" w:hAnsi="Barlow Condensed Medium" w:cs="微軟正黑體" w:hint="eastAsia"/>
-          <w:w w:val="66"/>
+          <w:w w:val="70"/>
           <w:sz w:val="26"/>
           <w:szCs w:val="26"/>
         </w:rPr>
-        <w:t>約沙法</w:t>
-      </w:r>
-      <w:proofErr w:type="gramEnd"/>
+        <w:t>以拉他</w:t>
+      </w:r>
       <w:r>
         <w:rPr>
           <w:rFonts w:ascii="Barlow Condensed Medium" w:eastAsia="華康細黑體" w:hAnsi="Barlow Condensed Medium" w:cs="微軟正黑體" w:hint="eastAsia"/>
-          <w:w w:val="66"/>
+          <w:w w:val="70"/>
           <w:sz w:val="26"/>
           <w:szCs w:val="26"/>
         </w:rPr>
-        <w:t>將屬宗教的案件交給祭司和</w:t>
-      </w:r>
-      <w:proofErr w:type="gramStart"/>
+        <w:t>)</w:t>
+      </w:r>
       <w:r>
         <w:rPr>
           <w:rFonts w:ascii="Barlow Condensed Medium" w:eastAsia="華康細黑體" w:hAnsi="Barlow Condensed Medium" w:cs="微軟正黑體" w:hint="eastAsia"/>
-          <w:w w:val="66"/>
+          <w:w w:val="70"/>
           <w:sz w:val="26"/>
           <w:szCs w:val="26"/>
         </w:rPr>
-        <w:t>利未</w:t>
-      </w:r>
-      <w:proofErr w:type="gramEnd"/>
-      <w:r>
-        <w:rPr>
-          <w:rFonts w:ascii="Barlow Condensed Medium" w:eastAsia="華康細黑體" w:hAnsi="Barlow Condensed Medium" w:cs="微軟正黑體" w:hint="eastAsia"/>
-          <w:w w:val="66"/>
-          <w:sz w:val="26"/>
-          <w:szCs w:val="26"/>
-        </w:rPr>
-        <w:t>人，又其他民間爭</w:t>
-      </w:r>
-      <w:proofErr w:type="gramStart"/>
-      <w:r>
-        <w:rPr>
-          <w:rFonts w:ascii="Barlow Condensed Medium" w:eastAsia="華康細黑體" w:hAnsi="Barlow Condensed Medium" w:cs="微軟正黑體" w:hint="eastAsia"/>
-          <w:w w:val="66"/>
-          <w:sz w:val="26"/>
-          <w:szCs w:val="26"/>
-        </w:rPr>
-        <w:t>訟</w:t>
-      </w:r>
-      <w:proofErr w:type="gramEnd"/>
-      <w:r>
-        <w:rPr>
-          <w:rFonts w:ascii="Barlow Condensed Medium" w:eastAsia="華康細黑體" w:hAnsi="Barlow Condensed Medium" w:cs="微軟正黑體" w:hint="eastAsia"/>
-          <w:w w:val="66"/>
-          <w:sz w:val="26"/>
-          <w:szCs w:val="26"/>
-        </w:rPr>
-        <w:t>則交由族長和長老審理，兼顧了專業和效率。然而，權力下放，因為審判官是人，可能受各種</w:t>
-      </w:r>
-      <w:r>
-        <w:rPr>
-          <w:rFonts w:ascii="Barlow Condensed Medium" w:eastAsia="華康細黑體" w:hAnsi="Barlow Condensed Medium" w:cs="微軟正黑體" w:hint="eastAsia"/>
-          <w:w w:val="66"/>
-          <w:sz w:val="26"/>
-          <w:szCs w:val="26"/>
-        </w:rPr>
-        <w:t>壓力的干擾，個人偏見或</w:t>
-      </w:r>
-      <w:proofErr w:type="gramStart"/>
-      <w:r>
-        <w:rPr>
-          <w:rFonts w:ascii="Barlow Condensed Medium" w:eastAsia="華康細黑體" w:hAnsi="Barlow Condensed Medium" w:cs="微軟正黑體" w:hint="eastAsia"/>
-          <w:w w:val="66"/>
-          <w:sz w:val="26"/>
-          <w:szCs w:val="26"/>
-        </w:rPr>
-        <w:t>不</w:t>
-      </w:r>
-      <w:proofErr w:type="gramEnd"/>
-      <w:r>
-        <w:rPr>
-          <w:rFonts w:ascii="Barlow Condensed Medium" w:eastAsia="華康細黑體" w:hAnsi="Barlow Condensed Medium" w:cs="微軟正黑體" w:hint="eastAsia"/>
-          <w:w w:val="66"/>
-          <w:sz w:val="26"/>
-          <w:szCs w:val="26"/>
-        </w:rPr>
-        <w:t>實證據的矇蔽，就會面臨判案品質和信任度的考驗。如何在斷案時的自由心證能保持誠實和正直，又有智慧和清晰的思緒。</w:t>
-      </w:r>
-      <w:proofErr w:type="gramStart"/>
-      <w:r>
-        <w:rPr>
-          <w:rFonts w:ascii="Barlow Condensed Medium" w:eastAsia="華康細黑體" w:hAnsi="Barlow Condensed Medium" w:cs="微軟正黑體" w:hint="eastAsia"/>
-          <w:w w:val="66"/>
-          <w:sz w:val="26"/>
-          <w:szCs w:val="26"/>
-        </w:rPr>
-        <w:t>說到最後</w:t>
-      </w:r>
-      <w:proofErr w:type="gramEnd"/>
-      <w:r>
-        <w:rPr>
-          <w:rFonts w:ascii="Barlow Condensed Medium" w:eastAsia="華康細黑體" w:hAnsi="Barlow Condensed Medium" w:cs="微軟正黑體" w:hint="eastAsia"/>
-          <w:w w:val="66"/>
-          <w:sz w:val="26"/>
-          <w:szCs w:val="26"/>
-        </w:rPr>
-        <w:t>，就是審判官的自我要求和個人品德，能不能被信任的問題。就人類歷史的經驗和無法看透的人心來看，答案就是不可能完全相信，必須被監督。所以，為耶和華來行審判有二個積極的意涵。首先，耶和華就是監督者，審判官要以敬畏和兢兢業業的心，像是在</w:t>
-      </w:r>
-      <w:proofErr w:type="gramStart"/>
-      <w:r>
-        <w:rPr>
-          <w:rFonts w:ascii="Barlow Condensed Medium" w:eastAsia="華康細黑體" w:hAnsi="Barlow Condensed Medium" w:cs="微軟正黑體" w:hint="eastAsia"/>
-          <w:w w:val="66"/>
-          <w:sz w:val="26"/>
-          <w:szCs w:val="26"/>
-        </w:rPr>
-        <w:t>祂</w:t>
-      </w:r>
-      <w:proofErr w:type="gramEnd"/>
-      <w:r>
-        <w:rPr>
-          <w:rFonts w:ascii="Barlow Condensed Medium" w:eastAsia="華康細黑體" w:hAnsi="Barlow Condensed Medium" w:cs="微軟正黑體" w:hint="eastAsia"/>
-          <w:w w:val="66"/>
-          <w:sz w:val="26"/>
-          <w:szCs w:val="26"/>
-        </w:rPr>
-        <w:t>的面前執行審判，不容一絲的錯誤、</w:t>
-      </w:r>
-      <w:proofErr w:type="gramStart"/>
-      <w:r>
-        <w:rPr>
-          <w:rFonts w:ascii="Barlow Condensed Medium" w:eastAsia="華康細黑體" w:hAnsi="Barlow Condensed Medium" w:cs="微軟正黑體" w:hint="eastAsia"/>
-          <w:w w:val="66"/>
-          <w:sz w:val="26"/>
-          <w:szCs w:val="26"/>
-        </w:rPr>
-        <w:t>譖</w:t>
-      </w:r>
-      <w:proofErr w:type="gramEnd"/>
-      <w:r>
-        <w:rPr>
-          <w:rFonts w:ascii="Barlow Condensed Medium" w:eastAsia="華康細黑體" w:hAnsi="Barlow Condensed Medium" w:cs="微軟正黑體" w:hint="eastAsia"/>
-          <w:w w:val="66"/>
-          <w:sz w:val="26"/>
-          <w:szCs w:val="26"/>
-        </w:rPr>
-        <w:t>越、隨便或偷懶。其次是當作耶和華親自的審判，有公義不能被藐視和撼動的高度，同時又有慈愛能饒恕無心和情理</w:t>
-      </w:r>
-      <w:proofErr w:type="gramStart"/>
-      <w:r>
-        <w:rPr>
-          <w:rFonts w:ascii="Barlow Condensed Medium" w:eastAsia="華康細黑體" w:hAnsi="Barlow Condensed Medium" w:cs="微軟正黑體" w:hint="eastAsia"/>
-          <w:w w:val="66"/>
-          <w:sz w:val="26"/>
-          <w:szCs w:val="26"/>
-        </w:rPr>
-        <w:t>法兼合的</w:t>
-      </w:r>
-      <w:proofErr w:type="gramEnd"/>
-      <w:r>
-        <w:rPr>
-          <w:rFonts w:ascii="Barlow Condensed Medium" w:eastAsia="華康細黑體" w:hAnsi="Barlow Condensed Medium" w:cs="微軟正黑體" w:hint="eastAsia"/>
-          <w:w w:val="66"/>
-          <w:sz w:val="26"/>
-          <w:szCs w:val="26"/>
-        </w:rPr>
-        <w:t>量刑的寬度。因為耶和華的判斷</w:t>
-      </w:r>
-      <w:proofErr w:type="gramStart"/>
-      <w:r>
-        <w:rPr>
-          <w:rFonts w:ascii="Barlow Condensed Medium" w:eastAsia="華康細黑體" w:hAnsi="Barlow Condensed Medium" w:cs="微軟正黑體" w:hint="eastAsia"/>
-          <w:w w:val="66"/>
-          <w:sz w:val="26"/>
-          <w:szCs w:val="26"/>
-        </w:rPr>
-        <w:t>是活的且</w:t>
-      </w:r>
-      <w:proofErr w:type="gramEnd"/>
-      <w:r>
-        <w:rPr>
-          <w:rFonts w:ascii="Barlow Condensed Medium" w:eastAsia="華康細黑體" w:hAnsi="Barlow Condensed Medium" w:cs="微軟正黑體" w:hint="eastAsia"/>
-          <w:w w:val="66"/>
-          <w:sz w:val="26"/>
-          <w:szCs w:val="26"/>
-        </w:rPr>
-        <w:t>有智慧，要超越律法被文字限定的不完美。又基於保護弱勢的受審判的人民，公義、無私和廉潔是對審判官最基本的要求。</w:t>
+        <w:t>港，這在古城以旬‧迦別附近，之前可能因為以東背叛而被占領。即是打通了南方的海運商路。另一方面則是打通了非利士人所占領的迦薩走廊，是通往北非的商道。這點有考古的發現可以證明，就是發現了同時代的城市毀滅層和興建的堡壘。而同時期北國以色列也十分強盛，主要是因為這期間的亞述帝國在鬧內亂，只能鉗制亞蘭，卻無力南征，才使得猶大和以色列能安心處理他們的邊境事務。</w:t>
       </w:r>
     </w:p>
     <w:p>
@@ -27472,262 +26406,162 @@
         <w:jc w:val="both"/>
         <w:rPr>
           <w:rFonts w:ascii="Barlow Condensed Medium" w:eastAsia="華康細黑體" w:hAnsi="Barlow Condensed Medium" w:cs="微軟正黑體"/>
-          <w:w w:val="66"/>
+          <w:w w:val="70"/>
           <w:sz w:val="26"/>
           <w:szCs w:val="26"/>
         </w:rPr>
       </w:pPr>
-      <w:proofErr w:type="gramStart"/>
       <w:r>
         <w:rPr>
           <w:rFonts w:ascii="Barlow Condensed Medium" w:eastAsia="華康儷中黑" w:hAnsi="Barlow Condensed Medium" w:hint="eastAsia"/>
-          <w:w w:val="66"/>
+          <w:w w:val="70"/>
           <w:sz w:val="26"/>
           <w:szCs w:val="26"/>
         </w:rPr>
-        <w:t>約沙法</w:t>
-      </w:r>
-      <w:proofErr w:type="gramEnd"/>
-      <w:r>
-        <w:rPr>
-          <w:rFonts w:ascii="Barlow Condensed Medium" w:eastAsia="華康儷中黑" w:hAnsi="Barlow Condensed Medium" w:hint="eastAsia"/>
-          <w:w w:val="66"/>
+        <w:t>烏西雅無視在聖所內燒香是祭司限定的律法，甚至因為被祭司亞撒利雅阻止就發怒。就在發怒時，　神使他的額頭長出大痲瘋。即是懲罰他永遠不得進入聖殿。</w:t>
+      </w:r>
+      <w:r>
+        <w:rPr>
+          <w:rFonts w:ascii="Barlow Condensed Medium" w:eastAsia="華康細黑體" w:hAnsi="Barlow Condensed Medium" w:cs="微軟正黑體" w:hint="eastAsia"/>
+          <w:w w:val="70"/>
           <w:sz w:val="26"/>
           <w:szCs w:val="26"/>
         </w:rPr>
-        <w:t>又在王城耶路撒冷設立最高的裁決者。任何上訴到這裡的案件都必須被審理，使公義伸張，就能平息　神的怒氣；若不這樣，這些審判官就</w:t>
-      </w:r>
-      <w:proofErr w:type="gramStart"/>
-      <w:r>
-        <w:rPr>
-          <w:rFonts w:ascii="Barlow Condensed Medium" w:eastAsia="華康儷中黑" w:hAnsi="Barlow Condensed Medium" w:hint="eastAsia"/>
-          <w:w w:val="66"/>
+        <w:t>這位能給烏西雅引導的撒迦利亞死後，卻是烏利雅驕傲和墮落的開始。而這個燒香事件本來是可能有轉機的，因為亞撒利雅和</w:t>
+      </w:r>
+      <w:r>
+        <w:rPr>
+          <w:rFonts w:ascii="Barlow Condensed Medium" w:eastAsia="華康細黑體" w:hAnsi="Barlow Condensed Medium" w:cs="微軟正黑體" w:hint="eastAsia"/>
+          <w:w w:val="70"/>
           <w:sz w:val="26"/>
           <w:szCs w:val="26"/>
         </w:rPr>
-        <w:t>有罪了</w:t>
-      </w:r>
-      <w:proofErr w:type="gramEnd"/>
-      <w:r>
-        <w:rPr>
-          <w:rFonts w:ascii="Barlow Condensed Medium" w:eastAsia="華康儷中黑" w:hAnsi="Barlow Condensed Medium" w:hint="eastAsia"/>
-          <w:w w:val="66"/>
+        <w:t>80</w:t>
+      </w:r>
+      <w:r>
+        <w:rPr>
+          <w:rFonts w:ascii="Barlow Condensed Medium" w:eastAsia="華康細黑體" w:hAnsi="Barlow Condensed Medium" w:cs="微軟正黑體" w:hint="eastAsia"/>
+          <w:w w:val="70"/>
           <w:sz w:val="26"/>
           <w:szCs w:val="26"/>
         </w:rPr>
-        <w:t>。</w:t>
-      </w:r>
-      <w:r>
-        <w:rPr>
-          <w:rFonts w:ascii="Barlow Condensed Medium" w:eastAsia="華康細黑體" w:hAnsi="Barlow Condensed Medium" w:cs="微軟正黑體" w:hint="eastAsia"/>
-          <w:w w:val="66"/>
+        <w:t>位祭司，冒著丟腦袋的危險阻止了烏西雅。若烏西雅謙卑把話聽下去且悔改，　神的刑罰可能會輕一點。一錯再錯的是，他向眾祭司發怒，因為祭司堅守他們的職分和在　神面前的忠心。所以，就在這時候，他的額頭長出大痲瘋，就好像是　神將他內心的不潔淨顯露出來。不但瞬間叫烏西雅謙卑，也可能急時拯救了這群祭司，免於他們死在王的怒氣下。這刑罰是極重的，不但因為大痲瘋要獨居，更永遠不能進　神的聖殿，連死後也只能葬在王室陵墓旁的田間。他一生的功蹟，正如祭司亞撒利雅所說的，　神要使他不得榮耀。這不是燒香本身有什麼大不了的，而這個儀式被分別出來，作為榮耀　神的一個象徵，混淆或試探這個分別就是一種褻瀆。</w:t>
+      </w:r>
+    </w:p>
+    <w:p>
+      <w:pPr>
+        <w:kinsoku w:val="0"/>
+        <w:snapToGrid w:val="0"/>
+        <w:spacing w:afterLines="50" w:after="165" w:line="290" w:lineRule="exact"/>
+        <w:rPr>
+          <w:rFonts w:ascii="Cambria" w:eastAsia="華康細黑體" w:hAnsi="Cambria" w:cs="Cambria"/>
+          <w:w w:val="70"/>
           <w:sz w:val="26"/>
           <w:szCs w:val="26"/>
         </w:rPr>
-        <w:t>對於不能完全保證的審判品質和尚無定論的或超越裁定權限的爭</w:t>
-      </w:r>
-      <w:proofErr w:type="gramStart"/>
-      <w:r>
-        <w:rPr>
-          <w:rFonts w:ascii="Barlow Condensed Medium" w:eastAsia="華康細黑體" w:hAnsi="Barlow Condensed Medium" w:cs="微軟正黑體" w:hint="eastAsia"/>
-          <w:w w:val="66"/>
+      </w:pPr>
+      <w:r>
+        <w:rPr>
+          <w:rFonts w:ascii="Barlow Condensed Medium" w:eastAsia="華康儷中黑" w:hAnsi="Barlow Condensed Medium" w:cs="新細明體"/>
+          <w:w w:val="70"/>
           <w:sz w:val="26"/>
           <w:szCs w:val="26"/>
         </w:rPr>
-        <w:t>訟</w:t>
-      </w:r>
-      <w:proofErr w:type="gramEnd"/>
-      <w:r>
-        <w:rPr>
-          <w:rFonts w:ascii="Barlow Condensed Medium" w:eastAsia="華康細黑體" w:hAnsi="Barlow Condensed Medium" w:cs="微軟正黑體" w:hint="eastAsia"/>
-          <w:w w:val="66"/>
+        <w:t>＜</w:t>
+      </w:r>
+      <w:r>
+        <w:rPr>
+          <w:rFonts w:ascii="Barlow Condensed Medium" w:eastAsia="華康儷中黑" w:hAnsi="Barlow Condensed Medium" w:cs="新細明體" w:hint="eastAsia"/>
+          <w:w w:val="70"/>
           <w:sz w:val="26"/>
           <w:szCs w:val="26"/>
         </w:rPr>
-        <w:t>，需要更</w:t>
-      </w:r>
-      <w:r>
-        <w:rPr>
-          <w:rFonts w:ascii="Barlow Condensed Medium" w:eastAsia="華康細黑體" w:hAnsi="Barlow Condensed Medium" w:cs="微軟正黑體" w:hint="eastAsia"/>
-          <w:w w:val="66"/>
+        <w:t>謙卑像小孩</w:t>
+      </w:r>
+      <w:r>
+        <w:rPr>
+          <w:rFonts w:ascii="Barlow Condensed Medium" w:eastAsia="華康儷中黑" w:hAnsi="Barlow Condensed Medium" w:cs="新細明體"/>
+          <w:w w:val="70"/>
           <w:sz w:val="26"/>
           <w:szCs w:val="26"/>
         </w:rPr>
-        <w:t>高的裁量權。</w:t>
-      </w:r>
-      <w:proofErr w:type="gramStart"/>
-      <w:r>
-        <w:rPr>
-          <w:rFonts w:ascii="Barlow Condensed Medium" w:eastAsia="華康細黑體" w:hAnsi="Barlow Condensed Medium" w:cs="微軟正黑體" w:hint="eastAsia"/>
-          <w:w w:val="66"/>
+        <w:t>＞</w:t>
+      </w:r>
+      <w:r>
+        <w:rPr>
+          <w:rFonts w:ascii="Cambria" w:eastAsia="華康細黑體" w:hAnsi="Cambria" w:cs="Cambria" w:hint="eastAsia"/>
+          <w:w w:val="70"/>
           <w:sz w:val="26"/>
           <w:szCs w:val="26"/>
         </w:rPr>
-        <w:t>約沙法</w:t>
-      </w:r>
-      <w:proofErr w:type="gramEnd"/>
-      <w:r>
-        <w:rPr>
-          <w:rFonts w:ascii="Barlow Condensed Medium" w:eastAsia="華康細黑體" w:hAnsi="Barlow Condensed Medium" w:cs="微軟正黑體" w:hint="eastAsia"/>
-          <w:w w:val="66"/>
+        <w:t>人的驕傲是罪的根源，只是要操控偶像的神明，或是藉　神耶和華的名發號施令。前幾天有個新聞，說某寺廟因為廟方工作人員，翻動香爐內的灰，導致後來的發爐被質疑是造假。後來，當事人辯稱，是他先發現有發爐的跡象，才去翻動，不是故意動手腳。有點常識的人一聽，就明白這就是挾持神明的宗教流氓的傲慢。第一，如果發爐是神明顯靈，人無論如何就更不應該動手去干擾，不但是對神明不敬，更是破壞了神明顯靈的神蹟自發性。第二，誰沒見過烤肉的木碳發爐，烤地瓜的土窯發爐，有常識的人都知道急速、大量地供氧，就會引發劇烈的燃燒，只是套個不願戳破的宗教術語叫發爐。而翻動爐灰就是製造空氣流通量，還聲稱不是故意，那麼說慌又再加一條藐視神明的罪。這一切都是人想掌控一切的傲慢。因此，一再強調主耶穌的教導：「</w:t>
+      </w:r>
+      <w:r>
+        <w:rPr>
+          <w:rFonts w:ascii="華康古印體" w:eastAsia="華康古印體" w:hAnsi="Cambria" w:cs="Cambria"/>
+          <w:b/>
+          <w:bCs/>
+          <w:w w:val="70"/>
           <w:sz w:val="26"/>
           <w:szCs w:val="26"/>
         </w:rPr>
-        <w:t>在耶路撒冷為宗教和民事的審判設立最高的審判官。經過層層節制，最後，</w:t>
-      </w:r>
-      <w:r>
-        <w:rPr>
-          <w:rFonts w:ascii="Barlow Condensed Medium" w:eastAsia="華康細黑體" w:hAnsi="Barlow Condensed Medium" w:cs="微軟正黑體" w:hint="eastAsia"/>
-          <w:w w:val="66"/>
+        <w:t>…</w:t>
+      </w:r>
+      <w:r>
+        <w:rPr>
+          <w:rFonts w:ascii="華康古印體" w:eastAsia="華康古印體" w:hAnsi="Cambria" w:cs="Cambria" w:hint="eastAsia"/>
+          <w:b/>
+          <w:bCs/>
+          <w:w w:val="70"/>
           <w:sz w:val="26"/>
           <w:szCs w:val="26"/>
         </w:rPr>
-        <w:t>重大和難解的案件才會送到王那裡。這不是為了保證</w:t>
-      </w:r>
-      <w:r>
-        <w:rPr>
-          <w:rFonts w:ascii="Barlow Condensed Medium" w:eastAsia="華康細黑體" w:hAnsi="Barlow Condensed Medium" w:cs="微軟正黑體" w:hint="eastAsia"/>
-          <w:w w:val="66"/>
+        <w:t>凡自己謙卑像這小孩子的，他在天國裏就是最大的。</w:t>
+      </w:r>
+      <w:r>
+        <w:rPr>
+          <w:rFonts w:ascii="Cambria" w:eastAsia="華康細黑體" w:hAnsi="Cambria" w:cs="Cambria" w:hint="eastAsia"/>
+          <w:w w:val="70"/>
           <w:sz w:val="26"/>
           <w:szCs w:val="26"/>
         </w:rPr>
-        <w:t>能處理所有的案件，而是為了大部份能處理的</w:t>
-      </w:r>
-      <w:r>
-        <w:rPr>
-          <w:rFonts w:ascii="Barlow Condensed Medium" w:eastAsia="華康細黑體" w:hAnsi="Barlow Condensed Medium" w:cs="微軟正黑體" w:hint="eastAsia"/>
-          <w:w w:val="66"/>
+        <w:t>」</w:t>
+      </w:r>
+      <w:r>
+        <w:rPr>
+          <w:rFonts w:ascii="Cambria" w:eastAsia="華康細黑體" w:hAnsi="Cambria" w:cs="Cambria" w:hint="eastAsia"/>
+          <w:w w:val="70"/>
           <w:sz w:val="26"/>
           <w:szCs w:val="26"/>
         </w:rPr>
-        <w:t>都能即時被處理。是為了效率和維持社會和諧運作，</w:t>
-      </w:r>
-      <w:proofErr w:type="gramStart"/>
-      <w:r>
-        <w:rPr>
-          <w:rFonts w:ascii="Barlow Condensed Medium" w:eastAsia="華康細黑體" w:hAnsi="Barlow Condensed Medium" w:cs="微軟正黑體" w:hint="eastAsia"/>
-          <w:w w:val="66"/>
+        <w:t>(</w:t>
+      </w:r>
+      <w:r>
+        <w:rPr>
+          <w:rFonts w:ascii="Cambria" w:eastAsia="華康細黑體" w:hAnsi="Cambria" w:cs="Cambria" w:hint="eastAsia"/>
+          <w:w w:val="70"/>
           <w:sz w:val="26"/>
           <w:szCs w:val="26"/>
         </w:rPr>
-        <w:t>不生亂</w:t>
-      </w:r>
-      <w:proofErr w:type="gramEnd"/>
-      <w:r>
-        <w:rPr>
-          <w:rFonts w:ascii="Barlow Condensed Medium" w:eastAsia="華康細黑體" w:hAnsi="Barlow Condensed Medium" w:cs="微軟正黑體" w:hint="eastAsia"/>
-          <w:w w:val="66"/>
+        <w:t>太</w:t>
+      </w:r>
+      <w:r>
+        <w:rPr>
+          <w:rFonts w:ascii="Cambria" w:eastAsia="華康細黑體" w:hAnsi="Cambria" w:cs="Cambria" w:hint="eastAsia"/>
+          <w:w w:val="70"/>
           <w:sz w:val="26"/>
           <w:szCs w:val="26"/>
         </w:rPr>
-        <w:t>。這就是審判官和治理者的責任了，所以約沙法說</w:t>
-      </w:r>
-      <w:r>
-        <w:rPr>
-          <w:rFonts w:ascii="Barlow Condensed Medium" w:eastAsia="華康細黑體" w:hAnsi="Barlow Condensed Medium" w:cs="微軟正黑體" w:hint="eastAsia"/>
-          <w:w w:val="66"/>
+        <w:t>18:4)</w:t>
+      </w:r>
+      <w:r>
+        <w:rPr>
+          <w:rFonts w:ascii="Cambria" w:eastAsia="華康細黑體" w:hAnsi="Cambria" w:cs="Cambria" w:hint="eastAsia"/>
+          <w:w w:val="70"/>
           <w:sz w:val="26"/>
           <w:szCs w:val="26"/>
         </w:rPr>
-        <w:t>，公義的判斷，就是使人不得罪　神；又判斷公義的人失職，就是</w:t>
-      </w:r>
-      <w:r>
-        <w:rPr>
-          <w:rFonts w:ascii="Barlow Condensed Medium" w:eastAsia="華康細黑體" w:hAnsi="Barlow Condensed Medium" w:cs="微軟正黑體" w:hint="eastAsia"/>
-          <w:w w:val="66"/>
-          <w:sz w:val="26"/>
-          <w:szCs w:val="26"/>
-        </w:rPr>
-        <w:t xml:space="preserve">自己得罪　</w:t>
-      </w:r>
-      <w:proofErr w:type="gramStart"/>
-      <w:r>
-        <w:rPr>
-          <w:rFonts w:ascii="Barlow Condensed Medium" w:eastAsia="華康細黑體" w:hAnsi="Barlow Condensed Medium" w:cs="微軟正黑體" w:hint="eastAsia"/>
-          <w:w w:val="66"/>
-          <w:sz w:val="26"/>
-          <w:szCs w:val="26"/>
-        </w:rPr>
-        <w:t>神了</w:t>
-      </w:r>
-      <w:proofErr w:type="gramEnd"/>
-      <w:r>
-        <w:rPr>
-          <w:rFonts w:ascii="Barlow Condensed Medium" w:eastAsia="華康細黑體" w:hAnsi="Barlow Condensed Medium" w:cs="微軟正黑體" w:hint="eastAsia"/>
-          <w:w w:val="66"/>
-          <w:sz w:val="26"/>
-          <w:szCs w:val="26"/>
-        </w:rPr>
-        <w:t>。因此審判官為　神來審判人民，代表審判官的權力是被限制在　神的公義之下。就如同今日，民主國家中的法治，是被限制在人權和自由之下的。我們的立法院不審年度預算案，或是綁架國防特別預算案，不討論和強行立法，就是</w:t>
-      </w:r>
-      <w:proofErr w:type="gramStart"/>
-      <w:r>
-        <w:rPr>
-          <w:rFonts w:ascii="Barlow Condensed Medium" w:eastAsia="華康細黑體" w:hAnsi="Barlow Condensed Medium" w:cs="微軟正黑體" w:hint="eastAsia"/>
-          <w:w w:val="66"/>
-          <w:sz w:val="26"/>
-          <w:szCs w:val="26"/>
-        </w:rPr>
-        <w:t>譖</w:t>
-      </w:r>
-      <w:proofErr w:type="gramEnd"/>
-      <w:r>
-        <w:rPr>
-          <w:rFonts w:ascii="Barlow Condensed Medium" w:eastAsia="華康細黑體" w:hAnsi="Barlow Condensed Medium" w:cs="微軟正黑體" w:hint="eastAsia"/>
-          <w:w w:val="66"/>
-          <w:sz w:val="26"/>
-          <w:szCs w:val="26"/>
-        </w:rPr>
-        <w:t>越立法委員的權限。影響的是</w:t>
-      </w:r>
-      <w:r>
-        <w:rPr>
-          <w:rFonts w:ascii="Barlow Condensed Medium" w:eastAsia="華康細黑體" w:hAnsi="Barlow Condensed Medium" w:cs="微軟正黑體" w:hint="eastAsia"/>
-          <w:w w:val="66"/>
-          <w:sz w:val="26"/>
-          <w:szCs w:val="26"/>
-        </w:rPr>
-        <w:t>全體台灣人民福利和安全，認真</w:t>
-      </w:r>
-      <w:proofErr w:type="gramStart"/>
-      <w:r>
-        <w:rPr>
-          <w:rFonts w:ascii="Barlow Condensed Medium" w:eastAsia="華康細黑體" w:hAnsi="Barlow Condensed Medium" w:cs="微軟正黑體" w:hint="eastAsia"/>
-          <w:w w:val="66"/>
-          <w:sz w:val="26"/>
-          <w:szCs w:val="26"/>
-        </w:rPr>
-        <w:t>說這種罪</w:t>
-      </w:r>
-      <w:proofErr w:type="gramEnd"/>
-      <w:r>
-        <w:rPr>
-          <w:rFonts w:ascii="Barlow Condensed Medium" w:eastAsia="華康細黑體" w:hAnsi="Barlow Condensed Medium" w:cs="微軟正黑體" w:hint="eastAsia"/>
-          <w:w w:val="66"/>
-          <w:sz w:val="26"/>
-          <w:szCs w:val="26"/>
-        </w:rPr>
-        <w:t>就叫叛國。不知民選的立法委員，是為了全體人民來立法，卻把自己權力無限上綱，這就是他們</w:t>
-      </w:r>
-      <w:proofErr w:type="gramStart"/>
-      <w:r>
-        <w:rPr>
-          <w:rFonts w:ascii="Barlow Condensed Medium" w:eastAsia="華康細黑體" w:hAnsi="Barlow Condensed Medium" w:cs="微軟正黑體" w:hint="eastAsia"/>
-          <w:w w:val="66"/>
-          <w:sz w:val="26"/>
-          <w:szCs w:val="26"/>
-        </w:rPr>
-        <w:t>的罪了</w:t>
-      </w:r>
-      <w:proofErr w:type="gramEnd"/>
-      <w:r>
-        <w:rPr>
-          <w:rFonts w:ascii="Barlow Condensed Medium" w:eastAsia="華康細黑體" w:hAnsi="Barlow Condensed Medium" w:cs="微軟正黑體" w:hint="eastAsia"/>
-          <w:w w:val="66"/>
-          <w:sz w:val="26"/>
-          <w:szCs w:val="26"/>
-        </w:rPr>
-        <w:t>。</w:t>
+        <w:t>不是天真無邪，而是謙卑成為最沒有權力的小孩。沒有權力，人才不會把自己當作　神。</w:t>
       </w:r>
     </w:p>
     <w:p>
@@ -27737,453 +26571,34 @@
         <w:spacing w:afterLines="50" w:after="165" w:line="290" w:lineRule="exact"/>
         <w:jc w:val="both"/>
         <w:rPr>
-          <w:rFonts w:ascii="Cambria" w:eastAsia="華康細黑體" w:hAnsi="Cambria" w:cs="Cambria"/>
-          <w:w w:val="66"/>
+          <w:rFonts w:ascii="Barlow Condensed Medium" w:eastAsia="華康儷中黑" w:hAnsi="Barlow Condensed Medium"/>
+          <w:w w:val="70"/>
           <w:sz w:val="26"/>
           <w:szCs w:val="26"/>
         </w:rPr>
       </w:pPr>
       <w:r>
         <w:rPr>
-          <w:rFonts w:ascii="Barlow Condensed Medium" w:eastAsia="華康儷中黑" w:hAnsi="Barlow Condensed Medium" w:cs="新細明體" w:hint="eastAsia"/>
-          <w:w w:val="66"/>
+          <w:rFonts w:ascii="Barlow Condensed Medium" w:eastAsia="華康儷中黑" w:hAnsi="Barlow Condensed Medium" w:hint="eastAsia"/>
+          <w:w w:val="70"/>
           <w:sz w:val="26"/>
           <w:szCs w:val="26"/>
         </w:rPr>
-        <w:t>＜與良知同在的靈＞</w:t>
-      </w:r>
-      <w:r>
-        <w:rPr>
-          <w:rFonts w:ascii="Cambria" w:eastAsia="華康細黑體" w:hAnsi="Cambria" w:cs="Cambria" w:hint="eastAsia"/>
-          <w:w w:val="66"/>
+        <w:t>權位和成功使烏西雅無視　神的賜福。因驕傲而墮落，大痲瘋就像是內心的不潔被顯露出來。　神給烏西雅尊榮和長壽，最後只能葬在王室墓園外的田間。</w:t>
+      </w:r>
+      <w:r>
+        <w:rPr>
+          <w:rFonts w:ascii="Barlow Condensed Medium" w:eastAsia="華康細黑體" w:hAnsi="Barlow Condensed Medium" w:cs="微軟正黑體" w:hint="eastAsia"/>
+          <w:w w:val="70"/>
           <w:sz w:val="26"/>
           <w:szCs w:val="26"/>
         </w:rPr>
-        <w:t>西方國家</w:t>
-      </w:r>
-      <w:r>
-        <w:rPr>
-          <w:rFonts w:ascii="Cambria" w:eastAsia="華康細黑體" w:hAnsi="Cambria" w:cs="Cambria" w:hint="eastAsia"/>
-          <w:w w:val="66"/>
-          <w:sz w:val="26"/>
-          <w:szCs w:val="26"/>
-        </w:rPr>
-        <w:t>違反公共法規的罰金很高，對於窮人來說，可能罰個幾次就要破產。英國最近立法將</w:t>
-      </w:r>
-      <w:proofErr w:type="gramStart"/>
-      <w:r>
-        <w:rPr>
-          <w:rFonts w:ascii="Cambria" w:eastAsia="華康細黑體" w:hAnsi="Cambria" w:cs="Cambria" w:hint="eastAsia"/>
-          <w:w w:val="66"/>
-          <w:sz w:val="26"/>
-          <w:szCs w:val="26"/>
-        </w:rPr>
-        <w:t>微罪改以</w:t>
-      </w:r>
-      <w:proofErr w:type="gramEnd"/>
-      <w:r>
-        <w:rPr>
-          <w:rFonts w:ascii="Cambria" w:eastAsia="華康細黑體" w:hAnsi="Cambria" w:cs="Cambria" w:hint="eastAsia"/>
-          <w:w w:val="66"/>
-          <w:sz w:val="26"/>
-          <w:szCs w:val="26"/>
-        </w:rPr>
-        <w:t>收入比例裁罰。按違規輕重分</w:t>
-      </w:r>
-      <w:r>
-        <w:rPr>
-          <w:rFonts w:ascii="Cambria" w:eastAsia="華康細黑體" w:hAnsi="Cambria" w:cs="Cambria"/>
-          <w:w w:val="66"/>
-          <w:sz w:val="26"/>
-          <w:szCs w:val="26"/>
-        </w:rPr>
-        <w:t>A,B,C</w:t>
-      </w:r>
-      <w:r>
-        <w:rPr>
-          <w:rFonts w:ascii="Cambria" w:eastAsia="華康細黑體" w:hAnsi="Cambria" w:cs="Cambria" w:hint="eastAsia"/>
-          <w:w w:val="66"/>
-          <w:sz w:val="26"/>
-          <w:szCs w:val="26"/>
-        </w:rPr>
-        <w:t>三級，</w:t>
-      </w:r>
-      <w:r>
-        <w:rPr>
-          <w:rFonts w:ascii="Cambria" w:eastAsia="華康細黑體" w:hAnsi="Cambria" w:cs="Cambria"/>
-          <w:w w:val="66"/>
-          <w:sz w:val="26"/>
-          <w:szCs w:val="26"/>
-        </w:rPr>
-        <w:t>A</w:t>
-      </w:r>
-      <w:r>
-        <w:rPr>
-          <w:rFonts w:ascii="Cambria" w:eastAsia="華康細黑體" w:hAnsi="Cambria" w:cs="Cambria" w:hint="eastAsia"/>
-          <w:w w:val="66"/>
-          <w:sz w:val="26"/>
-          <w:szCs w:val="26"/>
-        </w:rPr>
-        <w:t>級是罰週薪的</w:t>
-      </w:r>
-      <w:r>
-        <w:rPr>
-          <w:rFonts w:ascii="Cambria" w:eastAsia="華康細黑體" w:hAnsi="Cambria" w:cs="Cambria"/>
-          <w:w w:val="66"/>
-          <w:sz w:val="26"/>
-          <w:szCs w:val="26"/>
-        </w:rPr>
-        <w:t>50%</w:t>
-      </w:r>
-      <w:r>
-        <w:rPr>
-          <w:rFonts w:ascii="Cambria" w:eastAsia="華康細黑體" w:hAnsi="Cambria" w:cs="Cambria" w:hint="eastAsia"/>
-          <w:w w:val="66"/>
-          <w:sz w:val="26"/>
-          <w:szCs w:val="26"/>
-        </w:rPr>
-        <w:t>，大概在</w:t>
-      </w:r>
-      <w:r>
-        <w:rPr>
-          <w:rFonts w:ascii="Cambria" w:eastAsia="華康細黑體" w:hAnsi="Cambria" w:cs="Cambria"/>
-          <w:w w:val="66"/>
-          <w:sz w:val="26"/>
-          <w:szCs w:val="26"/>
-        </w:rPr>
-        <w:t>100-1000</w:t>
-      </w:r>
-      <w:r>
-        <w:rPr>
-          <w:rFonts w:ascii="Cambria" w:eastAsia="華康細黑體" w:hAnsi="Cambria" w:cs="Cambria" w:hint="eastAsia"/>
-          <w:w w:val="66"/>
-          <w:sz w:val="26"/>
-          <w:szCs w:val="26"/>
-        </w:rPr>
-        <w:t>英磅之間。</w:t>
-      </w:r>
-      <w:r>
-        <w:rPr>
-          <w:rFonts w:ascii="Cambria" w:eastAsia="華康細黑體" w:hAnsi="Cambria" w:cs="Cambria"/>
-          <w:w w:val="66"/>
-          <w:sz w:val="26"/>
-          <w:szCs w:val="26"/>
-        </w:rPr>
-        <w:t>B</w:t>
-      </w:r>
-      <w:r>
-        <w:rPr>
-          <w:rFonts w:ascii="Cambria" w:eastAsia="華康細黑體" w:hAnsi="Cambria" w:cs="Cambria" w:hint="eastAsia"/>
-          <w:w w:val="66"/>
-          <w:sz w:val="26"/>
-          <w:szCs w:val="26"/>
-        </w:rPr>
-        <w:t>級是乘</w:t>
-      </w:r>
-      <w:r>
-        <w:rPr>
-          <w:rFonts w:ascii="Cambria" w:eastAsia="華康細黑體" w:hAnsi="Cambria" w:cs="Cambria"/>
-          <w:w w:val="66"/>
-          <w:sz w:val="26"/>
-          <w:szCs w:val="26"/>
-        </w:rPr>
-        <w:t>75%-125%</w:t>
-      </w:r>
-      <w:r>
-        <w:rPr>
-          <w:rFonts w:ascii="Cambria" w:eastAsia="華康細黑體" w:hAnsi="Cambria" w:cs="Cambria" w:hint="eastAsia"/>
-          <w:w w:val="66"/>
-          <w:sz w:val="26"/>
-          <w:szCs w:val="26"/>
-        </w:rPr>
-        <w:t>，</w:t>
-      </w:r>
-      <w:r>
-        <w:rPr>
-          <w:rFonts w:ascii="Cambria" w:eastAsia="華康細黑體" w:hAnsi="Cambria" w:cs="Cambria"/>
-          <w:w w:val="66"/>
-          <w:sz w:val="26"/>
-          <w:szCs w:val="26"/>
-        </w:rPr>
-        <w:t>C</w:t>
-      </w:r>
-      <w:r>
-        <w:rPr>
-          <w:rFonts w:ascii="Cambria" w:eastAsia="華康細黑體" w:hAnsi="Cambria" w:cs="Cambria" w:hint="eastAsia"/>
-          <w:w w:val="66"/>
-          <w:sz w:val="26"/>
-          <w:szCs w:val="26"/>
-        </w:rPr>
-        <w:t>級是</w:t>
-      </w:r>
-      <w:r>
-        <w:rPr>
-          <w:rFonts w:ascii="Cambria" w:eastAsia="華康細黑體" w:hAnsi="Cambria" w:cs="Cambria"/>
-          <w:w w:val="66"/>
-          <w:sz w:val="26"/>
-          <w:szCs w:val="26"/>
-        </w:rPr>
-        <w:t>125%</w:t>
-      </w:r>
-      <w:r>
-        <w:rPr>
-          <w:rFonts w:ascii="Cambria" w:eastAsia="華康細黑體" w:hAnsi="Cambria" w:cs="Cambria" w:hint="eastAsia"/>
-          <w:w w:val="66"/>
-          <w:sz w:val="26"/>
-          <w:szCs w:val="26"/>
-        </w:rPr>
-        <w:t xml:space="preserve"> </w:t>
-      </w:r>
-      <w:r>
-        <w:rPr>
-          <w:rFonts w:ascii="Cambria" w:eastAsia="華康細黑體" w:hAnsi="Cambria" w:cs="Cambria"/>
-          <w:w w:val="66"/>
-          <w:sz w:val="26"/>
-          <w:szCs w:val="26"/>
-        </w:rPr>
-        <w:t>-175%</w:t>
-      </w:r>
-      <w:r>
-        <w:rPr>
-          <w:rFonts w:ascii="Cambria" w:eastAsia="華康細黑體" w:hAnsi="Cambria" w:cs="Cambria" w:hint="eastAsia"/>
-          <w:w w:val="66"/>
-          <w:sz w:val="26"/>
-          <w:szCs w:val="26"/>
-        </w:rPr>
-        <w:t>，金額自己換算。又在美國，罰金都必須經過法官裁量，法官有權降低罰金，而受罰者的經濟狀況是主要考量。而美國的法官依規定必須擔任律師或檢查官多年，所以在潛規則裡，法官是幫助小蝦米的人民來對抗大鯨魚的政府。卻又不是讓公義不明，因為貧富的壓迫是更大的不公義。這種超越律法規定的裁量，就</w:t>
-      </w:r>
-      <w:proofErr w:type="gramStart"/>
-      <w:r>
-        <w:rPr>
-          <w:rFonts w:ascii="Cambria" w:eastAsia="華康細黑體" w:hAnsi="Cambria" w:cs="Cambria" w:hint="eastAsia"/>
-          <w:w w:val="66"/>
-          <w:sz w:val="26"/>
-          <w:szCs w:val="26"/>
-        </w:rPr>
-        <w:t>可說是為</w:t>
-      </w:r>
-      <w:proofErr w:type="gramEnd"/>
-      <w:r>
-        <w:rPr>
-          <w:rFonts w:ascii="Cambria" w:eastAsia="華康細黑體" w:hAnsi="Cambria" w:cs="Cambria" w:hint="eastAsia"/>
-          <w:w w:val="66"/>
-          <w:sz w:val="26"/>
-          <w:szCs w:val="26"/>
-        </w:rPr>
-        <w:t xml:space="preserve">　神</w:t>
-      </w:r>
-      <w:proofErr w:type="gramStart"/>
-      <w:r>
-        <w:rPr>
-          <w:rFonts w:ascii="Cambria" w:eastAsia="華康細黑體" w:hAnsi="Cambria" w:cs="Cambria" w:hint="eastAsia"/>
-          <w:w w:val="66"/>
-          <w:sz w:val="26"/>
-          <w:szCs w:val="26"/>
-        </w:rPr>
-        <w:t>來作</w:t>
-      </w:r>
-      <w:proofErr w:type="gramEnd"/>
-      <w:r>
-        <w:rPr>
-          <w:rFonts w:ascii="Cambria" w:eastAsia="華康細黑體" w:hAnsi="Cambria" w:cs="Cambria" w:hint="eastAsia"/>
-          <w:w w:val="66"/>
-          <w:sz w:val="26"/>
-          <w:szCs w:val="26"/>
-        </w:rPr>
-        <w:t>審判。因為有人的良知</w:t>
-      </w:r>
-      <w:r>
-        <w:rPr>
-          <w:rFonts w:ascii="Cambria" w:eastAsia="華康細黑體" w:hAnsi="Cambria" w:cs="Cambria"/>
-          <w:w w:val="66"/>
-          <w:sz w:val="26"/>
-          <w:szCs w:val="26"/>
-        </w:rPr>
-        <w:t>(</w:t>
-      </w:r>
-      <w:r>
-        <w:rPr>
-          <w:rFonts w:ascii="Cambria" w:eastAsia="華康細黑體" w:hAnsi="Cambria" w:cs="Cambria" w:hint="eastAsia"/>
-          <w:w w:val="66"/>
-          <w:sz w:val="26"/>
-          <w:szCs w:val="26"/>
-        </w:rPr>
-        <w:t>靈</w:t>
-      </w:r>
-      <w:r>
-        <w:rPr>
-          <w:rFonts w:ascii="Cambria" w:eastAsia="華康細黑體" w:hAnsi="Cambria" w:cs="Cambria"/>
-          <w:w w:val="66"/>
-          <w:sz w:val="26"/>
-          <w:szCs w:val="26"/>
-        </w:rPr>
-        <w:t>)</w:t>
-      </w:r>
-      <w:r>
-        <w:rPr>
-          <w:rFonts w:ascii="Cambria" w:eastAsia="華康細黑體" w:hAnsi="Cambria" w:cs="Cambria" w:hint="eastAsia"/>
-          <w:w w:val="66"/>
-          <w:sz w:val="26"/>
-          <w:szCs w:val="26"/>
-        </w:rPr>
-        <w:t>和　神</w:t>
-      </w:r>
-      <w:proofErr w:type="gramStart"/>
-      <w:r>
-        <w:rPr>
-          <w:rFonts w:ascii="Cambria" w:eastAsia="華康細黑體" w:hAnsi="Cambria" w:cs="Cambria" w:hint="eastAsia"/>
-          <w:w w:val="66"/>
-          <w:sz w:val="26"/>
-          <w:szCs w:val="26"/>
-        </w:rPr>
-        <w:t>的靈同工</w:t>
-      </w:r>
-      <w:proofErr w:type="gramEnd"/>
-      <w:r>
-        <w:rPr>
-          <w:rFonts w:ascii="Cambria" w:eastAsia="華康細黑體" w:hAnsi="Cambria" w:cs="Cambria" w:hint="eastAsia"/>
-          <w:w w:val="66"/>
-          <w:sz w:val="26"/>
-          <w:szCs w:val="26"/>
-        </w:rPr>
-        <w:t>，判斷就顯出　神的公義和慈愛。</w:t>
-      </w:r>
-    </w:p>
-    <w:p>
-      <w:pPr>
-        <w:kinsoku w:val="0"/>
-        <w:snapToGrid w:val="0"/>
-        <w:spacing w:afterLines="50" w:after="165" w:line="290" w:lineRule="exact"/>
-        <w:jc w:val="both"/>
-        <w:rPr>
-          <w:rFonts w:ascii="Barlow Condensed Medium" w:eastAsia="華康儷中黑" w:hAnsi="Barlow Condensed Medium"/>
-          <w:w w:val="66"/>
-          <w:sz w:val="26"/>
-          <w:szCs w:val="26"/>
-        </w:rPr>
-      </w:pPr>
-      <w:r>
-        <w:rPr>
-          <w:rFonts w:ascii="Barlow Condensed Medium" w:eastAsia="華康儷中黑" w:hAnsi="Barlow Condensed Medium" w:hint="eastAsia"/>
-          <w:w w:val="66"/>
-          <w:sz w:val="26"/>
-          <w:szCs w:val="26"/>
-        </w:rPr>
-        <w:t>這世界的審判官不是不知道公義，而是被世界的惡脅迫和誘惑，離開了　神的公義。所以，最後給審判官的勉勵就是壯膽辦事，要堅信　神與良善的人同在。</w:t>
+        <w:t>說到祭司要自潔，才能進入聖殿事奉。這自潔就是把自己分別出來，獻給　神使用，他人不能取代。是外在的潔淨，加下內心的潔淨，才是一個完整的事奉態度。而烏西雅以王的身分，代表世間的權力，自己強行要作祭司分別為聖才作的事奉，就成了對　神的聖潔的一種褻瀆。而懂得敬畏　神分別為聖的律法和道德誡命，就是與　維持和好的關係；同樣的道理，尊重他人的各種權利，工作的專業知識和權責的歸屬，就能與人維持和好的關係。超越了界限就是驕傲，破壞和諧，就算擁有再高的權力也不能。</w:t>
       </w:r>
       <w:r>
         <w:rPr>
           <w:rFonts w:ascii="Barlow Condensed Medium" w:eastAsia="華康細黑體" w:hAnsi="Barlow Condensed Medium" w:cs="微軟正黑體" w:hint="eastAsia"/>
-          <w:w w:val="66"/>
-          <w:sz w:val="26"/>
-          <w:szCs w:val="26"/>
-        </w:rPr>
-        <w:t>人有判斷是非對錯的能力，不單只是靠熟記法條，邏輯推理的智力，或是</w:t>
-      </w:r>
-      <w:proofErr w:type="gramStart"/>
-      <w:r>
-        <w:rPr>
-          <w:rFonts w:ascii="Barlow Condensed Medium" w:eastAsia="華康細黑體" w:hAnsi="Barlow Condensed Medium" w:cs="微軟正黑體" w:hint="eastAsia"/>
-          <w:w w:val="66"/>
-          <w:sz w:val="26"/>
-          <w:szCs w:val="26"/>
-        </w:rPr>
-        <w:t>經驗法測</w:t>
-      </w:r>
-      <w:proofErr w:type="gramEnd"/>
-      <w:r>
-        <w:rPr>
-          <w:rFonts w:ascii="Barlow Condensed Medium" w:eastAsia="華康細黑體" w:hAnsi="Barlow Condensed Medium" w:cs="微軟正黑體" w:hint="eastAsia"/>
-          <w:w w:val="66"/>
-          <w:sz w:val="26"/>
-          <w:szCs w:val="26"/>
-        </w:rPr>
-        <w:t>，還必須加上能認識和分辨良善的靈，就是良知。比如如何分辨無心之過，有教化的可能，沒有主動的犯意，或是無法自主的精神疾病等。相對地，刑罰本身並不能使公義完全，這乃是正視罪有不可補償性，像人死不能復生。所以，判斷和量刑只是</w:t>
-      </w:r>
-      <w:proofErr w:type="gramStart"/>
-      <w:r>
-        <w:rPr>
-          <w:rFonts w:ascii="Barlow Condensed Medium" w:eastAsia="華康細黑體" w:hAnsi="Barlow Condensed Medium" w:cs="微軟正黑體" w:hint="eastAsia"/>
-          <w:w w:val="66"/>
-          <w:sz w:val="26"/>
-          <w:szCs w:val="26"/>
-        </w:rPr>
-        <w:t>為了向惡宣告</w:t>
-      </w:r>
-      <w:proofErr w:type="gramEnd"/>
-      <w:r>
-        <w:rPr>
-          <w:rFonts w:ascii="Barlow Condensed Medium" w:eastAsia="華康細黑體" w:hAnsi="Barlow Condensed Medium" w:cs="微軟正黑體" w:hint="eastAsia"/>
-          <w:w w:val="66"/>
-          <w:sz w:val="26"/>
-          <w:szCs w:val="26"/>
-        </w:rPr>
-        <w:t>，</w:t>
-      </w:r>
-      <w:proofErr w:type="gramStart"/>
-      <w:r>
-        <w:rPr>
-          <w:rFonts w:ascii="Barlow Condensed Medium" w:eastAsia="華康細黑體" w:hAnsi="Barlow Condensed Medium" w:cs="微軟正黑體" w:hint="eastAsia"/>
-          <w:w w:val="66"/>
-          <w:sz w:val="26"/>
-          <w:szCs w:val="26"/>
-        </w:rPr>
-        <w:t>讓惡現形</w:t>
-      </w:r>
-      <w:proofErr w:type="gramEnd"/>
-      <w:r>
-        <w:rPr>
-          <w:rFonts w:ascii="Barlow Condensed Medium" w:eastAsia="華康細黑體" w:hAnsi="Barlow Condensed Medium" w:cs="微軟正黑體" w:hint="eastAsia"/>
-          <w:w w:val="66"/>
-          <w:sz w:val="26"/>
-          <w:szCs w:val="26"/>
-        </w:rPr>
-        <w:t xml:space="preserve">，我們相信　神才是公義和慈愛最終的裁判者和修復者。而審判者需要勇氣，乃是為了承擔為　</w:t>
-      </w:r>
-      <w:proofErr w:type="gramStart"/>
-      <w:r>
-        <w:rPr>
-          <w:rFonts w:ascii="Barlow Condensed Medium" w:eastAsia="華康細黑體" w:hAnsi="Barlow Condensed Medium" w:cs="微軟正黑體" w:hint="eastAsia"/>
-          <w:w w:val="66"/>
-          <w:sz w:val="26"/>
-          <w:szCs w:val="26"/>
-        </w:rPr>
-        <w:t>神作審判</w:t>
-      </w:r>
-      <w:proofErr w:type="gramEnd"/>
-      <w:r>
-        <w:rPr>
-          <w:rFonts w:ascii="Barlow Condensed Medium" w:eastAsia="華康細黑體" w:hAnsi="Barlow Condensed Medium" w:cs="微軟正黑體" w:hint="eastAsia"/>
-          <w:w w:val="66"/>
-          <w:sz w:val="26"/>
-          <w:szCs w:val="26"/>
-        </w:rPr>
-        <w:t>的責任，堅持與　神和良善的人站在一起，用良善的判斷來與惡對抗。因為審判者知道自己也是人，必須依靠　神才能</w:t>
-      </w:r>
-      <w:proofErr w:type="gramStart"/>
-      <w:r>
-        <w:rPr>
-          <w:rFonts w:ascii="Barlow Condensed Medium" w:eastAsia="華康細黑體" w:hAnsi="Barlow Condensed Medium" w:cs="微軟正黑體" w:hint="eastAsia"/>
-          <w:w w:val="66"/>
-          <w:sz w:val="26"/>
-          <w:szCs w:val="26"/>
-        </w:rPr>
-        <w:t>勝過那惡者</w:t>
-      </w:r>
-      <w:proofErr w:type="gramEnd"/>
-      <w:r>
-        <w:rPr>
-          <w:rFonts w:ascii="Barlow Condensed Medium" w:eastAsia="華康細黑體" w:hAnsi="Barlow Condensed Medium" w:cs="微軟正黑體" w:hint="eastAsia"/>
-          <w:w w:val="66"/>
-          <w:sz w:val="26"/>
-          <w:szCs w:val="26"/>
-        </w:rPr>
-        <w:t>。</w:t>
-      </w:r>
-      <w:r>
-        <w:rPr>
-          <w:rFonts w:ascii="Barlow Condensed Medium" w:eastAsia="華康細黑體" w:hAnsi="Barlow Condensed Medium" w:cs="微軟正黑體" w:hint="eastAsia"/>
-          <w:w w:val="66"/>
+          <w:w w:val="70"/>
           <w:sz w:val="26"/>
           <w:szCs w:val="26"/>
         </w:rPr>
@@ -28210,7 +26625,7 @@
 </file>
 
 <file path=word/endnotes.xml><?xml version="1.0" encoding="utf-8"?>
-<w:endnotes xmlns:wpc="http://schemas.microsoft.com/office/word/2010/wordprocessingCanvas" xmlns:cx="http://schemas.microsoft.com/office/drawing/2014/chartex" xmlns:cx1="http://schemas.microsoft.com/office/drawing/2015/9/8/chartex" xmlns:cx2="http://schemas.microsoft.com/office/drawing/2015/10/21/chartex" xmlns:cx3="http://schemas.microsoft.com/office/drawing/2016/5/9/chartex" xmlns:cx4="http://schemas.microsoft.com/office/drawing/2016/5/10/chartex" xmlns:cx5="http://schemas.microsoft.com/office/drawing/2016/5/11/chartex" xmlns:cx6="http://schemas.microsoft.com/office/drawing/2016/5/12/chartex" xmlns:cx7="http://schemas.microsoft.com/office/drawing/2016/5/13/chartex" xmlns:cx8="http://schemas.microsoft.com/office/drawing/2016/5/14/chartex" xmlns:mc="http://schemas.openxmlformats.org/markup-compatibility/2006" xmlns:aink="http://schemas.microsoft.com/office/drawing/2016/ink" xmlns:am3d="http://schemas.microsoft.com/office/drawing/2017/model3d" xmlns:o="urn:schemas-microsoft-com:office:office" xmlns:oel="http://schemas.microsoft.com/office/2019/extlst" xmlns:r="http://schemas.openxmlformats.org/officeDocument/2006/relationships" xmlns:m="http://schemas.openxmlformats.org/officeDocument/2006/math" xmlns:v="urn:schemas-microsoft-com:vml" xmlns:wp14="http://schemas.microsoft.com/office/word/2010/wordprocessingDrawing" xmlns:wp="http://schemas.openxmlformats.org/drawingml/2006/wordprocessingDrawing" xmlns:w10="urn:schemas-microsoft-com:office:word" xmlns:w="http://schemas.openxmlformats.org/wordprocessingml/2006/main" xmlns:w14="http://schemas.microsoft.com/office/word/2010/wordml" xmlns:w15="http://schemas.microsoft.com/office/word/2012/wordml" xmlns:w16cex="http://schemas.microsoft.com/office/word/2018/wordml/cex" xmlns:w16cid="http://schemas.microsoft.com/office/word/2016/wordml/cid" xmlns:w16="http://schemas.microsoft.com/office/word/2018/wordml" xmlns:w16sdtdh="http://schemas.microsoft.com/office/word/2020/wordml/sdtdatahash" xmlns:w16se="http://schemas.microsoft.com/office/word/2015/wordml/symex" xmlns:wpg="http://schemas.microsoft.com/office/word/2010/wordprocessingGroup" xmlns:wpi="http://schemas.microsoft.com/office/word/2010/wordprocessingInk" xmlns:wne="http://schemas.microsoft.com/office/word/2006/wordml" xmlns:wps="http://schemas.microsoft.com/office/word/2010/wordprocessingShape" mc:Ignorable="w14 w15 w16se w16cid w16 w16cex w16sdtdh wp14">
+<w:endnotes xmlns:wpc="http://schemas.microsoft.com/office/word/2010/wordprocessingCanvas" xmlns:mc="http://schemas.openxmlformats.org/markup-compatibility/2006" xmlns:o="urn:schemas-microsoft-com:office:office" xmlns:r="http://schemas.openxmlformats.org/officeDocument/2006/relationships" xmlns:m="http://schemas.openxmlformats.org/officeDocument/2006/math" xmlns:v="urn:schemas-microsoft-com:vml" xmlns:wp14="http://schemas.microsoft.com/office/word/2010/wordprocessingDrawing" xmlns:wp="http://schemas.openxmlformats.org/drawingml/2006/wordprocessingDrawing" xmlns:w10="urn:schemas-microsoft-com:office:word" xmlns:w="http://schemas.openxmlformats.org/wordprocessingml/2006/main" xmlns:w14="http://schemas.microsoft.com/office/word/2010/wordml" xmlns:w15="http://schemas.microsoft.com/office/word/2012/wordml" xmlns:wpg="http://schemas.microsoft.com/office/word/2010/wordprocessingGroup" xmlns:wpi="http://schemas.microsoft.com/office/word/2010/wordprocessingInk" xmlns:wne="http://schemas.microsoft.com/office/word/2006/wordml" xmlns:wps="http://schemas.microsoft.com/office/word/2010/wordprocessingShape" mc:Ignorable="w14 w15 wp14">
   <w:endnote w:type="separator" w:id="-1">
     <w:p>
       <w:r>
@@ -28229,7 +26644,7 @@
 </file>
 
 <file path=word/footnotes.xml><?xml version="1.0" encoding="utf-8"?>
-<w:footnotes xmlns:wpc="http://schemas.microsoft.com/office/word/2010/wordprocessingCanvas" xmlns:cx="http://schemas.microsoft.com/office/drawing/2014/chartex" xmlns:cx1="http://schemas.microsoft.com/office/drawing/2015/9/8/chartex" xmlns:cx2="http://schemas.microsoft.com/office/drawing/2015/10/21/chartex" xmlns:cx3="http://schemas.microsoft.com/office/drawing/2016/5/9/chartex" xmlns:cx4="http://schemas.microsoft.com/office/drawing/2016/5/10/chartex" xmlns:cx5="http://schemas.microsoft.com/office/drawing/2016/5/11/chartex" xmlns:cx6="http://schemas.microsoft.com/office/drawing/2016/5/12/chartex" xmlns:cx7="http://schemas.microsoft.com/office/drawing/2016/5/13/chartex" xmlns:cx8="http://schemas.microsoft.com/office/drawing/2016/5/14/chartex" xmlns:mc="http://schemas.openxmlformats.org/markup-compatibility/2006" xmlns:aink="http://schemas.microsoft.com/office/drawing/2016/ink" xmlns:am3d="http://schemas.microsoft.com/office/drawing/2017/model3d" xmlns:o="urn:schemas-microsoft-com:office:office" xmlns:oel="http://schemas.microsoft.com/office/2019/extlst" xmlns:r="http://schemas.openxmlformats.org/officeDocument/2006/relationships" xmlns:m="http://schemas.openxmlformats.org/officeDocument/2006/math" xmlns:v="urn:schemas-microsoft-com:vml" xmlns:wp14="http://schemas.microsoft.com/office/word/2010/wordprocessingDrawing" xmlns:wp="http://schemas.openxmlformats.org/drawingml/2006/wordprocessingDrawing" xmlns:w10="urn:schemas-microsoft-com:office:word" xmlns:w="http://schemas.openxmlformats.org/wordprocessingml/2006/main" xmlns:w14="http://schemas.microsoft.com/office/word/2010/wordml" xmlns:w15="http://schemas.microsoft.com/office/word/2012/wordml" xmlns:w16cex="http://schemas.microsoft.com/office/word/2018/wordml/cex" xmlns:w16cid="http://schemas.microsoft.com/office/word/2016/wordml/cid" xmlns:w16="http://schemas.microsoft.com/office/word/2018/wordml" xmlns:w16sdtdh="http://schemas.microsoft.com/office/word/2020/wordml/sdtdatahash" xmlns:w16se="http://schemas.microsoft.com/office/word/2015/wordml/symex" xmlns:wpg="http://schemas.microsoft.com/office/word/2010/wordprocessingGroup" xmlns:wpi="http://schemas.microsoft.com/office/word/2010/wordprocessingInk" xmlns:wne="http://schemas.microsoft.com/office/word/2006/wordml" xmlns:wps="http://schemas.microsoft.com/office/word/2010/wordprocessingShape" mc:Ignorable="w14 w15 w16se w16cid w16 w16cex w16sdtdh wp14">
+<w:footnotes xmlns:wpc="http://schemas.microsoft.com/office/word/2010/wordprocessingCanvas" xmlns:mc="http://schemas.openxmlformats.org/markup-compatibility/2006" xmlns:o="urn:schemas-microsoft-com:office:office" xmlns:r="http://schemas.openxmlformats.org/officeDocument/2006/relationships" xmlns:m="http://schemas.openxmlformats.org/officeDocument/2006/math" xmlns:v="urn:schemas-microsoft-com:vml" xmlns:wp14="http://schemas.microsoft.com/office/word/2010/wordprocessingDrawing" xmlns:wp="http://schemas.openxmlformats.org/drawingml/2006/wordprocessingDrawing" xmlns:w10="urn:schemas-microsoft-com:office:word" xmlns:w="http://schemas.openxmlformats.org/wordprocessingml/2006/main" xmlns:w14="http://schemas.microsoft.com/office/word/2010/wordml" xmlns:w15="http://schemas.microsoft.com/office/word/2012/wordml" xmlns:wpg="http://schemas.microsoft.com/office/word/2010/wordprocessingGroup" xmlns:wpi="http://schemas.microsoft.com/office/word/2010/wordprocessingInk" xmlns:wne="http://schemas.microsoft.com/office/word/2006/wordml" xmlns:wps="http://schemas.microsoft.com/office/word/2010/wordprocessingShape" mc:Ignorable="w14 w15 wp14">
   <w:footnote w:type="separator" w:id="-1">
     <w:p>
       <w:r>
@@ -28248,7 +26663,7 @@
 </file>
 
 <file path=word/header1.xml><?xml version="1.0" encoding="utf-8"?>
-<w:hdr xmlns:wpc="http://schemas.microsoft.com/office/word/2010/wordprocessingCanvas" xmlns:cx="http://schemas.microsoft.com/office/drawing/2014/chartex" xmlns:cx1="http://schemas.microsoft.com/office/drawing/2015/9/8/chartex" xmlns:cx2="http://schemas.microsoft.com/office/drawing/2015/10/21/chartex" xmlns:cx3="http://schemas.microsoft.com/office/drawing/2016/5/9/chartex" xmlns:cx4="http://schemas.microsoft.com/office/drawing/2016/5/10/chartex" xmlns:cx5="http://schemas.microsoft.com/office/drawing/2016/5/11/chartex" xmlns:cx6="http://schemas.microsoft.com/office/drawing/2016/5/12/chartex" xmlns:cx7="http://schemas.microsoft.com/office/drawing/2016/5/13/chartex" xmlns:cx8="http://schemas.microsoft.com/office/drawing/2016/5/14/chartex" xmlns:mc="http://schemas.openxmlformats.org/markup-compatibility/2006" xmlns:aink="http://schemas.microsoft.com/office/drawing/2016/ink" xmlns:am3d="http://schemas.microsoft.com/office/drawing/2017/model3d" xmlns:o="urn:schemas-microsoft-com:office:office" xmlns:oel="http://schemas.microsoft.com/office/2019/extlst" xmlns:r="http://schemas.openxmlformats.org/officeDocument/2006/relationships" xmlns:m="http://schemas.openxmlformats.org/officeDocument/2006/math" xmlns:v="urn:schemas-microsoft-com:vml" xmlns:wp14="http://schemas.microsoft.com/office/word/2010/wordprocessingDrawing" xmlns:wp="http://schemas.openxmlformats.org/drawingml/2006/wordprocessingDrawing" xmlns:w10="urn:schemas-microsoft-com:office:word" xmlns:w="http://schemas.openxmlformats.org/wordprocessingml/2006/main" xmlns:w14="http://schemas.microsoft.com/office/word/2010/wordml" xmlns:w15="http://schemas.microsoft.com/office/word/2012/wordml" xmlns:w16cex="http://schemas.microsoft.com/office/word/2018/wordml/cex" xmlns:w16cid="http://schemas.microsoft.com/office/word/2016/wordml/cid" xmlns:w16="http://schemas.microsoft.com/office/word/2018/wordml" xmlns:w16sdtdh="http://schemas.microsoft.com/office/word/2020/wordml/sdtdatahash" xmlns:w16se="http://schemas.microsoft.com/office/word/2015/wordml/symex" xmlns:wpg="http://schemas.microsoft.com/office/word/2010/wordprocessingGroup" xmlns:wpi="http://schemas.microsoft.com/office/word/2010/wordprocessingInk" xmlns:wne="http://schemas.microsoft.com/office/word/2006/wordml" xmlns:wps="http://schemas.microsoft.com/office/word/2010/wordprocessingShape" mc:Ignorable="w14 w15 w16se w16cid w16 w16cex w16sdtdh wp14">
+<w:hdr xmlns:wpc="http://schemas.microsoft.com/office/word/2010/wordprocessingCanvas" xmlns:mc="http://schemas.openxmlformats.org/markup-compatibility/2006" xmlns:o="urn:schemas-microsoft-com:office:office" xmlns:r="http://schemas.openxmlformats.org/officeDocument/2006/relationships" xmlns:m="http://schemas.openxmlformats.org/officeDocument/2006/math" xmlns:v="urn:schemas-microsoft-com:vml" xmlns:wp14="http://schemas.microsoft.com/office/word/2010/wordprocessingDrawing" xmlns:wp="http://schemas.openxmlformats.org/drawingml/2006/wordprocessingDrawing" xmlns:w10="urn:schemas-microsoft-com:office:word" xmlns:w="http://schemas.openxmlformats.org/wordprocessingml/2006/main" xmlns:w14="http://schemas.microsoft.com/office/word/2010/wordml" xmlns:w15="http://schemas.microsoft.com/office/word/2012/wordml" xmlns:wpg="http://schemas.microsoft.com/office/word/2010/wordprocessingGroup" xmlns:wpi="http://schemas.microsoft.com/office/word/2010/wordprocessingInk" xmlns:wne="http://schemas.microsoft.com/office/word/2006/wordml" xmlns:wps="http://schemas.microsoft.com/office/word/2010/wordprocessingShape" mc:Ignorable="w14 w15 wp14">
   <w:p>
     <w:pPr>
       <w:pStyle w:val="a4"/>
@@ -28706,7 +27121,7 @@
 </file>
 
 <file path=word/header2.xml><?xml version="1.0" encoding="utf-8"?>
-<w:hdr xmlns:wpc="http://schemas.microsoft.com/office/word/2010/wordprocessingCanvas" xmlns:cx="http://schemas.microsoft.com/office/drawing/2014/chartex" xmlns:cx1="http://schemas.microsoft.com/office/drawing/2015/9/8/chartex" xmlns:cx2="http://schemas.microsoft.com/office/drawing/2015/10/21/chartex" xmlns:cx3="http://schemas.microsoft.com/office/drawing/2016/5/9/chartex" xmlns:cx4="http://schemas.microsoft.com/office/drawing/2016/5/10/chartex" xmlns:cx5="http://schemas.microsoft.com/office/drawing/2016/5/11/chartex" xmlns:cx6="http://schemas.microsoft.com/office/drawing/2016/5/12/chartex" xmlns:cx7="http://schemas.microsoft.com/office/drawing/2016/5/13/chartex" xmlns:cx8="http://schemas.microsoft.com/office/drawing/2016/5/14/chartex" xmlns:mc="http://schemas.openxmlformats.org/markup-compatibility/2006" xmlns:aink="http://schemas.microsoft.com/office/drawing/2016/ink" xmlns:am3d="http://schemas.microsoft.com/office/drawing/2017/model3d" xmlns:o="urn:schemas-microsoft-com:office:office" xmlns:oel="http://schemas.microsoft.com/office/2019/extlst" xmlns:r="http://schemas.openxmlformats.org/officeDocument/2006/relationships" xmlns:m="http://schemas.openxmlformats.org/officeDocument/2006/math" xmlns:v="urn:schemas-microsoft-com:vml" xmlns:wp14="http://schemas.microsoft.com/office/word/2010/wordprocessingDrawing" xmlns:wp="http://schemas.openxmlformats.org/drawingml/2006/wordprocessingDrawing" xmlns:w10="urn:schemas-microsoft-com:office:word" xmlns:w="http://schemas.openxmlformats.org/wordprocessingml/2006/main" xmlns:w14="http://schemas.microsoft.com/office/word/2010/wordml" xmlns:w15="http://schemas.microsoft.com/office/word/2012/wordml" xmlns:w16cex="http://schemas.microsoft.com/office/word/2018/wordml/cex" xmlns:w16cid="http://schemas.microsoft.com/office/word/2016/wordml/cid" xmlns:w16="http://schemas.microsoft.com/office/word/2018/wordml" xmlns:w16sdtdh="http://schemas.microsoft.com/office/word/2020/wordml/sdtdatahash" xmlns:w16se="http://schemas.microsoft.com/office/word/2015/wordml/symex" xmlns:wpg="http://schemas.microsoft.com/office/word/2010/wordprocessingGroup" xmlns:wpi="http://schemas.microsoft.com/office/word/2010/wordprocessingInk" xmlns:wne="http://schemas.microsoft.com/office/word/2006/wordml" xmlns:wps="http://schemas.microsoft.com/office/word/2010/wordprocessingShape" mc:Ignorable="w14 w15 w16se w16cid w16 w16cex w16sdtdh wp14">
+<w:hdr xmlns:wpc="http://schemas.microsoft.com/office/word/2010/wordprocessingCanvas" xmlns:mc="http://schemas.openxmlformats.org/markup-compatibility/2006" xmlns:o="urn:schemas-microsoft-com:office:office" xmlns:r="http://schemas.openxmlformats.org/officeDocument/2006/relationships" xmlns:m="http://schemas.openxmlformats.org/officeDocument/2006/math" xmlns:v="urn:schemas-microsoft-com:vml" xmlns:wp14="http://schemas.microsoft.com/office/word/2010/wordprocessingDrawing" xmlns:wp="http://schemas.openxmlformats.org/drawingml/2006/wordprocessingDrawing" xmlns:w10="urn:schemas-microsoft-com:office:word" xmlns:w="http://schemas.openxmlformats.org/wordprocessingml/2006/main" xmlns:w14="http://schemas.microsoft.com/office/word/2010/wordml" xmlns:w15="http://schemas.microsoft.com/office/word/2012/wordml" xmlns:wpg="http://schemas.microsoft.com/office/word/2010/wordprocessingGroup" xmlns:wpi="http://schemas.microsoft.com/office/word/2010/wordprocessingInk" xmlns:wne="http://schemas.microsoft.com/office/word/2006/wordml" xmlns:wps="http://schemas.microsoft.com/office/word/2010/wordprocessingShape" mc:Ignorable="w14 w15 wp14">
   <w:p>
     <w:pPr>
       <w:pStyle w:val="a4"/>
@@ -29164,7 +27579,7 @@
 </file>
 
 <file path=word/header3.xml><?xml version="1.0" encoding="utf-8"?>
-<w:hdr xmlns:wpc="http://schemas.microsoft.com/office/word/2010/wordprocessingCanvas" xmlns:cx="http://schemas.microsoft.com/office/drawing/2014/chartex" xmlns:cx1="http://schemas.microsoft.com/office/drawing/2015/9/8/chartex" xmlns:cx2="http://schemas.microsoft.com/office/drawing/2015/10/21/chartex" xmlns:cx3="http://schemas.microsoft.com/office/drawing/2016/5/9/chartex" xmlns:cx4="http://schemas.microsoft.com/office/drawing/2016/5/10/chartex" xmlns:cx5="http://schemas.microsoft.com/office/drawing/2016/5/11/chartex" xmlns:cx6="http://schemas.microsoft.com/office/drawing/2016/5/12/chartex" xmlns:cx7="http://schemas.microsoft.com/office/drawing/2016/5/13/chartex" xmlns:cx8="http://schemas.microsoft.com/office/drawing/2016/5/14/chartex" xmlns:mc="http://schemas.openxmlformats.org/markup-compatibility/2006" xmlns:aink="http://schemas.microsoft.com/office/drawing/2016/ink" xmlns:am3d="http://schemas.microsoft.com/office/drawing/2017/model3d" xmlns:o="urn:schemas-microsoft-com:office:office" xmlns:oel="http://schemas.microsoft.com/office/2019/extlst" xmlns:r="http://schemas.openxmlformats.org/officeDocument/2006/relationships" xmlns:m="http://schemas.openxmlformats.org/officeDocument/2006/math" xmlns:v="urn:schemas-microsoft-com:vml" xmlns:wp14="http://schemas.microsoft.com/office/word/2010/wordprocessingDrawing" xmlns:wp="http://schemas.openxmlformats.org/drawingml/2006/wordprocessingDrawing" xmlns:w10="urn:schemas-microsoft-com:office:word" xmlns:w="http://schemas.openxmlformats.org/wordprocessingml/2006/main" xmlns:w14="http://schemas.microsoft.com/office/word/2010/wordml" xmlns:w15="http://schemas.microsoft.com/office/word/2012/wordml" xmlns:w16cex="http://schemas.microsoft.com/office/word/2018/wordml/cex" xmlns:w16cid="http://schemas.microsoft.com/office/word/2016/wordml/cid" xmlns:w16="http://schemas.microsoft.com/office/word/2018/wordml" xmlns:w16sdtdh="http://schemas.microsoft.com/office/word/2020/wordml/sdtdatahash" xmlns:w16se="http://schemas.microsoft.com/office/word/2015/wordml/symex" xmlns:wpg="http://schemas.microsoft.com/office/word/2010/wordprocessingGroup" xmlns:wpi="http://schemas.microsoft.com/office/word/2010/wordprocessingInk" xmlns:wne="http://schemas.microsoft.com/office/word/2006/wordml" xmlns:wps="http://schemas.microsoft.com/office/word/2010/wordprocessingShape" mc:Ignorable="w14 w15 w16se w16cid w16 w16cex w16sdtdh wp14">
+<w:hdr xmlns:wpc="http://schemas.microsoft.com/office/word/2010/wordprocessingCanvas" xmlns:mc="http://schemas.openxmlformats.org/markup-compatibility/2006" xmlns:o="urn:schemas-microsoft-com:office:office" xmlns:r="http://schemas.openxmlformats.org/officeDocument/2006/relationships" xmlns:m="http://schemas.openxmlformats.org/officeDocument/2006/math" xmlns:v="urn:schemas-microsoft-com:vml" xmlns:wp14="http://schemas.microsoft.com/office/word/2010/wordprocessingDrawing" xmlns:wp="http://schemas.openxmlformats.org/drawingml/2006/wordprocessingDrawing" xmlns:w10="urn:schemas-microsoft-com:office:word" xmlns:w="http://schemas.openxmlformats.org/wordprocessingml/2006/main" xmlns:w14="http://schemas.microsoft.com/office/word/2010/wordml" xmlns:w15="http://schemas.microsoft.com/office/word/2012/wordml" xmlns:wpg="http://schemas.microsoft.com/office/word/2010/wordprocessingGroup" xmlns:wpi="http://schemas.microsoft.com/office/word/2010/wordprocessingInk" xmlns:wne="http://schemas.microsoft.com/office/word/2006/wordml" xmlns:wps="http://schemas.microsoft.com/office/word/2010/wordprocessingShape" mc:Ignorable="w14 w15 wp14">
   <w:p>
     <w:pPr>
       <w:pStyle w:val="a4"/>
@@ -29622,7 +28037,7 @@
 </file>
 
 <file path=word/header4.xml><?xml version="1.0" encoding="utf-8"?>
-<w:hdr xmlns:wpc="http://schemas.microsoft.com/office/word/2010/wordprocessingCanvas" xmlns:cx="http://schemas.microsoft.com/office/drawing/2014/chartex" xmlns:cx1="http://schemas.microsoft.com/office/drawing/2015/9/8/chartex" xmlns:cx2="http://schemas.microsoft.com/office/drawing/2015/10/21/chartex" xmlns:cx3="http://schemas.microsoft.com/office/drawing/2016/5/9/chartex" xmlns:cx4="http://schemas.microsoft.com/office/drawing/2016/5/10/chartex" xmlns:cx5="http://schemas.microsoft.com/office/drawing/2016/5/11/chartex" xmlns:cx6="http://schemas.microsoft.com/office/drawing/2016/5/12/chartex" xmlns:cx7="http://schemas.microsoft.com/office/drawing/2016/5/13/chartex" xmlns:cx8="http://schemas.microsoft.com/office/drawing/2016/5/14/chartex" xmlns:mc="http://schemas.openxmlformats.org/markup-compatibility/2006" xmlns:aink="http://schemas.microsoft.com/office/drawing/2016/ink" xmlns:am3d="http://schemas.microsoft.com/office/drawing/2017/model3d" xmlns:o="urn:schemas-microsoft-com:office:office" xmlns:oel="http://schemas.microsoft.com/office/2019/extlst" xmlns:r="http://schemas.openxmlformats.org/officeDocument/2006/relationships" xmlns:m="http://schemas.openxmlformats.org/officeDocument/2006/math" xmlns:v="urn:schemas-microsoft-com:vml" xmlns:wp14="http://schemas.microsoft.com/office/word/2010/wordprocessingDrawing" xmlns:wp="http://schemas.openxmlformats.org/drawingml/2006/wordprocessingDrawing" xmlns:w10="urn:schemas-microsoft-com:office:word" xmlns:w="http://schemas.openxmlformats.org/wordprocessingml/2006/main" xmlns:w14="http://schemas.microsoft.com/office/word/2010/wordml" xmlns:w15="http://schemas.microsoft.com/office/word/2012/wordml" xmlns:w16cex="http://schemas.microsoft.com/office/word/2018/wordml/cex" xmlns:w16cid="http://schemas.microsoft.com/office/word/2016/wordml/cid" xmlns:w16="http://schemas.microsoft.com/office/word/2018/wordml" xmlns:w16sdtdh="http://schemas.microsoft.com/office/word/2020/wordml/sdtdatahash" xmlns:w16se="http://schemas.microsoft.com/office/word/2015/wordml/symex" xmlns:wpg="http://schemas.microsoft.com/office/word/2010/wordprocessingGroup" xmlns:wpi="http://schemas.microsoft.com/office/word/2010/wordprocessingInk" xmlns:wne="http://schemas.microsoft.com/office/word/2006/wordml" xmlns:wps="http://schemas.microsoft.com/office/word/2010/wordprocessingShape" mc:Ignorable="w14 w15 w16se w16cid w16 w16cex w16sdtdh wp14">
+<w:hdr xmlns:wpc="http://schemas.microsoft.com/office/word/2010/wordprocessingCanvas" xmlns:mc="http://schemas.openxmlformats.org/markup-compatibility/2006" xmlns:o="urn:schemas-microsoft-com:office:office" xmlns:r="http://schemas.openxmlformats.org/officeDocument/2006/relationships" xmlns:m="http://schemas.openxmlformats.org/officeDocument/2006/math" xmlns:v="urn:schemas-microsoft-com:vml" xmlns:wp14="http://schemas.microsoft.com/office/word/2010/wordprocessingDrawing" xmlns:wp="http://schemas.openxmlformats.org/drawingml/2006/wordprocessingDrawing" xmlns:w10="urn:schemas-microsoft-com:office:word" xmlns:w="http://schemas.openxmlformats.org/wordprocessingml/2006/main" xmlns:w14="http://schemas.microsoft.com/office/word/2010/wordml" xmlns:w15="http://schemas.microsoft.com/office/word/2012/wordml" xmlns:wpg="http://schemas.microsoft.com/office/word/2010/wordprocessingGroup" xmlns:wpi="http://schemas.microsoft.com/office/word/2010/wordprocessingInk" xmlns:wne="http://schemas.microsoft.com/office/word/2006/wordml" xmlns:wps="http://schemas.microsoft.com/office/word/2010/wordprocessingShape" mc:Ignorable="w14 w15 wp14">
   <w:p>
     <w:pPr>
       <w:pStyle w:val="a4"/>
@@ -29694,7 +28109,7 @@
         <w:b/>
         <w:noProof/>
       </w:rPr>
-      <w:t>2622</w:t>
+      <w:t>2623</w:t>
     </w:r>
     <w:r>
       <w:rPr>
@@ -29789,7 +28204,7 @@
         <w:b/>
         <w:noProof/>
       </w:rPr>
-      <w:t>05</w:t>
+      <w:t>06</w:t>
     </w:r>
     <w:r>
       <w:rPr>
@@ -29831,7 +28246,7 @@
         <w:b/>
         <w:noProof/>
       </w:rPr>
-      <w:t>31</w:t>
+      <w:t>07</w:t>
     </w:r>
     <w:r>
       <w:rPr>
@@ -29903,7 +28318,7 @@
         <w:b/>
         <w:noProof/>
       </w:rPr>
-      <w:t>2622</w:t>
+      <w:t>2623</w:t>
     </w:r>
     <w:r>
       <w:rPr>
@@ -29998,7 +28413,7 @@
         <w:b/>
         <w:noProof/>
       </w:rPr>
-      <w:t>05</w:t>
+      <w:t>06</w:t>
     </w:r>
     <w:r>
       <w:rPr>
@@ -30040,7 +28455,7 @@
         <w:b/>
         <w:noProof/>
       </w:rPr>
-      <w:t>31</w:t>
+      <w:t>07</w:t>
     </w:r>
     <w:r>
       <w:rPr>
@@ -30080,7 +28495,7 @@
 </file>
 
 <file path=word/numbering.xml><?xml version="1.0" encoding="utf-8"?>
-<w:numbering xmlns:wpc="http://schemas.microsoft.com/office/word/2010/wordprocessingCanvas" xmlns:cx="http://schemas.microsoft.com/office/drawing/2014/chartex" xmlns:cx1="http://schemas.microsoft.com/office/drawing/2015/9/8/chartex" xmlns:cx2="http://schemas.microsoft.com/office/drawing/2015/10/21/chartex" xmlns:cx3="http://schemas.microsoft.com/office/drawing/2016/5/9/chartex" xmlns:cx4="http://schemas.microsoft.com/office/drawing/2016/5/10/chartex" xmlns:cx5="http://schemas.microsoft.com/office/drawing/2016/5/11/chartex" xmlns:cx6="http://schemas.microsoft.com/office/drawing/2016/5/12/chartex" xmlns:cx7="http://schemas.microsoft.com/office/drawing/2016/5/13/chartex" xmlns:cx8="http://schemas.microsoft.com/office/drawing/2016/5/14/chartex" xmlns:mc="http://schemas.openxmlformats.org/markup-compatibility/2006" xmlns:aink="http://schemas.microsoft.com/office/drawing/2016/ink" xmlns:am3d="http://schemas.microsoft.com/office/drawing/2017/model3d" xmlns:o="urn:schemas-microsoft-com:office:office" xmlns:oel="http://schemas.microsoft.com/office/2019/extlst" xmlns:r="http://schemas.openxmlformats.org/officeDocument/2006/relationships" xmlns:m="http://schemas.openxmlformats.org/officeDocument/2006/math" xmlns:v="urn:schemas-microsoft-com:vml" xmlns:wp14="http://schemas.microsoft.com/office/word/2010/wordprocessingDrawing" xmlns:wp="http://schemas.openxmlformats.org/drawingml/2006/wordprocessingDrawing" xmlns:w10="urn:schemas-microsoft-com:office:word" xmlns:w="http://schemas.openxmlformats.org/wordprocessingml/2006/main" xmlns:w14="http://schemas.microsoft.com/office/word/2010/wordml" xmlns:w15="http://schemas.microsoft.com/office/word/2012/wordml" xmlns:w16cex="http://schemas.microsoft.com/office/word/2018/wordml/cex" xmlns:w16cid="http://schemas.microsoft.com/office/word/2016/wordml/cid" xmlns:w16="http://schemas.microsoft.com/office/word/2018/wordml" xmlns:w16sdtdh="http://schemas.microsoft.com/office/word/2020/wordml/sdtdatahash" xmlns:w16se="http://schemas.microsoft.com/office/word/2015/wordml/symex" xmlns:wpg="http://schemas.microsoft.com/office/word/2010/wordprocessingGroup" xmlns:wpi="http://schemas.microsoft.com/office/word/2010/wordprocessingInk" xmlns:wne="http://schemas.microsoft.com/office/word/2006/wordml" xmlns:wps="http://schemas.microsoft.com/office/word/2010/wordprocessingShape" mc:Ignorable="w14 w15 w16se w16cid w16 w16cex w16sdtdh wp14">
+<w:numbering xmlns:wpc="http://schemas.microsoft.com/office/word/2010/wordprocessingCanvas" xmlns:mc="http://schemas.openxmlformats.org/markup-compatibility/2006" xmlns:o="urn:schemas-microsoft-com:office:office" xmlns:r="http://schemas.openxmlformats.org/officeDocument/2006/relationships" xmlns:m="http://schemas.openxmlformats.org/officeDocument/2006/math" xmlns:v="urn:schemas-microsoft-com:vml" xmlns:wp14="http://schemas.microsoft.com/office/word/2010/wordprocessingDrawing" xmlns:wp="http://schemas.openxmlformats.org/drawingml/2006/wordprocessingDrawing" xmlns:w10="urn:schemas-microsoft-com:office:word" xmlns:w="http://schemas.openxmlformats.org/wordprocessingml/2006/main" xmlns:w14="http://schemas.microsoft.com/office/word/2010/wordml" xmlns:w15="http://schemas.microsoft.com/office/word/2012/wordml" xmlns:wpg="http://schemas.microsoft.com/office/word/2010/wordprocessingGroup" xmlns:wpi="http://schemas.microsoft.com/office/word/2010/wordprocessingInk" xmlns:wne="http://schemas.microsoft.com/office/word/2006/wordml" xmlns:wps="http://schemas.microsoft.com/office/word/2010/wordprocessingShape" mc:Ignorable="w14 w15 wp14">
   <w:abstractNum w:abstractNumId="0" w15:restartNumberingAfterBreak="0">
     <w:nsid w:val="0397573A"/>
     <w:multiLevelType w:val="hybridMultilevel"/>
@@ -31772,68 +30187,68 @@
       </w:pPr>
     </w:lvl>
   </w:abstractNum>
-  <w:num w:numId="1" w16cid:durableId="1692561607">
+  <w:num w:numId="1">
     <w:abstractNumId w:val="18"/>
   </w:num>
-  <w:num w:numId="2" w16cid:durableId="306205311">
+  <w:num w:numId="2">
     <w:abstractNumId w:val="5"/>
   </w:num>
-  <w:num w:numId="3" w16cid:durableId="994921306">
+  <w:num w:numId="3">
     <w:abstractNumId w:val="9"/>
   </w:num>
-  <w:num w:numId="4" w16cid:durableId="1079449055">
+  <w:num w:numId="4">
     <w:abstractNumId w:val="3"/>
   </w:num>
-  <w:num w:numId="5" w16cid:durableId="56058067">
+  <w:num w:numId="5">
     <w:abstractNumId w:val="10"/>
   </w:num>
-  <w:num w:numId="6" w16cid:durableId="496730011">
+  <w:num w:numId="6">
     <w:abstractNumId w:val="17"/>
   </w:num>
-  <w:num w:numId="7" w16cid:durableId="427039602">
+  <w:num w:numId="7">
     <w:abstractNumId w:val="16"/>
   </w:num>
-  <w:num w:numId="8" w16cid:durableId="937832852">
+  <w:num w:numId="8">
     <w:abstractNumId w:val="8"/>
   </w:num>
-  <w:num w:numId="9" w16cid:durableId="422460528">
+  <w:num w:numId="9">
     <w:abstractNumId w:val="14"/>
   </w:num>
-  <w:num w:numId="10" w16cid:durableId="399714900">
+  <w:num w:numId="10">
     <w:abstractNumId w:val="4"/>
   </w:num>
-  <w:num w:numId="11" w16cid:durableId="965235783">
+  <w:num w:numId="11">
     <w:abstractNumId w:val="11"/>
   </w:num>
-  <w:num w:numId="12" w16cid:durableId="2032145159">
+  <w:num w:numId="12">
     <w:abstractNumId w:val="2"/>
   </w:num>
-  <w:num w:numId="13" w16cid:durableId="479344151">
+  <w:num w:numId="13">
     <w:abstractNumId w:val="12"/>
   </w:num>
-  <w:num w:numId="14" w16cid:durableId="1138184894">
+  <w:num w:numId="14">
     <w:abstractNumId w:val="13"/>
   </w:num>
-  <w:num w:numId="15" w16cid:durableId="1814642336">
+  <w:num w:numId="15">
     <w:abstractNumId w:val="1"/>
   </w:num>
-  <w:num w:numId="16" w16cid:durableId="1839152742">
+  <w:num w:numId="16">
     <w:abstractNumId w:val="0"/>
   </w:num>
-  <w:num w:numId="17" w16cid:durableId="1374231599">
+  <w:num w:numId="17">
     <w:abstractNumId w:val="15"/>
   </w:num>
-  <w:num w:numId="18" w16cid:durableId="287929225">
+  <w:num w:numId="18">
     <w:abstractNumId w:val="7"/>
   </w:num>
-  <w:num w:numId="19" w16cid:durableId="1132164795">
+  <w:num w:numId="19">
     <w:abstractNumId w:val="6"/>
   </w:num>
 </w:numbering>
 </file>
 
 <file path=word/styles.xml><?xml version="1.0" encoding="utf-8"?>
-<w:styles xmlns:mc="http://schemas.openxmlformats.org/markup-compatibility/2006" xmlns:r="http://schemas.openxmlformats.org/officeDocument/2006/relationships" xmlns:w="http://schemas.openxmlformats.org/wordprocessingml/2006/main" xmlns:w14="http://schemas.microsoft.com/office/word/2010/wordml" xmlns:w15="http://schemas.microsoft.com/office/word/2012/wordml" xmlns:w16cex="http://schemas.microsoft.com/office/word/2018/wordml/cex" xmlns:w16cid="http://schemas.microsoft.com/office/word/2016/wordml/cid" xmlns:w16="http://schemas.microsoft.com/office/word/2018/wordml" xmlns:w16sdtdh="http://schemas.microsoft.com/office/word/2020/wordml/sdtdatahash" xmlns:w16se="http://schemas.microsoft.com/office/word/2015/wordml/symex" mc:Ignorable="w14 w15 w16se w16cid w16 w16cex w16sdtdh">
+<w:styles xmlns:mc="http://schemas.openxmlformats.org/markup-compatibility/2006" xmlns:r="http://schemas.openxmlformats.org/officeDocument/2006/relationships" xmlns:w="http://schemas.openxmlformats.org/wordprocessingml/2006/main" xmlns:w14="http://schemas.microsoft.com/office/word/2010/wordml" xmlns:w15="http://schemas.microsoft.com/office/word/2012/wordml" mc:Ignorable="w14 w15">
   <w:docDefaults>
     <w:rPrDefault>
       <w:rPr>
@@ -31846,7 +30261,7 @@
     </w:rPrDefault>
     <w:pPrDefault/>
   </w:docDefaults>
-  <w:latentStyles w:defLockedState="0" w:defUIPriority="99" w:defSemiHidden="0" w:defUnhideWhenUsed="0" w:defQFormat="0" w:count="376">
+  <w:latentStyles w:defLockedState="0" w:defUIPriority="99" w:defSemiHidden="0" w:defUnhideWhenUsed="0" w:defQFormat="0" w:count="371">
     <w:lsdException w:name="Normal" w:uiPriority="0" w:qFormat="1"/>
     <w:lsdException w:name="heading 1" w:uiPriority="9" w:qFormat="1"/>
     <w:lsdException w:name="heading 2" w:semiHidden="1" w:uiPriority="9" w:unhideWhenUsed="1" w:qFormat="1"/>
@@ -32218,11 +30633,6 @@
     <w:lsdException w:name="List Table 5 Dark Accent 6" w:uiPriority="50"/>
     <w:lsdException w:name="List Table 6 Colorful Accent 6" w:uiPriority="51"/>
     <w:lsdException w:name="List Table 7 Colorful Accent 6" w:uiPriority="52"/>
-    <w:lsdException w:name="Mention" w:semiHidden="1" w:unhideWhenUsed="1"/>
-    <w:lsdException w:name="Smart Hyperlink" w:semiHidden="1" w:unhideWhenUsed="1"/>
-    <w:lsdException w:name="Hashtag" w:semiHidden="1" w:unhideWhenUsed="1"/>
-    <w:lsdException w:name="Unresolved Mention" w:semiHidden="1" w:unhideWhenUsed="1"/>
-    <w:lsdException w:name="Smart Link" w:semiHidden="1" w:unhideWhenUsed="1"/>
   </w:latentStyles>
   <w:style w:type="paragraph" w:default="1" w:styleId="a">
     <w:name w:val="Normal"/>
@@ -32878,7 +31288,7 @@
 </file>
 
 <file path=customXml/itemProps1.xml><?xml version="1.0" encoding="utf-8"?>
-<ds:datastoreItem xmlns:ds="http://schemas.openxmlformats.org/officeDocument/2006/customXml" ds:itemID="{409AA50D-50F4-4DE5-8FC8-D6FA7C7DF2A5}">
+<ds:datastoreItem xmlns:ds="http://schemas.openxmlformats.org/officeDocument/2006/customXml" ds:itemID="{9F6BBEBF-E8BD-4E0C-A410-70248A3C7E26}">
   <ds:schemaRefs>
     <ds:schemaRef ds:uri="http://schemas.openxmlformats.org/officeDocument/2006/bibliography"/>
   </ds:schemaRefs>

--- a/新泰週報20260607[2623]B4F.docx
+++ b/新泰週報20260607[2623]B4F.docx
@@ -1779,16 +1779,7 @@
                 <w:sz w:val="26"/>
                 <w:szCs w:val="26"/>
               </w:rPr>
-              <w:t>2</w:t>
-            </w:r>
-            <w:r>
-              <w:rPr>
-                <w:rFonts w:ascii="Barlow Condensed Medium" w:eastAsia="華康細黑體" w:hAnsi="Barlow Condensed Medium" w:hint="eastAsia"/>
-                <w:w w:val="90"/>
-                <w:sz w:val="26"/>
-                <w:szCs w:val="26"/>
-              </w:rPr>
-              <w:t>.</w:t>
+              <w:t>2.</w:t>
             </w:r>
           </w:p>
         </w:tc>
@@ -1843,18 +1834,7 @@
                 <w:sz w:val="26"/>
                 <w:szCs w:val="26"/>
               </w:rPr>
-              <w:t>時</w:t>
-            </w:r>
-            <w:bookmarkStart w:id="6" w:name="_GoBack"/>
-            <w:bookmarkEnd w:id="6"/>
-            <w:r>
-              <w:rPr>
-                <w:rFonts w:ascii="Barlow Condensed Medium" w:eastAsia="標楷體" w:hAnsi="Barlow Condensed Medium" w:cs="Segoe UI Symbol" w:hint="eastAsia"/>
-                <w:w w:val="90"/>
-                <w:sz w:val="26"/>
-                <w:szCs w:val="26"/>
-              </w:rPr>
-              <w:t>在禮拜堂教室召開定期長執會和小會，請長執撥冗出席</w:t>
+              <w:t>時在禮拜堂教室召開定期長執會和小會，請長執撥冗出席</w:t>
             </w:r>
             <w:r>
               <w:rPr>
@@ -15343,7 +15323,7 @@
           </mc:Choice>
           <mc:Fallback>
             <w:pict>
-              <v:line w14:anchorId="3BB20112" id="直線接點 2" o:spid="_x0000_s1026" style="position:absolute;z-index:251653120;visibility:visible;mso-wrap-style:square;mso-height-percent:0;mso-wrap-distance-left:9pt;mso-wrap-distance-top:0;mso-wrap-distance-right:9pt;mso-wrap-distance-bottom:0;mso-position-horizontal:absolute;mso-position-horizontal-relative:page;mso-position-vertical:absolute;mso-position-vertical-relative:page;mso-height-percent:0;mso-height-relative:margin" from="687.75pt,19.85pt" to="687.75pt,709.8pt" o:gfxdata="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" strokecolor="black [3213]" strokeweight=".5pt">
+              <v:line w14:anchorId="5F9581E9" id="直線接點 2" o:spid="_x0000_s1026" style="position:absolute;z-index:251653120;visibility:visible;mso-wrap-style:square;mso-height-percent:0;mso-wrap-distance-left:9pt;mso-wrap-distance-top:0;mso-wrap-distance-right:9pt;mso-wrap-distance-bottom:0;mso-position-horizontal:absolute;mso-position-horizontal-relative:page;mso-position-vertical:absolute;mso-position-vertical-relative:page;mso-height-percent:0;mso-height-relative:margin" from="687.75pt,19.85pt" to="687.75pt,709.8pt" o:gfxdata="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" strokecolor="black [3213]" strokeweight=".5pt">
                 <v:stroke dashstyle="3 1" joinstyle="miter"/>
                 <w10:wrap anchorx="page" anchory="page"/>
               </v:line>
@@ -17144,6 +17124,15 @@
                 <w:w w:val="80"/>
               </w:rPr>
             </w:pPr>
+            <w:r>
+              <w:rPr>
+                <w:rFonts w:ascii="Barlow Condensed Medium" w:eastAsia="標楷體" w:hAnsi="Barlow Condensed Medium" w:cstheme="minorHAnsi" w:hint="eastAsia"/>
+                <w:w w:val="80"/>
+              </w:rPr>
+              <w:t>9</w:t>
+            </w:r>
+            <w:bookmarkStart w:id="6" w:name="_GoBack"/>
+            <w:bookmarkEnd w:id="6"/>
           </w:p>
         </w:tc>
         <w:tc>
@@ -25796,7 +25785,7 @@
           </mc:Choice>
           <mc:Fallback>
             <w:pict>
-              <v:line w14:anchorId="77F91BEE" id="直線接點 6" o:spid="_x0000_s1026" style="position:absolute;z-index:251665408;visibility:visible;mso-wrap-style:square;mso-width-percent:0;mso-height-percent:0;mso-wrap-distance-left:9pt;mso-wrap-distance-top:0;mso-wrap-distance-right:9pt;mso-wrap-distance-bottom:0;mso-position-horizontal:absolute;mso-position-horizontal-relative:page;mso-position-vertical:absolute;mso-position-vertical-relative:page;mso-width-percent:0;mso-height-percent:0;mso-width-relative:margin;mso-height-relative:margin" from="343.9pt,19.85pt" to="345.05pt,710.95pt" o:gfxdata="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" strokecolor="black [3213]" strokeweight=".5pt">
+              <v:line w14:anchorId="0462E282" id="直線接點 6" o:spid="_x0000_s1026" style="position:absolute;z-index:251665408;visibility:visible;mso-wrap-style:square;mso-width-percent:0;mso-height-percent:0;mso-wrap-distance-left:9pt;mso-wrap-distance-top:0;mso-wrap-distance-right:9pt;mso-wrap-distance-bottom:0;mso-position-horizontal:absolute;mso-position-horizontal-relative:page;mso-position-vertical:absolute;mso-position-vertical-relative:page;mso-width-percent:0;mso-height-percent:0;mso-width-relative:margin;mso-height-relative:margin" from="343.9pt,19.85pt" to="345.05pt,710.95pt" o:gfxdata="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" strokecolor="black [3213]" strokeweight=".5pt">
                 <v:stroke dashstyle="3 1" joinstyle="miter"/>
                 <w10:wrap anchorx="page" anchory="page"/>
               </v:line>
@@ -25874,7 +25863,7 @@
           </mc:Choice>
           <mc:Fallback>
             <w:pict>
-              <v:line w14:anchorId="67CAFB7B" id="直線接點 4" o:spid="_x0000_s1026" style="position:absolute;z-index:251661312;visibility:visible;mso-wrap-style:square;mso-width-percent:0;mso-height-percent:0;mso-wrap-distance-left:9pt;mso-wrap-distance-top:0;mso-wrap-distance-right:9pt;mso-wrap-distance-bottom:0;mso-position-horizontal:absolute;mso-position-horizontal-relative:page;mso-position-vertical:absolute;mso-position-vertical-relative:page;mso-width-percent:0;mso-height-percent:0;mso-width-relative:margin;mso-height-relative:margin" from="343.9pt,19.85pt" to="345.05pt,710.95pt" o:gfxdata="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" strokecolor="black [3213]" strokeweight=".5pt">
+              <v:line w14:anchorId="1B35E8F1" id="直線接點 4" o:spid="_x0000_s1026" style="position:absolute;z-index:251661312;visibility:visible;mso-wrap-style:square;mso-width-percent:0;mso-height-percent:0;mso-wrap-distance-left:9pt;mso-wrap-distance-top:0;mso-wrap-distance-right:9pt;mso-wrap-distance-bottom:0;mso-position-horizontal:absolute;mso-position-horizontal-relative:page;mso-position-vertical:absolute;mso-position-vertical-relative:page;mso-width-percent:0;mso-height-percent:0;mso-width-relative:margin;mso-height-relative:margin" from="343.9pt,19.85pt" to="345.05pt,710.95pt" o:gfxdata="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" strokecolor="black [3213]" strokeweight=".5pt">
                 <v:stroke dashstyle="3 1" joinstyle="miter"/>
                 <w10:wrap anchorx="page" anchory="page"/>
               </v:line>
@@ -31288,7 +31277,7 @@
 </file>
 
 <file path=customXml/itemProps1.xml><?xml version="1.0" encoding="utf-8"?>
-<ds:datastoreItem xmlns:ds="http://schemas.openxmlformats.org/officeDocument/2006/customXml" ds:itemID="{9F6BBEBF-E8BD-4E0C-A410-70248A3C7E26}">
+<ds:datastoreItem xmlns:ds="http://schemas.openxmlformats.org/officeDocument/2006/customXml" ds:itemID="{BC63D480-3A71-4C88-B734-86C75F7AD3CD}">
   <ds:schemaRefs>
     <ds:schemaRef ds:uri="http://schemas.openxmlformats.org/officeDocument/2006/bibliography"/>
   </ds:schemaRefs>

--- a/新泰週報20260607[2623]B4F.docx
+++ b/新泰週報20260607[2623]B4F.docx
@@ -15323,7 +15323,7 @@
           </mc:Choice>
           <mc:Fallback>
             <w:pict>
-              <v:line w14:anchorId="5F9581E9" id="直線接點 2" o:spid="_x0000_s1026" style="position:absolute;z-index:251653120;visibility:visible;mso-wrap-style:square;mso-height-percent:0;mso-wrap-distance-left:9pt;mso-wrap-distance-top:0;mso-wrap-distance-right:9pt;mso-wrap-distance-bottom:0;mso-position-horizontal:absolute;mso-position-horizontal-relative:page;mso-position-vertical:absolute;mso-position-vertical-relative:page;mso-height-percent:0;mso-height-relative:margin" from="687.75pt,19.85pt" to="687.75pt,709.8pt" o:gfxdata="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" strokecolor="black [3213]" strokeweight=".5pt">
+              <v:line w14:anchorId="714E2F72" id="直線接點 2" o:spid="_x0000_s1026" style="position:absolute;z-index:251653120;visibility:visible;mso-wrap-style:square;mso-height-percent:0;mso-wrap-distance-left:9pt;mso-wrap-distance-top:0;mso-wrap-distance-right:9pt;mso-wrap-distance-bottom:0;mso-position-horizontal:absolute;mso-position-horizontal-relative:page;mso-position-vertical:absolute;mso-position-vertical-relative:page;mso-height-percent:0;mso-height-relative:margin" from="687.75pt,19.85pt" to="687.75pt,709.8pt" o:gfxdata="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" strokecolor="black [3213]" strokeweight=".5pt">
                 <v:stroke dashstyle="3 1" joinstyle="miter"/>
                 <w10:wrap anchorx="page" anchory="page"/>
               </v:line>
@@ -17131,8 +17131,6 @@
               </w:rPr>
               <w:t>9</w:t>
             </w:r>
-            <w:bookmarkStart w:id="6" w:name="_GoBack"/>
-            <w:bookmarkEnd w:id="6"/>
           </w:p>
         </w:tc>
         <w:tc>
@@ -20434,6 +20432,15 @@
                 <w:w w:val="80"/>
               </w:rPr>
             </w:pPr>
+            <w:r>
+              <w:rPr>
+                <w:rFonts w:ascii="Barlow Condensed Medium" w:eastAsia="標楷體" w:hAnsi="Barlow Condensed Medium" w:cstheme="minorHAnsi" w:hint="eastAsia"/>
+                <w:w w:val="80"/>
+              </w:rPr>
+              <w:t>2</w:t>
+            </w:r>
+            <w:bookmarkStart w:id="6" w:name="_GoBack"/>
+            <w:bookmarkEnd w:id="6"/>
           </w:p>
         </w:tc>
         <w:tc>
@@ -25785,7 +25792,7 @@
           </mc:Choice>
           <mc:Fallback>
             <w:pict>
-              <v:line w14:anchorId="0462E282" id="直線接點 6" o:spid="_x0000_s1026" style="position:absolute;z-index:251665408;visibility:visible;mso-wrap-style:square;mso-width-percent:0;mso-height-percent:0;mso-wrap-distance-left:9pt;mso-wrap-distance-top:0;mso-wrap-distance-right:9pt;mso-wrap-distance-bottom:0;mso-position-horizontal:absolute;mso-position-horizontal-relative:page;mso-position-vertical:absolute;mso-position-vertical-relative:page;mso-width-percent:0;mso-height-percent:0;mso-width-relative:margin;mso-height-relative:margin" from="343.9pt,19.85pt" to="345.05pt,710.95pt" o:gfxdata="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" strokecolor="black [3213]" strokeweight=".5pt">
+              <v:line w14:anchorId="30AE324D" id="直線接點 6" o:spid="_x0000_s1026" style="position:absolute;z-index:251665408;visibility:visible;mso-wrap-style:square;mso-width-percent:0;mso-height-percent:0;mso-wrap-distance-left:9pt;mso-wrap-distance-top:0;mso-wrap-distance-right:9pt;mso-wrap-distance-bottom:0;mso-position-horizontal:absolute;mso-position-horizontal-relative:page;mso-position-vertical:absolute;mso-position-vertical-relative:page;mso-width-percent:0;mso-height-percent:0;mso-width-relative:margin;mso-height-relative:margin" from="343.9pt,19.85pt" to="345.05pt,710.95pt" o:gfxdata="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" strokecolor="black [3213]" strokeweight=".5pt">
                 <v:stroke dashstyle="3 1" joinstyle="miter"/>
                 <w10:wrap anchorx="page" anchory="page"/>
               </v:line>
@@ -25863,7 +25870,7 @@
           </mc:Choice>
           <mc:Fallback>
             <w:pict>
-              <v:line w14:anchorId="1B35E8F1" id="直線接點 4" o:spid="_x0000_s1026" style="position:absolute;z-index:251661312;visibility:visible;mso-wrap-style:square;mso-width-percent:0;mso-height-percent:0;mso-wrap-distance-left:9pt;mso-wrap-distance-top:0;mso-wrap-distance-right:9pt;mso-wrap-distance-bottom:0;mso-position-horizontal:absolute;mso-position-horizontal-relative:page;mso-position-vertical:absolute;mso-position-vertical-relative:page;mso-width-percent:0;mso-height-percent:0;mso-width-relative:margin;mso-height-relative:margin" from="343.9pt,19.85pt" to="345.05pt,710.95pt" o:gfxdata="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" strokecolor="black [3213]" strokeweight=".5pt">
+              <v:line w14:anchorId="32FB1F9F" id="直線接點 4" o:spid="_x0000_s1026" style="position:absolute;z-index:251661312;visibility:visible;mso-wrap-style:square;mso-width-percent:0;mso-height-percent:0;mso-wrap-distance-left:9pt;mso-wrap-distance-top:0;mso-wrap-distance-right:9pt;mso-wrap-distance-bottom:0;mso-position-horizontal:absolute;mso-position-horizontal-relative:page;mso-position-vertical:absolute;mso-position-vertical-relative:page;mso-width-percent:0;mso-height-percent:0;mso-width-relative:margin;mso-height-relative:margin" from="343.9pt,19.85pt" to="345.05pt,710.95pt" o:gfxdata="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" strokecolor="black [3213]" strokeweight=".5pt">
                 <v:stroke dashstyle="3 1" joinstyle="miter"/>
                 <w10:wrap anchorx="page" anchory="page"/>
               </v:line>
@@ -31277,7 +31284,7 @@
 </file>
 
 <file path=customXml/itemProps1.xml><?xml version="1.0" encoding="utf-8"?>
-<ds:datastoreItem xmlns:ds="http://schemas.openxmlformats.org/officeDocument/2006/customXml" ds:itemID="{BC63D480-3A71-4C88-B734-86C75F7AD3CD}">
+<ds:datastoreItem xmlns:ds="http://schemas.openxmlformats.org/officeDocument/2006/customXml" ds:itemID="{8C16F86D-494D-4E0C-A18D-9B316EC8396E}">
   <ds:schemaRefs>
     <ds:schemaRef ds:uri="http://schemas.openxmlformats.org/officeDocument/2006/bibliography"/>
   </ds:schemaRefs>
